--- a/Essays/Opportunity_is_not_capability.docx
+++ b/Essays/Opportunity_is_not_capability.docx
@@ -1,6 +1,6 @@
 
 <file path=word/document.xml><?xml version="1.0" encoding="utf-8"?>
-<w:document xmlns:wpc="http://schemas.microsoft.com/office/word/2010/wordprocessingCanvas" xmlns:cx="http://schemas.microsoft.com/office/drawing/2014/chartex" xmlns:cx1="http://schemas.microsoft.com/office/drawing/2015/9/8/chartex" xmlns:cx2="http://schemas.microsoft.com/office/drawing/2015/10/21/chartex" xmlns:cx3="http://schemas.microsoft.com/office/drawing/2016/5/9/chartex" xmlns:cx4="http://schemas.microsoft.com/office/drawing/2016/5/10/chartex" xmlns:cx5="http://schemas.microsoft.com/office/drawing/2016/5/11/chartex" xmlns:cx6="http://schemas.microsoft.com/office/drawing/2016/5/12/chartex" xmlns:cx7="http://schemas.microsoft.com/office/drawing/2016/5/13/chartex" xmlns:cx8="http://schemas.microsoft.com/office/drawing/2016/5/14/chartex" xmlns:mc="http://schemas.openxmlformats.org/markup-compatibility/2006" xmlns:aink="http://schemas.microsoft.com/office/drawing/2016/ink" xmlns:am3d="http://schemas.microsoft.com/office/drawing/2017/model3d" xmlns:o="urn:schemas-microsoft-com:office:office" xmlns:oel="http://schemas.microsoft.com/office/2019/extlst" xmlns:r="http://schemas.openxmlformats.org/officeDocument/2006/relationships" xmlns:m="http://schemas.openxmlformats.org/officeDocument/2006/math" xmlns:v="urn:schemas-microsoft-com:vml" xmlns:wp14="http://schemas.microsoft.com/office/word/2010/wordprocessingDrawing" xmlns:wp="http://schemas.openxmlformats.org/drawingml/2006/wordprocessingDrawing" xmlns:w10="urn:schemas-microsoft-com:office:word" xmlns:w="http://schemas.openxmlformats.org/wordprocessingml/2006/main" xmlns:w14="http://schemas.microsoft.com/office/word/2010/wordml" xmlns:w15="http://schemas.microsoft.com/office/word/2012/wordml" xmlns:w16cex="http://schemas.microsoft.com/office/word/2018/wordml/cex" xmlns:w16cid="http://schemas.microsoft.com/office/word/2016/wordml/cid" xmlns:w16="http://schemas.microsoft.com/office/word/2018/wordml" xmlns:w16du="http://schemas.microsoft.com/office/word/2023/wordml/word16du" xmlns:w16sdtdh="http://schemas.microsoft.com/office/word/2020/wordml/sdtdatahash" xmlns:w16sdtfl="http://schemas.microsoft.com/office/word/2024/wordml/sdtformatlock" xmlns:w16se="http://schemas.microsoft.com/office/word/2015/wordml/symex" xmlns:wpg="http://schemas.microsoft.com/office/word/2010/wordprocessingGroup" xmlns:wpi="http://schemas.microsoft.com/office/word/2010/wordprocessingInk" xmlns:wne="http://schemas.microsoft.com/office/word/2006/wordml" xmlns:wps="http://schemas.microsoft.com/office/word/2010/wordprocessingShape" mc:Ignorable="w14 w15 w16se w16cid w16 w16cex w16sdtdh w16sdtfl w16du wp14">
+<w:document xmlns:wpc="http://schemas.microsoft.com/office/word/2010/wordprocessingCanvas" xmlns:cx="http://schemas.microsoft.com/office/drawing/2014/chartex" xmlns:cx1="http://schemas.microsoft.com/office/drawing/2015/9/8/chartex" xmlns:cx2="http://schemas.microsoft.com/office/drawing/2015/10/21/chartex" xmlns:cx3="http://schemas.microsoft.com/office/drawing/2016/5/9/chartex" xmlns:cx4="http://schemas.microsoft.com/office/drawing/2016/5/10/chartex" xmlns:cx5="http://schemas.microsoft.com/office/drawing/2016/5/11/chartex" xmlns:cx6="http://schemas.microsoft.com/office/drawing/2016/5/12/chartex" xmlns:cx7="http://schemas.microsoft.com/office/drawing/2016/5/13/chartex" xmlns:cx8="http://schemas.microsoft.com/office/drawing/2016/5/14/chartex" xmlns:mc="http://schemas.openxmlformats.org/markup-compatibility/2006" xmlns:aink="http://schemas.microsoft.com/office/drawing/2016/ink" xmlns:am3d="http://schemas.microsoft.com/office/drawing/2017/model3d" xmlns:o="urn:schemas-microsoft-com:office:office" xmlns:oel="http://schemas.microsoft.com/office/2019/extlst" xmlns:r="http://schemas.openxmlformats.org/officeDocument/2006/relationships" xmlns:m="http://schemas.openxmlformats.org/officeDocument/2006/math" xmlns:v="urn:schemas-microsoft-com:vml" xmlns:wp14="http://schemas.microsoft.com/office/word/2010/wordprocessingDrawing" xmlns:wp="http://schemas.openxmlformats.org/drawingml/2006/wordprocessingDrawing" xmlns:w10="urn:schemas-microsoft-com:office:word" xmlns:w="http://schemas.openxmlformats.org/wordprocessingml/2006/main" xmlns:w14="http://schemas.microsoft.com/office/word/2010/wordml" xmlns:w15="http://schemas.microsoft.com/office/word/2012/wordml" xmlns:w16cei="http://schemas.microsoft.com/office/word/2026/wordml/cei" xmlns:w16cex="http://schemas.microsoft.com/office/word/2018/wordml/cex" xmlns:w16cid="http://schemas.microsoft.com/office/word/2016/wordml/cid" xmlns:w16="http://schemas.microsoft.com/office/word/2018/wordml" xmlns:w16du="http://schemas.microsoft.com/office/word/2023/wordml/word16du" xmlns:w16sdtdh="http://schemas.microsoft.com/office/word/2020/wordml/sdtdatahash" xmlns:w16sdtfl="http://schemas.microsoft.com/office/word/2024/wordml/sdtformatlock" xmlns:w16se="http://schemas.microsoft.com/office/word/2015/wordml/symex" xmlns:wpg="http://schemas.microsoft.com/office/word/2010/wordprocessingGroup" xmlns:wpi="http://schemas.microsoft.com/office/word/2010/wordprocessingInk" xmlns:wne="http://schemas.microsoft.com/office/word/2006/wordml" xmlns:wps="http://schemas.microsoft.com/office/word/2010/wordprocessingShape" mc:Ignorable="w14 w15 w16se w16cid w16 w16cex w16sdtdh w16sdtfl w16du wp14">
   <w:body>
     <w:p>
       <w:pPr>
@@ -26,15 +26,7 @@
         <w:t>Institutionalisation of</w:t>
       </w:r>
       <w:r>
-        <w:t xml:space="preserve"> </w:t>
-      </w:r>
-      <w:proofErr w:type="spellStart"/>
-      <w:r>
-        <w:t>UxS</w:t>
-      </w:r>
-      <w:proofErr w:type="spellEnd"/>
-      <w:r>
-        <w:t>-Enabled Light Infantry</w:t>
+        <w:t xml:space="preserve"> UxS-Enabled Light Infantry</w:t>
       </w:r>
     </w:p>
     <w:p>
@@ -386,7 +378,20 @@
         <w:rPr>
           <w:rFonts w:ascii="Times New Roman" w:hAnsi="Times New Roman" w:cs="Times New Roman"/>
         </w:rPr>
-        <w:t>and fires can briefly open. For Ireland, the question is whether a small force can turn that exposure problem into defensive cost.</w:t>
+        <w:t>and fires can briefly open.</w:t>
+      </w:r>
+      <w:r>
+        <w:rPr>
+          <w:rStyle w:val="FootnoteReference"/>
+          <w:rFonts w:ascii="Times New Roman" w:hAnsi="Times New Roman" w:cs="Times New Roman"/>
+        </w:rPr>
+        <w:footnoteReference w:id="5"/>
+      </w:r>
+      <w:r>
+        <w:rPr>
+          <w:rFonts w:ascii="Times New Roman" w:hAnsi="Times New Roman" w:cs="Times New Roman"/>
+        </w:rPr>
+        <w:t xml:space="preserve"> For Ireland, the question is whether a small force can turn that exposure problem into defensive cost.</w:t>
       </w:r>
     </w:p>
     <w:p>
@@ -455,7 +460,7 @@
           <w:rStyle w:val="EndnoteReference"/>
           <w:rFonts w:ascii="Times New Roman" w:hAnsi="Times New Roman" w:cs="Times New Roman"/>
         </w:rPr>
-        <w:footnoteReference w:id="5"/>
+        <w:footnoteReference w:id="6"/>
       </w:r>
       <w:r>
         <w:rPr>
@@ -540,7 +545,7 @@
           <w:rStyle w:val="FootnoteReference"/>
           <w:rFonts w:ascii="Times New Roman" w:hAnsi="Times New Roman" w:cs="Times New Roman"/>
         </w:rPr>
-        <w:footnoteReference w:id="6"/>
+        <w:footnoteReference w:id="7"/>
       </w:r>
       <w:r>
         <w:rPr>
@@ -579,7 +584,7 @@
           <w:rStyle w:val="FootnoteReference"/>
           <w:rFonts w:ascii="Times New Roman" w:hAnsi="Times New Roman" w:cs="Times New Roman"/>
         </w:rPr>
-        <w:footnoteReference w:id="7"/>
+        <w:footnoteReference w:id="8"/>
       </w:r>
       <w:r>
         <w:rPr>
@@ -592,7 +597,7 @@
           <w:rStyle w:val="EndnoteReference"/>
           <w:rFonts w:ascii="Times New Roman" w:hAnsi="Times New Roman" w:cs="Times New Roman"/>
         </w:rPr>
-        <w:footnoteReference w:id="8"/>
+        <w:footnoteReference w:id="9"/>
       </w:r>
       <w:r>
         <w:rPr>
@@ -617,7 +622,7 @@
           <w:rStyle w:val="EndnoteReference"/>
           <w:rFonts w:ascii="Times New Roman" w:hAnsi="Times New Roman" w:cs="Times New Roman"/>
         </w:rPr>
-        <w:footnoteReference w:id="9"/>
+        <w:footnoteReference w:id="10"/>
       </w:r>
       <w:r>
         <w:rPr>
@@ -630,7 +635,7 @@
           <w:rStyle w:val="EndnoteReference"/>
           <w:rFonts w:ascii="Times New Roman" w:hAnsi="Times New Roman" w:cs="Times New Roman"/>
         </w:rPr>
-        <w:footnoteReference w:id="10"/>
+        <w:footnoteReference w:id="11"/>
       </w:r>
       <w:r>
         <w:rPr>
@@ -666,34 +671,20 @@
         <w:rPr>
           <w:rFonts w:ascii="Times New Roman" w:hAnsi="Times New Roman" w:cs="Times New Roman"/>
         </w:rPr>
-        <w:t>Without adapting to uncrewed systems (</w:t>
-      </w:r>
-      <w:proofErr w:type="spellStart"/>
-      <w:r>
-        <w:rPr>
-          <w:rFonts w:ascii="Times New Roman" w:hAnsi="Times New Roman" w:cs="Times New Roman"/>
-        </w:rPr>
-        <w:t>UxS</w:t>
-      </w:r>
-      <w:proofErr w:type="spellEnd"/>
-      <w:r>
-        <w:rPr>
-          <w:rFonts w:ascii="Times New Roman" w:hAnsi="Times New Roman" w:cs="Times New Roman"/>
-        </w:rPr>
-        <w:t xml:space="preserve">, with x denoting the operating domain), </w:t>
-      </w:r>
-      <w:r>
-        <w:rPr>
-          <w:rFonts w:ascii="Times New Roman" w:hAnsi="Times New Roman" w:cs="Times New Roman"/>
-        </w:rPr>
-        <w:t xml:space="preserve">Ireland risks preserving yesterday’s force without a credible theory of victory for future conflict. Any force </w:t>
+        <w:t xml:space="preserve">Without </w:t>
       </w:r>
       <w:r>
         <w:rPr>
           <w:rFonts w:ascii="Times New Roman" w:hAnsi="Times New Roman" w:cs="Times New Roman"/>
         </w:rPr>
         <w:lastRenderedPageBreak/>
-        <w:t xml:space="preserve">arriving by sea or air must be contested on land; that task falls primarily to light infantry. That makes the section </w:t>
+        <w:t xml:space="preserve">adapting to uncrewed systems (UxS, with x denoting the operating domain), </w:t>
+      </w:r>
+      <w:r>
+        <w:rPr>
+          <w:rFonts w:ascii="Times New Roman" w:hAnsi="Times New Roman" w:cs="Times New Roman"/>
+        </w:rPr>
+        <w:t xml:space="preserve">Ireland risks preserving yesterday’s force without a credible theory of victory for future conflict. Any force arriving by sea or air must be contested on land; that task falls primarily to light infantry. That makes the section </w:t>
       </w:r>
       <w:r>
         <w:rPr>
@@ -738,7 +729,7 @@
           <w:rStyle w:val="EndnoteReference"/>
           <w:rFonts w:ascii="Times New Roman" w:hAnsi="Times New Roman" w:cs="Times New Roman"/>
         </w:rPr>
-        <w:footnoteReference w:id="11"/>
+        <w:footnoteReference w:id="12"/>
       </w:r>
       <w:r>
         <w:rPr>
@@ -805,7 +796,7 @@
           <w:rStyle w:val="EndnoteReference"/>
           <w:rFonts w:ascii="Times New Roman" w:hAnsi="Times New Roman" w:cs="Times New Roman"/>
         </w:rPr>
-        <w:footnoteReference w:id="12"/>
+        <w:footnoteReference w:id="13"/>
       </w:r>
       <w:r>
         <w:rPr>
@@ -836,7 +827,7 @@
           <w:rStyle w:val="EndnoteReference"/>
           <w:rFonts w:ascii="Times New Roman" w:hAnsi="Times New Roman" w:cs="Times New Roman"/>
         </w:rPr>
-        <w:footnoteReference w:id="13"/>
+        <w:footnoteReference w:id="14"/>
       </w:r>
       <w:r>
         <w:rPr>
@@ -966,7 +957,7 @@
           <w:rStyle w:val="EndnoteReference"/>
           <w:rFonts w:ascii="Times New Roman" w:hAnsi="Times New Roman" w:cs="Times New Roman"/>
         </w:rPr>
-        <w:footnoteReference w:id="14"/>
+        <w:footnoteReference w:id="15"/>
       </w:r>
       <w:r>
         <w:rPr>
@@ -1051,7 +1042,7 @@
           <w:rStyle w:val="FootnoteReference"/>
           <w:rFonts w:ascii="Times New Roman" w:hAnsi="Times New Roman" w:cs="Times New Roman"/>
         </w:rPr>
-        <w:footnoteReference w:id="15"/>
+        <w:footnoteReference w:id="16"/>
       </w:r>
       <w:r>
         <w:rPr>
@@ -1168,7 +1159,7 @@
           <w:rStyle w:val="EndnoteReference"/>
           <w:rFonts w:ascii="Times New Roman" w:hAnsi="Times New Roman" w:cs="Times New Roman"/>
         </w:rPr>
-        <w:footnoteReference w:id="16"/>
+        <w:footnoteReference w:id="17"/>
       </w:r>
       <w:r>
         <w:rPr>
@@ -1198,7 +1189,14 @@
         <w:rPr>
           <w:rFonts w:ascii="Times New Roman" w:hAnsi="Times New Roman" w:cs="Times New Roman"/>
         </w:rPr>
-        <w:t>modernises the inherited infantry model instead</w:t>
+        <w:t xml:space="preserve">modernises the inherited </w:t>
+      </w:r>
+      <w:r>
+        <w:rPr>
+          <w:rFonts w:ascii="Times New Roman" w:hAnsi="Times New Roman" w:cs="Times New Roman"/>
+        </w:rPr>
+        <w:lastRenderedPageBreak/>
+        <w:t>infantry model instead</w:t>
       </w:r>
       <w:r>
         <w:rPr>
@@ -1235,47 +1233,26 @@
           <w:rStyle w:val="FootnoteReference"/>
           <w:rFonts w:ascii="Times New Roman" w:hAnsi="Times New Roman" w:cs="Times New Roman"/>
         </w:rPr>
-        <w:footnoteReference w:id="17"/>
-      </w:r>
-      <w:r>
-        <w:rPr>
-          <w:rFonts w:ascii="Times New Roman" w:hAnsi="Times New Roman" w:cs="Times New Roman"/>
-        </w:rPr>
-        <w:t xml:space="preserve"> Its leadership is not configured for mission </w:t>
-      </w:r>
-      <w:r>
-        <w:rPr>
-          <w:rFonts w:ascii="Times New Roman" w:hAnsi="Times New Roman" w:cs="Times New Roman"/>
-        </w:rPr>
-        <w:lastRenderedPageBreak/>
-        <w:t>command under persistent observation.</w:t>
+        <w:footnoteReference w:id="18"/>
+      </w:r>
+      <w:r>
+        <w:rPr>
+          <w:rFonts w:ascii="Times New Roman" w:hAnsi="Times New Roman" w:cs="Times New Roman"/>
+        </w:rPr>
+        <w:t xml:space="preserve"> Its leadership is not configured for mission command under persistent observation.</w:t>
       </w:r>
       <w:r>
         <w:rPr>
           <w:rStyle w:val="FootnoteReference"/>
           <w:rFonts w:ascii="Times New Roman" w:hAnsi="Times New Roman" w:cs="Times New Roman"/>
         </w:rPr>
-        <w:footnoteReference w:id="18"/>
-      </w:r>
-      <w:r>
-        <w:rPr>
-          <w:rFonts w:ascii="Times New Roman" w:hAnsi="Times New Roman" w:cs="Times New Roman"/>
-        </w:rPr>
-        <w:t xml:space="preserve"> It fields too few soldiers to carry the cognitive load, operate the new systems and remain cohesive once dispersed. Adding </w:t>
-      </w:r>
-      <w:proofErr w:type="gramStart"/>
-      <w:r>
-        <w:rPr>
-          <w:rFonts w:ascii="Times New Roman" w:hAnsi="Times New Roman" w:cs="Times New Roman"/>
-        </w:rPr>
-        <w:t>drones</w:t>
-      </w:r>
-      <w:proofErr w:type="gramEnd"/>
-      <w:r>
-        <w:rPr>
-          <w:rFonts w:ascii="Times New Roman" w:hAnsi="Times New Roman" w:cs="Times New Roman"/>
-        </w:rPr>
-        <w:t xml:space="preserve"> changes none of that. </w:t>
+        <w:footnoteReference w:id="19"/>
+      </w:r>
+      <w:r>
+        <w:rPr>
+          <w:rFonts w:ascii="Times New Roman" w:hAnsi="Times New Roman" w:cs="Times New Roman"/>
+        </w:rPr>
+        <w:t xml:space="preserve"> It fields too few soldiers to carry the cognitive load, operate the new systems and remain cohesive once dispersed. Adding drones changes none of that. </w:t>
       </w:r>
     </w:p>
     <w:p>
@@ -1308,7 +1285,7 @@
           <w:rStyle w:val="EndnoteReference"/>
           <w:rFonts w:ascii="Times New Roman" w:hAnsi="Times New Roman" w:cs="Times New Roman"/>
         </w:rPr>
-        <w:footnoteReference w:id="19"/>
+        <w:footnoteReference w:id="20"/>
       </w:r>
       <w:r>
         <w:rPr>
@@ -1328,7 +1305,6 @@
         </w:rPr>
         <w:t xml:space="preserve"> force, that is coherent. For Irish light and </w:t>
       </w:r>
-      <w:proofErr w:type="gramStart"/>
       <w:r>
         <w:rPr>
           <w:rFonts w:ascii="Times New Roman" w:hAnsi="Times New Roman" w:cs="Times New Roman"/>
@@ -1339,14 +1315,7 @@
         <w:rPr>
           <w:rFonts w:ascii="Times New Roman" w:hAnsi="Times New Roman" w:cs="Times New Roman"/>
         </w:rPr>
-        <w:t>mechanised</w:t>
-      </w:r>
-      <w:proofErr w:type="gramEnd"/>
-      <w:r>
-        <w:rPr>
-          <w:rFonts w:ascii="Times New Roman" w:hAnsi="Times New Roman" w:cs="Times New Roman"/>
-        </w:rPr>
-        <w:t xml:space="preserve"> infantry, </w:t>
+        <w:t xml:space="preserve">mechanised infantry, </w:t>
       </w:r>
       <w:r>
         <w:rPr>
@@ -1403,61 +1372,108 @@
           <w:rStyle w:val="EndnoteReference"/>
           <w:rFonts w:ascii="Times New Roman" w:hAnsi="Times New Roman" w:cs="Times New Roman"/>
         </w:rPr>
-        <w:footnoteReference w:id="20"/>
-      </w:r>
-      <w:r>
-        <w:rPr>
-          <w:rFonts w:ascii="Times New Roman" w:hAnsi="Times New Roman" w:cs="Times New Roman"/>
-        </w:rPr>
-        <w:t xml:space="preserve"> Yet </w:t>
-      </w:r>
-      <w:r>
-        <w:rPr>
-          <w:rFonts w:ascii="Times New Roman" w:hAnsi="Times New Roman" w:cs="Times New Roman"/>
-        </w:rPr>
-        <w:t xml:space="preserve">adaptation remains uneven. </w:t>
-      </w:r>
-      <w:r>
-        <w:rPr>
-          <w:rFonts w:ascii="Times New Roman" w:hAnsi="Times New Roman" w:cs="Times New Roman"/>
-        </w:rPr>
-        <w:t>O</w:t>
-      </w:r>
-      <w:r>
-        <w:rPr>
-          <w:rFonts w:ascii="Times New Roman" w:hAnsi="Times New Roman" w:cs="Times New Roman"/>
-        </w:rPr>
-        <w:t xml:space="preserve">pen-source reporting </w:t>
-      </w:r>
-      <w:r>
-        <w:rPr>
-          <w:rFonts w:ascii="Times New Roman" w:hAnsi="Times New Roman" w:cs="Times New Roman"/>
-        </w:rPr>
-        <w:t xml:space="preserve">of exercises </w:t>
-      </w:r>
-      <w:r>
-        <w:rPr>
-          <w:rFonts w:ascii="Times New Roman" w:hAnsi="Times New Roman" w:cs="Times New Roman"/>
-        </w:rPr>
-        <w:t xml:space="preserve">such as </w:t>
-      </w:r>
-      <w:proofErr w:type="spellStart"/>
+        <w:footnoteReference w:id="21"/>
+      </w:r>
+      <w:r>
+        <w:rPr>
+          <w:rFonts w:ascii="Times New Roman" w:hAnsi="Times New Roman" w:cs="Times New Roman"/>
+        </w:rPr>
+        <w:t xml:space="preserve"> </w:t>
+      </w:r>
+      <w:r>
+        <w:rPr>
+          <w:rFonts w:ascii="Times New Roman" w:hAnsi="Times New Roman" w:cs="Times New Roman"/>
+          <w:highlight w:val="yellow"/>
+        </w:rPr>
+        <w:t xml:space="preserve">Poland's </w:t>
+      </w:r>
       <w:r>
         <w:rPr>
           <w:rFonts w:ascii="Times New Roman" w:hAnsi="Times New Roman" w:cs="Times New Roman"/>
           <w:i/>
           <w:iCs/>
-        </w:rPr>
-        <w:t>Gévaudan</w:t>
-      </w:r>
-      <w:proofErr w:type="spellEnd"/>
+          <w:highlight w:val="yellow"/>
+        </w:rPr>
+        <w:t>Model 44</w:t>
+      </w:r>
+      <w:r>
+        <w:rPr>
+          <w:rFonts w:ascii="Times New Roman" w:hAnsi="Times New Roman" w:cs="Times New Roman"/>
+          <w:highlight w:val="yellow"/>
+        </w:rPr>
+        <w:t xml:space="preserve"> goes further, replacing one of four manoeuvre companies with a dedicated </w:t>
+      </w:r>
+      <w:r>
+        <w:rPr>
+          <w:rFonts w:ascii="Times New Roman" w:hAnsi="Times New Roman" w:cs="Times New Roman"/>
+          <w:highlight w:val="yellow"/>
+        </w:rPr>
+        <w:t>UxS</w:t>
+      </w:r>
+      <w:r>
+        <w:rPr>
+          <w:rFonts w:ascii="Times New Roman" w:hAnsi="Times New Roman" w:cs="Times New Roman"/>
+          <w:highlight w:val="yellow"/>
+        </w:rPr>
+        <w:t xml:space="preserve"> company while reducing Rosomak APCs from 58 to 44.</w:t>
+      </w:r>
+      <w:r>
+        <w:rPr>
+          <w:rStyle w:val="FootnoteReference"/>
+          <w:rFonts w:ascii="Times New Roman" w:hAnsi="Times New Roman" w:cs="Times New Roman"/>
+          <w:highlight w:val="yellow"/>
+        </w:rPr>
+        <w:footnoteReference w:id="22"/>
+      </w:r>
+      <w:r>
+        <w:rPr>
+          <w:rFonts w:ascii="Times New Roman" w:hAnsi="Times New Roman" w:cs="Times New Roman"/>
+        </w:rPr>
+        <w:t xml:space="preserve"> </w:t>
+      </w:r>
+      <w:r>
+        <w:rPr>
+          <w:rFonts w:ascii="Times New Roman" w:hAnsi="Times New Roman" w:cs="Times New Roman"/>
+        </w:rPr>
+        <w:t xml:space="preserve">Yet </w:t>
+      </w:r>
+      <w:r>
+        <w:rPr>
+          <w:rFonts w:ascii="Times New Roman" w:hAnsi="Times New Roman" w:cs="Times New Roman"/>
+        </w:rPr>
+        <w:t xml:space="preserve">adaptation remains uneven. </w:t>
+      </w:r>
+      <w:r>
+        <w:rPr>
+          <w:rFonts w:ascii="Times New Roman" w:hAnsi="Times New Roman" w:cs="Times New Roman"/>
+        </w:rPr>
+        <w:t>O</w:t>
+      </w:r>
+      <w:r>
+        <w:rPr>
+          <w:rFonts w:ascii="Times New Roman" w:hAnsi="Times New Roman" w:cs="Times New Roman"/>
+        </w:rPr>
+        <w:t xml:space="preserve">pen-source reporting </w:t>
+      </w:r>
+      <w:r>
+        <w:rPr>
+          <w:rFonts w:ascii="Times New Roman" w:hAnsi="Times New Roman" w:cs="Times New Roman"/>
+        </w:rPr>
+        <w:t xml:space="preserve">of exercises </w:t>
+      </w:r>
+      <w:r>
+        <w:rPr>
+          <w:rFonts w:ascii="Times New Roman" w:hAnsi="Times New Roman" w:cs="Times New Roman"/>
+        </w:rPr>
+        <w:t xml:space="preserve">such as </w:t>
+      </w:r>
       <w:r>
         <w:rPr>
           <w:rFonts w:ascii="Times New Roman" w:hAnsi="Times New Roman" w:cs="Times New Roman"/>
           <w:i/>
           <w:iCs/>
         </w:rPr>
-        <w:t xml:space="preserve"> 26</w:t>
+        <w:t>Gévaudan 26</w:t>
       </w:r>
       <w:r>
         <w:rPr>
@@ -1480,7 +1496,7 @@
           <w:i/>
           <w:iCs/>
         </w:rPr>
-        <w:footnoteReference w:id="21"/>
+        <w:footnoteReference w:id="23"/>
       </w:r>
       <w:r>
         <w:rPr>
@@ -1505,7 +1521,7 @@
           <w:rStyle w:val="EndnoteReference"/>
           <w:rFonts w:ascii="Times New Roman" w:hAnsi="Times New Roman" w:cs="Times New Roman"/>
         </w:rPr>
-        <w:footnoteReference w:id="22"/>
+        <w:footnoteReference w:id="24"/>
       </w:r>
       <w:r>
         <w:rPr>
@@ -1525,16 +1541,15 @@
         <w:rPr>
           <w:rFonts w:ascii="Times New Roman" w:hAnsi="Times New Roman" w:cs="Times New Roman"/>
         </w:rPr>
+        <w:lastRenderedPageBreak/>
         <w:t xml:space="preserve">Low-cost </w:t>
       </w:r>
-      <w:proofErr w:type="spellStart"/>
       <w:r>
         <w:rPr>
           <w:rFonts w:ascii="Times New Roman" w:hAnsi="Times New Roman" w:cs="Times New Roman"/>
         </w:rPr>
         <w:t>UxS</w:t>
       </w:r>
-      <w:proofErr w:type="spellEnd"/>
       <w:r>
         <w:rPr>
           <w:rFonts w:ascii="Times New Roman" w:hAnsi="Times New Roman" w:cs="Times New Roman"/>
@@ -1578,7 +1593,7 @@
           <w:rStyle w:val="EndnoteReference"/>
           <w:rFonts w:ascii="Times New Roman" w:hAnsi="Times New Roman" w:cs="Times New Roman"/>
         </w:rPr>
-        <w:footnoteReference w:id="23"/>
+        <w:footnoteReference w:id="25"/>
       </w:r>
       <w:r>
         <w:rPr>
@@ -1591,7 +1606,7 @@
           <w:rStyle w:val="EndnoteReference"/>
           <w:rFonts w:ascii="Times New Roman" w:hAnsi="Times New Roman" w:cs="Times New Roman"/>
         </w:rPr>
-        <w:footnoteReference w:id="24"/>
+        <w:footnoteReference w:id="26"/>
       </w:r>
       <w:r>
         <w:rPr>
@@ -1609,21 +1624,7 @@
         <w:rPr>
           <w:rFonts w:ascii="Times New Roman" w:hAnsi="Times New Roman" w:cs="Times New Roman"/>
         </w:rPr>
-        <w:t xml:space="preserve"> since both assume roughly symmetric attrition rather than the asymmetric cost-imposition </w:t>
-      </w:r>
-      <w:proofErr w:type="spellStart"/>
-      <w:r>
-        <w:rPr>
-          <w:rFonts w:ascii="Times New Roman" w:hAnsi="Times New Roman" w:cs="Times New Roman"/>
-        </w:rPr>
-        <w:t>UxS</w:t>
-      </w:r>
-      <w:proofErr w:type="spellEnd"/>
-      <w:r>
-        <w:rPr>
-          <w:rFonts w:ascii="Times New Roman" w:hAnsi="Times New Roman" w:cs="Times New Roman"/>
-        </w:rPr>
-        <w:t xml:space="preserve"> enable</w:t>
+        <w:t xml:space="preserve"> since both assume roughly symmetric attrition rather than the asymmetric cost-imposition UxS enable</w:t>
       </w:r>
       <w:r>
         <w:rPr>
@@ -1701,7 +1702,20 @@
         <w:rPr>
           <w:rFonts w:ascii="Times New Roman" w:hAnsi="Times New Roman" w:cs="Times New Roman"/>
         </w:rPr>
-        <w:t>sustainment, detection and precision strike</w:t>
+        <w:t>sustainment</w:t>
+      </w:r>
+      <w:r>
+        <w:rPr>
+          <w:rStyle w:val="FootnoteReference"/>
+          <w:rFonts w:ascii="Times New Roman" w:hAnsi="Times New Roman" w:cs="Times New Roman"/>
+        </w:rPr>
+        <w:footnoteReference w:id="27"/>
+      </w:r>
+      <w:r>
+        <w:rPr>
+          <w:rFonts w:ascii="Times New Roman" w:hAnsi="Times New Roman" w:cs="Times New Roman"/>
+        </w:rPr>
+        <w:t>, detection and precision strike</w:t>
       </w:r>
       <w:r>
         <w:rPr>
@@ -1749,7 +1763,6 @@
         <w:rPr>
           <w:rFonts w:ascii="Times New Roman" w:hAnsi="Times New Roman" w:cs="Times New Roman"/>
         </w:rPr>
-        <w:lastRenderedPageBreak/>
         <w:t>T</w:t>
       </w:r>
       <w:r>
@@ -1813,7 +1826,7 @@
           <w:rStyle w:val="EndnoteReference"/>
           <w:rFonts w:ascii="Times New Roman" w:hAnsi="Times New Roman" w:cs="Times New Roman"/>
         </w:rPr>
-        <w:footnoteReference w:id="25"/>
+        <w:footnoteReference w:id="28"/>
       </w:r>
       <w:r>
         <w:rPr>
@@ -1908,6 +1921,7 @@
           <w:rFonts w:ascii="Times New Roman" w:hAnsi="Times New Roman" w:cs="Times New Roman"/>
           <w:noProof/>
         </w:rPr>
+        <w:lastRenderedPageBreak/>
         <w:drawing>
           <wp:inline distT="0" distB="0" distL="0" distR="0" wp14:anchorId="6A8CAD60" wp14:editId="31E41C29">
             <wp:extent cx="3514476" cy="1444961"/>
@@ -2033,27 +2047,13 @@
           <w:rStyle w:val="EndnoteReference"/>
           <w:rFonts w:ascii="Times New Roman" w:hAnsi="Times New Roman" w:cs="Times New Roman"/>
         </w:rPr>
-        <w:footnoteReference w:id="26"/>
-      </w:r>
-      <w:r>
-        <w:rPr>
-          <w:rFonts w:ascii="Times New Roman" w:hAnsi="Times New Roman" w:cs="Times New Roman"/>
-        </w:rPr>
-        <w:t xml:space="preserve"> </w:t>
-      </w:r>
-      <w:proofErr w:type="spellStart"/>
-      <w:r>
-        <w:rPr>
-          <w:rFonts w:ascii="Times New Roman" w:hAnsi="Times New Roman" w:cs="Times New Roman"/>
-        </w:rPr>
-        <w:t>UxS</w:t>
-      </w:r>
-      <w:proofErr w:type="spellEnd"/>
-      <w:r>
-        <w:rPr>
-          <w:rFonts w:ascii="Times New Roman" w:hAnsi="Times New Roman" w:cs="Times New Roman"/>
-        </w:rPr>
-        <w:t xml:space="preserve"> change what that premise can buy: if cheap precision systems can make lodgement, movement and sustainment costly, the constraint shifts from money to organisation. </w:t>
+        <w:footnoteReference w:id="29"/>
+      </w:r>
+      <w:r>
+        <w:rPr>
+          <w:rFonts w:ascii="Times New Roman" w:hAnsi="Times New Roman" w:cs="Times New Roman"/>
+        </w:rPr>
+        <w:t xml:space="preserve"> UxS change what that premise can buy: if cheap precision systems can make lodgement, movement and sustainment costly, the constraint shifts from money to organisation. </w:t>
       </w:r>
       <w:r>
         <w:rPr>
@@ -2215,7 +2215,6 @@
         <w:rPr>
           <w:rFonts w:ascii="Times New Roman" w:hAnsi="Times New Roman" w:cs="Times New Roman"/>
         </w:rPr>
-        <w:lastRenderedPageBreak/>
         <w:t>Commercial off-the-shelf transport —</w:t>
       </w:r>
       <w:r>
@@ -2276,21 +2275,7 @@
         <w:rPr>
           <w:rFonts w:ascii="Times New Roman" w:hAnsi="Times New Roman" w:cs="Times New Roman"/>
         </w:rPr>
-        <w:t xml:space="preserve">ourteen soldiers </w:t>
-      </w:r>
-      <w:proofErr w:type="gramStart"/>
-      <w:r>
-        <w:rPr>
-          <w:rFonts w:ascii="Times New Roman" w:hAnsi="Times New Roman" w:cs="Times New Roman"/>
-        </w:rPr>
-        <w:t>is</w:t>
-      </w:r>
-      <w:proofErr w:type="gramEnd"/>
-      <w:r>
-        <w:rPr>
-          <w:rFonts w:ascii="Times New Roman" w:hAnsi="Times New Roman" w:cs="Times New Roman"/>
-        </w:rPr>
-        <w:t xml:space="preserve"> the </w:t>
+        <w:t xml:space="preserve">ourteen soldiers is the </w:t>
       </w:r>
       <w:r>
         <w:rPr>
@@ -2315,7 +2300,7 @@
           <w:rStyle w:val="FootnoteReference"/>
           <w:rFonts w:ascii="Times New Roman" w:hAnsi="Times New Roman" w:cs="Times New Roman"/>
         </w:rPr>
-        <w:footnoteReference w:id="27"/>
+        <w:footnoteReference w:id="30"/>
       </w:r>
       <w:r>
         <w:rPr>
@@ -2357,14 +2342,7 @@
         <w:rPr>
           <w:rFonts w:ascii="Times New Roman" w:hAnsi="Times New Roman" w:cs="Times New Roman"/>
         </w:rPr>
-        <w:t xml:space="preserve"> counter-</w:t>
-      </w:r>
-      <w:proofErr w:type="spellStart"/>
-      <w:r>
-        <w:rPr>
-          <w:rFonts w:ascii="Times New Roman" w:hAnsi="Times New Roman" w:cs="Times New Roman"/>
-        </w:rPr>
-        <w:t>U</w:t>
+        <w:t xml:space="preserve"> counter-U</w:t>
       </w:r>
       <w:r>
         <w:rPr>
@@ -2378,19 +2356,11 @@
         </w:rPr>
         <w:t>S</w:t>
       </w:r>
-      <w:proofErr w:type="spellEnd"/>
-      <w:r>
-        <w:rPr>
-          <w:rFonts w:ascii="Times New Roman" w:hAnsi="Times New Roman" w:cs="Times New Roman"/>
-        </w:rPr>
-        <w:t xml:space="preserve"> (C-</w:t>
-      </w:r>
-      <w:proofErr w:type="spellStart"/>
-      <w:r>
-        <w:rPr>
-          <w:rFonts w:ascii="Times New Roman" w:hAnsi="Times New Roman" w:cs="Times New Roman"/>
-        </w:rPr>
-        <w:t>U</w:t>
+      <w:r>
+        <w:rPr>
+          <w:rFonts w:ascii="Times New Roman" w:hAnsi="Times New Roman" w:cs="Times New Roman"/>
+        </w:rPr>
+        <w:t xml:space="preserve"> (C-U</w:t>
       </w:r>
       <w:r>
         <w:rPr>
@@ -2402,14 +2372,7 @@
         <w:rPr>
           <w:rFonts w:ascii="Times New Roman" w:hAnsi="Times New Roman" w:cs="Times New Roman"/>
         </w:rPr>
-        <w:t>S</w:t>
-      </w:r>
-      <w:proofErr w:type="spellEnd"/>
-      <w:r>
-        <w:rPr>
-          <w:rFonts w:ascii="Times New Roman" w:hAnsi="Times New Roman" w:cs="Times New Roman"/>
-        </w:rPr>
-        <w:t>)</w:t>
+        <w:t>S)</w:t>
       </w:r>
       <w:r>
         <w:rPr>
@@ -2472,7 +2435,7 @@
           <w:lang w:val="en-US"/>
           <w14:ligatures w14:val="none"/>
         </w:rPr>
-        <w:footnoteReference w:id="28"/>
+        <w:footnoteReference w:id="31"/>
       </w:r>
       <w:r>
         <w:rPr>
@@ -2500,6 +2463,7 @@
           <w:kern w:val="0"/>
           <w14:ligatures w14:val="none"/>
         </w:rPr>
+        <w:lastRenderedPageBreak/>
         <w:t xml:space="preserve">Political acceptance, addressed </w:t>
       </w:r>
       <w:r>
@@ -2584,25 +2548,14 @@
           <w:lang w:val="en-US"/>
         </w:rPr>
       </w:pPr>
-      <w:proofErr w:type="spellStart"/>
-      <w:r>
-        <w:rPr>
-          <w:rFonts w:ascii="Times New Roman" w:eastAsia="Times New Roman" w:hAnsi="Times New Roman" w:cs="Times New Roman"/>
-          <w:kern w:val="0"/>
-          <w:lang w:val="en-US"/>
-          <w14:ligatures w14:val="none"/>
-        </w:rPr>
-        <w:t>UxS</w:t>
-      </w:r>
-      <w:proofErr w:type="spellEnd"/>
-      <w:r>
-        <w:rPr>
-          <w:rFonts w:ascii="Times New Roman" w:eastAsia="Times New Roman" w:hAnsi="Times New Roman" w:cs="Times New Roman"/>
-          <w:kern w:val="0"/>
-          <w:lang w:val="en-US"/>
-          <w14:ligatures w14:val="none"/>
-        </w:rPr>
-        <w:t xml:space="preserve"> are not simply another item of equipment. </w:t>
+      <w:r>
+        <w:rPr>
+          <w:rFonts w:ascii="Times New Roman" w:eastAsia="Times New Roman" w:hAnsi="Times New Roman" w:cs="Times New Roman"/>
+          <w:kern w:val="0"/>
+          <w:lang w:val="en-US"/>
+          <w14:ligatures w14:val="none"/>
+        </w:rPr>
+        <w:t xml:space="preserve">UxS are not simply another item of equipment. </w:t>
       </w:r>
       <w:r>
         <w:rPr>
@@ -2630,7 +2583,7 @@
           <w:lang w:val="en-US"/>
           <w14:ligatures w14:val="none"/>
         </w:rPr>
-        <w:footnoteReference w:id="29"/>
+        <w:footnoteReference w:id="32"/>
       </w:r>
       <w:r>
         <w:rPr>
@@ -2654,7 +2607,7 @@
           <w:vertAlign w:val="superscript"/>
           <w:lang w:val="en-US"/>
         </w:rPr>
-        <w:footnoteReference w:id="30"/>
+        <w:footnoteReference w:id="33"/>
       </w:r>
       <w:r>
         <w:rPr>
@@ -2663,26 +2616,101 @@
         </w:rPr>
         <w:t xml:space="preserve"> </w:t>
       </w:r>
-      <w:proofErr w:type="spellStart"/>
       <w:r>
         <w:rPr>
           <w:rFonts w:ascii="Times New Roman" w:eastAsia="Aptos" w:hAnsi="Times New Roman" w:cs="Times New Roman"/>
-        </w:rPr>
-        <w:t>Pebay’s</w:t>
-      </w:r>
-      <w:proofErr w:type="spellEnd"/>
+          <w:highlight w:val="yellow"/>
+        </w:rPr>
+        <w:t>This</w:t>
+      </w:r>
       <w:r>
         <w:rPr>
           <w:rFonts w:ascii="Times New Roman" w:eastAsia="Aptos" w:hAnsi="Times New Roman" w:cs="Times New Roman"/>
-        </w:rPr>
-        <w:t xml:space="preserve"> critique of French “one-size-fits-all” reform</w:t>
+          <w:highlight w:val="yellow"/>
+        </w:rPr>
+        <w:t xml:space="preserve"> is not unprecedented. </w:t>
+      </w:r>
+      <w:r>
+        <w:rPr>
+          <w:rFonts w:ascii="Times New Roman" w:eastAsia="Aptos" w:hAnsi="Times New Roman" w:cs="Times New Roman"/>
+          <w:highlight w:val="yellow"/>
+        </w:rPr>
+        <w:t>Prior to Operation Overlord</w:t>
+      </w:r>
+      <w:r>
+        <w:rPr>
+          <w:rFonts w:ascii="Times New Roman" w:eastAsia="Aptos" w:hAnsi="Times New Roman" w:cs="Times New Roman"/>
+          <w:highlight w:val="yellow"/>
+        </w:rPr>
+        <w:t>, Allied planners recognised that bocage terrain would frustrate conventional manoeuvre</w:t>
+      </w:r>
+      <w:r>
+        <w:rPr>
+          <w:rFonts w:ascii="Times New Roman" w:eastAsia="Aptos" w:hAnsi="Times New Roman" w:cs="Times New Roman"/>
+          <w:highlight w:val="yellow"/>
+        </w:rPr>
+        <w:t>. However,</w:t>
+      </w:r>
+      <w:r>
+        <w:rPr>
+          <w:rFonts w:ascii="Times New Roman" w:eastAsia="Aptos" w:hAnsi="Times New Roman" w:cs="Times New Roman"/>
+          <w:highlight w:val="yellow"/>
+        </w:rPr>
+        <w:t xml:space="preserve"> many formations entered the campaign with rigid, centrally directed tactics and imperfect infantry–armour integration. </w:t>
+      </w:r>
+      <w:r>
+        <w:rPr>
+          <w:rFonts w:ascii="Times New Roman" w:eastAsia="Aptos" w:hAnsi="Times New Roman" w:cs="Times New Roman"/>
+          <w:highlight w:val="yellow"/>
+        </w:rPr>
+        <w:t xml:space="preserve">German success rested </w:t>
+      </w:r>
+      <w:r>
+        <w:rPr>
+          <w:rFonts w:ascii="Times New Roman" w:eastAsia="Aptos" w:hAnsi="Times New Roman" w:cs="Times New Roman"/>
+          <w:highlight w:val="yellow"/>
+        </w:rPr>
+        <w:t>largely</w:t>
+      </w:r>
+      <w:r>
+        <w:rPr>
+          <w:rFonts w:ascii="Times New Roman" w:eastAsia="Aptos" w:hAnsi="Times New Roman" w:cs="Times New Roman"/>
+          <w:highlight w:val="yellow"/>
+        </w:rPr>
+        <w:t xml:space="preserve"> on decentralised initiative, infiltration and habitual combined-arms cooperation</w:t>
+      </w:r>
+      <w:r>
+        <w:rPr>
+          <w:rFonts w:ascii="Times New Roman" w:eastAsia="Aptos" w:hAnsi="Times New Roman" w:cs="Times New Roman"/>
+        </w:rPr>
+        <w:t>.</w:t>
+      </w:r>
+      <w:r>
+        <w:rPr>
+          <w:rStyle w:val="FootnoteReference"/>
+          <w:rFonts w:ascii="Times New Roman" w:eastAsia="Aptos" w:hAnsi="Times New Roman" w:cs="Times New Roman"/>
+        </w:rPr>
+        <w:footnoteReference w:id="34"/>
+      </w:r>
+      <w:r>
+        <w:rPr>
+          <w:rFonts w:ascii="Times New Roman" w:eastAsia="Aptos" w:hAnsi="Times New Roman" w:cs="Times New Roman"/>
+          <w:lang w:val="en-US"/>
+        </w:rPr>
+        <w:t xml:space="preserve"> </w:t>
+      </w:r>
+      <w:r>
+        <w:rPr>
+          <w:rFonts w:ascii="Times New Roman" w:eastAsia="Aptos" w:hAnsi="Times New Roman" w:cs="Times New Roman"/>
+        </w:rPr>
+        <w:t>Pebay’s critique of French “one-size-fits-all” reform</w:t>
       </w:r>
       <w:r>
         <w:rPr>
           <w:rFonts w:ascii="Times New Roman" w:eastAsia="Aptos" w:hAnsi="Times New Roman" w:cs="Times New Roman"/>
           <w:vertAlign w:val="superscript"/>
         </w:rPr>
-        <w:footnoteReference w:id="31"/>
+        <w:footnoteReference w:id="35"/>
       </w:r>
       <w:r>
         <w:rPr>
@@ -2703,30 +2731,14 @@
           <w:vertAlign w:val="superscript"/>
           <w:lang w:val="en-US"/>
         </w:rPr>
-        <w:footnoteReference w:id="32"/>
+        <w:footnoteReference w:id="36"/>
       </w:r>
       <w:r>
         <w:rPr>
           <w:rFonts w:ascii="Times New Roman" w:eastAsia="Aptos" w:hAnsi="Times New Roman" w:cs="Times New Roman"/>
           <w:lang w:val="en-US"/>
         </w:rPr>
-        <w:t xml:space="preserve"> </w:t>
-      </w:r>
-      <w:proofErr w:type="spellStart"/>
-      <w:r>
-        <w:rPr>
-          <w:rFonts w:ascii="Times New Roman" w:eastAsia="Aptos" w:hAnsi="Times New Roman" w:cs="Times New Roman"/>
-          <w:lang w:val="en-US"/>
-        </w:rPr>
-        <w:t>UxS</w:t>
-      </w:r>
-      <w:proofErr w:type="spellEnd"/>
-      <w:r>
-        <w:rPr>
-          <w:rFonts w:ascii="Times New Roman" w:eastAsia="Aptos" w:hAnsi="Times New Roman" w:cs="Times New Roman"/>
-          <w:lang w:val="en-US"/>
-        </w:rPr>
-        <w:t xml:space="preserve"> nevertheless create opportunities to offset manpower shortages and mitigate risk to humans</w:t>
+        <w:t xml:space="preserve"> UxS nevertheless create opportunities to offset manpower shortages and mitigate risk to humans</w:t>
       </w:r>
       <w:r>
         <w:rPr>
@@ -2741,62 +2753,14 @@
           <w:vertAlign w:val="superscript"/>
           <w:lang w:val="en-US"/>
         </w:rPr>
-        <w:footnoteReference w:id="33"/>
+        <w:footnoteReference w:id="37"/>
       </w:r>
       <w:r>
         <w:rPr>
           <w:rFonts w:ascii="Times New Roman" w:eastAsia="Aptos" w:hAnsi="Times New Roman" w:cs="Times New Roman"/>
           <w:lang w:val="en-US"/>
         </w:rPr>
-        <w:t xml:space="preserve"> But opportunity is not capability. Political and military leaders must </w:t>
-      </w:r>
-      <w:proofErr w:type="spellStart"/>
-      <w:r>
-        <w:rPr>
-          <w:rFonts w:ascii="Times New Roman" w:eastAsia="Aptos" w:hAnsi="Times New Roman" w:cs="Times New Roman"/>
-          <w:lang w:val="en-US"/>
-        </w:rPr>
-        <w:t>recognise</w:t>
-      </w:r>
-      <w:proofErr w:type="spellEnd"/>
-      <w:r>
-        <w:rPr>
-          <w:rFonts w:ascii="Times New Roman" w:eastAsia="Aptos" w:hAnsi="Times New Roman" w:cs="Times New Roman"/>
-          <w:lang w:val="en-US"/>
-        </w:rPr>
-        <w:t xml:space="preserve"> </w:t>
-      </w:r>
-      <w:proofErr w:type="spellStart"/>
-      <w:r>
-        <w:rPr>
-          <w:rFonts w:ascii="Times New Roman" w:eastAsia="Aptos" w:hAnsi="Times New Roman" w:cs="Times New Roman"/>
-          <w:lang w:val="en-US"/>
-        </w:rPr>
-        <w:t>UxS</w:t>
-      </w:r>
-      <w:proofErr w:type="spellEnd"/>
-      <w:r>
-        <w:rPr>
-          <w:rFonts w:ascii="Times New Roman" w:eastAsia="Aptos" w:hAnsi="Times New Roman" w:cs="Times New Roman"/>
-          <w:lang w:val="en-US"/>
-        </w:rPr>
-        <w:t xml:space="preserve"> integration as a strategic adaptation to a changing operating environment, not niche procurement. The Commission on the Defence Forces already points in this direction through its emphasis on technological transformation, </w:t>
-      </w:r>
-      <w:proofErr w:type="spellStart"/>
-      <w:r>
-        <w:rPr>
-          <w:rFonts w:ascii="Times New Roman" w:eastAsia="Aptos" w:hAnsi="Times New Roman" w:cs="Times New Roman"/>
-          <w:lang w:val="en-US"/>
-        </w:rPr>
-        <w:t>digitalisation</w:t>
-      </w:r>
-      <w:proofErr w:type="spellEnd"/>
-      <w:r>
-        <w:rPr>
-          <w:rFonts w:ascii="Times New Roman" w:eastAsia="Aptos" w:hAnsi="Times New Roman" w:cs="Times New Roman"/>
-          <w:lang w:val="en-US"/>
-        </w:rPr>
-        <w:t xml:space="preserve"> and enhanced surveillance.</w:t>
+        <w:t xml:space="preserve"> But opportunity is not capability. Political and military leaders must recognise UxS integration as a strategic adaptation to a changing operating environment, not niche procurement. The Commission on the Defence Forces already points in this direction through its emphasis on technological transformation, digitalisation and enhanced surveillance.</w:t>
       </w:r>
       <w:r>
         <w:rPr>
@@ -2804,7 +2768,7 @@
           <w:vertAlign w:val="superscript"/>
           <w:lang w:val="en-US"/>
         </w:rPr>
-        <w:footnoteReference w:id="34"/>
+        <w:footnoteReference w:id="38"/>
       </w:r>
     </w:p>
     <w:p>
@@ -2824,8 +2788,54 @@
           <w:lang w:val="en-US"/>
           <w14:ligatures w14:val="none"/>
         </w:rPr>
+        <w:t>Recognition must then be accompanied by a clearly articulated vision providing direction, coherence and legitimacy for implementation. Military innovation succeeds when technological adoption is driven by coherent operational concepts rather than equipment availability.</w:t>
+      </w:r>
+      <w:r>
+        <w:rPr>
+          <w:rFonts w:ascii="Times New Roman" w:eastAsia="Times New Roman" w:hAnsi="Times New Roman" w:cs="Times New Roman"/>
+          <w:kern w:val="0"/>
+          <w:vertAlign w:val="superscript"/>
+          <w:lang w:val="en-US"/>
+          <w14:ligatures w14:val="none"/>
+        </w:rPr>
+        <w:footnoteReference w:id="39"/>
+      </w:r>
+      <w:r>
+        <w:rPr>
+          <w:rFonts w:ascii="Times New Roman" w:eastAsia="Times New Roman" w:hAnsi="Times New Roman" w:cs="Times New Roman"/>
+          <w:kern w:val="0"/>
+          <w:lang w:val="en-US"/>
+          <w14:ligatures w14:val="none"/>
+        </w:rPr>
+        <w:t xml:space="preserve"> Ireland requires clear direction o</w:t>
+      </w:r>
+      <w:r>
+        <w:rPr>
+          <w:rFonts w:ascii="Times New Roman" w:eastAsia="Times New Roman" w:hAnsi="Times New Roman" w:cs="Times New Roman"/>
+          <w:kern w:val="0"/>
+          <w:lang w:val="en-US"/>
+          <w14:ligatures w14:val="none"/>
+        </w:rPr>
+        <w:t>n</w:t>
+      </w:r>
+      <w:r>
+        <w:rPr>
+          <w:rFonts w:ascii="Times New Roman" w:eastAsia="Times New Roman" w:hAnsi="Times New Roman" w:cs="Times New Roman"/>
+          <w:kern w:val="0"/>
+          <w:lang w:val="en-US"/>
+          <w14:ligatures w14:val="none"/>
+        </w:rPr>
+        <w:t xml:space="preserve"> how UxS contribute to military strategic </w:t>
+      </w:r>
+      <w:r>
+        <w:rPr>
+          <w:rFonts w:ascii="Times New Roman" w:eastAsia="Times New Roman" w:hAnsi="Times New Roman" w:cs="Times New Roman"/>
+          <w:kern w:val="0"/>
+          <w:lang w:val="en-US"/>
+          <w14:ligatures w14:val="none"/>
+        </w:rPr>
         <w:lastRenderedPageBreak/>
-        <w:t>Recognition must then be accompanied by a clearly articulated vision providing direction, coherence and legitimacy for implementation. Military innovation succeeds when technological adoption is driven by coherent operational concepts rather than equipment availability.</w:t>
+        <w:t>objectives. It must integrate reconnaissance, sustainment, armed drones, loitering munitions (where authorised), C-UxS and EW. DOTMLPF-I integration is the mechanism that turns those systems from specialist enablers into the normal machinery of operations.</w:t>
       </w:r>
       <w:r>
         <w:rPr>
@@ -2835,84 +2845,7 @@
           <w:lang w:val="en-US"/>
           <w14:ligatures w14:val="none"/>
         </w:rPr>
-        <w:footnoteReference w:id="35"/>
-      </w:r>
-      <w:r>
-        <w:rPr>
-          <w:rFonts w:ascii="Times New Roman" w:eastAsia="Times New Roman" w:hAnsi="Times New Roman" w:cs="Times New Roman"/>
-          <w:kern w:val="0"/>
-          <w:lang w:val="en-US"/>
-          <w14:ligatures w14:val="none"/>
-        </w:rPr>
-        <w:t xml:space="preserve"> Ireland requires clear direction o</w:t>
-      </w:r>
-      <w:r>
-        <w:rPr>
-          <w:rFonts w:ascii="Times New Roman" w:eastAsia="Times New Roman" w:hAnsi="Times New Roman" w:cs="Times New Roman"/>
-          <w:kern w:val="0"/>
-          <w:lang w:val="en-US"/>
-          <w14:ligatures w14:val="none"/>
-        </w:rPr>
-        <w:t>n</w:t>
-      </w:r>
-      <w:r>
-        <w:rPr>
-          <w:rFonts w:ascii="Times New Roman" w:eastAsia="Times New Roman" w:hAnsi="Times New Roman" w:cs="Times New Roman"/>
-          <w:kern w:val="0"/>
-          <w:lang w:val="en-US"/>
-          <w14:ligatures w14:val="none"/>
-        </w:rPr>
-        <w:t xml:space="preserve"> how </w:t>
-      </w:r>
-      <w:proofErr w:type="spellStart"/>
-      <w:r>
-        <w:rPr>
-          <w:rFonts w:ascii="Times New Roman" w:eastAsia="Times New Roman" w:hAnsi="Times New Roman" w:cs="Times New Roman"/>
-          <w:kern w:val="0"/>
-          <w:lang w:val="en-US"/>
-          <w14:ligatures w14:val="none"/>
-        </w:rPr>
-        <w:t>UxS</w:t>
-      </w:r>
-      <w:proofErr w:type="spellEnd"/>
-      <w:r>
-        <w:rPr>
-          <w:rFonts w:ascii="Times New Roman" w:eastAsia="Times New Roman" w:hAnsi="Times New Roman" w:cs="Times New Roman"/>
-          <w:kern w:val="0"/>
-          <w:lang w:val="en-US"/>
-          <w14:ligatures w14:val="none"/>
-        </w:rPr>
-        <w:t xml:space="preserve"> contribute to military strategic objectives. It must integrate reconnaissance, sustainment, armed drones, loitering munitions (where authorised), C-</w:t>
-      </w:r>
-      <w:proofErr w:type="spellStart"/>
-      <w:r>
-        <w:rPr>
-          <w:rFonts w:ascii="Times New Roman" w:eastAsia="Times New Roman" w:hAnsi="Times New Roman" w:cs="Times New Roman"/>
-          <w:kern w:val="0"/>
-          <w:lang w:val="en-US"/>
-          <w14:ligatures w14:val="none"/>
-        </w:rPr>
-        <w:t>UxS</w:t>
-      </w:r>
-      <w:proofErr w:type="spellEnd"/>
-      <w:r>
-        <w:rPr>
-          <w:rFonts w:ascii="Times New Roman" w:eastAsia="Times New Roman" w:hAnsi="Times New Roman" w:cs="Times New Roman"/>
-          <w:kern w:val="0"/>
-          <w:lang w:val="en-US"/>
-          <w14:ligatures w14:val="none"/>
-        </w:rPr>
-        <w:t xml:space="preserve"> and EW. DOTMLPF-I integration is the mechanism that turns those systems from specialist enablers into the normal machinery of operations.</w:t>
-      </w:r>
-      <w:r>
-        <w:rPr>
-          <w:rFonts w:ascii="Times New Roman" w:eastAsia="Times New Roman" w:hAnsi="Times New Roman" w:cs="Times New Roman"/>
-          <w:kern w:val="0"/>
-          <w:vertAlign w:val="superscript"/>
-          <w:lang w:val="en-US"/>
-          <w14:ligatures w14:val="none"/>
-        </w:rPr>
-        <w:footnoteReference w:id="36"/>
+        <w:footnoteReference w:id="40"/>
       </w:r>
     </w:p>
     <w:p>
@@ -2933,19 +2866,8 @@
           <w:lang w:val="en-US"/>
           <w14:ligatures w14:val="none"/>
         </w:rPr>
-        <w:t xml:space="preserve">The durability of change depends upon its </w:t>
-      </w:r>
-      <w:proofErr w:type="spellStart"/>
-      <w:r>
-        <w:rPr>
-          <w:rFonts w:ascii="Times New Roman" w:eastAsia="Times New Roman" w:hAnsi="Times New Roman" w:cs="Times New Roman"/>
-          <w:kern w:val="0"/>
-          <w:lang w:val="en-US"/>
-          <w14:ligatures w14:val="none"/>
-        </w:rPr>
-        <w:t>institutionalisation</w:t>
-      </w:r>
-      <w:proofErr w:type="spellEnd"/>
+        <w:t>The durability of change depends upon its institutionalisation</w:t>
+      </w:r>
       <w:r>
         <w:rPr>
           <w:rFonts w:ascii="Times New Roman" w:eastAsia="Times New Roman" w:hAnsi="Times New Roman" w:cs="Times New Roman"/>
@@ -2954,7 +2876,7 @@
           <w:lang w:val="en-US"/>
           <w14:ligatures w14:val="none"/>
         </w:rPr>
-        <w:footnoteReference w:id="37"/>
+        <w:footnoteReference w:id="41"/>
       </w:r>
       <w:r>
         <w:rPr>
@@ -2973,36 +2895,16 @@
           <w:lang w:val="en-US"/>
           <w14:ligatures w14:val="none"/>
         </w:rPr>
-        <w:footnoteReference w:id="38"/>
-      </w:r>
-      <w:r>
-        <w:rPr>
-          <w:rFonts w:ascii="Times New Roman" w:eastAsia="Times New Roman" w:hAnsi="Times New Roman" w:cs="Times New Roman"/>
-          <w:kern w:val="0"/>
-          <w:lang w:val="en-US"/>
-          <w14:ligatures w14:val="none"/>
-        </w:rPr>
-        <w:t xml:space="preserve"> Dedicated </w:t>
-      </w:r>
-      <w:proofErr w:type="spellStart"/>
-      <w:r>
-        <w:rPr>
-          <w:rFonts w:ascii="Times New Roman" w:eastAsia="Times New Roman" w:hAnsi="Times New Roman" w:cs="Times New Roman"/>
-          <w:kern w:val="0"/>
-          <w:lang w:val="en-US"/>
-          <w14:ligatures w14:val="none"/>
-        </w:rPr>
-        <w:t>UxS</w:t>
-      </w:r>
-      <w:proofErr w:type="spellEnd"/>
-      <w:r>
-        <w:rPr>
-          <w:rFonts w:ascii="Times New Roman" w:eastAsia="Times New Roman" w:hAnsi="Times New Roman" w:cs="Times New Roman"/>
-          <w:kern w:val="0"/>
-          <w:lang w:val="en-US"/>
-          <w14:ligatures w14:val="none"/>
-        </w:rPr>
-        <w:t xml:space="preserve"> career pathways, tactical subject-matter expert cells and innovation laboratories would signal that these capabilities are enduring.</w:t>
+        <w:footnoteReference w:id="42"/>
+      </w:r>
+      <w:r>
+        <w:rPr>
+          <w:rFonts w:ascii="Times New Roman" w:eastAsia="Times New Roman" w:hAnsi="Times New Roman" w:cs="Times New Roman"/>
+          <w:kern w:val="0"/>
+          <w:lang w:val="en-US"/>
+          <w14:ligatures w14:val="none"/>
+        </w:rPr>
+        <w:t xml:space="preserve"> Dedicated UxS career pathways, tactical subject-matter expert cells and innovation laboratories would signal that these capabilities are enduring.</w:t>
       </w:r>
       <w:r>
         <w:rPr>
@@ -3012,36 +2914,16 @@
           <w:lang w:val="en-US"/>
           <w14:ligatures w14:val="none"/>
         </w:rPr>
-        <w:footnoteReference w:id="39"/>
-      </w:r>
-      <w:r>
-        <w:rPr>
-          <w:rFonts w:ascii="Times New Roman" w:eastAsia="Times New Roman" w:hAnsi="Times New Roman" w:cs="Times New Roman"/>
-          <w:kern w:val="0"/>
-          <w:lang w:val="en-US"/>
-          <w14:ligatures w14:val="none"/>
-        </w:rPr>
-        <w:t xml:space="preserve"> Those specialists must be integrated with operational commanders, while leaders and operators receive sufficient practical training to employ </w:t>
-      </w:r>
-      <w:proofErr w:type="spellStart"/>
-      <w:r>
-        <w:rPr>
-          <w:rFonts w:ascii="Times New Roman" w:eastAsia="Times New Roman" w:hAnsi="Times New Roman" w:cs="Times New Roman"/>
-          <w:kern w:val="0"/>
-          <w:lang w:val="en-US"/>
-          <w14:ligatures w14:val="none"/>
-        </w:rPr>
-        <w:t>UxS</w:t>
-      </w:r>
-      <w:proofErr w:type="spellEnd"/>
-      <w:r>
-        <w:rPr>
-          <w:rFonts w:ascii="Times New Roman" w:eastAsia="Times New Roman" w:hAnsi="Times New Roman" w:cs="Times New Roman"/>
-          <w:kern w:val="0"/>
-          <w:lang w:val="en-US"/>
-          <w14:ligatures w14:val="none"/>
-        </w:rPr>
-        <w:t>.</w:t>
+        <w:footnoteReference w:id="43"/>
+      </w:r>
+      <w:r>
+        <w:rPr>
+          <w:rFonts w:ascii="Times New Roman" w:eastAsia="Times New Roman" w:hAnsi="Times New Roman" w:cs="Times New Roman"/>
+          <w:kern w:val="0"/>
+          <w:lang w:val="en-US"/>
+          <w14:ligatures w14:val="none"/>
+        </w:rPr>
+        <w:t xml:space="preserve"> Those specialists must be integrated with operational commanders, while leaders and operators receive sufficient practical training to employ UxS.</w:t>
       </w:r>
       <w:r>
         <w:rPr>
@@ -3051,36 +2933,38 @@
           <w:lang w:val="en-US"/>
           <w14:ligatures w14:val="none"/>
         </w:rPr>
-        <w:footnoteReference w:id="40"/>
-      </w:r>
-      <w:r>
-        <w:rPr>
-          <w:rFonts w:ascii="Times New Roman" w:eastAsia="Times New Roman" w:hAnsi="Times New Roman" w:cs="Times New Roman"/>
-          <w:kern w:val="0"/>
-          <w:lang w:val="en-US"/>
-          <w14:ligatures w14:val="none"/>
-        </w:rPr>
-        <w:t xml:space="preserve"> PME must treat human-machine teaming, autonomous systems and C-</w:t>
-      </w:r>
-      <w:proofErr w:type="spellStart"/>
-      <w:r>
-        <w:rPr>
-          <w:rFonts w:ascii="Times New Roman" w:eastAsia="Times New Roman" w:hAnsi="Times New Roman" w:cs="Times New Roman"/>
-          <w:kern w:val="0"/>
-          <w:lang w:val="en-US"/>
-          <w14:ligatures w14:val="none"/>
-        </w:rPr>
-        <w:t>UxS</w:t>
-      </w:r>
-      <w:proofErr w:type="spellEnd"/>
-      <w:r>
-        <w:rPr>
-          <w:rFonts w:ascii="Times New Roman" w:eastAsia="Times New Roman" w:hAnsi="Times New Roman" w:cs="Times New Roman"/>
-          <w:kern w:val="0"/>
-          <w:lang w:val="en-US"/>
-          <w14:ligatures w14:val="none"/>
-        </w:rPr>
-        <w:t xml:space="preserve"> as core military competencies.</w:t>
+        <w:footnoteReference w:id="44"/>
+      </w:r>
+      <w:r>
+        <w:rPr>
+          <w:rFonts w:ascii="Times New Roman" w:eastAsia="Times New Roman" w:hAnsi="Times New Roman" w:cs="Times New Roman"/>
+          <w:kern w:val="0"/>
+          <w:lang w:val="en-US"/>
+          <w14:ligatures w14:val="none"/>
+        </w:rPr>
+        <w:t xml:space="preserve"> PME must treat human-machine teaming, autonomous systems and C-UxS as core military competencies.</w:t>
+      </w:r>
+      <w:r>
+        <w:t xml:space="preserve"> </w:t>
+      </w:r>
+      <w:r>
+        <w:rPr>
+          <w:rFonts w:ascii="Times New Roman" w:eastAsia="Times New Roman" w:hAnsi="Times New Roman" w:cs="Times New Roman"/>
+          <w:kern w:val="0"/>
+          <w:highlight w:val="yellow"/>
+          <w14:ligatures w14:val="none"/>
+        </w:rPr>
+        <w:t>Poland has coupled UxS procurement with a dedicated inspectorate, military-wide operator training, unit-level manufacture and modification, and formal links between units, research institutions and industry.</w:t>
+      </w:r>
+      <w:r>
+        <w:rPr>
+          <w:rStyle w:val="FootnoteReference"/>
+          <w:rFonts w:ascii="Times New Roman" w:eastAsia="Times New Roman" w:hAnsi="Times New Roman" w:cs="Times New Roman"/>
+          <w:kern w:val="0"/>
+          <w:highlight w:val="yellow"/>
+          <w14:ligatures w14:val="none"/>
+        </w:rPr>
+        <w:footnoteReference w:id="45"/>
       </w:r>
     </w:p>
     <w:p>
@@ -3109,7 +2993,7 @@
           <w:vertAlign w:val="superscript"/>
           <w:lang w:val="en-US"/>
         </w:rPr>
-        <w:footnoteReference w:id="41"/>
+        <w:footnoteReference w:id="46"/>
       </w:r>
       <w:r>
         <w:rPr>
@@ -3127,27 +3011,7 @@
           <w:lang w:val="en-US"/>
           <w14:ligatures w14:val="none"/>
         </w:rPr>
-        <w:t xml:space="preserve">. These processes allow commanders to test </w:t>
-      </w:r>
-      <w:proofErr w:type="spellStart"/>
-      <w:r>
-        <w:rPr>
-          <w:rFonts w:ascii="Times New Roman" w:eastAsia="Times New Roman" w:hAnsi="Times New Roman" w:cs="Times New Roman"/>
-          <w:kern w:val="0"/>
-          <w:lang w:val="en-US"/>
-          <w14:ligatures w14:val="none"/>
-        </w:rPr>
-        <w:t>UxS</w:t>
-      </w:r>
-      <w:proofErr w:type="spellEnd"/>
-      <w:r>
-        <w:rPr>
-          <w:rFonts w:ascii="Times New Roman" w:eastAsia="Times New Roman" w:hAnsi="Times New Roman" w:cs="Times New Roman"/>
-          <w:kern w:val="0"/>
-          <w:lang w:val="en-US"/>
-          <w14:ligatures w14:val="none"/>
-        </w:rPr>
-        <w:t>-enabled responses to threats against Irish territory or critical infrastructure before unproven concepts harden into doctrine.</w:t>
+        <w:t>. These processes allow commanders to test UxS-enabled responses to threats against Irish territory or critical infrastructure before unproven concepts harden into doctrine.</w:t>
       </w:r>
       <w:r>
         <w:rPr>
@@ -3157,72 +3021,50 @@
           <w:lang w:val="en-US"/>
           <w14:ligatures w14:val="none"/>
         </w:rPr>
-        <w:footnoteReference w:id="42"/>
-      </w:r>
-      <w:r>
-        <w:rPr>
-          <w:rFonts w:ascii="Times New Roman" w:eastAsia="Times New Roman" w:hAnsi="Times New Roman" w:cs="Times New Roman"/>
-          <w:kern w:val="0"/>
-          <w:lang w:val="en-US"/>
-          <w14:ligatures w14:val="none"/>
-        </w:rPr>
-        <w:t xml:space="preserve"> Ireland is not being forced to adapt under fire; it therefore has the advantage of </w:t>
-      </w:r>
-      <w:proofErr w:type="spellStart"/>
-      <w:r>
-        <w:rPr>
-          <w:rFonts w:ascii="Times New Roman" w:eastAsia="Times New Roman" w:hAnsi="Times New Roman" w:cs="Times New Roman"/>
-          <w:kern w:val="0"/>
-          <w:lang w:val="en-US"/>
-          <w14:ligatures w14:val="none"/>
-        </w:rPr>
-        <w:t>institutionalising</w:t>
-      </w:r>
-      <w:proofErr w:type="spellEnd"/>
-      <w:r>
-        <w:rPr>
-          <w:rFonts w:ascii="Times New Roman" w:eastAsia="Times New Roman" w:hAnsi="Times New Roman" w:cs="Times New Roman"/>
-          <w:kern w:val="0"/>
-          <w:lang w:val="en-US"/>
-          <w14:ligatures w14:val="none"/>
-        </w:rPr>
-        <w:t xml:space="preserve"> deliberately. The test is whether </w:t>
-      </w:r>
-      <w:r>
-        <w:rPr>
-          <w:rFonts w:ascii="Times New Roman" w:eastAsia="Times New Roman" w:hAnsi="Times New Roman" w:cs="Times New Roman"/>
-          <w:kern w:val="0"/>
-          <w:lang w:val="en-US"/>
-          <w14:ligatures w14:val="none"/>
+        <w:footnoteReference w:id="47"/>
+      </w:r>
+      <w:r>
+        <w:rPr>
+          <w:rFonts w:ascii="Times New Roman" w:eastAsia="Times New Roman" w:hAnsi="Times New Roman" w:cs="Times New Roman"/>
+          <w:kern w:val="0"/>
+          <w:lang w:val="en-US"/>
+          <w14:ligatures w14:val="none"/>
+        </w:rPr>
+        <w:t xml:space="preserve"> Ireland is not being forced to adapt under fire; it therefore has the advantage of institutionalising deliberately. The test is whether experimentation makes tactical innovation repeatable across units, commanders and rotations.</w:t>
+      </w:r>
+      <w:r>
+        <w:rPr>
+          <w:rFonts w:ascii="Times New Roman" w:eastAsia="Times New Roman" w:hAnsi="Times New Roman" w:cs="Times New Roman"/>
+          <w:kern w:val="0"/>
+          <w:vertAlign w:val="superscript"/>
+          <w:lang w:val="en-US"/>
+          <w14:ligatures w14:val="none"/>
+        </w:rPr>
+        <w:footnoteReference w:id="48"/>
+      </w:r>
+      <w:r>
+        <w:rPr>
+          <w:rFonts w:ascii="Times New Roman" w:eastAsia="Times New Roman" w:hAnsi="Times New Roman" w:cs="Times New Roman"/>
+          <w:kern w:val="0"/>
+          <w:lang w:val="en-US"/>
+          <w14:ligatures w14:val="none"/>
+        </w:rPr>
+        <w:t xml:space="preserve"> </w:t>
+      </w:r>
+      <w:r>
+        <w:rPr>
+          <w:rFonts w:ascii="Times New Roman" w:eastAsia="Aptos" w:hAnsi="Times New Roman" w:cs="Times New Roman"/>
+          <w:lang w:val="en-US"/>
+        </w:rPr>
+        <w:t xml:space="preserve">Practitioner testimony shows what happens when it does not: one participant </w:t>
+      </w:r>
+      <w:r>
+        <w:rPr>
+          <w:rFonts w:ascii="Times New Roman" w:eastAsia="Aptos" w:hAnsi="Times New Roman" w:cs="Times New Roman"/>
+          <w:lang w:val="en-US"/>
         </w:rPr>
         <w:lastRenderedPageBreak/>
-        <w:t>experimentation makes tactical innovation repeatable across units, commanders and rotations.</w:t>
-      </w:r>
-      <w:r>
-        <w:rPr>
-          <w:rFonts w:ascii="Times New Roman" w:eastAsia="Times New Roman" w:hAnsi="Times New Roman" w:cs="Times New Roman"/>
-          <w:kern w:val="0"/>
-          <w:vertAlign w:val="superscript"/>
-          <w:lang w:val="en-US"/>
-          <w14:ligatures w14:val="none"/>
-        </w:rPr>
-        <w:footnoteReference w:id="43"/>
-      </w:r>
-      <w:r>
-        <w:rPr>
-          <w:rFonts w:ascii="Times New Roman" w:eastAsia="Times New Roman" w:hAnsi="Times New Roman" w:cs="Times New Roman"/>
-          <w:kern w:val="0"/>
-          <w:lang w:val="en-US"/>
-          <w14:ligatures w14:val="none"/>
-        </w:rPr>
-        <w:t xml:space="preserve"> </w:t>
-      </w:r>
-      <w:r>
-        <w:rPr>
-          <w:rFonts w:ascii="Times New Roman" w:eastAsia="Aptos" w:hAnsi="Times New Roman" w:cs="Times New Roman"/>
-          <w:lang w:val="en-US"/>
-        </w:rPr>
-        <w:t>Practitioner testimony shows what happens when it does not: one participant described two Ukrainian drone teams jamming one another because they were not coordinated; neither could engage, and soldiers were killed.</w:t>
+        <w:t>described two Ukrainian drone teams jamming one another because they were not coordinated; neither could engage, and soldiers were killed.</w:t>
       </w:r>
       <w:r>
         <w:rPr>
@@ -3230,7 +3072,7 @@
           <w:vertAlign w:val="superscript"/>
           <w:lang w:val="en-US"/>
         </w:rPr>
-        <w:footnoteReference w:id="44"/>
+        <w:footnoteReference w:id="49"/>
       </w:r>
       <w:r>
         <w:rPr>
@@ -3245,7 +3087,7 @@
           <w:vertAlign w:val="superscript"/>
           <w:lang w:val="en-US"/>
         </w:rPr>
-        <w:footnoteReference w:id="45"/>
+        <w:footnoteReference w:id="50"/>
       </w:r>
     </w:p>
     <w:p>
@@ -3281,7 +3123,7 @@
           <w:vertAlign w:val="superscript"/>
           <w:lang w:val="en-US"/>
         </w:rPr>
-        <w:footnoteReference w:id="46"/>
+        <w:footnoteReference w:id="51"/>
       </w:r>
       <w:r>
         <w:rPr>
@@ -3296,30 +3138,14 @@
           <w:vertAlign w:val="superscript"/>
           <w:lang w:val="en-US"/>
         </w:rPr>
-        <w:footnoteReference w:id="47"/>
+        <w:footnoteReference w:id="52"/>
       </w:r>
       <w:r>
         <w:rPr>
           <w:rFonts w:ascii="Times New Roman" w:eastAsia="Aptos" w:hAnsi="Times New Roman" w:cs="Times New Roman"/>
           <w:lang w:val="en-US"/>
         </w:rPr>
-        <w:t xml:space="preserve"> </w:t>
-      </w:r>
-      <w:proofErr w:type="spellStart"/>
-      <w:r>
-        <w:rPr>
-          <w:rFonts w:ascii="Times New Roman" w:eastAsia="Aptos" w:hAnsi="Times New Roman" w:cs="Times New Roman"/>
-          <w:lang w:val="en-US"/>
-        </w:rPr>
-        <w:t>Curtatone</w:t>
-      </w:r>
-      <w:proofErr w:type="spellEnd"/>
-      <w:r>
-        <w:rPr>
-          <w:rFonts w:ascii="Times New Roman" w:eastAsia="Aptos" w:hAnsi="Times New Roman" w:cs="Times New Roman"/>
-          <w:lang w:val="en-US"/>
-        </w:rPr>
-        <w:t xml:space="preserve"> and Nagl place that pace within Ukraine’s broader pattern of rapid innovation, while Interview Participant 04 illustrates its tactical consequence: between 2022 and 2023, larger assault groupings gave way to dispersed two- and three-person teams.</w:t>
+        <w:t xml:space="preserve"> Curtatone and Nagl place that pace within Ukraine’s broader pattern of rapid innovation, while Interview Participant 04 illustrates its tactical consequence: between 2022 and 2023, larger assault groupings gave way to dispersed two- and three-person teams.</w:t>
       </w:r>
       <w:r>
         <w:rPr>
@@ -3327,30 +3153,14 @@
           <w:vertAlign w:val="superscript"/>
           <w:lang w:val="en-US"/>
         </w:rPr>
-        <w:footnoteReference w:id="48"/>
+        <w:footnoteReference w:id="53"/>
       </w:r>
       <w:r>
         <w:rPr>
           <w:rFonts w:ascii="Times New Roman" w:eastAsia="Aptos" w:hAnsi="Times New Roman" w:cs="Times New Roman"/>
           <w:lang w:val="en-US"/>
         </w:rPr>
-        <w:t xml:space="preserve"> Ireland cannot treat </w:t>
-      </w:r>
-      <w:proofErr w:type="spellStart"/>
-      <w:r>
-        <w:rPr>
-          <w:rFonts w:ascii="Times New Roman" w:eastAsia="Aptos" w:hAnsi="Times New Roman" w:cs="Times New Roman"/>
-          <w:lang w:val="en-US"/>
-        </w:rPr>
-        <w:t>UxS</w:t>
-      </w:r>
-      <w:proofErr w:type="spellEnd"/>
-      <w:r>
-        <w:rPr>
-          <w:rFonts w:ascii="Times New Roman" w:eastAsia="Aptos" w:hAnsi="Times New Roman" w:cs="Times New Roman"/>
-          <w:lang w:val="en-US"/>
-        </w:rPr>
-        <w:t xml:space="preserve"> procurement as a once-off acquisition. Spiral procurement, modular open systems and commercial technologies are essential to integrating new sensors, communications and software before obsolescence.</w:t>
+        <w:t xml:space="preserve"> Ireland cannot treat UxS procurement as a once-off acquisition. Spiral procurement, modular open systems and commercial technologies are essential to integrating new sensors, communications and software before obsolescence.</w:t>
       </w:r>
       <w:r>
         <w:rPr>
@@ -3358,7 +3168,7 @@
           <w:vertAlign w:val="superscript"/>
           <w:lang w:val="en-US"/>
         </w:rPr>
-        <w:footnoteReference w:id="49"/>
+        <w:footnoteReference w:id="54"/>
       </w:r>
     </w:p>
     <w:p>
@@ -3424,7 +3234,7 @@
           <w:lang w:val="en-US"/>
           <w14:ligatures w14:val="none"/>
         </w:rPr>
-        <w:footnoteReference w:id="50"/>
+        <w:footnoteReference w:id="55"/>
       </w:r>
       <w:r>
         <w:rPr>
@@ -3443,7 +3253,7 @@
           <w:lang w:val="en-US"/>
           <w14:ligatures w14:val="none"/>
         </w:rPr>
-        <w:footnoteReference w:id="51"/>
+        <w:footnoteReference w:id="56"/>
       </w:r>
       <w:r>
         <w:rPr>
@@ -3478,16 +3288,35 @@
           <w:lang w:val="en-US"/>
           <w14:ligatures w14:val="none"/>
         </w:rPr>
-        <w:footnoteReference w:id="52"/>
-      </w:r>
-      <w:r>
-        <w:rPr>
-          <w:rFonts w:ascii="Times New Roman" w:eastAsia="Times New Roman" w:hAnsi="Times New Roman" w:cs="Times New Roman"/>
-          <w:kern w:val="0"/>
-          <w:lang w:val="en-US"/>
-          <w14:ligatures w14:val="none"/>
-        </w:rPr>
-        <w:t xml:space="preserve"> — must be deepened and extended through established collaborative models such as the EDA’s Hub for </w:t>
+        <w:footnoteReference w:id="57"/>
+      </w:r>
+      <w:r>
+        <w:rPr>
+          <w:rFonts w:ascii="Times New Roman" w:eastAsia="Times New Roman" w:hAnsi="Times New Roman" w:cs="Times New Roman"/>
+          <w:kern w:val="0"/>
+          <w:lang w:val="en-US"/>
+          <w14:ligatures w14:val="none"/>
+        </w:rPr>
+        <w:t xml:space="preserve"> — must be deepened and extended through established collaborative models such as the EDA’s Hub for European Defence Innovation.</w:t>
+      </w:r>
+      <w:r>
+        <w:rPr>
+          <w:rFonts w:ascii="Times New Roman" w:eastAsia="Times New Roman" w:hAnsi="Times New Roman" w:cs="Times New Roman"/>
+          <w:kern w:val="0"/>
+          <w:vertAlign w:val="superscript"/>
+          <w:lang w:val="en-US"/>
+          <w14:ligatures w14:val="none"/>
+        </w:rPr>
+        <w:footnoteReference w:id="58"/>
+      </w:r>
+      <w:r>
+        <w:rPr>
+          <w:rFonts w:ascii="Times New Roman" w:eastAsia="Times New Roman" w:hAnsi="Times New Roman" w:cs="Times New Roman"/>
+          <w:kern w:val="0"/>
+          <w:lang w:val="en-US"/>
+          <w14:ligatures w14:val="none"/>
+        </w:rPr>
+        <w:t xml:space="preserve"> Indigenous production cannot eliminate external dependence, </w:t>
       </w:r>
       <w:r>
         <w:rPr>
@@ -3497,7 +3326,7 @@
           <w14:ligatures w14:val="none"/>
         </w:rPr>
         <w:lastRenderedPageBreak/>
-        <w:t>European Defence Innovation.</w:t>
+        <w:t>but it can reduce exposure to vulnerable supply chains and improve strategic resilience.</w:t>
       </w:r>
       <w:r>
         <w:rPr>
@@ -3507,16 +3336,16 @@
           <w:lang w:val="en-US"/>
           <w14:ligatures w14:val="none"/>
         </w:rPr>
-        <w:footnoteReference w:id="53"/>
-      </w:r>
-      <w:r>
-        <w:rPr>
-          <w:rFonts w:ascii="Times New Roman" w:eastAsia="Times New Roman" w:hAnsi="Times New Roman" w:cs="Times New Roman"/>
-          <w:kern w:val="0"/>
-          <w:lang w:val="en-US"/>
-          <w14:ligatures w14:val="none"/>
-        </w:rPr>
-        <w:t xml:space="preserve"> Indigenous production cannot eliminate external dependence, but it can reduce exposure to vulnerable supply chains and improve strategic resilience.</w:t>
+        <w:footnoteReference w:id="59"/>
+      </w:r>
+      <w:r>
+        <w:rPr>
+          <w:rFonts w:ascii="Times New Roman" w:eastAsia="Times New Roman" w:hAnsi="Times New Roman" w:cs="Times New Roman"/>
+          <w:kern w:val="0"/>
+          <w:lang w:val="en-US"/>
+          <w14:ligatures w14:val="none"/>
+        </w:rPr>
+        <w:t xml:space="preserve"> European cooperation must complement domestic capacity where scale or specialist expertise is beyond national reach.</w:t>
       </w:r>
       <w:r>
         <w:rPr>
@@ -3526,26 +3355,7 @@
           <w:lang w:val="en-US"/>
           <w14:ligatures w14:val="none"/>
         </w:rPr>
-        <w:footnoteReference w:id="54"/>
-      </w:r>
-      <w:r>
-        <w:rPr>
-          <w:rFonts w:ascii="Times New Roman" w:eastAsia="Times New Roman" w:hAnsi="Times New Roman" w:cs="Times New Roman"/>
-          <w:kern w:val="0"/>
-          <w:lang w:val="en-US"/>
-          <w14:ligatures w14:val="none"/>
-        </w:rPr>
-        <w:t xml:space="preserve"> European cooperation must complement domestic capacity where scale or specialist expertise is beyond national reach.</w:t>
-      </w:r>
-      <w:r>
-        <w:rPr>
-          <w:rFonts w:ascii="Times New Roman" w:eastAsia="Times New Roman" w:hAnsi="Times New Roman" w:cs="Times New Roman"/>
-          <w:kern w:val="0"/>
-          <w:vertAlign w:val="superscript"/>
-          <w:lang w:val="en-US"/>
-          <w14:ligatures w14:val="none"/>
-        </w:rPr>
-        <w:footnoteReference w:id="55"/>
+        <w:footnoteReference w:id="60"/>
       </w:r>
     </w:p>
     <w:p>
@@ -3569,62 +3379,30 @@
           <w:vertAlign w:val="superscript"/>
           <w:lang w:val="en-US"/>
         </w:rPr>
-        <w:footnoteReference w:id="56"/>
+        <w:footnoteReference w:id="61"/>
       </w:r>
       <w:r>
         <w:rPr>
           <w:rFonts w:ascii="Times New Roman" w:eastAsia="Aptos" w:hAnsi="Times New Roman" w:cs="Times New Roman"/>
           <w:lang w:val="en-US"/>
         </w:rPr>
-        <w:t xml:space="preserve"> A resilient </w:t>
-      </w:r>
-      <w:proofErr w:type="spellStart"/>
+        <w:t xml:space="preserve"> A resilient UxS posture therefore requires a scalable mix of commercial innovation, domestic sustainment and European partnership rather than a small inventory of expensive systems that cannot be replaced quickly. </w:t>
+      </w:r>
+      <w:r>
+        <w:rPr>
+          <w:rFonts w:ascii="Times New Roman" w:eastAsia="Times New Roman" w:hAnsi="Times New Roman" w:cs="Times New Roman"/>
+          <w:kern w:val="0"/>
+          <w:lang w:val="en-US"/>
+          <w14:ligatures w14:val="none"/>
+        </w:rPr>
+        <w:t>Industry will not organise itself around aspiration, requiring</w:t>
+      </w:r>
       <w:r>
         <w:rPr>
           <w:rFonts w:ascii="Times New Roman" w:eastAsia="Aptos" w:hAnsi="Times New Roman" w:cs="Times New Roman"/>
           <w:lang w:val="en-US"/>
         </w:rPr>
-        <w:t>UxS</w:t>
-      </w:r>
-      <w:proofErr w:type="spellEnd"/>
-      <w:r>
-        <w:rPr>
-          <w:rFonts w:ascii="Times New Roman" w:eastAsia="Aptos" w:hAnsi="Times New Roman" w:cs="Times New Roman"/>
-          <w:lang w:val="en-US"/>
-        </w:rPr>
-        <w:t xml:space="preserve"> posture therefore requires a scalable mix of commercial innovation, domestic sustainment and European partnership rather than a small inventory of expensive systems that cannot be replaced quickly. </w:t>
-      </w:r>
-      <w:r>
-        <w:rPr>
-          <w:rFonts w:ascii="Times New Roman" w:eastAsia="Times New Roman" w:hAnsi="Times New Roman" w:cs="Times New Roman"/>
-          <w:kern w:val="0"/>
-          <w:lang w:val="en-US"/>
-          <w14:ligatures w14:val="none"/>
-        </w:rPr>
-        <w:t>Industry will not organise itself around aspiration, requiring</w:t>
-      </w:r>
-      <w:r>
-        <w:rPr>
-          <w:rFonts w:ascii="Times New Roman" w:eastAsia="Aptos" w:hAnsi="Times New Roman" w:cs="Times New Roman"/>
-          <w:lang w:val="en-US"/>
-        </w:rPr>
-        <w:t xml:space="preserve"> credible demand signals, firm orders, multiyear purchasing and sustained resourcing to </w:t>
-      </w:r>
-      <w:proofErr w:type="spellStart"/>
-      <w:r>
-        <w:rPr>
-          <w:rFonts w:ascii="Times New Roman" w:eastAsia="Aptos" w:hAnsi="Times New Roman" w:cs="Times New Roman"/>
-          <w:lang w:val="en-US"/>
-        </w:rPr>
-        <w:t>incentivise</w:t>
-      </w:r>
-      <w:proofErr w:type="spellEnd"/>
-      <w:r>
-        <w:rPr>
-          <w:rFonts w:ascii="Times New Roman" w:eastAsia="Aptos" w:hAnsi="Times New Roman" w:cs="Times New Roman"/>
-          <w:lang w:val="en-US"/>
-        </w:rPr>
-        <w:t xml:space="preserve"> participation.</w:t>
+        <w:t xml:space="preserve"> credible demand signals, firm orders, multiyear purchasing and sustained resourcing to incentivise participation.</w:t>
       </w:r>
       <w:r>
         <w:rPr>
@@ -3632,7 +3410,7 @@
           <w:vertAlign w:val="superscript"/>
           <w:lang w:val="en-US"/>
         </w:rPr>
-        <w:footnoteReference w:id="57"/>
+        <w:footnoteReference w:id="62"/>
       </w:r>
     </w:p>
     <w:p>
@@ -3646,25 +3424,14 @@
           <w14:ligatures w14:val="none"/>
         </w:rPr>
       </w:pPr>
-      <w:proofErr w:type="spellStart"/>
-      <w:r>
-        <w:rPr>
-          <w:rFonts w:ascii="Times New Roman" w:eastAsia="Times New Roman" w:hAnsi="Times New Roman" w:cs="Times New Roman"/>
-          <w:kern w:val="0"/>
-          <w:lang w:val="en-US"/>
-          <w14:ligatures w14:val="none"/>
-        </w:rPr>
-        <w:t>Recognising</w:t>
-      </w:r>
-      <w:proofErr w:type="spellEnd"/>
-      <w:r>
-        <w:rPr>
-          <w:rFonts w:ascii="Times New Roman" w:eastAsia="Times New Roman" w:hAnsi="Times New Roman" w:cs="Times New Roman"/>
-          <w:kern w:val="0"/>
-          <w:lang w:val="en-US"/>
-          <w14:ligatures w14:val="none"/>
-        </w:rPr>
-        <w:t xml:space="preserve"> that defence innovation is inherently socio-technical, successful adaptation requires a multi-stakeholder approach </w:t>
+      <w:r>
+        <w:rPr>
+          <w:rFonts w:ascii="Times New Roman" w:eastAsia="Times New Roman" w:hAnsi="Times New Roman" w:cs="Times New Roman"/>
+          <w:kern w:val="0"/>
+          <w:lang w:val="en-US"/>
+          <w14:ligatures w14:val="none"/>
+        </w:rPr>
+        <w:t xml:space="preserve">Recognising that defence innovation is inherently socio-technical, successful adaptation requires a multi-stakeholder approach </w:t>
       </w:r>
       <w:r>
         <w:rPr>
@@ -3680,27 +3447,7 @@
           <w:lang w:val="en-US"/>
           <w14:ligatures w14:val="none"/>
         </w:rPr>
-        <w:t xml:space="preserve"> the contributions of government, the military, industry, academia and allied partners. </w:t>
-      </w:r>
-      <w:proofErr w:type="spellStart"/>
-      <w:r>
-        <w:rPr>
-          <w:rFonts w:ascii="Times New Roman" w:eastAsia="Times New Roman" w:hAnsi="Times New Roman" w:cs="Times New Roman"/>
-          <w:kern w:val="0"/>
-          <w:lang w:val="en-US"/>
-          <w14:ligatures w14:val="none"/>
-        </w:rPr>
-        <w:t>UxS</w:t>
-      </w:r>
-      <w:proofErr w:type="spellEnd"/>
-      <w:r>
-        <w:rPr>
-          <w:rFonts w:ascii="Times New Roman" w:eastAsia="Times New Roman" w:hAnsi="Times New Roman" w:cs="Times New Roman"/>
-          <w:kern w:val="0"/>
-          <w:lang w:val="en-US"/>
-          <w14:ligatures w14:val="none"/>
-        </w:rPr>
-        <w:t xml:space="preserve"> integration must be owned through the defence capability-development process, with the Department of Defence’s civil side setting policy, funding and long-term demand rather than leaving industry engagement to individual commands.</w:t>
+        <w:t xml:space="preserve"> the contributions of government, the military, industry, academia and allied partners. UxS integration must be owned through the defence capability-development process, with the Department of Defence’s civil side setting policy, funding and long-term demand rather than leaving industry engagement to individual commands.</w:t>
       </w:r>
       <w:r>
         <w:rPr>
@@ -3710,7 +3457,7 @@
           <w:lang w:val="en-US"/>
           <w14:ligatures w14:val="none"/>
         </w:rPr>
-        <w:footnoteReference w:id="58"/>
+        <w:footnoteReference w:id="63"/>
       </w:r>
       <w:r>
         <w:rPr>
@@ -3729,7 +3476,7 @@
           <w:lang w:val="en-US"/>
           <w14:ligatures w14:val="none"/>
         </w:rPr>
-        <w:footnoteReference w:id="59"/>
+        <w:footnoteReference w:id="64"/>
       </w:r>
       <w:r>
         <w:rPr>
@@ -3748,7 +3495,7 @@
           <w:lang w:val="en-US"/>
           <w14:ligatures w14:val="none"/>
         </w:rPr>
-        <w:footnoteReference w:id="60"/>
+        <w:footnoteReference w:id="65"/>
       </w:r>
       <w:r>
         <w:rPr>
@@ -3778,7 +3525,6 @@
           <w:lang w:val="en-US"/>
           <w14:ligatures w14:val="none"/>
         </w:rPr>
-        <w:lastRenderedPageBreak/>
         <w:t>The Ordnance Corps’</w:t>
       </w:r>
       <w:r>
@@ -3789,26 +3535,16 @@
           <w:lang w:val="en-US"/>
           <w14:ligatures w14:val="none"/>
         </w:rPr>
-        <w:footnoteReference w:id="61"/>
-      </w:r>
-      <w:r>
-        <w:rPr>
-          <w:rFonts w:ascii="Times New Roman" w:eastAsia="Times New Roman" w:hAnsi="Times New Roman" w:cs="Times New Roman"/>
-          <w:kern w:val="0"/>
-          <w:lang w:val="en-US"/>
-          <w14:ligatures w14:val="none"/>
-        </w:rPr>
-        <w:t xml:space="preserve"> relationship with </w:t>
-      </w:r>
-      <w:proofErr w:type="spellStart"/>
-      <w:r>
-        <w:rPr>
-          <w:rFonts w:ascii="Times New Roman" w:eastAsia="Times New Roman" w:hAnsi="Times New Roman" w:cs="Times New Roman"/>
-          <w:kern w:val="0"/>
-          <w:lang w:val="en-US"/>
-          <w14:ligatures w14:val="none"/>
-        </w:rPr>
-        <w:t>R</w:t>
+        <w:footnoteReference w:id="66"/>
+      </w:r>
+      <w:r>
+        <w:rPr>
+          <w:rFonts w:ascii="Times New Roman" w:eastAsia="Times New Roman" w:hAnsi="Times New Roman" w:cs="Times New Roman"/>
+          <w:kern w:val="0"/>
+          <w:lang w:val="en-US"/>
+          <w14:ligatures w14:val="none"/>
+        </w:rPr>
+        <w:t xml:space="preserve"> relationship with R</w:t>
       </w:r>
       <w:r>
         <w:rPr>
@@ -3819,7 +3555,6 @@
         </w:rPr>
         <w:t>eamda</w:t>
       </w:r>
-      <w:proofErr w:type="spellEnd"/>
       <w:r>
         <w:rPr>
           <w:rFonts w:ascii="Times New Roman" w:eastAsia="Times New Roman" w:hAnsi="Times New Roman" w:cs="Times New Roman"/>
@@ -3889,9 +3624,18 @@
           <w:lang w:val="en-US"/>
           <w14:ligatures w14:val="none"/>
         </w:rPr>
-        <w:t xml:space="preserve"> EOD robot. VRAI followed a comparable user-led model in simulation, developing the </w:t>
-      </w:r>
-      <w:proofErr w:type="spellStart"/>
+        <w:t xml:space="preserve"> EOD robot. VRAI </w:t>
+      </w:r>
+      <w:r>
+        <w:rPr>
+          <w:rFonts w:ascii="Times New Roman" w:eastAsia="Times New Roman" w:hAnsi="Times New Roman" w:cs="Times New Roman"/>
+          <w:kern w:val="0"/>
+          <w:lang w:val="en-US"/>
+          <w14:ligatures w14:val="none"/>
+        </w:rPr>
+        <w:lastRenderedPageBreak/>
+        <w:t xml:space="preserve">followed a comparable user-led model in simulation, developing the </w:t>
+      </w:r>
       <w:r>
         <w:rPr>
           <w:rFonts w:ascii="Times New Roman" w:eastAsia="Times New Roman" w:hAnsi="Times New Roman" w:cs="Times New Roman"/>
@@ -3903,7 +3647,6 @@
         </w:rPr>
         <w:t>ReACT</w:t>
       </w:r>
-      <w:proofErr w:type="spellEnd"/>
       <w:r>
         <w:rPr>
           <w:rFonts w:ascii="Times New Roman" w:eastAsia="Times New Roman" w:hAnsi="Times New Roman" w:cs="Times New Roman"/>
@@ -3921,7 +3664,7 @@
           <w:lang w:val="en-US"/>
           <w14:ligatures w14:val="none"/>
         </w:rPr>
-        <w:footnoteReference w:id="62"/>
+        <w:footnoteReference w:id="67"/>
       </w:r>
       <w:r>
         <w:rPr>
@@ -3969,47 +3712,7 @@
           <w:lang w:val="en-US"/>
           <w14:ligatures w14:val="none"/>
         </w:rPr>
-        <w:t xml:space="preserve">the component parts of the comprehensive process above, political acceptance is its binding constraint. It </w:t>
-      </w:r>
-      <w:proofErr w:type="spellStart"/>
-      <w:r>
-        <w:rPr>
-          <w:rFonts w:ascii="Times New Roman" w:eastAsia="Times New Roman" w:hAnsi="Times New Roman" w:cs="Times New Roman"/>
-          <w:kern w:val="0"/>
-          <w:lang w:val="en-US"/>
-          <w14:ligatures w14:val="none"/>
-        </w:rPr>
-        <w:t>authorises</w:t>
-      </w:r>
-      <w:proofErr w:type="spellEnd"/>
-      <w:r>
-        <w:rPr>
-          <w:rFonts w:ascii="Times New Roman" w:eastAsia="Times New Roman" w:hAnsi="Times New Roman" w:cs="Times New Roman"/>
-          <w:kern w:val="0"/>
-          <w:lang w:val="en-US"/>
-          <w14:ligatures w14:val="none"/>
-        </w:rPr>
-        <w:t xml:space="preserve"> and drives policy, sustains investment and gives doctrine, procurement and industrial </w:t>
-      </w:r>
-      <w:proofErr w:type="gramStart"/>
-      <w:r>
-        <w:rPr>
-          <w:rFonts w:ascii="Times New Roman" w:eastAsia="Times New Roman" w:hAnsi="Times New Roman" w:cs="Times New Roman"/>
-          <w:kern w:val="0"/>
-          <w:lang w:val="en-US"/>
-          <w14:ligatures w14:val="none"/>
-        </w:rPr>
-        <w:t>engagement</w:t>
-      </w:r>
-      <w:proofErr w:type="gramEnd"/>
-      <w:r>
-        <w:rPr>
-          <w:rFonts w:ascii="Times New Roman" w:eastAsia="Times New Roman" w:hAnsi="Times New Roman" w:cs="Times New Roman"/>
-          <w:kern w:val="0"/>
-          <w:lang w:val="en-US"/>
-          <w14:ligatures w14:val="none"/>
-        </w:rPr>
-        <w:t xml:space="preserve"> </w:t>
+        <w:t xml:space="preserve">the component parts of the comprehensive process above, political acceptance is its binding constraint. It authorises and drives policy, sustains investment and gives doctrine, procurement and industrial engagement </w:t>
       </w:r>
       <w:r>
         <w:rPr>
@@ -4094,7 +3797,7 @@
           <w:lang w:val="en-US"/>
           <w14:ligatures w14:val="none"/>
         </w:rPr>
-        <w:footnoteReference w:id="63"/>
+        <w:footnoteReference w:id="68"/>
       </w:r>
       <w:r>
         <w:rPr>
@@ -4113,56 +3816,16 @@
           <w:lang w:val="en-US"/>
           <w14:ligatures w14:val="none"/>
         </w:rPr>
-        <w:footnoteReference w:id="64"/>
-      </w:r>
-      <w:r>
-        <w:rPr>
-          <w:rFonts w:ascii="Times New Roman" w:eastAsia="Times New Roman" w:hAnsi="Times New Roman" w:cs="Times New Roman"/>
-          <w:kern w:val="0"/>
-          <w:lang w:val="en-US"/>
-          <w14:ligatures w14:val="none"/>
-        </w:rPr>
-        <w:t xml:space="preserve"> For </w:t>
-      </w:r>
-      <w:proofErr w:type="spellStart"/>
-      <w:r>
-        <w:rPr>
-          <w:rFonts w:ascii="Times New Roman" w:eastAsia="Times New Roman" w:hAnsi="Times New Roman" w:cs="Times New Roman"/>
-          <w:kern w:val="0"/>
-          <w:lang w:val="en-US"/>
-          <w14:ligatures w14:val="none"/>
-        </w:rPr>
-        <w:t>UxS</w:t>
-      </w:r>
-      <w:proofErr w:type="spellEnd"/>
-      <w:r>
-        <w:rPr>
-          <w:rFonts w:ascii="Times New Roman" w:eastAsia="Times New Roman" w:hAnsi="Times New Roman" w:cs="Times New Roman"/>
-          <w:kern w:val="0"/>
-          <w:lang w:val="en-US"/>
-          <w14:ligatures w14:val="none"/>
-        </w:rPr>
-        <w:t xml:space="preserve"> integration, the harder constraint sits alongside that non-alignment policy rather than within it: political acceptance of particular capabilities, loitering munitions above all, where a distinct pacifist current — general, utilitarian or selective, in </w:t>
-      </w:r>
-      <w:proofErr w:type="spellStart"/>
-      <w:r>
-        <w:rPr>
-          <w:rFonts w:ascii="Times New Roman" w:eastAsia="Times New Roman" w:hAnsi="Times New Roman" w:cs="Times New Roman"/>
-          <w:kern w:val="0"/>
-          <w:lang w:val="en-US"/>
-          <w14:ligatures w14:val="none"/>
-        </w:rPr>
-        <w:t>Voorhoeve's</w:t>
-      </w:r>
-      <w:proofErr w:type="spellEnd"/>
-      <w:r>
-        <w:rPr>
-          <w:rFonts w:ascii="Times New Roman" w:eastAsia="Times New Roman" w:hAnsi="Times New Roman" w:cs="Times New Roman"/>
-          <w:kern w:val="0"/>
-          <w:lang w:val="en-US"/>
-          <w14:ligatures w14:val="none"/>
-        </w:rPr>
-        <w:t xml:space="preserve"> terms</w:t>
+        <w:footnoteReference w:id="69"/>
+      </w:r>
+      <w:r>
+        <w:rPr>
+          <w:rFonts w:ascii="Times New Roman" w:eastAsia="Times New Roman" w:hAnsi="Times New Roman" w:cs="Times New Roman"/>
+          <w:kern w:val="0"/>
+          <w:lang w:val="en-US"/>
+          <w14:ligatures w14:val="none"/>
+        </w:rPr>
+        <w:t xml:space="preserve"> For UxS integration, the harder constraint sits alongside that non-alignment policy rather than within it: political acceptance of particular capabilities, loitering munitions above all, where a distinct pacifist current — general, utilitarian or selective, in Voorhoeve's terms</w:t>
       </w:r>
       <w:r>
         <w:rPr>
@@ -4172,26 +3835,16 @@
           <w:lang w:val="en-US"/>
           <w14:ligatures w14:val="none"/>
         </w:rPr>
-        <w:footnoteReference w:id="65"/>
-      </w:r>
-      <w:r>
-        <w:rPr>
-          <w:rFonts w:ascii="Times New Roman" w:eastAsia="Times New Roman" w:hAnsi="Times New Roman" w:cs="Times New Roman"/>
-          <w:kern w:val="0"/>
-          <w:lang w:val="en-US"/>
-          <w14:ligatures w14:val="none"/>
-        </w:rPr>
-        <w:t xml:space="preserve"> — runs against the logic of a purely defensive posture. Loitering munitions may nevertheless be politically conflated with anti-personnel mines, although the Ottawa </w:t>
-      </w:r>
-      <w:r>
-        <w:rPr>
-          <w:rFonts w:ascii="Times New Roman" w:eastAsia="Times New Roman" w:hAnsi="Times New Roman" w:cs="Times New Roman"/>
-          <w:kern w:val="0"/>
-          <w:lang w:val="en-US"/>
-          <w14:ligatures w14:val="none"/>
-        </w:rPr>
-        <w:lastRenderedPageBreak/>
-        <w:t>Convention’s definition turns on emplacement and victim activation rather than remote operation or autonomy.</w:t>
+        <w:footnoteReference w:id="70"/>
+      </w:r>
+      <w:r>
+        <w:rPr>
+          <w:rFonts w:ascii="Times New Roman" w:eastAsia="Times New Roman" w:hAnsi="Times New Roman" w:cs="Times New Roman"/>
+          <w:kern w:val="0"/>
+          <w:lang w:val="en-US"/>
+          <w14:ligatures w14:val="none"/>
+        </w:rPr>
+        <w:t xml:space="preserve"> — runs against the logic of a purely defensive posture. Loitering munitions may nevertheless be politically conflated with anti-personnel mines, although the Ottawa Convention’s definition turns on emplacement and victim activation rather than remote operation or autonomy.</w:t>
       </w:r>
       <w:r>
         <w:rPr>
@@ -4201,7 +3854,7 @@
           <w:lang w:val="en-US"/>
           <w14:ligatures w14:val="none"/>
         </w:rPr>
-        <w:footnoteReference w:id="66"/>
+        <w:footnoteReference w:id="71"/>
       </w:r>
     </w:p>
     <w:p>
@@ -4247,47 +3900,17 @@
           <w:lang w:val="en-US"/>
           <w14:ligatures w14:val="none"/>
         </w:rPr>
-        <w:t xml:space="preserve">This is properly understood as a feature of specific functions rather than of a </w:t>
-      </w:r>
-      <w:proofErr w:type="gramStart"/>
-      <w:r>
-        <w:rPr>
-          <w:rFonts w:ascii="Times New Roman" w:eastAsia="Times New Roman" w:hAnsi="Times New Roman" w:cs="Times New Roman"/>
-          <w:kern w:val="0"/>
-          <w:lang w:val="en-US"/>
-          <w14:ligatures w14:val="none"/>
-        </w:rPr>
-        <w:t>platform as a whole</w:t>
-      </w:r>
-      <w:proofErr w:type="gramEnd"/>
-      <w:r>
-        <w:rPr>
-          <w:rFonts w:ascii="Times New Roman" w:eastAsia="Times New Roman" w:hAnsi="Times New Roman" w:cs="Times New Roman"/>
-          <w:kern w:val="0"/>
-          <w:lang w:val="en-US"/>
-          <w14:ligatures w14:val="none"/>
-        </w:rPr>
-        <w:t xml:space="preserve">. Ireland's own working definition — that an autonomous weapon system selects and engages targets without human intervention after activation — makes the point: </w:t>
-      </w:r>
-      <w:proofErr w:type="spellStart"/>
-      <w:r>
-        <w:rPr>
-          <w:rFonts w:ascii="Times New Roman" w:eastAsia="Times New Roman" w:hAnsi="Times New Roman" w:cs="Times New Roman"/>
-          <w:kern w:val="0"/>
-          <w:lang w:val="en-US"/>
-          <w14:ligatures w14:val="none"/>
-        </w:rPr>
-        <w:t>UxS</w:t>
-      </w:r>
-      <w:proofErr w:type="spellEnd"/>
-      <w:r>
-        <w:rPr>
-          <w:rFonts w:ascii="Times New Roman" w:eastAsia="Times New Roman" w:hAnsi="Times New Roman" w:cs="Times New Roman"/>
-          <w:kern w:val="0"/>
-          <w:lang w:val="en-US"/>
-          <w14:ligatures w14:val="none"/>
-        </w:rPr>
-        <w:t xml:space="preserve"> are not autonomous weapons merely because no pilot is on board.</w:t>
+        <w:t xml:space="preserve">This is properly understood as a feature of specific functions rather than of a platform as a whole. Ireland's own working definition — </w:t>
+      </w:r>
+      <w:r>
+        <w:rPr>
+          <w:rFonts w:ascii="Times New Roman" w:eastAsia="Times New Roman" w:hAnsi="Times New Roman" w:cs="Times New Roman"/>
+          <w:kern w:val="0"/>
+          <w:lang w:val="en-US"/>
+          <w14:ligatures w14:val="none"/>
+        </w:rPr>
+        <w:lastRenderedPageBreak/>
+        <w:t>that an autonomous weapon system selects and engages targets without human intervention after activation — makes the point: UxS are not autonomous weapons merely because no pilot is on board.</w:t>
       </w:r>
       <w:r>
         <w:rPr>
@@ -4297,7 +3920,7 @@
           <w:lang w:val="en-US"/>
           <w14:ligatures w14:val="none"/>
         </w:rPr>
-        <w:footnoteReference w:id="67"/>
+        <w:footnoteReference w:id="72"/>
       </w:r>
       <w:r>
         <w:rPr>
@@ -4349,30 +3972,14 @@
           <w:vertAlign w:val="superscript"/>
           <w:lang w:val="en-US"/>
         </w:rPr>
-        <w:footnoteReference w:id="68"/>
-      </w:r>
-      <w:r>
-        <w:rPr>
-          <w:rFonts w:ascii="Times New Roman" w:hAnsi="Times New Roman" w:cs="Times New Roman"/>
-          <w:lang w:val="en-US"/>
-        </w:rPr>
-        <w:t xml:space="preserve"> Any armed </w:t>
-      </w:r>
-      <w:proofErr w:type="spellStart"/>
-      <w:r>
-        <w:rPr>
-          <w:rFonts w:ascii="Times New Roman" w:hAnsi="Times New Roman" w:cs="Times New Roman"/>
-          <w:lang w:val="en-US"/>
-        </w:rPr>
-        <w:t>UxS</w:t>
-      </w:r>
-      <w:proofErr w:type="spellEnd"/>
-      <w:r>
-        <w:rPr>
-          <w:rFonts w:ascii="Times New Roman" w:hAnsi="Times New Roman" w:cs="Times New Roman"/>
-          <w:lang w:val="en-US"/>
-        </w:rPr>
-        <w:t xml:space="preserve"> capability must nevertheless satisfy the existing </w:t>
+        <w:footnoteReference w:id="73"/>
+      </w:r>
+      <w:r>
+        <w:rPr>
+          <w:rFonts w:ascii="Times New Roman" w:hAnsi="Times New Roman" w:cs="Times New Roman"/>
+          <w:lang w:val="en-US"/>
+        </w:rPr>
+        <w:t xml:space="preserve"> Any armed UxS capability must nevertheless satisfy the existing </w:t>
       </w:r>
       <w:r>
         <w:rPr>
@@ -4410,7 +4017,7 @@
           <w:vertAlign w:val="superscript"/>
           <w:lang w:val="en-US"/>
         </w:rPr>
-        <w:footnoteReference w:id="69"/>
+        <w:footnoteReference w:id="74"/>
       </w:r>
       <w:r>
         <w:rPr>
@@ -4423,21 +4030,7 @@
         <w:rPr>
           <w:rFonts w:ascii="Times New Roman" w:hAnsi="Times New Roman" w:cs="Times New Roman"/>
         </w:rPr>
-        <w:t xml:space="preserve">Properly employed, </w:t>
-      </w:r>
-      <w:proofErr w:type="spellStart"/>
-      <w:r>
-        <w:rPr>
-          <w:rFonts w:ascii="Times New Roman" w:hAnsi="Times New Roman" w:cs="Times New Roman"/>
-        </w:rPr>
-        <w:t>UxS</w:t>
-      </w:r>
-      <w:proofErr w:type="spellEnd"/>
-      <w:r>
-        <w:rPr>
-          <w:rFonts w:ascii="Times New Roman" w:hAnsi="Times New Roman" w:cs="Times New Roman"/>
-        </w:rPr>
-        <w:t xml:space="preserve"> may facilitate heightened compliance with these principles: greater persistence, improved target discrimination and precision engagement can better satisfy them than less discriminating alternatives — though that same capability correspondingly demands a higher </w:t>
+        <w:t xml:space="preserve">Properly employed, UxS may facilitate heightened compliance with these principles: greater persistence, improved target discrimination and precision engagement can better satisfy them than less discriminating alternatives — though that same capability correspondingly demands a higher </w:t>
       </w:r>
       <w:r>
         <w:rPr>
@@ -4462,7 +4055,7 @@
           <w:rStyle w:val="FootnoteReference"/>
           <w:rFonts w:ascii="Times New Roman" w:hAnsi="Times New Roman" w:cs="Times New Roman"/>
         </w:rPr>
-        <w:footnoteReference w:id="70"/>
+        <w:footnoteReference w:id="75"/>
       </w:r>
     </w:p>
     <w:p>
@@ -4492,17 +4085,7 @@
           <w:lang w:val="en-US"/>
           <w14:ligatures w14:val="none"/>
         </w:rPr>
-        <w:t xml:space="preserve">onvention on Certain Conventional </w:t>
-      </w:r>
-      <w:r>
-        <w:rPr>
-          <w:rFonts w:ascii="Times New Roman" w:eastAsia="Times New Roman" w:hAnsi="Times New Roman" w:cs="Times New Roman"/>
-          <w:kern w:val="0"/>
-          <w:lang w:val="en-US"/>
-          <w14:ligatures w14:val="none"/>
-        </w:rPr>
-        <w:lastRenderedPageBreak/>
-        <w:t>Weapons</w:t>
+        <w:t>onvention on Certain Conventional Weapons</w:t>
       </w:r>
       <w:r>
         <w:rPr>
@@ -4521,7 +4104,7 @@
           <w:lang w:val="en-US"/>
           <w14:ligatures w14:val="none"/>
         </w:rPr>
-        <w:footnoteReference w:id="71"/>
+        <w:footnoteReference w:id="76"/>
       </w:r>
       <w:r>
         <w:rPr>
@@ -4551,6 +4134,7 @@
           <w:lang w:val="en-US"/>
           <w14:ligatures w14:val="none"/>
         </w:rPr>
+        <w:lastRenderedPageBreak/>
         <w:t xml:space="preserve">Success is evaluated using the same DOTMLPF-I framework applied earlier. A materiel-heavy profile — equipment acquired without corresponding doctrine, organisation, training, personnel, leadership and sustainment — would show that Ireland had purchased technology without building </w:t>
       </w:r>
       <w:r>
@@ -4679,21 +4263,7 @@
         <w:rPr>
           <w:rFonts w:ascii="Times New Roman" w:hAnsi="Times New Roman" w:cs="Times New Roman"/>
         </w:rPr>
-        <w:t xml:space="preserve">, funds the institutionalisation and sets the industrial demand signal; recognition that </w:t>
-      </w:r>
-      <w:proofErr w:type="spellStart"/>
-      <w:r>
-        <w:rPr>
-          <w:rFonts w:ascii="Times New Roman" w:hAnsi="Times New Roman" w:cs="Times New Roman"/>
-        </w:rPr>
-        <w:t>UxS</w:t>
-      </w:r>
-      <w:proofErr w:type="spellEnd"/>
-      <w:r>
-        <w:rPr>
-          <w:rFonts w:ascii="Times New Roman" w:hAnsi="Times New Roman" w:cs="Times New Roman"/>
-        </w:rPr>
-        <w:t xml:space="preserve"> are a strategic adaptation</w:t>
+        <w:t>, funds the institutionalisation and sets the industrial demand signal; recognition that UxS are a strategic adaptation</w:t>
       </w:r>
       <w:r>
         <w:rPr>
@@ -4761,21 +4331,7 @@
         <w:rPr>
           <w:rFonts w:ascii="Times New Roman" w:hAnsi="Times New Roman" w:cs="Times New Roman"/>
         </w:rPr>
-        <w:t xml:space="preserve"> does not itself bar </w:t>
-      </w:r>
-      <w:proofErr w:type="spellStart"/>
-      <w:r>
-        <w:rPr>
-          <w:rFonts w:ascii="Times New Roman" w:hAnsi="Times New Roman" w:cs="Times New Roman"/>
-        </w:rPr>
-        <w:t>UxS</w:t>
-      </w:r>
-      <w:proofErr w:type="spellEnd"/>
-      <w:r>
-        <w:rPr>
-          <w:rFonts w:ascii="Times New Roman" w:hAnsi="Times New Roman" w:cs="Times New Roman"/>
-        </w:rPr>
-        <w:t>-enabled defence</w:t>
+        <w:t xml:space="preserve"> does not itself bar UxS-enabled defence</w:t>
       </w:r>
       <w:r>
         <w:rPr>
@@ -4787,14 +4343,7 @@
         <w:rPr>
           <w:rFonts w:ascii="Times New Roman" w:hAnsi="Times New Roman" w:cs="Times New Roman"/>
         </w:rPr>
-        <w:t xml:space="preserve">Ireland's own position that human control must be exercised </w:t>
-      </w:r>
-      <w:r>
-        <w:rPr>
-          <w:rFonts w:ascii="Times New Roman" w:hAnsi="Times New Roman" w:cs="Times New Roman"/>
-        </w:rPr>
-        <w:lastRenderedPageBreak/>
-        <w:t xml:space="preserve">over target selection and engagement, gives a clear standard by which any capability can be judged and defended. </w:t>
+        <w:t xml:space="preserve">Ireland's own position that human control must be exercised over target selection and engagement, gives a clear standard by which any capability can be judged and defended. </w:t>
       </w:r>
       <w:r>
         <w:rPr>
@@ -4812,21 +4361,7 @@
         <w:rPr>
           <w:rFonts w:ascii="Times New Roman" w:hAnsi="Times New Roman" w:cs="Times New Roman"/>
         </w:rPr>
-        <w:t xml:space="preserve">operly governed, </w:t>
-      </w:r>
-      <w:proofErr w:type="spellStart"/>
-      <w:r>
-        <w:rPr>
-          <w:rFonts w:ascii="Times New Roman" w:hAnsi="Times New Roman" w:cs="Times New Roman"/>
-        </w:rPr>
-        <w:t>UxS</w:t>
-      </w:r>
-      <w:proofErr w:type="spellEnd"/>
-      <w:r>
-        <w:rPr>
-          <w:rFonts w:ascii="Times New Roman" w:hAnsi="Times New Roman" w:cs="Times New Roman"/>
-        </w:rPr>
-        <w:t xml:space="preserve"> can deliver heightened compliance with international humanitarian law through better observation and more precise engagement — a moral case for fielding them, not merely a legal constraint on their use.</w:t>
+        <w:t>operly governed, UxS can deliver heightened compliance with international humanitarian law through better observation and more precise engagement — a moral case for fielding them, not merely a legal constraint on their use.</w:t>
       </w:r>
     </w:p>
     <w:p>
@@ -4921,7 +4456,7 @@
 </file>
 
 <file path=word/endnotes.xml><?xml version="1.0" encoding="utf-8"?>
-<w:endnotes xmlns:wpc="http://schemas.microsoft.com/office/word/2010/wordprocessingCanvas" xmlns:cx="http://schemas.microsoft.com/office/drawing/2014/chartex" xmlns:cx1="http://schemas.microsoft.com/office/drawing/2015/9/8/chartex" xmlns:cx2="http://schemas.microsoft.com/office/drawing/2015/10/21/chartex" xmlns:cx3="http://schemas.microsoft.com/office/drawing/2016/5/9/chartex" xmlns:cx4="http://schemas.microsoft.com/office/drawing/2016/5/10/chartex" xmlns:cx5="http://schemas.microsoft.com/office/drawing/2016/5/11/chartex" xmlns:cx6="http://schemas.microsoft.com/office/drawing/2016/5/12/chartex" xmlns:cx7="http://schemas.microsoft.com/office/drawing/2016/5/13/chartex" xmlns:cx8="http://schemas.microsoft.com/office/drawing/2016/5/14/chartex" xmlns:mc="http://schemas.openxmlformats.org/markup-compatibility/2006" xmlns:aink="http://schemas.microsoft.com/office/drawing/2016/ink" xmlns:am3d="http://schemas.microsoft.com/office/drawing/2017/model3d" xmlns:o="urn:schemas-microsoft-com:office:office" xmlns:oel="http://schemas.microsoft.com/office/2019/extlst" xmlns:r="http://schemas.openxmlformats.org/officeDocument/2006/relationships" xmlns:m="http://schemas.openxmlformats.org/officeDocument/2006/math" xmlns:v="urn:schemas-microsoft-com:vml" xmlns:wp14="http://schemas.microsoft.com/office/word/2010/wordprocessingDrawing" xmlns:wp="http://schemas.openxmlformats.org/drawingml/2006/wordprocessingDrawing" xmlns:w10="urn:schemas-microsoft-com:office:word" xmlns:w="http://schemas.openxmlformats.org/wordprocessingml/2006/main" xmlns:w14="http://schemas.microsoft.com/office/word/2010/wordml" xmlns:w15="http://schemas.microsoft.com/office/word/2012/wordml" xmlns:w16cex="http://schemas.microsoft.com/office/word/2018/wordml/cex" xmlns:w16cid="http://schemas.microsoft.com/office/word/2016/wordml/cid" xmlns:w16="http://schemas.microsoft.com/office/word/2018/wordml" xmlns:w16du="http://schemas.microsoft.com/office/word/2023/wordml/word16du" xmlns:w16sdtdh="http://schemas.microsoft.com/office/word/2020/wordml/sdtdatahash" xmlns:w16sdtfl="http://schemas.microsoft.com/office/word/2024/wordml/sdtformatlock" xmlns:w16se="http://schemas.microsoft.com/office/word/2015/wordml/symex" xmlns:wpg="http://schemas.microsoft.com/office/word/2010/wordprocessingGroup" xmlns:wpi="http://schemas.microsoft.com/office/word/2010/wordprocessingInk" xmlns:wne="http://schemas.microsoft.com/office/word/2006/wordml" xmlns:wps="http://schemas.microsoft.com/office/word/2010/wordprocessingShape" mc:Ignorable="w14 w15 w16se w16cid w16 w16cex w16sdtdh w16sdtfl w16du wp14">
+<w:endnotes xmlns:wpc="http://schemas.microsoft.com/office/word/2010/wordprocessingCanvas" xmlns:cx="http://schemas.microsoft.com/office/drawing/2014/chartex" xmlns:cx1="http://schemas.microsoft.com/office/drawing/2015/9/8/chartex" xmlns:cx2="http://schemas.microsoft.com/office/drawing/2015/10/21/chartex" xmlns:cx3="http://schemas.microsoft.com/office/drawing/2016/5/9/chartex" xmlns:cx4="http://schemas.microsoft.com/office/drawing/2016/5/10/chartex" xmlns:cx5="http://schemas.microsoft.com/office/drawing/2016/5/11/chartex" xmlns:cx6="http://schemas.microsoft.com/office/drawing/2016/5/12/chartex" xmlns:cx7="http://schemas.microsoft.com/office/drawing/2016/5/13/chartex" xmlns:cx8="http://schemas.microsoft.com/office/drawing/2016/5/14/chartex" xmlns:mc="http://schemas.openxmlformats.org/markup-compatibility/2006" xmlns:aink="http://schemas.microsoft.com/office/drawing/2016/ink" xmlns:am3d="http://schemas.microsoft.com/office/drawing/2017/model3d" xmlns:o="urn:schemas-microsoft-com:office:office" xmlns:oel="http://schemas.microsoft.com/office/2019/extlst" xmlns:r="http://schemas.openxmlformats.org/officeDocument/2006/relationships" xmlns:m="http://schemas.openxmlformats.org/officeDocument/2006/math" xmlns:v="urn:schemas-microsoft-com:vml" xmlns:wp14="http://schemas.microsoft.com/office/word/2010/wordprocessingDrawing" xmlns:wp="http://schemas.openxmlformats.org/drawingml/2006/wordprocessingDrawing" xmlns:w10="urn:schemas-microsoft-com:office:word" xmlns:w="http://schemas.openxmlformats.org/wordprocessingml/2006/main" xmlns:w14="http://schemas.microsoft.com/office/word/2010/wordml" xmlns:w15="http://schemas.microsoft.com/office/word/2012/wordml" xmlns:w16cei="http://schemas.microsoft.com/office/word/2026/wordml/cei" xmlns:w16cex="http://schemas.microsoft.com/office/word/2018/wordml/cex" xmlns:w16cid="http://schemas.microsoft.com/office/word/2016/wordml/cid" xmlns:w16="http://schemas.microsoft.com/office/word/2018/wordml" xmlns:w16du="http://schemas.microsoft.com/office/word/2023/wordml/word16du" xmlns:w16sdtdh="http://schemas.microsoft.com/office/word/2020/wordml/sdtdatahash" xmlns:w16sdtfl="http://schemas.microsoft.com/office/word/2024/wordml/sdtformatlock" xmlns:w16se="http://schemas.microsoft.com/office/word/2015/wordml/symex" xmlns:wpg="http://schemas.microsoft.com/office/word/2010/wordprocessingGroup" xmlns:wpi="http://schemas.microsoft.com/office/word/2010/wordprocessingInk" xmlns:wne="http://schemas.microsoft.com/office/word/2006/wordml" xmlns:wps="http://schemas.microsoft.com/office/word/2010/wordprocessingShape" mc:Ignorable="w14 w15 w16se w16cid w16 w16cex w16sdtdh w16sdtfl w16du wp14">
   <w:endnote w:type="separator" w:id="-1">
     <w:p>
       <w:pPr>
@@ -4946,7 +4481,7 @@
 </file>
 
 <file path=word/footnotes.xml><?xml version="1.0" encoding="utf-8"?>
-<w:footnotes xmlns:wpc="http://schemas.microsoft.com/office/word/2010/wordprocessingCanvas" xmlns:cx="http://schemas.microsoft.com/office/drawing/2014/chartex" xmlns:cx1="http://schemas.microsoft.com/office/drawing/2015/9/8/chartex" xmlns:cx2="http://schemas.microsoft.com/office/drawing/2015/10/21/chartex" xmlns:cx3="http://schemas.microsoft.com/office/drawing/2016/5/9/chartex" xmlns:cx4="http://schemas.microsoft.com/office/drawing/2016/5/10/chartex" xmlns:cx5="http://schemas.microsoft.com/office/drawing/2016/5/11/chartex" xmlns:cx6="http://schemas.microsoft.com/office/drawing/2016/5/12/chartex" xmlns:cx7="http://schemas.microsoft.com/office/drawing/2016/5/13/chartex" xmlns:cx8="http://schemas.microsoft.com/office/drawing/2016/5/14/chartex" xmlns:mc="http://schemas.openxmlformats.org/markup-compatibility/2006" xmlns:aink="http://schemas.microsoft.com/office/drawing/2016/ink" xmlns:am3d="http://schemas.microsoft.com/office/drawing/2017/model3d" xmlns:o="urn:schemas-microsoft-com:office:office" xmlns:oel="http://schemas.microsoft.com/office/2019/extlst" xmlns:r="http://schemas.openxmlformats.org/officeDocument/2006/relationships" xmlns:m="http://schemas.openxmlformats.org/officeDocument/2006/math" xmlns:v="urn:schemas-microsoft-com:vml" xmlns:wp14="http://schemas.microsoft.com/office/word/2010/wordprocessingDrawing" xmlns:wp="http://schemas.openxmlformats.org/drawingml/2006/wordprocessingDrawing" xmlns:w10="urn:schemas-microsoft-com:office:word" xmlns:w="http://schemas.openxmlformats.org/wordprocessingml/2006/main" xmlns:w14="http://schemas.microsoft.com/office/word/2010/wordml" xmlns:w15="http://schemas.microsoft.com/office/word/2012/wordml" xmlns:w16cex="http://schemas.microsoft.com/office/word/2018/wordml/cex" xmlns:w16cid="http://schemas.microsoft.com/office/word/2016/wordml/cid" xmlns:w16="http://schemas.microsoft.com/office/word/2018/wordml" xmlns:w16du="http://schemas.microsoft.com/office/word/2023/wordml/word16du" xmlns:w16sdtdh="http://schemas.microsoft.com/office/word/2020/wordml/sdtdatahash" xmlns:w16sdtfl="http://schemas.microsoft.com/office/word/2024/wordml/sdtformatlock" xmlns:w16se="http://schemas.microsoft.com/office/word/2015/wordml/symex" xmlns:wpg="http://schemas.microsoft.com/office/word/2010/wordprocessingGroup" xmlns:wpi="http://schemas.microsoft.com/office/word/2010/wordprocessingInk" xmlns:wne="http://schemas.microsoft.com/office/word/2006/wordml" xmlns:wps="http://schemas.microsoft.com/office/word/2010/wordprocessingShape" mc:Ignorable="w14 w15 w16se w16cid w16 w16cex w16sdtdh w16sdtfl w16du wp14">
+<w:footnotes xmlns:wpc="http://schemas.microsoft.com/office/word/2010/wordprocessingCanvas" xmlns:cx="http://schemas.microsoft.com/office/drawing/2014/chartex" xmlns:cx1="http://schemas.microsoft.com/office/drawing/2015/9/8/chartex" xmlns:cx2="http://schemas.microsoft.com/office/drawing/2015/10/21/chartex" xmlns:cx3="http://schemas.microsoft.com/office/drawing/2016/5/9/chartex" xmlns:cx4="http://schemas.microsoft.com/office/drawing/2016/5/10/chartex" xmlns:cx5="http://schemas.microsoft.com/office/drawing/2016/5/11/chartex" xmlns:cx6="http://schemas.microsoft.com/office/drawing/2016/5/12/chartex" xmlns:cx7="http://schemas.microsoft.com/office/drawing/2016/5/13/chartex" xmlns:cx8="http://schemas.microsoft.com/office/drawing/2016/5/14/chartex" xmlns:mc="http://schemas.openxmlformats.org/markup-compatibility/2006" xmlns:aink="http://schemas.microsoft.com/office/drawing/2016/ink" xmlns:am3d="http://schemas.microsoft.com/office/drawing/2017/model3d" xmlns:o="urn:schemas-microsoft-com:office:office" xmlns:oel="http://schemas.microsoft.com/office/2019/extlst" xmlns:r="http://schemas.openxmlformats.org/officeDocument/2006/relationships" xmlns:m="http://schemas.openxmlformats.org/officeDocument/2006/math" xmlns:v="urn:schemas-microsoft-com:vml" xmlns:wp14="http://schemas.microsoft.com/office/word/2010/wordprocessingDrawing" xmlns:wp="http://schemas.openxmlformats.org/drawingml/2006/wordprocessingDrawing" xmlns:w10="urn:schemas-microsoft-com:office:word" xmlns:w="http://schemas.openxmlformats.org/wordprocessingml/2006/main" xmlns:w14="http://schemas.microsoft.com/office/word/2010/wordml" xmlns:w15="http://schemas.microsoft.com/office/word/2012/wordml" xmlns:w16cei="http://schemas.microsoft.com/office/word/2026/wordml/cei" xmlns:w16cex="http://schemas.microsoft.com/office/word/2018/wordml/cex" xmlns:w16cid="http://schemas.microsoft.com/office/word/2016/wordml/cid" xmlns:w16="http://schemas.microsoft.com/office/word/2018/wordml" xmlns:w16du="http://schemas.microsoft.com/office/word/2023/wordml/word16du" xmlns:w16sdtdh="http://schemas.microsoft.com/office/word/2020/wordml/sdtdatahash" xmlns:w16sdtfl="http://schemas.microsoft.com/office/word/2024/wordml/sdtformatlock" xmlns:w16se="http://schemas.microsoft.com/office/word/2015/wordml/symex" xmlns:wpg="http://schemas.microsoft.com/office/word/2010/wordprocessingGroup" xmlns:wpi="http://schemas.microsoft.com/office/word/2010/wordprocessingInk" xmlns:wne="http://schemas.microsoft.com/office/word/2006/wordml" xmlns:wps="http://schemas.microsoft.com/office/word/2010/wordprocessingShape" mc:Ignorable="w14 w15 w16se w16cid w16 w16cex w16sdtdh w16sdtfl w16du wp14">
   <w:footnote w:type="separator" w:id="-1">
     <w:p>
       <w:pPr>
@@ -5018,7 +4553,41 @@
           <w:sz w:val="16"/>
           <w:szCs w:val="16"/>
         </w:rPr>
-        <w:t xml:space="preserve"> (London: Royal United Services Institute for Defence and Security Studies, 2024), https://static.rusi.org/protecting-the-force-from-uncrewed-uas.pdf, accessed December 11, 2025.</w:t>
+        <w:t xml:space="preserve"> (London: Royal United Services Institute for Defence and Security Studies, 2024), https://static.rusi.org/protecting-the-force-from-uncrewed-uas.pdf, accessed December 11, 2025</w:t>
+      </w:r>
+      <w:r>
+        <w:rPr>
+          <w:rFonts w:ascii="Times New Roman" w:hAnsi="Times New Roman" w:cs="Times New Roman"/>
+          <w:sz w:val="16"/>
+          <w:szCs w:val="16"/>
+        </w:rPr>
+        <w:t xml:space="preserve">; </w:t>
+      </w:r>
+      <w:r>
+        <w:rPr>
+          <w:rFonts w:ascii="Times New Roman" w:hAnsi="Times New Roman" w:cs="Times New Roman"/>
+          <w:sz w:val="16"/>
+          <w:szCs w:val="16"/>
+        </w:rPr>
+        <w:t xml:space="preserve">Max Zander, “Why Drones Became the Deadliest Weapon on the Ukrainian Frontline,” featuring Robert Tollast and Arunas Kumpis, </w:t>
+      </w:r>
+      <w:r>
+        <w:rPr>
+          <w:rFonts w:ascii="Times New Roman" w:hAnsi="Times New Roman" w:cs="Times New Roman"/>
+          <w:i/>
+          <w:iCs/>
+          <w:sz w:val="16"/>
+          <w:szCs w:val="16"/>
+        </w:rPr>
+        <w:t>DW News</w:t>
+      </w:r>
+      <w:r>
+        <w:rPr>
+          <w:rFonts w:ascii="Times New Roman" w:hAnsi="Times New Roman" w:cs="Times New Roman"/>
+          <w:sz w:val="16"/>
+          <w:szCs w:val="16"/>
+        </w:rPr>
+        <w:t>, YouTube video, 2025, 13:17–17:50, https://www.youtube.com/watch?v=-KSk4eAuYMM, accessed March 8, 2026.</w:t>
       </w:r>
     </w:p>
   </w:footnote>
@@ -5183,43 +4752,7 @@
           <w:sz w:val="16"/>
           <w:szCs w:val="16"/>
         </w:rPr>
-        <w:t xml:space="preserve">, podcast audio, November 3, 2024, 40 min., https://podcasts.apple.com/gb/podcast/sdr-threats-series-styles-and-themes-of/id1629454648?i=1000675880639, accessed February 10, 2026; Matthew Revels and Eric Uribe, “Drones Won’t Save Us: Learning the Wrong Lessons from Ukraine Will Cost the US Army Its Edge in </w:t>
-      </w:r>
-      <w:proofErr w:type="spellStart"/>
-      <w:r>
-        <w:rPr>
-          <w:rFonts w:ascii="Times New Roman" w:hAnsi="Times New Roman" w:cs="Times New Roman"/>
-          <w:sz w:val="16"/>
-          <w:szCs w:val="16"/>
-        </w:rPr>
-        <w:t>Maneuver</w:t>
-      </w:r>
-      <w:proofErr w:type="spellEnd"/>
-      <w:r>
-        <w:rPr>
-          <w:rFonts w:ascii="Times New Roman" w:hAnsi="Times New Roman" w:cs="Times New Roman"/>
-          <w:sz w:val="16"/>
-          <w:szCs w:val="16"/>
-        </w:rPr>
-        <w:t xml:space="preserve"> Warfare,” Modern War Institute, November 5, 2025, https://mwi.westpoint.edu/drones-wont-save-us-learning-the-wrong-lessons-from-ukraine-will-cost-the-us-army-its-edge-in-maneuver-warfare/, accessed February 12, 2026; Jack Watling, Oleksandr V. </w:t>
-      </w:r>
-      <w:proofErr w:type="spellStart"/>
-      <w:r>
-        <w:rPr>
-          <w:rFonts w:ascii="Times New Roman" w:hAnsi="Times New Roman" w:cs="Times New Roman"/>
-          <w:sz w:val="16"/>
-          <w:szCs w:val="16"/>
-        </w:rPr>
-        <w:t>Danylyuk</w:t>
-      </w:r>
-      <w:proofErr w:type="spellEnd"/>
-      <w:r>
-        <w:rPr>
-          <w:rFonts w:ascii="Times New Roman" w:hAnsi="Times New Roman" w:cs="Times New Roman"/>
-          <w:sz w:val="16"/>
-          <w:szCs w:val="16"/>
-        </w:rPr>
-        <w:t xml:space="preserve">, and Nick Reynolds, </w:t>
+        <w:t xml:space="preserve">, podcast audio, November 3, 2024, 40 min., https://podcasts.apple.com/gb/podcast/sdr-threats-series-styles-and-themes-of/id1629454648?i=1000675880639, accessed February 10, 2026; Matthew Revels and Eric Uribe, “Drones Won’t Save Us: Learning the Wrong Lessons from Ukraine Will Cost the US Army Its Edge in Maneuver Warfare,” Modern War Institute, November 5, 2025, https://mwi.westpoint.edu/drones-wont-save-us-learning-the-wrong-lessons-from-ukraine-will-cost-the-us-army-its-edge-in-maneuver-warfare/, accessed February 12, 2026; Jack Watling, Oleksandr V. Danylyuk, and Nick Reynolds, </w:t>
       </w:r>
       <w:r>
         <w:rPr>
@@ -5240,16 +4773,6 @@
         <w:t xml:space="preserve"> (London: Royal United Services Institute for Defence and Security Studies, 2024), https://static.rusi.org/lessons-learned-ukraine-offensive-2022-23.pdf, accessed December 11, 2025.</w:t>
       </w:r>
     </w:p>
-    <w:p>
-      <w:pPr>
-        <w:pStyle w:val="FootnoteText"/>
-        <w:rPr>
-          <w:rFonts w:ascii="Times New Roman" w:hAnsi="Times New Roman" w:cs="Times New Roman"/>
-          <w:sz w:val="16"/>
-          <w:szCs w:val="16"/>
-        </w:rPr>
-      </w:pPr>
-    </w:p>
   </w:footnote>
   <w:footnote w:id="5">
     <w:p>
@@ -5284,6 +4807,59 @@
           <w:sz w:val="16"/>
           <w:szCs w:val="16"/>
         </w:rPr>
+        <w:t>Azov Media, “Там вже немає кого добивати” (“There Is No One Left to Finish Off There”), Telegram, 2024, https://t.me/azov_media/5863, accessed March 9, 2026</w:t>
+      </w:r>
+      <w:r>
+        <w:rPr>
+          <w:rFonts w:ascii="Times New Roman" w:hAnsi="Times New Roman" w:cs="Times New Roman"/>
+          <w:sz w:val="16"/>
+          <w:szCs w:val="16"/>
+        </w:rPr>
+        <w:t xml:space="preserve">; </w:t>
+      </w:r>
+      <w:r>
+        <w:rPr>
+          <w:rFonts w:ascii="Times New Roman" w:hAnsi="Times New Roman" w:cs="Times New Roman"/>
+          <w:sz w:val="16"/>
+          <w:szCs w:val="16"/>
+        </w:rPr>
+        <w:t>Revanche Tactical Group, “Січень 2026. Степногірськ. Триває оборонна операція на запорізькому напрямку” (“January 2026. Stepnohirsk. A Defensive Operation in the Zaporizhzhia Direction Continues”), Telegram, 2026, https://t.me/revanche_tactical_group/1569, accessed March 16, 2026.</w:t>
+      </w:r>
+    </w:p>
+  </w:footnote>
+  <w:footnote w:id="6">
+    <w:p>
+      <w:pPr>
+        <w:pStyle w:val="FootnoteText"/>
+        <w:rPr>
+          <w:rFonts w:ascii="Times New Roman" w:hAnsi="Times New Roman" w:cs="Times New Roman"/>
+          <w:sz w:val="16"/>
+          <w:szCs w:val="16"/>
+        </w:rPr>
+      </w:pPr>
+      <w:r>
+        <w:rPr>
+          <w:rStyle w:val="FootnoteReference"/>
+          <w:rFonts w:ascii="Times New Roman" w:hAnsi="Times New Roman" w:cs="Times New Roman"/>
+          <w:sz w:val="16"/>
+          <w:szCs w:val="16"/>
+        </w:rPr>
+        <w:footnoteRef/>
+      </w:r>
+      <w:r>
+        <w:rPr>
+          <w:rFonts w:ascii="Times New Roman" w:hAnsi="Times New Roman" w:cs="Times New Roman"/>
+          <w:sz w:val="16"/>
+          <w:szCs w:val="16"/>
+        </w:rPr>
+        <w:t xml:space="preserve"> </w:t>
+      </w:r>
+      <w:r>
+        <w:rPr>
+          <w:rFonts w:ascii="Times New Roman" w:hAnsi="Times New Roman" w:cs="Times New Roman"/>
+          <w:sz w:val="16"/>
+          <w:szCs w:val="16"/>
+        </w:rPr>
         <w:t xml:space="preserve">The </w:t>
       </w:r>
       <w:r>
@@ -5360,7 +4936,7 @@
       </w:r>
     </w:p>
   </w:footnote>
-  <w:footnote w:id="6">
+  <w:footnote w:id="7">
     <w:p>
       <w:pPr>
         <w:pStyle w:val="FootnoteText"/>
@@ -5423,7 +4999,7 @@
       </w:r>
     </w:p>
   </w:footnote>
-  <w:footnote w:id="7">
+  <w:footnote w:id="8">
     <w:p>
       <w:pPr>
         <w:pStyle w:val="FootnoteText"/>
@@ -5478,7 +5054,7 @@
       </w:r>
     </w:p>
   </w:footnote>
-  <w:footnote w:id="8">
+  <w:footnote w:id="9">
     <w:p>
       <w:pPr>
         <w:pStyle w:val="FootnoteText"/>
@@ -5533,7 +5109,7 @@
       </w:r>
     </w:p>
   </w:footnote>
-  <w:footnote w:id="9">
+  <w:footnote w:id="10">
     <w:p>
       <w:pPr>
         <w:pStyle w:val="FootnoteText"/>
@@ -5588,7 +5164,7 @@
       </w:r>
     </w:p>
   </w:footnote>
-  <w:footnote w:id="10">
+  <w:footnote w:id="11">
     <w:p>
       <w:pPr>
         <w:pStyle w:val="FootnoteText"/>
@@ -5615,23 +5191,13 @@
         </w:rPr>
         <w:t xml:space="preserve"> </w:t>
       </w:r>
-      <w:proofErr w:type="spellStart"/>
-      <w:r>
-        <w:rPr>
-          <w:rFonts w:ascii="Times New Roman" w:hAnsi="Times New Roman" w:cs="Times New Roman"/>
-          <w:sz w:val="16"/>
-          <w:szCs w:val="16"/>
-        </w:rPr>
-        <w:t>Statsministeriet</w:t>
-      </w:r>
-      <w:proofErr w:type="spellEnd"/>
-      <w:r>
-        <w:rPr>
-          <w:rFonts w:ascii="Times New Roman" w:hAnsi="Times New Roman" w:cs="Times New Roman"/>
-          <w:sz w:val="16"/>
-          <w:szCs w:val="16"/>
-        </w:rPr>
-        <w:t xml:space="preserve">, </w:t>
+      <w:r>
+        <w:rPr>
+          <w:rFonts w:ascii="Times New Roman" w:hAnsi="Times New Roman" w:cs="Times New Roman"/>
+          <w:sz w:val="16"/>
+          <w:szCs w:val="16"/>
+        </w:rPr>
+        <w:t xml:space="preserve">Statsministeriet, </w:t>
       </w:r>
       <w:r>
         <w:rPr>
@@ -5641,34 +5207,14 @@
         </w:rPr>
         <w:t>“</w:t>
       </w:r>
-      <w:proofErr w:type="spellStart"/>
-      <w:r>
-        <w:rPr>
-          <w:rFonts w:ascii="Times New Roman" w:hAnsi="Times New Roman" w:cs="Times New Roman"/>
-          <w:sz w:val="16"/>
-          <w:szCs w:val="16"/>
-        </w:rPr>
-        <w:t>Fællesudtalelse</w:t>
-      </w:r>
-      <w:proofErr w:type="spellEnd"/>
-      <w:r>
-        <w:rPr>
-          <w:rFonts w:ascii="Times New Roman" w:hAnsi="Times New Roman" w:cs="Times New Roman"/>
-          <w:sz w:val="16"/>
-          <w:szCs w:val="16"/>
-        </w:rPr>
-        <w:t xml:space="preserve"> om </w:t>
-      </w:r>
-      <w:proofErr w:type="spellStart"/>
-      <w:r>
-        <w:rPr>
-          <w:rFonts w:ascii="Times New Roman" w:hAnsi="Times New Roman" w:cs="Times New Roman"/>
-          <w:sz w:val="16"/>
-          <w:szCs w:val="16"/>
-        </w:rPr>
-        <w:t>Grønland</w:t>
-      </w:r>
-      <w:proofErr w:type="spellEnd"/>
+      <w:r>
+        <w:rPr>
+          <w:rFonts w:ascii="Times New Roman" w:hAnsi="Times New Roman" w:cs="Times New Roman"/>
+          <w:sz w:val="16"/>
+          <w:szCs w:val="16"/>
+        </w:rPr>
+        <w:t>Fællesudtalelse om Grønland</w:t>
+      </w:r>
       <w:r>
         <w:rPr>
           <w:rFonts w:ascii="Times New Roman" w:hAnsi="Times New Roman" w:cs="Times New Roman"/>
@@ -5687,7 +5233,7 @@
       </w:r>
     </w:p>
   </w:footnote>
-  <w:footnote w:id="11">
+  <w:footnote w:id="12">
     <w:p>
       <w:pPr>
         <w:pStyle w:val="FootnoteText"/>
@@ -5760,7 +5306,7 @@
       </w:r>
     </w:p>
   </w:footnote>
-  <w:footnote w:id="12">
+  <w:footnote w:id="13">
     <w:p>
       <w:pPr>
         <w:pStyle w:val="FootnoteText"/>
@@ -5797,7 +5343,7 @@
       </w:r>
     </w:p>
   </w:footnote>
-  <w:footnote w:id="13">
+  <w:footnote w:id="14">
     <w:p>
       <w:pPr>
         <w:pStyle w:val="FootnoteText"/>
@@ -5852,7 +5398,7 @@
       </w:r>
     </w:p>
   </w:footnote>
-  <w:footnote w:id="14">
+  <w:footnote w:id="15">
     <w:p>
       <w:pPr>
         <w:pStyle w:val="FootnoteText"/>
@@ -5907,7 +5453,7 @@
       </w:r>
     </w:p>
   </w:footnote>
-  <w:footnote w:id="15">
+  <w:footnote w:id="16">
     <w:p>
       <w:pPr>
         <w:pStyle w:val="FootnoteText"/>
@@ -5936,7 +5482,7 @@
       </w:r>
     </w:p>
   </w:footnote>
-  <w:footnote w:id="16">
+  <w:footnote w:id="17">
     <w:p>
       <w:pPr>
         <w:pStyle w:val="FootnoteText"/>
@@ -5969,25 +5515,7 @@
           <w:sz w:val="16"/>
           <w:szCs w:val="16"/>
         </w:rPr>
-        <w:t xml:space="preserve">Guillaume Garnier and Pierre </w:t>
-      </w:r>
-      <w:proofErr w:type="spellStart"/>
-      <w:r>
-        <w:rPr>
-          <w:rFonts w:ascii="Times New Roman" w:hAnsi="Times New Roman" w:cs="Times New Roman"/>
-          <w:sz w:val="16"/>
-          <w:szCs w:val="16"/>
-        </w:rPr>
-        <w:t>Néron</w:t>
-      </w:r>
-      <w:proofErr w:type="spellEnd"/>
-      <w:r>
-        <w:rPr>
-          <w:rFonts w:ascii="Times New Roman" w:hAnsi="Times New Roman" w:cs="Times New Roman"/>
-          <w:sz w:val="16"/>
-          <w:szCs w:val="16"/>
-        </w:rPr>
-        <w:t xml:space="preserve">-Bancel, </w:t>
+        <w:t xml:space="preserve">Guillaume Garnier and Pierre Néron-Bancel, </w:t>
       </w:r>
       <w:r>
         <w:rPr>
@@ -6005,83 +5533,11 @@
           <w:sz w:val="16"/>
           <w:szCs w:val="16"/>
         </w:rPr>
-        <w:t xml:space="preserve">, </w:t>
-      </w:r>
-      <w:proofErr w:type="gramStart"/>
-      <w:r>
-        <w:rPr>
-          <w:rFonts w:ascii="Times New Roman" w:hAnsi="Times New Roman" w:cs="Times New Roman"/>
-          <w:sz w:val="16"/>
-          <w:szCs w:val="16"/>
-        </w:rPr>
-        <w:t>Focus</w:t>
-      </w:r>
-      <w:proofErr w:type="gramEnd"/>
-      <w:r>
-        <w:rPr>
-          <w:rFonts w:ascii="Times New Roman" w:hAnsi="Times New Roman" w:cs="Times New Roman"/>
-          <w:sz w:val="16"/>
-          <w:szCs w:val="16"/>
-        </w:rPr>
-        <w:t xml:space="preserve"> </w:t>
-      </w:r>
-      <w:proofErr w:type="spellStart"/>
-      <w:r>
-        <w:rPr>
-          <w:rFonts w:ascii="Times New Roman" w:hAnsi="Times New Roman" w:cs="Times New Roman"/>
-          <w:sz w:val="16"/>
-          <w:szCs w:val="16"/>
-        </w:rPr>
-        <w:t>stratégique</w:t>
-      </w:r>
-      <w:proofErr w:type="spellEnd"/>
-      <w:r>
-        <w:rPr>
-          <w:rFonts w:ascii="Times New Roman" w:hAnsi="Times New Roman" w:cs="Times New Roman"/>
-          <w:sz w:val="16"/>
-          <w:szCs w:val="16"/>
-        </w:rPr>
-        <w:t xml:space="preserve"> no. 118 (Paris: </w:t>
-      </w:r>
-      <w:proofErr w:type="spellStart"/>
-      <w:r>
-        <w:rPr>
-          <w:rFonts w:ascii="Times New Roman" w:hAnsi="Times New Roman" w:cs="Times New Roman"/>
-          <w:sz w:val="16"/>
-          <w:szCs w:val="16"/>
-        </w:rPr>
-        <w:t>Institut</w:t>
-      </w:r>
-      <w:proofErr w:type="spellEnd"/>
-      <w:r>
-        <w:rPr>
-          <w:rFonts w:ascii="Times New Roman" w:hAnsi="Times New Roman" w:cs="Times New Roman"/>
-          <w:sz w:val="16"/>
-          <w:szCs w:val="16"/>
-        </w:rPr>
-        <w:t xml:space="preserve"> français des relations </w:t>
-      </w:r>
-      <w:proofErr w:type="spellStart"/>
-      <w:r>
-        <w:rPr>
-          <w:rFonts w:ascii="Times New Roman" w:hAnsi="Times New Roman" w:cs="Times New Roman"/>
-          <w:sz w:val="16"/>
-          <w:szCs w:val="16"/>
-        </w:rPr>
-        <w:t>internationales</w:t>
-      </w:r>
-      <w:proofErr w:type="spellEnd"/>
-      <w:r>
-        <w:rPr>
-          <w:rFonts w:ascii="Times New Roman" w:hAnsi="Times New Roman" w:cs="Times New Roman"/>
-          <w:sz w:val="16"/>
-          <w:szCs w:val="16"/>
-        </w:rPr>
-        <w:t>, May 2024), 45, https://www.ifri.org/en/studies/other-side-hill-benefits-and-false-promises-battlefield-transparency, accessed March 17, 2026.</w:t>
+        <w:t>, Focus stratégique no. 118 (Paris: Institut français des relations internationales, May 2024), 45, https://www.ifri.org/en/studies/other-side-hill-benefits-and-false-promises-battlefield-transparency, accessed March 17, 2026.</w:t>
       </w:r>
     </w:p>
   </w:footnote>
-  <w:footnote w:id="17">
+  <w:footnote w:id="18">
     <w:p>
       <w:pPr>
         <w:pStyle w:val="FootnoteText"/>
@@ -6146,7 +5602,7 @@
       </w:r>
     </w:p>
   </w:footnote>
-  <w:footnote w:id="18">
+  <w:footnote w:id="19">
     <w:p>
       <w:pPr>
         <w:pStyle w:val="FootnoteText"/>
@@ -6187,11 +5643,75 @@
           <w:sz w:val="16"/>
           <w:szCs w:val="16"/>
         </w:rPr>
-        <w:t>, Defence Forces Library.</w:t>
+        <w:t>, Defence Forces Library</w:t>
+      </w:r>
+      <w:r>
+        <w:rPr>
+          <w:rFonts w:ascii="Times New Roman" w:hAnsi="Times New Roman" w:cs="Times New Roman"/>
+          <w:sz w:val="16"/>
+          <w:szCs w:val="16"/>
+        </w:rPr>
+        <w:t xml:space="preserve">; </w:t>
+      </w:r>
+      <w:r>
+        <w:rPr>
+          <w:rFonts w:ascii="Times New Roman" w:hAnsi="Times New Roman" w:cs="Times New Roman"/>
+          <w:sz w:val="16"/>
+          <w:szCs w:val="16"/>
+        </w:rPr>
+        <w:t xml:space="preserve">Azov Media, “Троє російських військовослужбовців здалися у полон </w:t>
+      </w:r>
+      <w:r>
+        <w:rPr>
+          <w:rFonts w:ascii="Times New Roman" w:hAnsi="Times New Roman" w:cs="Times New Roman"/>
+          <w:sz w:val="16"/>
+          <w:szCs w:val="16"/>
+        </w:rPr>
+        <w:t>‘</w:t>
+      </w:r>
+      <w:r>
+        <w:rPr>
+          <w:rFonts w:ascii="Times New Roman" w:hAnsi="Times New Roman" w:cs="Times New Roman"/>
+          <w:sz w:val="16"/>
+          <w:szCs w:val="16"/>
+        </w:rPr>
+        <w:t>Азову’” (“Three Russian Servicemen Surrendered to Azov”), Telegram, 2024, https://t.me/azov_media/5902, accessed March 9, 2026</w:t>
+      </w:r>
+      <w:r>
+        <w:rPr>
+          <w:rFonts w:ascii="Times New Roman" w:hAnsi="Times New Roman" w:cs="Times New Roman"/>
+          <w:sz w:val="16"/>
+          <w:szCs w:val="16"/>
+        </w:rPr>
+        <w:t>;</w:t>
+      </w:r>
+      <w:r>
+        <w:rPr>
+          <w:rFonts w:ascii="Times New Roman" w:hAnsi="Times New Roman" w:cs="Times New Roman"/>
+          <w:sz w:val="16"/>
+          <w:szCs w:val="16"/>
+        </w:rPr>
+        <w:t xml:space="preserve"> </w:t>
+      </w:r>
+      <w:r>
+        <w:rPr>
+          <w:rFonts w:ascii="Times New Roman" w:hAnsi="Times New Roman" w:cs="Times New Roman"/>
+          <w:sz w:val="16"/>
+          <w:szCs w:val="16"/>
+        </w:rPr>
+        <w:t>International Legionnaires | Ukraine, “The Chosen Company. Violence of Action,” YouTube, 2024, https://www.youtube.com/watch?v=402hOvSZ7tA&amp;t, accessed October 1, 2025</w:t>
+      </w:r>
+      <w:r>
+        <w:rPr>
+          <w:rFonts w:ascii="Times New Roman" w:hAnsi="Times New Roman" w:cs="Times New Roman"/>
+          <w:sz w:val="16"/>
+          <w:szCs w:val="16"/>
+        </w:rPr>
+        <w:t>.</w:t>
       </w:r>
     </w:p>
   </w:footnote>
-  <w:footnote w:id="19">
+  <w:footnote w:id="20">
     <w:p>
       <w:pPr>
         <w:pStyle w:val="FootnoteText"/>
@@ -6224,45 +5744,8 @@
           <w:sz w:val="16"/>
           <w:szCs w:val="16"/>
         </w:rPr>
-        <w:t xml:space="preserve">Guillaume Joret, “What Specialization of the Infantry in </w:t>
-      </w:r>
-      <w:proofErr w:type="spellStart"/>
-      <w:r>
-        <w:rPr>
-          <w:rFonts w:ascii="Times New Roman" w:hAnsi="Times New Roman" w:cs="Times New Roman"/>
-          <w:sz w:val="16"/>
-          <w:szCs w:val="16"/>
-        </w:rPr>
-        <w:t>Armored</w:t>
-      </w:r>
-      <w:proofErr w:type="spellEnd"/>
-      <w:r>
-        <w:rPr>
-          <w:rFonts w:ascii="Times New Roman" w:hAnsi="Times New Roman" w:cs="Times New Roman"/>
-          <w:sz w:val="16"/>
-          <w:szCs w:val="16"/>
-        </w:rPr>
-        <w:t xml:space="preserve"> Combat </w:t>
-      </w:r>
-      <w:proofErr w:type="gramStart"/>
-      <w:r>
-        <w:rPr>
-          <w:rFonts w:ascii="Times New Roman" w:hAnsi="Times New Roman" w:cs="Times New Roman"/>
-          <w:sz w:val="16"/>
-          <w:szCs w:val="16"/>
-        </w:rPr>
-        <w:t>Operations?,</w:t>
-      </w:r>
-      <w:proofErr w:type="gramEnd"/>
-      <w:r>
-        <w:rPr>
-          <w:rFonts w:ascii="Times New Roman" w:hAnsi="Times New Roman" w:cs="Times New Roman"/>
-          <w:sz w:val="16"/>
-          <w:szCs w:val="16"/>
-        </w:rPr>
-        <w:t xml:space="preserve">” </w:t>
-      </w:r>
-      <w:proofErr w:type="spellStart"/>
+        <w:t xml:space="preserve">Guillaume Joret, “What Specialization of the Infantry in Armored Combat Operations?,” </w:t>
+      </w:r>
       <w:r>
         <w:rPr>
           <w:rFonts w:ascii="Times New Roman" w:hAnsi="Times New Roman" w:cs="Times New Roman"/>
@@ -6273,7 +5756,6 @@
         </w:rPr>
         <w:t>Fantassins</w:t>
       </w:r>
-      <w:proofErr w:type="spellEnd"/>
       <w:r>
         <w:rPr>
           <w:rFonts w:ascii="Times New Roman" w:hAnsi="Times New Roman" w:cs="Times New Roman"/>
@@ -6306,7 +5788,6 @@
         </w:rPr>
         <w:t xml:space="preserve">; Jacques Bouffard, “The Infantry Regiment Model 2030,” </w:t>
       </w:r>
-      <w:proofErr w:type="spellStart"/>
       <w:r>
         <w:rPr>
           <w:rFonts w:ascii="Times New Roman" w:hAnsi="Times New Roman" w:cs="Times New Roman"/>
@@ -6317,7 +5798,6 @@
         </w:rPr>
         <w:t>Fantassins</w:t>
       </w:r>
-      <w:proofErr w:type="spellEnd"/>
       <w:r>
         <w:rPr>
           <w:rFonts w:ascii="Times New Roman" w:hAnsi="Times New Roman" w:cs="Times New Roman"/>
@@ -6344,7 +5824,7 @@
       </w:r>
     </w:p>
   </w:footnote>
-  <w:footnote w:id="20">
+  <w:footnote w:id="21">
     <w:p>
       <w:pPr>
         <w:pStyle w:val="FootnoteText"/>
@@ -6449,7 +5929,7 @@
       </w:r>
     </w:p>
   </w:footnote>
-  <w:footnote w:id="21">
+  <w:footnote w:id="22">
     <w:p>
       <w:pPr>
         <w:pStyle w:val="FootnoteText"/>
@@ -6482,61 +5962,7 @@
           <w:sz w:val="16"/>
           <w:szCs w:val="16"/>
         </w:rPr>
-        <w:t xml:space="preserve">Ministère des </w:t>
-      </w:r>
-      <w:proofErr w:type="spellStart"/>
-      <w:r>
-        <w:rPr>
-          <w:rFonts w:ascii="Times New Roman" w:hAnsi="Times New Roman" w:cs="Times New Roman"/>
-          <w:sz w:val="16"/>
-          <w:szCs w:val="16"/>
-        </w:rPr>
-        <w:t>Armées</w:t>
-      </w:r>
-      <w:proofErr w:type="spellEnd"/>
-      <w:r>
-        <w:rPr>
-          <w:rFonts w:ascii="Times New Roman" w:hAnsi="Times New Roman" w:cs="Times New Roman"/>
-          <w:sz w:val="16"/>
-          <w:szCs w:val="16"/>
-        </w:rPr>
-        <w:t>, “</w:t>
-      </w:r>
-      <w:proofErr w:type="spellStart"/>
-      <w:r>
-        <w:rPr>
-          <w:rFonts w:ascii="Times New Roman" w:hAnsi="Times New Roman" w:cs="Times New Roman"/>
-          <w:sz w:val="16"/>
-          <w:szCs w:val="16"/>
-        </w:rPr>
-        <w:t>Gévaudan</w:t>
-      </w:r>
-      <w:proofErr w:type="spellEnd"/>
-      <w:r>
-        <w:rPr>
-          <w:rFonts w:ascii="Times New Roman" w:hAnsi="Times New Roman" w:cs="Times New Roman"/>
-          <w:sz w:val="16"/>
-          <w:szCs w:val="16"/>
-        </w:rPr>
-        <w:t xml:space="preserve"> 26 : les </w:t>
-      </w:r>
-      <w:proofErr w:type="spellStart"/>
-      <w:r>
-        <w:rPr>
-          <w:rFonts w:ascii="Times New Roman" w:hAnsi="Times New Roman" w:cs="Times New Roman"/>
-          <w:sz w:val="16"/>
-          <w:szCs w:val="16"/>
-        </w:rPr>
-        <w:t>légionnaires</w:t>
-      </w:r>
-      <w:proofErr w:type="spellEnd"/>
-      <w:r>
-        <w:rPr>
-          <w:rFonts w:ascii="Times New Roman" w:hAnsi="Times New Roman" w:cs="Times New Roman"/>
-          <w:sz w:val="16"/>
-          <w:szCs w:val="16"/>
-        </w:rPr>
-        <w:t xml:space="preserve"> au combat,” </w:t>
+        <w:t xml:space="preserve">Marcin Ogdowski, "Model 44. Batalion przyszłości już na poligonie," </w:t>
       </w:r>
       <w:r>
         <w:rPr>
@@ -6546,80 +5972,37 @@
           <w:sz w:val="16"/>
           <w:szCs w:val="16"/>
         </w:rPr>
-        <w:t>Armée de Terre</w:t>
-      </w:r>
-      <w:r>
-        <w:rPr>
-          <w:rFonts w:ascii="Times New Roman" w:hAnsi="Times New Roman" w:cs="Times New Roman"/>
-          <w:sz w:val="16"/>
-          <w:szCs w:val="16"/>
-        </w:rPr>
-        <w:t xml:space="preserve">, February 25, 2026, https://www.defense.gouv.fr/terre/actualites/gevaudan-26-legionnaires-au-combat, accessed April 1, 2026; TF1 INFO, “Légion </w:t>
-      </w:r>
-      <w:proofErr w:type="spellStart"/>
-      <w:r>
-        <w:rPr>
-          <w:rFonts w:ascii="Times New Roman" w:hAnsi="Times New Roman" w:cs="Times New Roman"/>
-          <w:sz w:val="16"/>
-          <w:szCs w:val="16"/>
-        </w:rPr>
-        <w:t>étrangère</w:t>
-      </w:r>
-      <w:proofErr w:type="spellEnd"/>
-      <w:r>
-        <w:rPr>
-          <w:rFonts w:ascii="Times New Roman" w:hAnsi="Times New Roman" w:cs="Times New Roman"/>
-          <w:sz w:val="16"/>
-          <w:szCs w:val="16"/>
-        </w:rPr>
-        <w:t xml:space="preserve"> : au </w:t>
-      </w:r>
-      <w:proofErr w:type="spellStart"/>
-      <w:r>
-        <w:rPr>
-          <w:rFonts w:ascii="Times New Roman" w:hAnsi="Times New Roman" w:cs="Times New Roman"/>
-          <w:sz w:val="16"/>
-          <w:szCs w:val="16"/>
-        </w:rPr>
-        <w:t>cœur</w:t>
-      </w:r>
-      <w:proofErr w:type="spellEnd"/>
-      <w:r>
-        <w:rPr>
-          <w:rFonts w:ascii="Times New Roman" w:hAnsi="Times New Roman" w:cs="Times New Roman"/>
-          <w:sz w:val="16"/>
-          <w:szCs w:val="16"/>
-        </w:rPr>
-        <w:t xml:space="preserve"> d’un </w:t>
-      </w:r>
-      <w:proofErr w:type="spellStart"/>
-      <w:r>
-        <w:rPr>
-          <w:rFonts w:ascii="Times New Roman" w:hAnsi="Times New Roman" w:cs="Times New Roman"/>
-          <w:sz w:val="16"/>
-          <w:szCs w:val="16"/>
-        </w:rPr>
-        <w:t>entraînement</w:t>
-      </w:r>
-      <w:proofErr w:type="spellEnd"/>
-      <w:r>
-        <w:rPr>
-          <w:rFonts w:ascii="Times New Roman" w:hAnsi="Times New Roman" w:cs="Times New Roman"/>
-          <w:sz w:val="16"/>
-          <w:szCs w:val="16"/>
-        </w:rPr>
-        <w:t xml:space="preserve"> plus </w:t>
-      </w:r>
-      <w:proofErr w:type="spellStart"/>
-      <w:r>
-        <w:rPr>
-          <w:rFonts w:ascii="Times New Roman" w:hAnsi="Times New Roman" w:cs="Times New Roman"/>
-          <w:sz w:val="16"/>
-          <w:szCs w:val="16"/>
-        </w:rPr>
-        <w:t>vrai</w:t>
-      </w:r>
-      <w:proofErr w:type="spellEnd"/>
+        <w:t>Polska Zbrojna</w:t>
+      </w:r>
+      <w:r>
+        <w:rPr>
+          <w:rFonts w:ascii="Times New Roman" w:hAnsi="Times New Roman" w:cs="Times New Roman"/>
+          <w:sz w:val="16"/>
+          <w:szCs w:val="16"/>
+        </w:rPr>
+        <w:t>, July 28, 2026, https://polska-zbrojna.pl/Mobile/ArticleShow/46842, accessed August 3, 2026.</w:t>
+      </w:r>
+    </w:p>
+  </w:footnote>
+  <w:footnote w:id="23">
+    <w:p>
+      <w:pPr>
+        <w:pStyle w:val="FootnoteText"/>
+        <w:rPr>
+          <w:rFonts w:ascii="Times New Roman" w:hAnsi="Times New Roman" w:cs="Times New Roman"/>
+          <w:sz w:val="16"/>
+          <w:szCs w:val="16"/>
+        </w:rPr>
+      </w:pPr>
+      <w:r>
+        <w:rPr>
+          <w:rStyle w:val="FootnoteReference"/>
+          <w:rFonts w:ascii="Times New Roman" w:hAnsi="Times New Roman" w:cs="Times New Roman"/>
+          <w:sz w:val="16"/>
+          <w:szCs w:val="16"/>
+        </w:rPr>
+        <w:footnoteRef/>
+      </w:r>
       <w:r>
         <w:rPr>
           <w:rFonts w:ascii="Times New Roman" w:hAnsi="Times New Roman" w:cs="Times New Roman"/>
@@ -6628,23 +6011,13 @@
         </w:rPr>
         <w:t xml:space="preserve"> </w:t>
       </w:r>
-      <w:proofErr w:type="spellStart"/>
-      <w:r>
-        <w:rPr>
-          <w:rFonts w:ascii="Times New Roman" w:hAnsi="Times New Roman" w:cs="Times New Roman"/>
-          <w:sz w:val="16"/>
-          <w:szCs w:val="16"/>
-        </w:rPr>
-        <w:t>que</w:t>
-      </w:r>
-      <w:proofErr w:type="spellEnd"/>
-      <w:r>
-        <w:rPr>
-          <w:rFonts w:ascii="Times New Roman" w:hAnsi="Times New Roman" w:cs="Times New Roman"/>
-          <w:sz w:val="16"/>
-          <w:szCs w:val="16"/>
-        </w:rPr>
-        <w:t xml:space="preserve"> nature,” YouTube video, February 21, 2026, https://www.youtube.com/watch?v=fkE1H-jy3NE, accessed April 1, 2026; Jillian Kay Melchior, “NATO Has Seen the Future and Is Unprepared,” </w:t>
+      <w:r>
+        <w:rPr>
+          <w:rFonts w:ascii="Times New Roman" w:hAnsi="Times New Roman" w:cs="Times New Roman"/>
+          <w:sz w:val="16"/>
+          <w:szCs w:val="16"/>
+        </w:rPr>
+        <w:t xml:space="preserve">Ministère des Armées, “Gévaudan 26 : les légionnaires au combat,” </w:t>
       </w:r>
       <w:r>
         <w:rPr>
@@ -6654,52 +6027,15 @@
           <w:sz w:val="16"/>
           <w:szCs w:val="16"/>
         </w:rPr>
-        <w:t>The Wall Street Journal</w:t>
-      </w:r>
-      <w:r>
-        <w:rPr>
-          <w:rFonts w:ascii="Times New Roman" w:hAnsi="Times New Roman" w:cs="Times New Roman"/>
-          <w:sz w:val="16"/>
-          <w:szCs w:val="16"/>
-        </w:rPr>
-        <w:t>, February 12, 2026, https://www.wsj.com/opinion/nato-has-seen-the-future-and-is-unprepared-887eaf0f, accessed February 13, 2026.</w:t>
-      </w:r>
-    </w:p>
-  </w:footnote>
-  <w:footnote w:id="22">
-    <w:p>
-      <w:pPr>
-        <w:pStyle w:val="FootnoteText"/>
-        <w:rPr>
-          <w:rFonts w:ascii="Times New Roman" w:hAnsi="Times New Roman" w:cs="Times New Roman"/>
-          <w:sz w:val="16"/>
-          <w:szCs w:val="16"/>
-        </w:rPr>
-      </w:pPr>
-      <w:r>
-        <w:rPr>
-          <w:rStyle w:val="FootnoteReference"/>
-          <w:rFonts w:ascii="Times New Roman" w:hAnsi="Times New Roman" w:cs="Times New Roman"/>
-          <w:sz w:val="16"/>
-          <w:szCs w:val="16"/>
-        </w:rPr>
-        <w:footnoteRef/>
-      </w:r>
-      <w:r>
-        <w:rPr>
-          <w:rFonts w:ascii="Times New Roman" w:hAnsi="Times New Roman" w:cs="Times New Roman"/>
-          <w:sz w:val="16"/>
-          <w:szCs w:val="16"/>
-        </w:rPr>
-        <w:t xml:space="preserve"> </w:t>
-      </w:r>
-      <w:r>
-        <w:rPr>
-          <w:rFonts w:ascii="Times New Roman" w:hAnsi="Times New Roman" w:cs="Times New Roman"/>
-          <w:sz w:val="16"/>
-          <w:szCs w:val="16"/>
-        </w:rPr>
-        <w:t xml:space="preserve">Molloy, </w:t>
+        <w:t>Armée de Terre</w:t>
+      </w:r>
+      <w:r>
+        <w:rPr>
+          <w:rFonts w:ascii="Times New Roman" w:hAnsi="Times New Roman" w:cs="Times New Roman"/>
+          <w:sz w:val="16"/>
+          <w:szCs w:val="16"/>
+        </w:rPr>
+        <w:t xml:space="preserve">, February 25, 2026, https://www.defense.gouv.fr/terre/actualites/gevaudan-26-legionnaires-au-combat, accessed April 1, 2026; TF1 INFO, “Légion étrangère : au cœur d’un entraînement plus vrai que nature,” YouTube video, February 21, 2026, https://www.youtube.com/watch?v=fkE1H-jy3NE, accessed April 1, 2026; Jillian Kay Melchior, “NATO Has Seen the Future and Is Unprepared,” </w:t>
       </w:r>
       <w:r>
         <w:rPr>
@@ -6709,19 +6045,19 @@
           <w:sz w:val="16"/>
           <w:szCs w:val="16"/>
         </w:rPr>
-        <w:t>Drones in Modern Warfare</w:t>
-      </w:r>
-      <w:r>
-        <w:rPr>
-          <w:rFonts w:ascii="Times New Roman" w:hAnsi="Times New Roman" w:cs="Times New Roman"/>
-          <w:sz w:val="16"/>
-          <w:szCs w:val="16"/>
-        </w:rPr>
-        <w:t>, 78.</w:t>
+        <w:t>The Wall Street Journal</w:t>
+      </w:r>
+      <w:r>
+        <w:rPr>
+          <w:rFonts w:ascii="Times New Roman" w:hAnsi="Times New Roman" w:cs="Times New Roman"/>
+          <w:sz w:val="16"/>
+          <w:szCs w:val="16"/>
+        </w:rPr>
+        <w:t>, February 12, 2026, https://www.wsj.com/opinion/nato-has-seen-the-future-and-is-unprepared-887eaf0f, accessed February 13, 2026.</w:t>
       </w:r>
     </w:p>
   </w:footnote>
-  <w:footnote w:id="23">
+  <w:footnote w:id="24">
     <w:p>
       <w:pPr>
         <w:pStyle w:val="FootnoteText"/>
@@ -6754,7 +6090,7 @@
           <w:sz w:val="16"/>
           <w:szCs w:val="16"/>
         </w:rPr>
-        <w:t xml:space="preserve">Frederick William Lanchester, </w:t>
+        <w:t xml:space="preserve">Molloy, </w:t>
       </w:r>
       <w:r>
         <w:rPr>
@@ -6764,19 +6100,19 @@
           <w:sz w:val="16"/>
           <w:szCs w:val="16"/>
         </w:rPr>
-        <w:t>Aircraft in Warfare: The Dawn of the Fourth Arm</w:t>
-      </w:r>
-      <w:r>
-        <w:rPr>
-          <w:rFonts w:ascii="Times New Roman" w:hAnsi="Times New Roman" w:cs="Times New Roman"/>
-          <w:sz w:val="16"/>
-          <w:szCs w:val="16"/>
-        </w:rPr>
-        <w:t xml:space="preserve"> (London: Constable and Company Limited, 1916).</w:t>
+        <w:t>Drones in Modern Warfare</w:t>
+      </w:r>
+      <w:r>
+        <w:rPr>
+          <w:rFonts w:ascii="Times New Roman" w:hAnsi="Times New Roman" w:cs="Times New Roman"/>
+          <w:sz w:val="16"/>
+          <w:szCs w:val="16"/>
+        </w:rPr>
+        <w:t>, 78.</w:t>
       </w:r>
     </w:p>
   </w:footnote>
-  <w:footnote w:id="24">
+  <w:footnote w:id="25">
     <w:p>
       <w:pPr>
         <w:pStyle w:val="FootnoteText"/>
@@ -6809,7 +6145,7 @@
           <w:sz w:val="16"/>
           <w:szCs w:val="16"/>
         </w:rPr>
-        <w:t xml:space="preserve">John J. Mearsheimer, “Assessing the Conventional Balance: The 3:1 Rule and Its Critics,” </w:t>
+        <w:t xml:space="preserve">Frederick William Lanchester, </w:t>
       </w:r>
       <w:r>
         <w:rPr>
@@ -6819,19 +6155,19 @@
           <w:sz w:val="16"/>
           <w:szCs w:val="16"/>
         </w:rPr>
-        <w:t>International Security</w:t>
-      </w:r>
-      <w:r>
-        <w:rPr>
-          <w:rFonts w:ascii="Times New Roman" w:hAnsi="Times New Roman" w:cs="Times New Roman"/>
-          <w:sz w:val="16"/>
-          <w:szCs w:val="16"/>
-        </w:rPr>
-        <w:t xml:space="preserve"> 13, no. 4 (1989): 54–89, https://www.jstor.org/stable/2538780, accessed March 29, 2025.</w:t>
+        <w:t>Aircraft in Warfare: The Dawn of the Fourth Arm</w:t>
+      </w:r>
+      <w:r>
+        <w:rPr>
+          <w:rFonts w:ascii="Times New Roman" w:hAnsi="Times New Roman" w:cs="Times New Roman"/>
+          <w:sz w:val="16"/>
+          <w:szCs w:val="16"/>
+        </w:rPr>
+        <w:t xml:space="preserve"> (London: Constable and Company Limited, 1916).</w:t>
       </w:r>
     </w:p>
   </w:footnote>
-  <w:footnote w:id="25">
+  <w:footnote w:id="26">
     <w:p>
       <w:pPr>
         <w:pStyle w:val="FootnoteText"/>
@@ -6864,39 +6200,7 @@
           <w:sz w:val="16"/>
           <w:szCs w:val="16"/>
         </w:rPr>
-        <w:t>Beatty, “Movement as Exposure,” 113–14. Salvo costs are normalised to shaped-charge effect: OWADs against Bronk and Watling’s 100-kilogram requirement; Javelin as six missiles at 100 per cent kill probability against a 40–60 per cent immobilisation threshold</w:t>
-      </w:r>
-      <w:r>
-        <w:rPr>
-          <w:rFonts w:ascii="Times New Roman" w:hAnsi="Times New Roman" w:cs="Times New Roman"/>
-          <w:sz w:val="16"/>
-          <w:szCs w:val="16"/>
-        </w:rPr>
-        <w:t xml:space="preserve"> </w:t>
-      </w:r>
-      <w:r>
-        <w:rPr>
-          <w:rFonts w:ascii="Times New Roman" w:hAnsi="Times New Roman" w:cs="Times New Roman"/>
-          <w:sz w:val="16"/>
-          <w:szCs w:val="16"/>
-        </w:rPr>
-        <w:t>—</w:t>
-      </w:r>
-      <w:r>
-        <w:rPr>
-          <w:rFonts w:ascii="Times New Roman" w:hAnsi="Times New Roman" w:cs="Times New Roman"/>
-          <w:sz w:val="16"/>
-          <w:szCs w:val="16"/>
-        </w:rPr>
-        <w:t xml:space="preserve"> </w:t>
-      </w:r>
-      <w:r>
-        <w:rPr>
-          <w:rFonts w:ascii="Times New Roman" w:hAnsi="Times New Roman" w:cs="Times New Roman"/>
-          <w:sz w:val="16"/>
-          <w:szCs w:val="16"/>
-        </w:rPr>
-        <w:t xml:space="preserve">favouring Javelin. See Justin Bronk and Jack Watling, </w:t>
+        <w:t xml:space="preserve">John J. Mearsheimer, “Assessing the Conventional Balance: The 3:1 Rule and Its Critics,” </w:t>
       </w:r>
       <w:r>
         <w:rPr>
@@ -6906,43 +6210,30 @@
           <w:sz w:val="16"/>
           <w:szCs w:val="16"/>
         </w:rPr>
-        <w:t>Mass Precision Strike: Designing UAV Complexes for Land Forces</w:t>
-      </w:r>
-      <w:r>
-        <w:rPr>
-          <w:rFonts w:ascii="Times New Roman" w:hAnsi="Times New Roman" w:cs="Times New Roman"/>
-          <w:sz w:val="16"/>
-          <w:szCs w:val="16"/>
-        </w:rPr>
-        <w:t xml:space="preserve"> (London: Royal United Services Institute for Defence and Security Studies, April 11, 2024), https://static.rusi.org/mass-precision-strike-final.pdf, accessed December 16, 2025.</w:t>
+        <w:t>International Security</w:t>
+      </w:r>
+      <w:r>
+        <w:rPr>
+          <w:rFonts w:ascii="Times New Roman" w:hAnsi="Times New Roman" w:cs="Times New Roman"/>
+          <w:sz w:val="16"/>
+          <w:szCs w:val="16"/>
+        </w:rPr>
+        <w:t xml:space="preserve"> 13, no. 4 (1989): 54–89, https://www.jstor.org/stable/2538780, accessed March 29, 2025.</w:t>
       </w:r>
     </w:p>
   </w:footnote>
-  <w:footnote w:id="26">
+  <w:footnote w:id="27">
     <w:p>
       <w:pPr>
         <w:pStyle w:val="FootnoteText"/>
-        <w:rPr>
-          <w:rFonts w:ascii="Times New Roman" w:hAnsi="Times New Roman" w:cs="Times New Roman"/>
-          <w:sz w:val="16"/>
-          <w:szCs w:val="16"/>
-        </w:rPr>
       </w:pPr>
       <w:r>
         <w:rPr>
           <w:rStyle w:val="FootnoteReference"/>
-          <w:rFonts w:ascii="Times New Roman" w:hAnsi="Times New Roman" w:cs="Times New Roman"/>
-          <w:sz w:val="16"/>
-          <w:szCs w:val="16"/>
         </w:rPr>
         <w:footnoteRef/>
       </w:r>
       <w:r>
-        <w:rPr>
-          <w:rFonts w:ascii="Times New Roman" w:hAnsi="Times New Roman" w:cs="Times New Roman"/>
-          <w:sz w:val="16"/>
-          <w:szCs w:val="16"/>
-        </w:rPr>
         <w:t xml:space="preserve"> </w:t>
       </w:r>
       <w:r>
@@ -6951,7 +6242,7 @@
           <w:sz w:val="16"/>
           <w:szCs w:val="16"/>
         </w:rPr>
-        <w:t xml:space="preserve">Willie O’Dea, “Contribution to Written Answers,” </w:t>
+        <w:t xml:space="preserve">Ministry of Defence, “What happens if a soldier needs blood on the battlefield?,” </w:t>
       </w:r>
       <w:r>
         <w:rPr>
@@ -6961,19 +6252,43 @@
           <w:sz w:val="16"/>
           <w:szCs w:val="16"/>
         </w:rPr>
-        <w:t>Dáil Éireann Debates</w:t>
-      </w:r>
-      <w:r>
-        <w:rPr>
-          <w:rFonts w:ascii="Times New Roman" w:hAnsi="Times New Roman" w:cs="Times New Roman"/>
-          <w:sz w:val="16"/>
-          <w:szCs w:val="16"/>
-        </w:rPr>
-        <w:t xml:space="preserve"> 606, no. 2, September 29, 2005, https://www.oireachtas.ie/en/debates/debate/dail/2005-09-29/37/, accessed June 24, 2026.</w:t>
+        <w:t>Instagram Reel</w:t>
+      </w:r>
+      <w:r>
+        <w:rPr>
+          <w:rFonts w:ascii="Times New Roman" w:hAnsi="Times New Roman" w:cs="Times New Roman"/>
+          <w:sz w:val="16"/>
+          <w:szCs w:val="16"/>
+        </w:rPr>
+        <w:t xml:space="preserve">, July 22, 2026, </w:t>
+      </w:r>
+      <w:r>
+        <w:rPr>
+          <w:rFonts w:ascii="Times New Roman" w:hAnsi="Times New Roman" w:cs="Times New Roman"/>
+          <w:sz w:val="16"/>
+          <w:szCs w:val="16"/>
+        </w:rPr>
+        <w:t>https://www.instagram.com/reel/DbF27BtCt_k/</w:t>
+      </w:r>
+      <w:r>
+        <w:rPr>
+          <w:rFonts w:ascii="Times New Roman" w:hAnsi="Times New Roman" w:cs="Times New Roman"/>
+          <w:sz w:val="16"/>
+          <w:szCs w:val="16"/>
+        </w:rPr>
+        <w:t>, a</w:t>
+      </w:r>
+      <w:r>
+        <w:rPr>
+          <w:rFonts w:ascii="Times New Roman" w:hAnsi="Times New Roman" w:cs="Times New Roman"/>
+          <w:sz w:val="16"/>
+          <w:szCs w:val="16"/>
+        </w:rPr>
+        <w:t>ccessed August 3, 2026.</w:t>
       </w:r>
     </w:p>
   </w:footnote>
-  <w:footnote w:id="27">
+  <w:footnote w:id="28">
     <w:p>
       <w:pPr>
         <w:pStyle w:val="FootnoteText"/>
@@ -7006,15 +6321,39 @@
           <w:sz w:val="16"/>
           <w:szCs w:val="16"/>
         </w:rPr>
-        <w:t xml:space="preserve">Beatty, “Movement as Exposure,” 40, 61; </w:t>
-      </w:r>
-      <w:r>
-        <w:rPr>
-          <w:rFonts w:ascii="Times New Roman" w:hAnsi="Times New Roman" w:cs="Times New Roman"/>
-          <w:sz w:val="16"/>
-          <w:szCs w:val="16"/>
-        </w:rPr>
-        <w:t xml:space="preserve">Adam Beatty and Eoin O'Brien, “14-Soldier Sections: Light Infantry's Drone Survival Minimum,” </w:t>
+        <w:t>Beatty, “Movement as Exposure,” 113–14. Salvo costs are normalised to shaped-charge effect: OWADs against Bronk and Watling’s 100-kilogram requirement; Javelin as six missiles at 100 per cent kill probability against a 40–60 per cent immobilisation threshold</w:t>
+      </w:r>
+      <w:r>
+        <w:rPr>
+          <w:rFonts w:ascii="Times New Roman" w:hAnsi="Times New Roman" w:cs="Times New Roman"/>
+          <w:sz w:val="16"/>
+          <w:szCs w:val="16"/>
+        </w:rPr>
+        <w:t xml:space="preserve"> </w:t>
+      </w:r>
+      <w:r>
+        <w:rPr>
+          <w:rFonts w:ascii="Times New Roman" w:hAnsi="Times New Roman" w:cs="Times New Roman"/>
+          <w:sz w:val="16"/>
+          <w:szCs w:val="16"/>
+        </w:rPr>
+        <w:t>—</w:t>
+      </w:r>
+      <w:r>
+        <w:rPr>
+          <w:rFonts w:ascii="Times New Roman" w:hAnsi="Times New Roman" w:cs="Times New Roman"/>
+          <w:sz w:val="16"/>
+          <w:szCs w:val="16"/>
+        </w:rPr>
+        <w:t xml:space="preserve"> </w:t>
+      </w:r>
+      <w:r>
+        <w:rPr>
+          <w:rFonts w:ascii="Times New Roman" w:hAnsi="Times New Roman" w:cs="Times New Roman"/>
+          <w:sz w:val="16"/>
+          <w:szCs w:val="16"/>
+        </w:rPr>
+        <w:t xml:space="preserve">favouring Javelin. See Justin Bronk and Jack Watling, </w:t>
       </w:r>
       <w:r>
         <w:rPr>
@@ -7024,9 +6363,69 @@
           <w:sz w:val="16"/>
           <w:szCs w:val="16"/>
         </w:rPr>
-        <w:t xml:space="preserve">An </w:t>
-      </w:r>
-      <w:proofErr w:type="spellStart"/>
+        <w:t>Mass Precision Strike: Designing UAV Complexes for Land Forces</w:t>
+      </w:r>
+      <w:r>
+        <w:rPr>
+          <w:rFonts w:ascii="Times New Roman" w:hAnsi="Times New Roman" w:cs="Times New Roman"/>
+          <w:sz w:val="16"/>
+          <w:szCs w:val="16"/>
+        </w:rPr>
+        <w:t xml:space="preserve"> (London: Royal United Services Institute for Defence and Security Studies, April 11, 2024), https://static.rusi.org/mass-precision-strike-final.pdf, accessed December 16, 2025.</w:t>
+      </w:r>
+      <w:r>
+        <w:rPr>
+          <w:rFonts w:ascii="Times New Roman" w:hAnsi="Times New Roman" w:cs="Times New Roman"/>
+          <w:sz w:val="16"/>
+          <w:szCs w:val="16"/>
+        </w:rPr>
+        <w:t xml:space="preserve"> </w:t>
+      </w:r>
+      <w:r>
+        <w:rPr>
+          <w:rFonts w:ascii="Times New Roman" w:hAnsi="Times New Roman" w:cs="Times New Roman"/>
+          <w:sz w:val="16"/>
+          <w:szCs w:val="16"/>
+        </w:rPr>
+        <w:t>For primary-source examples of combined-arms destruction of armoured vehicles cued by and involving drones, see Hunter UA, “Russia’s Most Advanced T-90M Tank vs. a Ukrainian FPV Drone,” X, 2023, https://x.com/UaCoins/status/1739554252912029746, accessed February 23, 2026; Ministry of Defense of Ukraine, “Bullseye! An FPV Drone Destroyed a Russian Tank, Flying Right into the Driver’s Hatch—Presidential Brigade,” X, 2024, https://x.com/DefenceU/status/1814351999875555459, accessed February 23, 2026; Sternenko, “Знищено заховану російську БМП” (“Destroyed a Concealed Russian BMP”), Telegram, 2024, https://t.me/ssternenko/24368, accessed February 23, 2026; Sternenko, “Продовження історії про відбиття дронами російського штурму під Бахмутом” (“Continuation of the Story about Repelling a Russian Assault near Bakhmut Using Drones”), Telegram, 2024, https://t.me/ssternenko/24425, accessed February 23, 2026.</w:t>
+      </w:r>
+    </w:p>
+  </w:footnote>
+  <w:footnote w:id="29">
+    <w:p>
+      <w:pPr>
+        <w:pStyle w:val="FootnoteText"/>
+        <w:rPr>
+          <w:rFonts w:ascii="Times New Roman" w:hAnsi="Times New Roman" w:cs="Times New Roman"/>
+          <w:sz w:val="16"/>
+          <w:szCs w:val="16"/>
+        </w:rPr>
+      </w:pPr>
+      <w:r>
+        <w:rPr>
+          <w:rStyle w:val="FootnoteReference"/>
+          <w:rFonts w:ascii="Times New Roman" w:hAnsi="Times New Roman" w:cs="Times New Roman"/>
+          <w:sz w:val="16"/>
+          <w:szCs w:val="16"/>
+        </w:rPr>
+        <w:footnoteRef/>
+      </w:r>
+      <w:r>
+        <w:rPr>
+          <w:rFonts w:ascii="Times New Roman" w:hAnsi="Times New Roman" w:cs="Times New Roman"/>
+          <w:sz w:val="16"/>
+          <w:szCs w:val="16"/>
+        </w:rPr>
+        <w:t xml:space="preserve"> </w:t>
+      </w:r>
+      <w:r>
+        <w:rPr>
+          <w:rFonts w:ascii="Times New Roman" w:hAnsi="Times New Roman" w:cs="Times New Roman"/>
+          <w:sz w:val="16"/>
+          <w:szCs w:val="16"/>
+        </w:rPr>
+        <w:t xml:space="preserve">Willie O’Dea, “Contribution to Written Answers,” </w:t>
+      </w:r>
       <w:r>
         <w:rPr>
           <w:rFonts w:ascii="Times New Roman" w:hAnsi="Times New Roman" w:cs="Times New Roman"/>
@@ -7035,94 +6434,34 @@
           <w:sz w:val="16"/>
           <w:szCs w:val="16"/>
         </w:rPr>
-        <w:t>Cósantóir</w:t>
-      </w:r>
-      <w:proofErr w:type="spellEnd"/>
-      <w:r>
-        <w:rPr>
-          <w:rFonts w:ascii="Times New Roman" w:hAnsi="Times New Roman" w:cs="Times New Roman"/>
-          <w:sz w:val="16"/>
-          <w:szCs w:val="16"/>
-        </w:rPr>
-        <w:t xml:space="preserve">, </w:t>
-      </w:r>
-      <w:r>
-        <w:rPr>
-          <w:rFonts w:ascii="Times New Roman" w:hAnsi="Times New Roman" w:cs="Times New Roman"/>
-          <w:sz w:val="16"/>
-          <w:szCs w:val="16"/>
-          <w:highlight w:val="yellow"/>
-        </w:rPr>
-        <w:t>July/August 2026</w:t>
-      </w:r>
-      <w:r>
-        <w:rPr>
-          <w:rFonts w:ascii="Times New Roman" w:hAnsi="Times New Roman" w:cs="Times New Roman"/>
-          <w:sz w:val="16"/>
-          <w:szCs w:val="16"/>
-        </w:rPr>
-        <w:t xml:space="preserve">, </w:t>
-      </w:r>
-      <w:r>
-        <w:rPr>
-          <w:rFonts w:ascii="Times New Roman" w:hAnsi="Times New Roman" w:cs="Times New Roman"/>
-          <w:sz w:val="16"/>
-          <w:szCs w:val="16"/>
-          <w:highlight w:val="yellow"/>
-        </w:rPr>
-        <w:t>XX–XX</w:t>
-      </w:r>
-      <w:r>
-        <w:rPr>
-          <w:rFonts w:ascii="Times New Roman" w:hAnsi="Times New Roman" w:cs="Times New Roman"/>
-          <w:sz w:val="16"/>
-          <w:szCs w:val="16"/>
-        </w:rPr>
-        <w:t xml:space="preserve">, </w:t>
-      </w:r>
-      <w:r>
-        <w:rPr>
-          <w:rFonts w:ascii="Times New Roman" w:hAnsi="Times New Roman" w:cs="Times New Roman"/>
-          <w:sz w:val="16"/>
-          <w:szCs w:val="16"/>
-          <w:highlight w:val="yellow"/>
-        </w:rPr>
-        <w:t>https://digital.jmpublishing.ie/i/XXXXXXXX-an-cosantoir-july-august-2026/</w:t>
-      </w:r>
-      <w:r>
-        <w:rPr>
-          <w:rFonts w:ascii="Times New Roman" w:hAnsi="Times New Roman" w:cs="Times New Roman"/>
-          <w:sz w:val="16"/>
-          <w:szCs w:val="16"/>
-        </w:rPr>
-        <w:t>0</w:t>
-      </w:r>
-      <w:r>
-        <w:rPr>
-          <w:rFonts w:ascii="Times New Roman" w:hAnsi="Times New Roman" w:cs="Times New Roman"/>
-          <w:sz w:val="16"/>
-          <w:szCs w:val="16"/>
-        </w:rPr>
-        <w:t>.</w:t>
+        <w:t>Dáil Éireann Debates</w:t>
+      </w:r>
+      <w:r>
+        <w:rPr>
+          <w:rFonts w:ascii="Times New Roman" w:hAnsi="Times New Roman" w:cs="Times New Roman"/>
+          <w:sz w:val="16"/>
+          <w:szCs w:val="16"/>
+        </w:rPr>
+        <w:t xml:space="preserve"> 606, no. 2, September 29, 2005, https://www.oireachtas.ie/en/debates/debate/dail/2005-09-29/37/, accessed June 24, 2026.</w:t>
       </w:r>
     </w:p>
   </w:footnote>
-  <w:footnote w:id="28">
-    <w:p>
-      <w:pPr>
-        <w:spacing w:after="0" w:line="240" w:lineRule="auto"/>
-        <w:rPr>
-          <w:rFonts w:ascii="Times New Roman" w:hAnsi="Times New Roman" w:cs="Times New Roman"/>
-          <w:sz w:val="16"/>
-          <w:szCs w:val="16"/>
-        </w:rPr>
-      </w:pPr>
-      <w:r>
-        <w:rPr>
-          <w:rFonts w:ascii="Times New Roman" w:hAnsi="Times New Roman" w:cs="Times New Roman"/>
-          <w:sz w:val="16"/>
-          <w:szCs w:val="16"/>
-          <w:vertAlign w:val="superscript"/>
+  <w:footnote w:id="30">
+    <w:p>
+      <w:pPr>
+        <w:pStyle w:val="FootnoteText"/>
+        <w:rPr>
+          <w:rFonts w:ascii="Times New Roman" w:hAnsi="Times New Roman" w:cs="Times New Roman"/>
+          <w:sz w:val="16"/>
+          <w:szCs w:val="16"/>
+        </w:rPr>
+      </w:pPr>
+      <w:r>
+        <w:rPr>
+          <w:rStyle w:val="FootnoteReference"/>
+          <w:rFonts w:ascii="Times New Roman" w:hAnsi="Times New Roman" w:cs="Times New Roman"/>
+          <w:sz w:val="16"/>
+          <w:szCs w:val="16"/>
         </w:rPr>
         <w:footnoteRef/>
       </w:r>
@@ -7132,68 +6471,23 @@
           <w:sz w:val="16"/>
           <w:szCs w:val="16"/>
         </w:rPr>
-        <w:t xml:space="preserve"> Beatty, “Movement as Exposure”.</w:t>
-      </w:r>
-    </w:p>
-  </w:footnote>
-  <w:footnote w:id="29">
-    <w:p>
-      <w:pPr>
-        <w:spacing w:after="0" w:line="240" w:lineRule="auto"/>
-        <w:rPr>
-          <w:rFonts w:ascii="Times New Roman" w:hAnsi="Times New Roman" w:cs="Times New Roman"/>
-          <w:sz w:val="16"/>
-          <w:szCs w:val="16"/>
-        </w:rPr>
-      </w:pPr>
-      <w:r>
-        <w:rPr>
-          <w:rFonts w:ascii="Times New Roman" w:hAnsi="Times New Roman" w:cs="Times New Roman"/>
-          <w:sz w:val="16"/>
-          <w:szCs w:val="16"/>
-          <w:vertAlign w:val="superscript"/>
-        </w:rPr>
-        <w:footnoteRef/>
-      </w:r>
-      <w:r>
-        <w:rPr>
-          <w:rFonts w:ascii="Times New Roman" w:hAnsi="Times New Roman" w:cs="Times New Roman"/>
-          <w:sz w:val="16"/>
-          <w:szCs w:val="16"/>
-        </w:rPr>
-        <w:t xml:space="preserve"> Beatty, </w:t>
-      </w:r>
-      <w:r>
-        <w:rPr>
-          <w:rFonts w:ascii="Times New Roman" w:hAnsi="Times New Roman" w:cs="Times New Roman"/>
-          <w:sz w:val="16"/>
-          <w:szCs w:val="16"/>
-        </w:rPr>
-        <w:t>“</w:t>
-      </w:r>
-      <w:r>
-        <w:rPr>
-          <w:rFonts w:ascii="Times New Roman" w:hAnsi="Times New Roman" w:cs="Times New Roman"/>
-          <w:sz w:val="16"/>
-          <w:szCs w:val="16"/>
-        </w:rPr>
-        <w:t>Movement as Exposure</w:t>
-      </w:r>
-      <w:r>
-        <w:rPr>
-          <w:rFonts w:ascii="Times New Roman" w:hAnsi="Times New Roman" w:cs="Times New Roman"/>
-          <w:sz w:val="16"/>
-          <w:szCs w:val="16"/>
-        </w:rPr>
-        <w:t>”</w:t>
-      </w:r>
-      <w:r>
-        <w:rPr>
-          <w:rFonts w:ascii="Times New Roman" w:hAnsi="Times New Roman" w:cs="Times New Roman"/>
-          <w:sz w:val="16"/>
-          <w:szCs w:val="16"/>
-        </w:rPr>
-        <w:t xml:space="preserve">, 63; Mick Ryan and Clint Hinote, “Uncrewed Systems and the Transformation of the U.S. Warfighting Capacity,” </w:t>
+        <w:t xml:space="preserve"> </w:t>
+      </w:r>
+      <w:r>
+        <w:rPr>
+          <w:rFonts w:ascii="Times New Roman" w:hAnsi="Times New Roman" w:cs="Times New Roman"/>
+          <w:sz w:val="16"/>
+          <w:szCs w:val="16"/>
+        </w:rPr>
+        <w:t xml:space="preserve">Beatty, “Movement as Exposure,” 40, 61; </w:t>
+      </w:r>
+      <w:r>
+        <w:rPr>
+          <w:rFonts w:ascii="Times New Roman" w:hAnsi="Times New Roman" w:cs="Times New Roman"/>
+          <w:sz w:val="16"/>
+          <w:szCs w:val="16"/>
+        </w:rPr>
+        <w:t xml:space="preserve">Adam Beatty and Eoin O'Brien, “14-Soldier Sections: Light Infantry's Drone Survival Minimum,” </w:t>
       </w:r>
       <w:r>
         <w:rPr>
@@ -7203,15 +6497,184 @@
           <w:sz w:val="16"/>
           <w:szCs w:val="16"/>
         </w:rPr>
-        <w:t>War on the Rocks</w:t>
-      </w:r>
-      <w:r>
-        <w:rPr>
-          <w:rFonts w:ascii="Times New Roman" w:hAnsi="Times New Roman" w:cs="Times New Roman"/>
-          <w:sz w:val="16"/>
-          <w:szCs w:val="16"/>
-        </w:rPr>
-        <w:t xml:space="preserve">, February 2024, https://warontherocks.com/uncrewed-systems-and-the-transformation-of-u-s-warfighting-capacity/, accessed July 6, 2026; Dominika Kunertova, </w:t>
+        <w:t>An Cósantóir</w:t>
+      </w:r>
+      <w:r>
+        <w:rPr>
+          <w:rFonts w:ascii="Times New Roman" w:hAnsi="Times New Roman" w:cs="Times New Roman"/>
+          <w:sz w:val="16"/>
+          <w:szCs w:val="16"/>
+        </w:rPr>
+        <w:t xml:space="preserve">, </w:t>
+      </w:r>
+      <w:r>
+        <w:rPr>
+          <w:rFonts w:ascii="Times New Roman" w:hAnsi="Times New Roman" w:cs="Times New Roman"/>
+          <w:sz w:val="16"/>
+          <w:szCs w:val="16"/>
+          <w:highlight w:val="yellow"/>
+        </w:rPr>
+        <w:t>July/August 2026</w:t>
+      </w:r>
+      <w:r>
+        <w:rPr>
+          <w:rFonts w:ascii="Times New Roman" w:hAnsi="Times New Roman" w:cs="Times New Roman"/>
+          <w:sz w:val="16"/>
+          <w:szCs w:val="16"/>
+        </w:rPr>
+        <w:t xml:space="preserve">, </w:t>
+      </w:r>
+      <w:r>
+        <w:rPr>
+          <w:rFonts w:ascii="Times New Roman" w:hAnsi="Times New Roman" w:cs="Times New Roman"/>
+          <w:sz w:val="16"/>
+          <w:szCs w:val="16"/>
+          <w:highlight w:val="yellow"/>
+        </w:rPr>
+        <w:t>XX–XX</w:t>
+      </w:r>
+      <w:r>
+        <w:rPr>
+          <w:rFonts w:ascii="Times New Roman" w:hAnsi="Times New Roman" w:cs="Times New Roman"/>
+          <w:sz w:val="16"/>
+          <w:szCs w:val="16"/>
+        </w:rPr>
+        <w:t xml:space="preserve">, </w:t>
+      </w:r>
+      <w:hyperlink r:id="rId1" w:history="1">
+        <w:r>
+          <w:rPr>
+            <w:rStyle w:val="Hyperlink"/>
+            <w:rFonts w:ascii="Times New Roman" w:hAnsi="Times New Roman" w:cs="Times New Roman"/>
+            <w:sz w:val="16"/>
+            <w:szCs w:val="16"/>
+            <w:highlight w:val="yellow"/>
+          </w:rPr>
+          <w:t>https://digital.jmpublishing.ie/i/XXXXXXXX-an-cosantoir-july-august-2026/</w:t>
+        </w:r>
+        <w:r>
+          <w:rPr>
+            <w:rStyle w:val="Hyperlink"/>
+            <w:rFonts w:ascii="Times New Roman" w:hAnsi="Times New Roman" w:cs="Times New Roman"/>
+            <w:sz w:val="16"/>
+            <w:szCs w:val="16"/>
+          </w:rPr>
+          <w:t>0</w:t>
+        </w:r>
+      </w:hyperlink>
+      <w:r>
+        <w:rPr>
+          <w:rFonts w:ascii="Times New Roman" w:hAnsi="Times New Roman" w:cs="Times New Roman"/>
+          <w:sz w:val="16"/>
+          <w:szCs w:val="16"/>
+        </w:rPr>
+        <w:t>.</w:t>
+      </w:r>
+      <w:r>
+        <w:rPr>
+          <w:rFonts w:ascii="Times New Roman" w:hAnsi="Times New Roman" w:cs="Times New Roman"/>
+          <w:sz w:val="16"/>
+          <w:szCs w:val="16"/>
+        </w:rPr>
+        <w:t xml:space="preserve"> </w:t>
+      </w:r>
+      <w:r>
+        <w:rPr>
+          <w:rFonts w:ascii="Times New Roman" w:hAnsi="Times New Roman" w:cs="Times New Roman"/>
+          <w:sz w:val="16"/>
+          <w:szCs w:val="16"/>
+        </w:rPr>
+        <w:t>For primary-source evidence of armed UxS presenting IED and render-safe hazards, see Magyar, “Мобілізація міньйонів-посіпак ранкова, звичайна” (“Morning Mobilisation of Minion-Henchmen, Routine”), Telegram, 2022, https://t.me/robert_magyar/116, accessed March 7, 2026; Civ Division, “FPV Engineering in Late 2024,” YouTube video, 2024, https://www.youtube.com/watch?v=FVSS8Osnk_Q, accessed February 26, 2026; Civ Division, “One Full Day as a Ukrainian Drone Operator,” YouTube video, 2026, https://www.youtube.com/watch?v=KbnoxCPNTsI, accessed February 21, 2026; Civ Division, “Why War Tunnels Are the Answer Against Drones,” YouTube video, 2026, 7:30–7:37, https://www.youtube.com/watch?v=PfgZMmwrwTI, accessed February 26, 2026.</w:t>
+      </w:r>
+    </w:p>
+  </w:footnote>
+  <w:footnote w:id="31">
+    <w:p>
+      <w:pPr>
+        <w:spacing w:after="0" w:line="240" w:lineRule="auto"/>
+        <w:rPr>
+          <w:rFonts w:ascii="Times New Roman" w:hAnsi="Times New Roman" w:cs="Times New Roman"/>
+          <w:sz w:val="16"/>
+          <w:szCs w:val="16"/>
+        </w:rPr>
+      </w:pPr>
+      <w:r>
+        <w:rPr>
+          <w:rFonts w:ascii="Times New Roman" w:hAnsi="Times New Roman" w:cs="Times New Roman"/>
+          <w:sz w:val="16"/>
+          <w:szCs w:val="16"/>
+          <w:vertAlign w:val="superscript"/>
+        </w:rPr>
+        <w:footnoteRef/>
+      </w:r>
+      <w:r>
+        <w:rPr>
+          <w:rFonts w:ascii="Times New Roman" w:hAnsi="Times New Roman" w:cs="Times New Roman"/>
+          <w:sz w:val="16"/>
+          <w:szCs w:val="16"/>
+        </w:rPr>
+        <w:t xml:space="preserve"> Beatty, “Movement as Exposure”.</w:t>
+      </w:r>
+    </w:p>
+  </w:footnote>
+  <w:footnote w:id="32">
+    <w:p>
+      <w:pPr>
+        <w:spacing w:after="0" w:line="240" w:lineRule="auto"/>
+        <w:rPr>
+          <w:rFonts w:ascii="Times New Roman" w:hAnsi="Times New Roman" w:cs="Times New Roman"/>
+          <w:sz w:val="16"/>
+          <w:szCs w:val="16"/>
+        </w:rPr>
+      </w:pPr>
+      <w:r>
+        <w:rPr>
+          <w:rFonts w:ascii="Times New Roman" w:hAnsi="Times New Roman" w:cs="Times New Roman"/>
+          <w:sz w:val="16"/>
+          <w:szCs w:val="16"/>
+          <w:vertAlign w:val="superscript"/>
+        </w:rPr>
+        <w:footnoteRef/>
+      </w:r>
+      <w:r>
+        <w:rPr>
+          <w:rFonts w:ascii="Times New Roman" w:hAnsi="Times New Roman" w:cs="Times New Roman"/>
+          <w:sz w:val="16"/>
+          <w:szCs w:val="16"/>
+        </w:rPr>
+        <w:t xml:space="preserve"> Beatty, </w:t>
+      </w:r>
+      <w:r>
+        <w:rPr>
+          <w:rFonts w:ascii="Times New Roman" w:hAnsi="Times New Roman" w:cs="Times New Roman"/>
+          <w:sz w:val="16"/>
+          <w:szCs w:val="16"/>
+        </w:rPr>
+        <w:t>“</w:t>
+      </w:r>
+      <w:r>
+        <w:rPr>
+          <w:rFonts w:ascii="Times New Roman" w:hAnsi="Times New Roman" w:cs="Times New Roman"/>
+          <w:sz w:val="16"/>
+          <w:szCs w:val="16"/>
+        </w:rPr>
+        <w:t>Movement as Exposure</w:t>
+      </w:r>
+      <w:r>
+        <w:rPr>
+          <w:rFonts w:ascii="Times New Roman" w:hAnsi="Times New Roman" w:cs="Times New Roman"/>
+          <w:sz w:val="16"/>
+          <w:szCs w:val="16"/>
+        </w:rPr>
+        <w:t>”</w:t>
+      </w:r>
+      <w:r>
+        <w:rPr>
+          <w:rFonts w:ascii="Times New Roman" w:hAnsi="Times New Roman" w:cs="Times New Roman"/>
+          <w:sz w:val="16"/>
+          <w:szCs w:val="16"/>
+        </w:rPr>
+        <w:t xml:space="preserve">, 63; Mick Ryan and Clint Hinote, “Uncrewed Systems and the Transformation of the U.S. Warfighting Capacity,” </w:t>
       </w:r>
       <w:r>
         <w:rPr>
@@ -7221,62 +6684,15 @@
           <w:sz w:val="16"/>
           <w:szCs w:val="16"/>
         </w:rPr>
-        <w:t>Learning from the Ukrainian Battlefield: Tomorrow’s Drone Warfare, Today’s Innovation Challenge</w:t>
-      </w:r>
-      <w:r>
-        <w:rPr>
-          <w:rFonts w:ascii="Times New Roman" w:hAnsi="Times New Roman" w:cs="Times New Roman"/>
-          <w:sz w:val="16"/>
-          <w:szCs w:val="16"/>
-        </w:rPr>
-        <w:t xml:space="preserve"> (Zürich: </w:t>
-      </w:r>
-      <w:proofErr w:type="spellStart"/>
-      <w:r>
-        <w:rPr>
-          <w:rFonts w:ascii="Times New Roman" w:hAnsi="Times New Roman" w:cs="Times New Roman"/>
-          <w:sz w:val="16"/>
-          <w:szCs w:val="16"/>
-        </w:rPr>
-        <w:t>Center</w:t>
-      </w:r>
-      <w:proofErr w:type="spellEnd"/>
-      <w:r>
-        <w:rPr>
-          <w:rFonts w:ascii="Times New Roman" w:hAnsi="Times New Roman" w:cs="Times New Roman"/>
-          <w:sz w:val="16"/>
-          <w:szCs w:val="16"/>
-        </w:rPr>
-        <w:t xml:space="preserve"> for Security Studies, ETH Zürich, August 2024), https://css.ethz.ch/content/dam/ethz/special-interest/gess/cis/center-for-securities-studies/pdfs/CSS_Study_2024_Learning_from%20the_Ukrainian_Battlefield.pdf, accessed March 17, 2026.</w:t>
-      </w:r>
-    </w:p>
-  </w:footnote>
-  <w:footnote w:id="30">
-    <w:p>
-      <w:pPr>
-        <w:spacing w:after="0" w:line="240" w:lineRule="auto"/>
-        <w:rPr>
-          <w:rFonts w:ascii="Times New Roman" w:hAnsi="Times New Roman" w:cs="Times New Roman"/>
-          <w:sz w:val="16"/>
-          <w:szCs w:val="16"/>
-        </w:rPr>
-      </w:pPr>
-      <w:r>
-        <w:rPr>
-          <w:rFonts w:ascii="Times New Roman" w:hAnsi="Times New Roman" w:cs="Times New Roman"/>
-          <w:sz w:val="16"/>
-          <w:szCs w:val="16"/>
-          <w:vertAlign w:val="superscript"/>
-        </w:rPr>
-        <w:footnoteRef/>
-      </w:r>
-      <w:r>
-        <w:rPr>
-          <w:rFonts w:ascii="Times New Roman" w:hAnsi="Times New Roman" w:cs="Times New Roman"/>
-          <w:sz w:val="16"/>
-          <w:szCs w:val="16"/>
-        </w:rPr>
-        <w:t xml:space="preserve"> Barry R. Posen, </w:t>
+        <w:t>War on the Rocks</w:t>
+      </w:r>
+      <w:r>
+        <w:rPr>
+          <w:rFonts w:ascii="Times New Roman" w:hAnsi="Times New Roman" w:cs="Times New Roman"/>
+          <w:sz w:val="16"/>
+          <w:szCs w:val="16"/>
+        </w:rPr>
+        <w:t xml:space="preserve">, February 2024, https://warontherocks.com/uncrewed-systems-and-the-transformation-of-u-s-warfighting-capacity/, accessed July 6, 2026; Dominika Kunertova, </w:t>
       </w:r>
       <w:r>
         <w:rPr>
@@ -7286,15 +6702,44 @@
           <w:sz w:val="16"/>
           <w:szCs w:val="16"/>
         </w:rPr>
-        <w:t>The Sources of Military Doctrine: France, Britain, and Germany between the World Wars</w:t>
-      </w:r>
-      <w:r>
-        <w:rPr>
-          <w:rFonts w:ascii="Times New Roman" w:hAnsi="Times New Roman" w:cs="Times New Roman"/>
-          <w:sz w:val="16"/>
-          <w:szCs w:val="16"/>
-        </w:rPr>
-        <w:t xml:space="preserve"> (Ithaca, NY: Cornell University Press, 1984), https://www.jstor.org/stable/10.7591/j.ctt1287fp3, accessed July 18, 2026; Andrew F. Krepinevich, “Cavalry to Computer: The Pattern of Military Revolutions,” </w:t>
+        <w:t>Learning from the Ukrainian Battlefield: Tomorrow’s Drone Warfare, Today’s Innovation Challenge</w:t>
+      </w:r>
+      <w:r>
+        <w:rPr>
+          <w:rFonts w:ascii="Times New Roman" w:hAnsi="Times New Roman" w:cs="Times New Roman"/>
+          <w:sz w:val="16"/>
+          <w:szCs w:val="16"/>
+        </w:rPr>
+        <w:t xml:space="preserve"> (Zürich: Center for Security Studies, ETH Zürich, August 2024), https://css.ethz.ch/content/dam/ethz/special-interest/gess/cis/center-for-securities-studies/pdfs/CSS_Study_2024_Learning_from%20the_Ukrainian_Battlefield.pdf, accessed March 17, 2026.</w:t>
+      </w:r>
+    </w:p>
+  </w:footnote>
+  <w:footnote w:id="33">
+    <w:p>
+      <w:pPr>
+        <w:spacing w:after="0" w:line="240" w:lineRule="auto"/>
+        <w:rPr>
+          <w:rFonts w:ascii="Times New Roman" w:hAnsi="Times New Roman" w:cs="Times New Roman"/>
+          <w:sz w:val="16"/>
+          <w:szCs w:val="16"/>
+        </w:rPr>
+      </w:pPr>
+      <w:r>
+        <w:rPr>
+          <w:rFonts w:ascii="Times New Roman" w:hAnsi="Times New Roman" w:cs="Times New Roman"/>
+          <w:sz w:val="16"/>
+          <w:szCs w:val="16"/>
+          <w:vertAlign w:val="superscript"/>
+        </w:rPr>
+        <w:footnoteRef/>
+      </w:r>
+      <w:r>
+        <w:rPr>
+          <w:rFonts w:ascii="Times New Roman" w:hAnsi="Times New Roman" w:cs="Times New Roman"/>
+          <w:sz w:val="16"/>
+          <w:szCs w:val="16"/>
+        </w:rPr>
+        <w:t xml:space="preserve"> Barry R. Posen, </w:t>
       </w:r>
       <w:r>
         <w:rPr>
@@ -7304,15 +6749,15 @@
           <w:sz w:val="16"/>
           <w:szCs w:val="16"/>
         </w:rPr>
-        <w:t>The National Interest</w:t>
-      </w:r>
-      <w:r>
-        <w:rPr>
-          <w:rFonts w:ascii="Times New Roman" w:hAnsi="Times New Roman" w:cs="Times New Roman"/>
-          <w:sz w:val="16"/>
-          <w:szCs w:val="16"/>
-        </w:rPr>
-        <w:t xml:space="preserve"> 37 (1994): 30–42, http://www.jstor.org/stable/42896863, accessed September 2, 2025; Richard K. Betts, “The Downside of the Cutting Edge,” </w:t>
+        <w:t>The Sources of Military Doctrine: France, Britain, and Germany between the World Wars</w:t>
+      </w:r>
+      <w:r>
+        <w:rPr>
+          <w:rFonts w:ascii="Times New Roman" w:hAnsi="Times New Roman" w:cs="Times New Roman"/>
+          <w:sz w:val="16"/>
+          <w:szCs w:val="16"/>
+        </w:rPr>
+        <w:t xml:space="preserve"> (Ithaca, NY: Cornell University Press, 1984), https://www.jstor.org/stable/10.7591/j.ctt1287fp3, accessed July 18, 2026; Andrew F. Krepinevich, “Cavalry to Computer: The Pattern of Military Revolutions,” </w:t>
       </w:r>
       <w:r>
         <w:rPr>
@@ -7330,36 +6775,7 @@
           <w:sz w:val="16"/>
           <w:szCs w:val="16"/>
         </w:rPr>
-        <w:t xml:space="preserve"> 45 (1996): 80–83, https://link.gale.com/apps/doc/A18827115/AONE, accessed June 12, 2025.</w:t>
-      </w:r>
-    </w:p>
-  </w:footnote>
-  <w:footnote w:id="31">
-    <w:p>
-      <w:pPr>
-        <w:pStyle w:val="FootnoteText"/>
-        <w:rPr>
-          <w:rFonts w:ascii="Times New Roman" w:hAnsi="Times New Roman" w:cs="Times New Roman"/>
-          <w:sz w:val="16"/>
-          <w:szCs w:val="16"/>
-        </w:rPr>
-      </w:pPr>
-      <w:r>
-        <w:rPr>
-          <w:rStyle w:val="FootnoteReference"/>
-          <w:rFonts w:ascii="Times New Roman" w:hAnsi="Times New Roman" w:cs="Times New Roman"/>
-          <w:sz w:val="16"/>
-          <w:szCs w:val="16"/>
-        </w:rPr>
-        <w:footnoteRef/>
-      </w:r>
-      <w:r>
-        <w:rPr>
-          <w:rFonts w:ascii="Times New Roman" w:hAnsi="Times New Roman" w:cs="Times New Roman"/>
-          <w:sz w:val="16"/>
-          <w:szCs w:val="16"/>
-        </w:rPr>
-        <w:t xml:space="preserve"> Lucie Pebay, “The French Army Transitions to ‘High Intensity’ Warfare: Strengths, Drawbacks, and Challenges of French Ambitions,” </w:t>
+        <w:t xml:space="preserve"> 37 (1994): 30–42, http://www.jstor.org/stable/42896863, accessed September 2, 2025; Richard K. Betts, “The Downside of the Cutting Edge,” </w:t>
       </w:r>
       <w:r>
         <w:rPr>
@@ -7369,34 +6785,34 @@
           <w:sz w:val="16"/>
           <w:szCs w:val="16"/>
         </w:rPr>
-        <w:t>European Review of International Studies</w:t>
-      </w:r>
-      <w:r>
-        <w:rPr>
-          <w:rFonts w:ascii="Times New Roman" w:hAnsi="Times New Roman" w:cs="Times New Roman"/>
-          <w:sz w:val="16"/>
-          <w:szCs w:val="16"/>
-        </w:rPr>
-        <w:t xml:space="preserve"> 11, no. 3 (2024): 358–85, https://www.jstor.org/stable/27372235, accessed July 20, 2026.</w:t>
+        <w:t>The National Interest</w:t>
+      </w:r>
+      <w:r>
+        <w:rPr>
+          <w:rFonts w:ascii="Times New Roman" w:hAnsi="Times New Roman" w:cs="Times New Roman"/>
+          <w:sz w:val="16"/>
+          <w:szCs w:val="16"/>
+        </w:rPr>
+        <w:t xml:space="preserve"> 45 (1996): 80–83, https://link.gale.com/apps/doc/A18827115/AONE, accessed June 12, 2025.</w:t>
       </w:r>
     </w:p>
   </w:footnote>
-  <w:footnote w:id="32">
-    <w:p>
-      <w:pPr>
-        <w:spacing w:after="0" w:line="240" w:lineRule="auto"/>
-        <w:rPr>
-          <w:rFonts w:ascii="Times New Roman" w:hAnsi="Times New Roman" w:cs="Times New Roman"/>
-          <w:sz w:val="16"/>
-          <w:szCs w:val="16"/>
-        </w:rPr>
-      </w:pPr>
-      <w:r>
-        <w:rPr>
-          <w:rFonts w:ascii="Times New Roman" w:hAnsi="Times New Roman" w:cs="Times New Roman"/>
-          <w:sz w:val="16"/>
-          <w:szCs w:val="16"/>
-          <w:vertAlign w:val="superscript"/>
+  <w:footnote w:id="34">
+    <w:p>
+      <w:pPr>
+        <w:pStyle w:val="FootnoteText"/>
+        <w:rPr>
+          <w:rFonts w:ascii="Times New Roman" w:hAnsi="Times New Roman" w:cs="Times New Roman"/>
+          <w:sz w:val="16"/>
+          <w:szCs w:val="16"/>
+        </w:rPr>
+      </w:pPr>
+      <w:r>
+        <w:rPr>
+          <w:rStyle w:val="FootnoteReference"/>
+          <w:rFonts w:ascii="Times New Roman" w:hAnsi="Times New Roman" w:cs="Times New Roman"/>
+          <w:sz w:val="16"/>
+          <w:szCs w:val="16"/>
         </w:rPr>
         <w:footnoteRef/>
       </w:r>
@@ -7406,7 +6822,15 @@
           <w:sz w:val="16"/>
           <w:szCs w:val="16"/>
         </w:rPr>
-        <w:t xml:space="preserve"> Eoin McNamara, “Ireland’s Defence Deficit,” RUSI, December 2022, https://www.rusi.org/explore-our-research/publications/commentary/irelands-defence-deficit, accessed July 14, 2026; Commission on the Defence Forces, </w:t>
+        <w:t xml:space="preserve"> </w:t>
+      </w:r>
+      <w:r>
+        <w:rPr>
+          <w:rFonts w:ascii="Times New Roman" w:hAnsi="Times New Roman" w:cs="Times New Roman"/>
+          <w:sz w:val="16"/>
+          <w:szCs w:val="16"/>
+        </w:rPr>
+        <w:t xml:space="preserve">Max Hastings, </w:t>
       </w:r>
       <w:r>
         <w:rPr>
@@ -7416,34 +6840,34 @@
           <w:sz w:val="16"/>
           <w:szCs w:val="16"/>
         </w:rPr>
-        <w:t>Report of the Commission on the Defence Forces</w:t>
-      </w:r>
-      <w:r>
-        <w:rPr>
-          <w:rFonts w:ascii="Times New Roman" w:hAnsi="Times New Roman" w:cs="Times New Roman"/>
-          <w:sz w:val="16"/>
-          <w:szCs w:val="16"/>
-        </w:rPr>
-        <w:t xml:space="preserve"> (Dublin: Government of Ireland, February 2022), iv, 84–87, https://assets.gov.ie/static/documents/report-of-the-commission-on-the-defence-forces.pdf, accessed January 10, 2026.</w:t>
+        <w:t>Overlord: D-Day and the Battle for Normandy</w:t>
+      </w:r>
+      <w:r>
+        <w:rPr>
+          <w:rFonts w:ascii="Times New Roman" w:hAnsi="Times New Roman" w:cs="Times New Roman"/>
+          <w:sz w:val="16"/>
+          <w:szCs w:val="16"/>
+        </w:rPr>
+        <w:t xml:space="preserve"> (London: Michael Joseph, 1984), chaps. 2 and 4.</w:t>
       </w:r>
     </w:p>
   </w:footnote>
-  <w:footnote w:id="33">
-    <w:p>
-      <w:pPr>
-        <w:spacing w:after="0" w:line="240" w:lineRule="auto"/>
-        <w:rPr>
-          <w:rFonts w:ascii="Times New Roman" w:hAnsi="Times New Roman" w:cs="Times New Roman"/>
-          <w:sz w:val="16"/>
-          <w:szCs w:val="16"/>
-        </w:rPr>
-      </w:pPr>
-      <w:r>
-        <w:rPr>
-          <w:rFonts w:ascii="Times New Roman" w:hAnsi="Times New Roman" w:cs="Times New Roman"/>
-          <w:sz w:val="16"/>
-          <w:szCs w:val="16"/>
-          <w:vertAlign w:val="superscript"/>
+  <w:footnote w:id="35">
+    <w:p>
+      <w:pPr>
+        <w:pStyle w:val="FootnoteText"/>
+        <w:rPr>
+          <w:rFonts w:ascii="Times New Roman" w:hAnsi="Times New Roman" w:cs="Times New Roman"/>
+          <w:sz w:val="16"/>
+          <w:szCs w:val="16"/>
+        </w:rPr>
+      </w:pPr>
+      <w:r>
+        <w:rPr>
+          <w:rStyle w:val="FootnoteReference"/>
+          <w:rFonts w:ascii="Times New Roman" w:hAnsi="Times New Roman" w:cs="Times New Roman"/>
+          <w:sz w:val="16"/>
+          <w:szCs w:val="16"/>
         </w:rPr>
         <w:footnoteRef/>
       </w:r>
@@ -7453,7 +6877,15 @@
           <w:sz w:val="16"/>
           <w:szCs w:val="16"/>
         </w:rPr>
-        <w:t xml:space="preserve"> David Kirichenko, “How Ukrainian Soldiers Are Building Their Own Battle Robots,” </w:t>
+        <w:t xml:space="preserve"> Lucie Pebay, “The</w:t>
+      </w:r>
+      <w:r>
+        <w:rPr>
+          <w:rFonts w:ascii="Times New Roman" w:hAnsi="Times New Roman" w:cs="Times New Roman"/>
+          <w:sz w:val="16"/>
+          <w:szCs w:val="16"/>
+        </w:rPr>
+        <w:t xml:space="preserve"> French Army Transitions to ‘High Intensity’ Warfare: Strengths, Drawbacks, and Challenges of French Ambitions,” </w:t>
       </w:r>
       <w:r>
         <w:rPr>
@@ -7463,19 +6895,19 @@
           <w:sz w:val="16"/>
           <w:szCs w:val="16"/>
         </w:rPr>
-        <w:t>Forbes</w:t>
-      </w:r>
-      <w:r>
-        <w:rPr>
-          <w:rFonts w:ascii="Times New Roman" w:hAnsi="Times New Roman" w:cs="Times New Roman"/>
-          <w:sz w:val="16"/>
-          <w:szCs w:val="16"/>
-        </w:rPr>
-        <w:t>, September 4, 2025, https://www.forbes.com/sites/davidkirichenko/2025/09/04/how-ukrainian-soldiers-are-building-their-own-battle-robots/, accessed April 1, 2026.</w:t>
+        <w:t>European Review of International Studies</w:t>
+      </w:r>
+      <w:r>
+        <w:rPr>
+          <w:rFonts w:ascii="Times New Roman" w:hAnsi="Times New Roman" w:cs="Times New Roman"/>
+          <w:sz w:val="16"/>
+          <w:szCs w:val="16"/>
+        </w:rPr>
+        <w:t xml:space="preserve"> 11, no. 3 (2024): 358–85, https://www.jstor.org/stable/27372235, accessed July 20, 2026.</w:t>
       </w:r>
     </w:p>
   </w:footnote>
-  <w:footnote w:id="34">
+  <w:footnote w:id="36">
     <w:p>
       <w:pPr>
         <w:spacing w:after="0" w:line="240" w:lineRule="auto"/>
@@ -7500,7 +6932,7 @@
           <w:sz w:val="16"/>
           <w:szCs w:val="16"/>
         </w:rPr>
-        <w:t xml:space="preserve"> Commission on the Defence Forces, </w:t>
+        <w:t xml:space="preserve"> Eoin McNamara, “Ireland’s Defence Deficit,” RUSI, December 2022, https://www.rusi.org/explore-our-research/publications/commentary/irelands-defence-deficit, accessed July 14, 2026; Commission on the Defence Forces, </w:t>
       </w:r>
       <w:r>
         <w:rPr>
@@ -7518,11 +6950,11 @@
           <w:sz w:val="16"/>
           <w:szCs w:val="16"/>
         </w:rPr>
-        <w:t>, 30–33, 44–45.</w:t>
+        <w:t xml:space="preserve"> (Dublin: Government of Ireland, February 2022), iv, 84–87, https://assets.gov.ie/static/documents/report-of-the-commission-on-the-defence-forces.pdf, accessed January 10, 2026.</w:t>
       </w:r>
     </w:p>
   </w:footnote>
-  <w:footnote w:id="35">
+  <w:footnote w:id="37">
     <w:p>
       <w:pPr>
         <w:spacing w:after="0" w:line="240" w:lineRule="auto"/>
@@ -7547,7 +6979,7 @@
           <w:sz w:val="16"/>
           <w:szCs w:val="16"/>
         </w:rPr>
-        <w:t xml:space="preserve"> Stephen Peter Rosen, </w:t>
+        <w:t xml:space="preserve"> David Kirichenko, “How Ukrainian Soldiers Are Building Their Own Battle Robots,” </w:t>
       </w:r>
       <w:r>
         <w:rPr>
@@ -7557,19 +6989,19 @@
           <w:sz w:val="16"/>
           <w:szCs w:val="16"/>
         </w:rPr>
-        <w:t>Winning the Next War: Innovation and the Modern Military</w:t>
-      </w:r>
-      <w:r>
-        <w:rPr>
-          <w:rFonts w:ascii="Times New Roman" w:hAnsi="Times New Roman" w:cs="Times New Roman"/>
-          <w:sz w:val="16"/>
-          <w:szCs w:val="16"/>
-        </w:rPr>
-        <w:t xml:space="preserve"> (Ithaca, NY: Cornell University Press, 1991), 7; NATO, “Innovation and Technology Adoption,” July 2026, https://www.nato.int/en/what-we-do/deterrence-and-defence/emerging-and-disruptive-technologies, accessed July 14, 2026.</w:t>
+        <w:t>Forbes</w:t>
+      </w:r>
+      <w:r>
+        <w:rPr>
+          <w:rFonts w:ascii="Times New Roman" w:hAnsi="Times New Roman" w:cs="Times New Roman"/>
+          <w:sz w:val="16"/>
+          <w:szCs w:val="16"/>
+        </w:rPr>
+        <w:t>, September 4, 2025, https://www.forbes.com/sites/davidkirichenko/2025/09/04/how-ukrainian-soldiers-are-building-their-own-battle-robots/, accessed April 1, 2026.</w:t>
       </w:r>
     </w:p>
   </w:footnote>
-  <w:footnote w:id="36">
+  <w:footnote w:id="38">
     <w:p>
       <w:pPr>
         <w:spacing w:after="0" w:line="240" w:lineRule="auto"/>
@@ -7594,15 +7026,7 @@
           <w:sz w:val="16"/>
           <w:szCs w:val="16"/>
         </w:rPr>
-        <w:t xml:space="preserve"> </w:t>
-      </w:r>
-      <w:r>
-        <w:rPr>
-          <w:rFonts w:ascii="Times New Roman" w:hAnsi="Times New Roman" w:cs="Times New Roman"/>
-          <w:sz w:val="16"/>
-          <w:szCs w:val="16"/>
-        </w:rPr>
-        <w:t xml:space="preserve">U.S. Joint Staff, </w:t>
+        <w:t xml:space="preserve"> Commission on the Defence Forces, </w:t>
       </w:r>
       <w:r>
         <w:rPr>
@@ -7612,19 +7036,19 @@
           <w:sz w:val="16"/>
           <w:szCs w:val="16"/>
         </w:rPr>
-        <w:t>Manual for the Operation of the Joint Capabilities Integration and Development System</w:t>
-      </w:r>
-      <w:r>
-        <w:rPr>
-          <w:rFonts w:ascii="Times New Roman" w:hAnsi="Times New Roman" w:cs="Times New Roman"/>
-          <w:sz w:val="16"/>
-          <w:szCs w:val="16"/>
-        </w:rPr>
-        <w:t xml:space="preserve"> (August 31, 2018), https://www.acq.osd.mil/asda/jrac/docs/2018-jcids.pdf, accessed July 18, 2026.</w:t>
+        <w:t>Report of the Commission on the Defence Forces</w:t>
+      </w:r>
+      <w:r>
+        <w:rPr>
+          <w:rFonts w:ascii="Times New Roman" w:hAnsi="Times New Roman" w:cs="Times New Roman"/>
+          <w:sz w:val="16"/>
+          <w:szCs w:val="16"/>
+        </w:rPr>
+        <w:t>, 30–33, 44–45.</w:t>
       </w:r>
     </w:p>
   </w:footnote>
-  <w:footnote w:id="37">
+  <w:footnote w:id="39">
     <w:p>
       <w:pPr>
         <w:spacing w:after="0" w:line="240" w:lineRule="auto"/>
@@ -7649,41 +7073,7 @@
           <w:sz w:val="16"/>
           <w:szCs w:val="16"/>
         </w:rPr>
-        <w:t xml:space="preserve"> </w:t>
-      </w:r>
-      <w:r>
-        <w:rPr>
-          <w:rFonts w:ascii="Times New Roman" w:hAnsi="Times New Roman" w:cs="Times New Roman"/>
-          <w:sz w:val="16"/>
-          <w:szCs w:val="16"/>
-        </w:rPr>
-        <w:t>Michael C. Horowitz, “The Diffusion of Military Power: Causes and Consequences for International Politics” (PhD diss., Harvard University, 2006), 14–15, ProQuest Dissertations &amp; Theses Global, publication no. 3265175, https://www.proquest.com/docview/304850925</w:t>
-      </w:r>
-      <w:r>
-        <w:rPr>
-          <w:rFonts w:ascii="Times New Roman" w:hAnsi="Times New Roman" w:cs="Times New Roman"/>
-          <w:sz w:val="16"/>
-          <w:szCs w:val="16"/>
-        </w:rPr>
-        <w:t xml:space="preserve">; Stimson </w:t>
-      </w:r>
-      <w:proofErr w:type="spellStart"/>
-      <w:r>
-        <w:rPr>
-          <w:rFonts w:ascii="Times New Roman" w:hAnsi="Times New Roman" w:cs="Times New Roman"/>
-          <w:sz w:val="16"/>
-          <w:szCs w:val="16"/>
-        </w:rPr>
-        <w:t>Center</w:t>
-      </w:r>
-      <w:proofErr w:type="spellEnd"/>
-      <w:r>
-        <w:rPr>
-          <w:rFonts w:ascii="Times New Roman" w:hAnsi="Times New Roman" w:cs="Times New Roman"/>
-          <w:sz w:val="16"/>
-          <w:szCs w:val="16"/>
-        </w:rPr>
-        <w:t xml:space="preserve">, </w:t>
+        <w:t xml:space="preserve"> Stephen Peter Rosen, </w:t>
       </w:r>
       <w:r>
         <w:rPr>
@@ -7693,19 +7083,19 @@
           <w:sz w:val="16"/>
           <w:szCs w:val="16"/>
         </w:rPr>
-        <w:t>Military Utility, National Security, and Economics</w:t>
-      </w:r>
-      <w:r>
-        <w:rPr>
-          <w:rFonts w:ascii="Times New Roman" w:hAnsi="Times New Roman" w:cs="Times New Roman"/>
-          <w:sz w:val="16"/>
-          <w:szCs w:val="16"/>
-        </w:rPr>
-        <w:t xml:space="preserve"> (2015), 9, http://www.jstor.org/stable/resrep10852, accessed June 11, 2025.</w:t>
+        <w:t>Winning the Next War: Innovation and the Modern Military</w:t>
+      </w:r>
+      <w:r>
+        <w:rPr>
+          <w:rFonts w:ascii="Times New Roman" w:hAnsi="Times New Roman" w:cs="Times New Roman"/>
+          <w:sz w:val="16"/>
+          <w:szCs w:val="16"/>
+        </w:rPr>
+        <w:t xml:space="preserve"> (Ithaca, NY: Cornell University Press, 1991), 7; NATO, “Innovation and Technology Adoption,” July 2026, https://www.nato.int/en/what-we-do/deterrence-and-defence/emerging-and-disruptive-technologies, accessed July 14, 2026.</w:t>
       </w:r>
     </w:p>
   </w:footnote>
-  <w:footnote w:id="38">
+  <w:footnote w:id="40">
     <w:p>
       <w:pPr>
         <w:spacing w:after="0" w:line="240" w:lineRule="auto"/>
@@ -7738,7 +7128,7 @@
           <w:sz w:val="16"/>
           <w:szCs w:val="16"/>
         </w:rPr>
-        <w:t xml:space="preserve">Commission on the Defence Forces, </w:t>
+        <w:t xml:space="preserve">U.S. Joint Staff, </w:t>
       </w:r>
       <w:r>
         <w:rPr>
@@ -7748,15 +7138,60 @@
           <w:sz w:val="16"/>
           <w:szCs w:val="16"/>
         </w:rPr>
-        <w:t>Report of the Commission on the Defence Forces</w:t>
-      </w:r>
-      <w:r>
-        <w:rPr>
-          <w:rFonts w:ascii="Times New Roman" w:hAnsi="Times New Roman" w:cs="Times New Roman"/>
-          <w:sz w:val="16"/>
-          <w:szCs w:val="16"/>
-        </w:rPr>
-        <w:t xml:space="preserve">, 44, 114; UK Ministry of Defence, Development, Concepts and Doctrine Centre, </w:t>
+        <w:t>Manual for the Operation of the Joint Capabilities Integration and Development System</w:t>
+      </w:r>
+      <w:r>
+        <w:rPr>
+          <w:rFonts w:ascii="Times New Roman" w:hAnsi="Times New Roman" w:cs="Times New Roman"/>
+          <w:sz w:val="16"/>
+          <w:szCs w:val="16"/>
+        </w:rPr>
+        <w:t xml:space="preserve"> (August 31, 2018), https://www.acq.osd.mil/asda/jrac/docs/2018-jcids.pdf, accessed July 18, 2026.</w:t>
+      </w:r>
+    </w:p>
+  </w:footnote>
+  <w:footnote w:id="41">
+    <w:p>
+      <w:pPr>
+        <w:spacing w:after="0" w:line="240" w:lineRule="auto"/>
+        <w:rPr>
+          <w:rFonts w:ascii="Times New Roman" w:hAnsi="Times New Roman" w:cs="Times New Roman"/>
+          <w:sz w:val="16"/>
+          <w:szCs w:val="16"/>
+        </w:rPr>
+      </w:pPr>
+      <w:r>
+        <w:rPr>
+          <w:rFonts w:ascii="Times New Roman" w:hAnsi="Times New Roman" w:cs="Times New Roman"/>
+          <w:sz w:val="16"/>
+          <w:szCs w:val="16"/>
+          <w:vertAlign w:val="superscript"/>
+        </w:rPr>
+        <w:footnoteRef/>
+      </w:r>
+      <w:r>
+        <w:rPr>
+          <w:rFonts w:ascii="Times New Roman" w:hAnsi="Times New Roman" w:cs="Times New Roman"/>
+          <w:sz w:val="16"/>
+          <w:szCs w:val="16"/>
+        </w:rPr>
+        <w:t xml:space="preserve"> </w:t>
+      </w:r>
+      <w:r>
+        <w:rPr>
+          <w:rFonts w:ascii="Times New Roman" w:hAnsi="Times New Roman" w:cs="Times New Roman"/>
+          <w:sz w:val="16"/>
+          <w:szCs w:val="16"/>
+        </w:rPr>
+        <w:t>Michael C. Horowitz, “The Diffusion of Military Power: Causes and Consequences for International Politics” (PhD diss., Harvard University, 2006), 14–15, ProQuest Dissertations &amp; Theses Global, publication no. 3265175, https://www.proquest.com/docview/304850925</w:t>
+      </w:r>
+      <w:r>
+        <w:rPr>
+          <w:rFonts w:ascii="Times New Roman" w:hAnsi="Times New Roman" w:cs="Times New Roman"/>
+          <w:sz w:val="16"/>
+          <w:szCs w:val="16"/>
+        </w:rPr>
+        <w:t xml:space="preserve">; Stimson Center, </w:t>
       </w:r>
       <w:r>
         <w:rPr>
@@ -7766,19 +7201,19 @@
           <w:sz w:val="16"/>
           <w:szCs w:val="16"/>
         </w:rPr>
-        <w:t>Defence Experimentation for Force Development Handbook</w:t>
-      </w:r>
-      <w:r>
-        <w:rPr>
-          <w:rFonts w:ascii="Times New Roman" w:hAnsi="Times New Roman" w:cs="Times New Roman"/>
-          <w:sz w:val="16"/>
-          <w:szCs w:val="16"/>
-        </w:rPr>
-        <w:t>, version 2 (January 2021), 9–13, 32, https://assets.publishing.service.gov.uk/media/6014030be90e07626914df3c/20210121-DEFD_Handbook_Version_2-O.pdf, accessed July 16, 2026.</w:t>
+        <w:t>Military Utility, National Security, and Economics</w:t>
+      </w:r>
+      <w:r>
+        <w:rPr>
+          <w:rFonts w:ascii="Times New Roman" w:hAnsi="Times New Roman" w:cs="Times New Roman"/>
+          <w:sz w:val="16"/>
+          <w:szCs w:val="16"/>
+        </w:rPr>
+        <w:t xml:space="preserve"> (2015), 9, http://www.jstor.org/stable/resrep10852, accessed June 11, 2025.</w:t>
       </w:r>
     </w:p>
   </w:footnote>
-  <w:footnote w:id="39">
+  <w:footnote w:id="42">
     <w:p>
       <w:pPr>
         <w:spacing w:after="0" w:line="240" w:lineRule="auto"/>
@@ -7803,7 +7238,15 @@
           <w:sz w:val="16"/>
           <w:szCs w:val="16"/>
         </w:rPr>
-        <w:t xml:space="preserve"> James Peterson, “Transforming in Contact: The Army Needs an Unmanned Systems Command Now,” </w:t>
+        <w:t xml:space="preserve"> </w:t>
+      </w:r>
+      <w:r>
+        <w:rPr>
+          <w:rFonts w:ascii="Times New Roman" w:hAnsi="Times New Roman" w:cs="Times New Roman"/>
+          <w:sz w:val="16"/>
+          <w:szCs w:val="16"/>
+        </w:rPr>
+        <w:t xml:space="preserve">Commission on the Defence Forces, </w:t>
       </w:r>
       <w:r>
         <w:rPr>
@@ -7813,44 +7256,15 @@
           <w:sz w:val="16"/>
           <w:szCs w:val="16"/>
         </w:rPr>
-        <w:t>Small Wars Journal</w:t>
-      </w:r>
-      <w:r>
-        <w:rPr>
-          <w:rFonts w:ascii="Times New Roman" w:hAnsi="Times New Roman" w:cs="Times New Roman"/>
-          <w:sz w:val="16"/>
-          <w:szCs w:val="16"/>
-        </w:rPr>
-        <w:t>, April 14, 2026, https://smallwarsjournal.com/2026/04/14/transforming-in-contact-the-army-needs-an-unmanned-systems-command-now/, accessed July 18, 2026.</w:t>
-      </w:r>
-    </w:p>
-  </w:footnote>
-  <w:footnote w:id="40">
-    <w:p>
-      <w:pPr>
-        <w:spacing w:after="0" w:line="240" w:lineRule="auto"/>
-        <w:rPr>
-          <w:rFonts w:ascii="Times New Roman" w:hAnsi="Times New Roman" w:cs="Times New Roman"/>
-          <w:sz w:val="16"/>
-          <w:szCs w:val="16"/>
-        </w:rPr>
-      </w:pPr>
-      <w:r>
-        <w:rPr>
-          <w:rFonts w:ascii="Times New Roman" w:hAnsi="Times New Roman" w:cs="Times New Roman"/>
-          <w:sz w:val="16"/>
-          <w:szCs w:val="16"/>
-          <w:vertAlign w:val="superscript"/>
-        </w:rPr>
-        <w:footnoteRef/>
-      </w:r>
-      <w:r>
-        <w:rPr>
-          <w:rFonts w:ascii="Times New Roman" w:hAnsi="Times New Roman" w:cs="Times New Roman"/>
-          <w:sz w:val="16"/>
-          <w:szCs w:val="16"/>
-        </w:rPr>
-        <w:t xml:space="preserve"> Reed Markham, “Integrating Drones Isn’t Intuitive: Practical Ways to Build This Critical Capability,” </w:t>
+        <w:t>Report of the Commission on the Defence Forces</w:t>
+      </w:r>
+      <w:r>
+        <w:rPr>
+          <w:rFonts w:ascii="Times New Roman" w:hAnsi="Times New Roman" w:cs="Times New Roman"/>
+          <w:sz w:val="16"/>
+          <w:szCs w:val="16"/>
+        </w:rPr>
+        <w:t xml:space="preserve">, 44, 114; UK Ministry of Defence, Development, Concepts and Doctrine Centre, </w:t>
       </w:r>
       <w:r>
         <w:rPr>
@@ -7860,37 +7274,19 @@
           <w:sz w:val="16"/>
           <w:szCs w:val="16"/>
         </w:rPr>
-        <w:t>Infantry</w:t>
-      </w:r>
-      <w:r>
-        <w:rPr>
-          <w:rFonts w:ascii="Times New Roman" w:hAnsi="Times New Roman" w:cs="Times New Roman"/>
-          <w:sz w:val="16"/>
-          <w:szCs w:val="16"/>
-        </w:rPr>
-        <w:t xml:space="preserve">, </w:t>
-      </w:r>
-      <w:proofErr w:type="gramStart"/>
-      <w:r>
-        <w:rPr>
-          <w:rFonts w:ascii="Times New Roman" w:hAnsi="Times New Roman" w:cs="Times New Roman"/>
-          <w:sz w:val="16"/>
-          <w:szCs w:val="16"/>
-        </w:rPr>
-        <w:t>Fall</w:t>
-      </w:r>
-      <w:proofErr w:type="gramEnd"/>
-      <w:r>
-        <w:rPr>
-          <w:rFonts w:ascii="Times New Roman" w:hAnsi="Times New Roman" w:cs="Times New Roman"/>
-          <w:sz w:val="16"/>
-          <w:szCs w:val="16"/>
-        </w:rPr>
-        <w:t xml:space="preserve"> 2024, https://www.lineofdeparture.army.mil/Journals/Infantry/Infantry-Fall-2024/Integrating-drones/, accessed July 18, 2026.</w:t>
+        <w:t>Defence Experimentation for Force Development Handbook</w:t>
+      </w:r>
+      <w:r>
+        <w:rPr>
+          <w:rFonts w:ascii="Times New Roman" w:hAnsi="Times New Roman" w:cs="Times New Roman"/>
+          <w:sz w:val="16"/>
+          <w:szCs w:val="16"/>
+        </w:rPr>
+        <w:t>, version 2 (January 2021), 9–13, 32, https://assets.publishing.service.gov.uk/media/6014030be90e07626914df3c/20210121-DEFD_Handbook_Version_2-O.pdf, accessed July 16, 2026.</w:t>
       </w:r>
     </w:p>
   </w:footnote>
-  <w:footnote w:id="41">
+  <w:footnote w:id="43">
     <w:p>
       <w:pPr>
         <w:spacing w:after="0" w:line="240" w:lineRule="auto"/>
@@ -7915,7 +7311,7 @@
           <w:sz w:val="16"/>
           <w:szCs w:val="16"/>
         </w:rPr>
-        <w:t xml:space="preserve"> UK Ministry of Defence, </w:t>
+        <w:t xml:space="preserve"> James Peterson, “Transforming in Contact: The Army Needs an Unmanned Systems Command Now,” </w:t>
       </w:r>
       <w:r>
         <w:rPr>
@@ -7925,19 +7321,19 @@
           <w:sz w:val="16"/>
           <w:szCs w:val="16"/>
         </w:rPr>
-        <w:t>Defence Experimentation for Force Development Handbook</w:t>
-      </w:r>
-      <w:r>
-        <w:rPr>
-          <w:rFonts w:ascii="Times New Roman" w:hAnsi="Times New Roman" w:cs="Times New Roman"/>
-          <w:sz w:val="16"/>
-          <w:szCs w:val="16"/>
-        </w:rPr>
-        <w:t>, 9–13, 32.</w:t>
+        <w:t>Small Wars Journal</w:t>
+      </w:r>
+      <w:r>
+        <w:rPr>
+          <w:rFonts w:ascii="Times New Roman" w:hAnsi="Times New Roman" w:cs="Times New Roman"/>
+          <w:sz w:val="16"/>
+          <w:szCs w:val="16"/>
+        </w:rPr>
+        <w:t>, April 14, 2026, https://smallwarsjournal.com/2026/04/14/transforming-in-contact-the-army-needs-an-unmanned-systems-command-now/, accessed July 18, 2026.</w:t>
       </w:r>
     </w:p>
   </w:footnote>
-  <w:footnote w:id="42">
+  <w:footnote w:id="44">
     <w:p>
       <w:pPr>
         <w:spacing w:after="0" w:line="240" w:lineRule="auto"/>
@@ -7962,7 +7358,7 @@
           <w:sz w:val="16"/>
           <w:szCs w:val="16"/>
         </w:rPr>
-        <w:t xml:space="preserve"> Brian Cahill, “Simulating Complexity: Urban Operations, Cognitive Load &amp; Wargaming in the Contemporary Operating Environment,” </w:t>
+        <w:t xml:space="preserve"> Reed Markham, “Integrating Drones Isn’t Intuitive: Practical Ways to Build This Critical Capability,” </w:t>
       </w:r>
       <w:r>
         <w:rPr>
@@ -7972,44 +7368,39 @@
           <w:sz w:val="16"/>
           <w:szCs w:val="16"/>
         </w:rPr>
-        <w:t>Defence Forces Review 2025</w:t>
-      </w:r>
-      <w:r>
-        <w:rPr>
-          <w:rFonts w:ascii="Times New Roman" w:hAnsi="Times New Roman" w:cs="Times New Roman"/>
-          <w:sz w:val="16"/>
-          <w:szCs w:val="16"/>
-        </w:rPr>
-        <w:t xml:space="preserve"> (Dublin: Command and Staff School, 2025), 37, https://www.military.ie/media/muvair04/df-review-2025-digital-edition.pdf, accessed July 19, 2026; Paul Lushenko, Russell McGuire, Christopher G. Pernin, and Sean M. Zeigler, “Defending U.S. Military Bases Against Drones? A Recent Tabletop Exercise Explores How,” RAND, June 2, 2025, https://www.rand.org/pubs/commentary/2025/06/defending-us-military-bases-against-drones-a-recent.html, accessed July 18, 2026.</w:t>
+        <w:t>Infantry</w:t>
+      </w:r>
+      <w:r>
+        <w:rPr>
+          <w:rFonts w:ascii="Times New Roman" w:hAnsi="Times New Roman" w:cs="Times New Roman"/>
+          <w:sz w:val="16"/>
+          <w:szCs w:val="16"/>
+        </w:rPr>
+        <w:t>, Fall 2024, https://www.lineofdeparture.army.mil/Journals/Infantry/Infantry-Fall-2024/Integrating-drones/, accessed July 18, 2026.</w:t>
       </w:r>
     </w:p>
   </w:footnote>
-  <w:footnote w:id="43">
-    <w:p>
-      <w:pPr>
-        <w:spacing w:after="0" w:line="240" w:lineRule="auto"/>
-        <w:rPr>
-          <w:rFonts w:ascii="Times New Roman" w:hAnsi="Times New Roman" w:cs="Times New Roman"/>
-          <w:sz w:val="16"/>
-          <w:szCs w:val="16"/>
-        </w:rPr>
-      </w:pPr>
-      <w:r>
-        <w:rPr>
-          <w:rFonts w:ascii="Times New Roman" w:hAnsi="Times New Roman" w:cs="Times New Roman"/>
-          <w:sz w:val="16"/>
-          <w:szCs w:val="16"/>
-          <w:vertAlign w:val="superscript"/>
+  <w:footnote w:id="45">
+    <w:p>
+      <w:pPr>
+        <w:pStyle w:val="FootnoteText"/>
+      </w:pPr>
+      <w:r>
+        <w:rPr>
+          <w:rStyle w:val="FootnoteReference"/>
         </w:rPr>
         <w:footnoteRef/>
       </w:r>
       <w:r>
-        <w:rPr>
-          <w:rFonts w:ascii="Times New Roman" w:hAnsi="Times New Roman" w:cs="Times New Roman"/>
-          <w:sz w:val="16"/>
-          <w:szCs w:val="16"/>
-        </w:rPr>
-        <w:t xml:space="preserve"> UK Ministry of Defence, </w:t>
+        <w:t xml:space="preserve"> </w:t>
+      </w:r>
+      <w:r>
+        <w:rPr>
+          <w:rFonts w:ascii="Times New Roman" w:hAnsi="Times New Roman" w:cs="Times New Roman"/>
+          <w:sz w:val="16"/>
+          <w:szCs w:val="16"/>
+        </w:rPr>
+        <w:t xml:space="preserve">Anna Pawłowska, “Wojsko Polskie stawia na bezzałogowce,” </w:t>
       </w:r>
       <w:r>
         <w:rPr>
@@ -8019,73 +7410,31 @@
           <w:sz w:val="16"/>
           <w:szCs w:val="16"/>
         </w:rPr>
-        <w:t>Defence Experimentation for Force Development Handbook</w:t>
-      </w:r>
-      <w:r>
-        <w:rPr>
-          <w:rFonts w:ascii="Times New Roman" w:hAnsi="Times New Roman" w:cs="Times New Roman"/>
-          <w:sz w:val="16"/>
-          <w:szCs w:val="16"/>
-        </w:rPr>
-        <w:t>, 9–13, 32.</w:t>
-      </w:r>
-    </w:p>
-  </w:footnote>
-  <w:footnote w:id="44">
-    <w:p>
-      <w:pPr>
-        <w:spacing w:after="0" w:line="240" w:lineRule="auto"/>
-        <w:rPr>
-          <w:rFonts w:ascii="Times New Roman" w:hAnsi="Times New Roman" w:cs="Times New Roman"/>
-          <w:sz w:val="16"/>
-          <w:szCs w:val="16"/>
-        </w:rPr>
-      </w:pPr>
-      <w:r>
-        <w:rPr>
-          <w:rFonts w:ascii="Times New Roman" w:hAnsi="Times New Roman" w:cs="Times New Roman"/>
-          <w:sz w:val="16"/>
-          <w:szCs w:val="16"/>
-          <w:vertAlign w:val="superscript"/>
-        </w:rPr>
-        <w:footnoteRef/>
-      </w:r>
-      <w:r>
-        <w:rPr>
-          <w:rFonts w:ascii="Times New Roman" w:hAnsi="Times New Roman" w:cs="Times New Roman"/>
-          <w:sz w:val="16"/>
-          <w:szCs w:val="16"/>
-        </w:rPr>
-        <w:t xml:space="preserve"> Interview Participant 01, interview by Adam Beatty, January 23, 2026, transcript, conducted under the Chatham House Rule.</w:t>
-      </w:r>
-    </w:p>
-  </w:footnote>
-  <w:footnote w:id="45">
-    <w:p>
-      <w:pPr>
-        <w:spacing w:after="0" w:line="240" w:lineRule="auto"/>
-        <w:rPr>
-          <w:rFonts w:ascii="Times New Roman" w:hAnsi="Times New Roman" w:cs="Times New Roman"/>
-          <w:sz w:val="16"/>
-          <w:szCs w:val="16"/>
-        </w:rPr>
-      </w:pPr>
-      <w:r>
-        <w:rPr>
-          <w:rFonts w:ascii="Times New Roman" w:hAnsi="Times New Roman" w:cs="Times New Roman"/>
-          <w:sz w:val="16"/>
-          <w:szCs w:val="16"/>
-          <w:vertAlign w:val="superscript"/>
-        </w:rPr>
-        <w:footnoteRef/>
-      </w:r>
-      <w:r>
-        <w:rPr>
-          <w:rFonts w:ascii="Times New Roman" w:hAnsi="Times New Roman" w:cs="Times New Roman"/>
-          <w:sz w:val="16"/>
-          <w:szCs w:val="16"/>
-        </w:rPr>
-        <w:t xml:space="preserve"> Krepinevich, “Cavalry to Computer,” 30.</w:t>
+        <w:t>Polska Zbrojna</w:t>
+      </w:r>
+      <w:r>
+        <w:rPr>
+          <w:rFonts w:ascii="Times New Roman" w:hAnsi="Times New Roman" w:cs="Times New Roman"/>
+          <w:sz w:val="16"/>
+          <w:szCs w:val="16"/>
+        </w:rPr>
+        <w:t xml:space="preserve">, November 21, 2025, </w:t>
+      </w:r>
+      <w:r>
+        <w:rPr>
+          <w:rFonts w:ascii="Times New Roman" w:hAnsi="Times New Roman" w:cs="Times New Roman"/>
+          <w:sz w:val="16"/>
+          <w:szCs w:val="16"/>
+        </w:rPr>
+        <w:t>https://polska-zbrojna.pl/mobile/articleshow/45195?t=Wojsko-Polskie-stawia-na-bezzalogowce</w:t>
+      </w:r>
+      <w:r>
+        <w:rPr>
+          <w:rFonts w:ascii="Times New Roman" w:hAnsi="Times New Roman" w:cs="Times New Roman"/>
+          <w:sz w:val="16"/>
+          <w:szCs w:val="16"/>
+        </w:rPr>
+        <w:t>, accessed August 3, 2026.</w:t>
       </w:r>
     </w:p>
   </w:footnote>
@@ -8114,7 +7463,7 @@
           <w:sz w:val="16"/>
           <w:szCs w:val="16"/>
         </w:rPr>
-        <w:t xml:space="preserve"> Christian Brose, “The New Revolution in Military Affairs: War’s Sci-Fi Future,” </w:t>
+        <w:t xml:space="preserve"> UK Ministry of Defence, </w:t>
       </w:r>
       <w:r>
         <w:rPr>
@@ -8124,15 +7473,15 @@
           <w:sz w:val="16"/>
           <w:szCs w:val="16"/>
         </w:rPr>
-        <w:t>Foreign Affairs</w:t>
-      </w:r>
-      <w:r>
-        <w:rPr>
-          <w:rFonts w:ascii="Times New Roman" w:hAnsi="Times New Roman" w:cs="Times New Roman"/>
-          <w:sz w:val="16"/>
-          <w:szCs w:val="16"/>
-        </w:rPr>
-        <w:t xml:space="preserve"> 98, no. 3 (May/June 2019): 122–31, https://link.gale.com/apps/doc/A585763277/AONE, accessed June 12, 2025; Samuel Bendett and David Kirichenko, “Battlefield Drones and the Accelerating Autonomous Arms Race in Ukraine,” Modern War Institute, January 10, 2025, https://mwi.westpoint.edu/battlefield-drones-and-the-accelerating-autonomous-arms-race-in-ukraine/, accessed July 17, 2026.</w:t>
+        <w:t>Defence Experimentation for Force Development Handbook</w:t>
+      </w:r>
+      <w:r>
+        <w:rPr>
+          <w:rFonts w:ascii="Times New Roman" w:hAnsi="Times New Roman" w:cs="Times New Roman"/>
+          <w:sz w:val="16"/>
+          <w:szCs w:val="16"/>
+        </w:rPr>
+        <w:t>, 9–13, 32.</w:t>
       </w:r>
     </w:p>
   </w:footnote>
@@ -8161,7 +7510,25 @@
           <w:sz w:val="16"/>
           <w:szCs w:val="16"/>
         </w:rPr>
-        <w:t xml:space="preserve"> Interview Participant 02, interview by Adam Beatty, January 28, 2026, transcript, conducted under the Chatham House Rule.</w:t>
+        <w:t xml:space="preserve"> Brian Cahill, “Simulating Complexity: Urban Operations, Cognitive Load &amp; Wargaming in the Contemporary Operating Environment,” </w:t>
+      </w:r>
+      <w:r>
+        <w:rPr>
+          <w:rFonts w:ascii="Times New Roman" w:hAnsi="Times New Roman" w:cs="Times New Roman"/>
+          <w:i/>
+          <w:iCs/>
+          <w:sz w:val="16"/>
+          <w:szCs w:val="16"/>
+        </w:rPr>
+        <w:t>Defence Forces Review 2025</w:t>
+      </w:r>
+      <w:r>
+        <w:rPr>
+          <w:rFonts w:ascii="Times New Roman" w:hAnsi="Times New Roman" w:cs="Times New Roman"/>
+          <w:sz w:val="16"/>
+          <w:szCs w:val="16"/>
+        </w:rPr>
+        <w:t xml:space="preserve"> (Dublin: Command and Staff School, 2025), 37, https://www.military.ie/media/muvair04/df-review-2025-digital-edition.pdf, accessed July 19, 2026; Paul Lushenko, Russell McGuire, Christopher G. Pernin, and Sean M. Zeigler, “Defending U.S. Military Bases Against Drones? A Recent Tabletop Exercise Explores How,” RAND, June 2, 2025, https://www.rand.org/pubs/commentary/2025/06/defending-us-military-bases-against-drones-a-recent.html, accessed July 18, 2026.</w:t>
       </w:r>
     </w:p>
   </w:footnote>
@@ -8190,25 +7557,7 @@
           <w:sz w:val="16"/>
           <w:szCs w:val="16"/>
         </w:rPr>
-        <w:t xml:space="preserve"> Cosmo </w:t>
-      </w:r>
-      <w:proofErr w:type="spellStart"/>
-      <w:r>
-        <w:rPr>
-          <w:rFonts w:ascii="Times New Roman" w:hAnsi="Times New Roman" w:cs="Times New Roman"/>
-          <w:sz w:val="16"/>
-          <w:szCs w:val="16"/>
-        </w:rPr>
-        <w:t>Curtatone</w:t>
-      </w:r>
-      <w:proofErr w:type="spellEnd"/>
-      <w:r>
-        <w:rPr>
-          <w:rFonts w:ascii="Times New Roman" w:hAnsi="Times New Roman" w:cs="Times New Roman"/>
-          <w:sz w:val="16"/>
-          <w:szCs w:val="16"/>
-        </w:rPr>
-        <w:t xml:space="preserve"> and John Nagl, “How the United States Is Learning from Drone Warfare in Ukraine,” </w:t>
+        <w:t xml:space="preserve"> UK Ministry of Defence, </w:t>
       </w:r>
       <w:r>
         <w:rPr>
@@ -8218,23 +7567,15 @@
           <w:sz w:val="16"/>
           <w:szCs w:val="16"/>
         </w:rPr>
-        <w:t>Small Wars Journal</w:t>
-      </w:r>
-      <w:r>
-        <w:rPr>
-          <w:rFonts w:ascii="Times New Roman" w:hAnsi="Times New Roman" w:cs="Times New Roman"/>
-          <w:sz w:val="16"/>
-          <w:szCs w:val="16"/>
-        </w:rPr>
-        <w:t xml:space="preserve">, June 17, 2026, https://smallwarsjournal.com/2026/06/17/how-the-united-states-is-learning-from-drone-warfare-in-ukraine/, accessed July 17, 2026; </w:t>
-      </w:r>
-      <w:r>
-        <w:rPr>
-          <w:rFonts w:ascii="Times New Roman" w:hAnsi="Times New Roman" w:cs="Times New Roman"/>
-          <w:sz w:val="16"/>
-          <w:szCs w:val="16"/>
-        </w:rPr>
-        <w:t>Interview Participant 04, interview by Beatty, February 6, 2026.</w:t>
+        <w:t>Defence Experimentation for Force Development Handbook</w:t>
+      </w:r>
+      <w:r>
+        <w:rPr>
+          <w:rFonts w:ascii="Times New Roman" w:hAnsi="Times New Roman" w:cs="Times New Roman"/>
+          <w:sz w:val="16"/>
+          <w:szCs w:val="16"/>
+        </w:rPr>
+        <w:t>, 9–13, 32.</w:t>
       </w:r>
     </w:p>
   </w:footnote>
@@ -8263,9 +7604,66 @@
           <w:sz w:val="16"/>
           <w:szCs w:val="16"/>
         </w:rPr>
-        <w:t xml:space="preserve"> Kaya I. Vogler et al., “Modular Open Systems Approach: Impacts on Program Management Metrics,” </w:t>
-      </w:r>
-      <w:proofErr w:type="spellStart"/>
+        <w:t xml:space="preserve"> Interview Participant 01, interview by Adam Beatty, January 23, 2026, transcript, conducted under the Chatham House Rule.</w:t>
+      </w:r>
+    </w:p>
+  </w:footnote>
+  <w:footnote w:id="50">
+    <w:p>
+      <w:pPr>
+        <w:spacing w:after="0" w:line="240" w:lineRule="auto"/>
+        <w:rPr>
+          <w:rFonts w:ascii="Times New Roman" w:hAnsi="Times New Roman" w:cs="Times New Roman"/>
+          <w:sz w:val="16"/>
+          <w:szCs w:val="16"/>
+        </w:rPr>
+      </w:pPr>
+      <w:r>
+        <w:rPr>
+          <w:rFonts w:ascii="Times New Roman" w:hAnsi="Times New Roman" w:cs="Times New Roman"/>
+          <w:sz w:val="16"/>
+          <w:szCs w:val="16"/>
+          <w:vertAlign w:val="superscript"/>
+        </w:rPr>
+        <w:footnoteRef/>
+      </w:r>
+      <w:r>
+        <w:rPr>
+          <w:rFonts w:ascii="Times New Roman" w:hAnsi="Times New Roman" w:cs="Times New Roman"/>
+          <w:sz w:val="16"/>
+          <w:szCs w:val="16"/>
+        </w:rPr>
+        <w:t xml:space="preserve"> Krepinevich, “Cavalry to Computer,” 30.</w:t>
+      </w:r>
+    </w:p>
+  </w:footnote>
+  <w:footnote w:id="51">
+    <w:p>
+      <w:pPr>
+        <w:spacing w:after="0" w:line="240" w:lineRule="auto"/>
+        <w:rPr>
+          <w:rFonts w:ascii="Times New Roman" w:hAnsi="Times New Roman" w:cs="Times New Roman"/>
+          <w:sz w:val="16"/>
+          <w:szCs w:val="16"/>
+        </w:rPr>
+      </w:pPr>
+      <w:r>
+        <w:rPr>
+          <w:rFonts w:ascii="Times New Roman" w:hAnsi="Times New Roman" w:cs="Times New Roman"/>
+          <w:sz w:val="16"/>
+          <w:szCs w:val="16"/>
+          <w:vertAlign w:val="superscript"/>
+        </w:rPr>
+        <w:footnoteRef/>
+      </w:r>
+      <w:r>
+        <w:rPr>
+          <w:rFonts w:ascii="Times New Roman" w:hAnsi="Times New Roman" w:cs="Times New Roman"/>
+          <w:sz w:val="16"/>
+          <w:szCs w:val="16"/>
+        </w:rPr>
+        <w:t xml:space="preserve"> Christian Brose, “The New Revolution in Military Affairs: War’s Sci-Fi Future,” </w:t>
+      </w:r>
       <w:r>
         <w:rPr>
           <w:rFonts w:ascii="Times New Roman" w:hAnsi="Times New Roman" w:cs="Times New Roman"/>
@@ -8274,9 +7672,74 @@
           <w:sz w:val="16"/>
           <w:szCs w:val="16"/>
         </w:rPr>
-        <w:t>Defense</w:t>
-      </w:r>
-      <w:proofErr w:type="spellEnd"/>
+        <w:t>Foreign Affairs</w:t>
+      </w:r>
+      <w:r>
+        <w:rPr>
+          <w:rFonts w:ascii="Times New Roman" w:hAnsi="Times New Roman" w:cs="Times New Roman"/>
+          <w:sz w:val="16"/>
+          <w:szCs w:val="16"/>
+        </w:rPr>
+        <w:t xml:space="preserve"> 98, no. 3 (May/June 2019): 122–31, https://link.gale.com/apps/doc/A585763277/AONE, accessed June 12, 2025; Samuel Bendett and David Kirichenko, “Battlefield Drones and the Accelerating Autonomous Arms Race in Ukraine,” Modern War Institute, January 10, 2025, https://mwi.westpoint.edu/battlefield-drones-and-the-accelerating-autonomous-arms-race-in-ukraine/, accessed July 17, 2026.</w:t>
+      </w:r>
+    </w:p>
+  </w:footnote>
+  <w:footnote w:id="52">
+    <w:p>
+      <w:pPr>
+        <w:spacing w:after="0" w:line="240" w:lineRule="auto"/>
+        <w:rPr>
+          <w:rFonts w:ascii="Times New Roman" w:hAnsi="Times New Roman" w:cs="Times New Roman"/>
+          <w:sz w:val="16"/>
+          <w:szCs w:val="16"/>
+        </w:rPr>
+      </w:pPr>
+      <w:r>
+        <w:rPr>
+          <w:rFonts w:ascii="Times New Roman" w:hAnsi="Times New Roman" w:cs="Times New Roman"/>
+          <w:sz w:val="16"/>
+          <w:szCs w:val="16"/>
+          <w:vertAlign w:val="superscript"/>
+        </w:rPr>
+        <w:footnoteRef/>
+      </w:r>
+      <w:r>
+        <w:rPr>
+          <w:rFonts w:ascii="Times New Roman" w:hAnsi="Times New Roman" w:cs="Times New Roman"/>
+          <w:sz w:val="16"/>
+          <w:szCs w:val="16"/>
+        </w:rPr>
+        <w:t xml:space="preserve"> Interview Participant 02, interview by Adam Beatty, January 28, 2026, transcript, conducted under the Chatham House Rule.</w:t>
+      </w:r>
+    </w:p>
+  </w:footnote>
+  <w:footnote w:id="53">
+    <w:p>
+      <w:pPr>
+        <w:spacing w:after="0" w:line="240" w:lineRule="auto"/>
+        <w:rPr>
+          <w:rFonts w:ascii="Times New Roman" w:hAnsi="Times New Roman" w:cs="Times New Roman"/>
+          <w:sz w:val="16"/>
+          <w:szCs w:val="16"/>
+        </w:rPr>
+      </w:pPr>
+      <w:r>
+        <w:rPr>
+          <w:rFonts w:ascii="Times New Roman" w:hAnsi="Times New Roman" w:cs="Times New Roman"/>
+          <w:sz w:val="16"/>
+          <w:szCs w:val="16"/>
+          <w:vertAlign w:val="superscript"/>
+        </w:rPr>
+        <w:footnoteRef/>
+      </w:r>
+      <w:r>
+        <w:rPr>
+          <w:rFonts w:ascii="Times New Roman" w:hAnsi="Times New Roman" w:cs="Times New Roman"/>
+          <w:sz w:val="16"/>
+          <w:szCs w:val="16"/>
+        </w:rPr>
+        <w:t xml:space="preserve"> Cosmo Curtatone and John Nagl, “How the United States Is Learning from Drone Warfare in Ukraine,” </w:t>
+      </w:r>
       <w:r>
         <w:rPr>
           <w:rFonts w:ascii="Times New Roman" w:hAnsi="Times New Roman" w:cs="Times New Roman"/>
@@ -8285,19 +7748,27 @@
           <w:sz w:val="16"/>
           <w:szCs w:val="16"/>
         </w:rPr>
-        <w:t xml:space="preserve"> Acquisition Research Journal</w:t>
-      </w:r>
-      <w:r>
-        <w:rPr>
-          <w:rFonts w:ascii="Times New Roman" w:hAnsi="Times New Roman" w:cs="Times New Roman"/>
-          <w:sz w:val="16"/>
-          <w:szCs w:val="16"/>
-        </w:rPr>
-        <w:t xml:space="preserve"> 33, no. 1 (Winter 2026): 2–28, https://doi.org/10.22594/dau.24-933.33.01, accessed July 18, 2026.</w:t>
+        <w:t>Small Wars Journal</w:t>
+      </w:r>
+      <w:r>
+        <w:rPr>
+          <w:rFonts w:ascii="Times New Roman" w:hAnsi="Times New Roman" w:cs="Times New Roman"/>
+          <w:sz w:val="16"/>
+          <w:szCs w:val="16"/>
+        </w:rPr>
+        <w:t xml:space="preserve">, June 17, 2026, https://smallwarsjournal.com/2026/06/17/how-the-united-states-is-learning-from-drone-warfare-in-ukraine/, accessed July 17, 2026; </w:t>
+      </w:r>
+      <w:r>
+        <w:rPr>
+          <w:rFonts w:ascii="Times New Roman" w:hAnsi="Times New Roman" w:cs="Times New Roman"/>
+          <w:sz w:val="16"/>
+          <w:szCs w:val="16"/>
+        </w:rPr>
+        <w:t>Interview Participant 04, interview by Beatty, February 6, 2026.</w:t>
       </w:r>
     </w:p>
   </w:footnote>
-  <w:footnote w:id="50">
+  <w:footnote w:id="54">
     <w:p>
       <w:pPr>
         <w:spacing w:after="0" w:line="240" w:lineRule="auto"/>
@@ -8322,9 +7793,8 @@
           <w:sz w:val="16"/>
           <w:szCs w:val="16"/>
         </w:rPr>
-        <w:t xml:space="preserve"> Lou Crenshaw, “Military Power Begins with Industrial Strength,” </w:t>
-      </w:r>
-      <w:proofErr w:type="spellStart"/>
+        <w:t xml:space="preserve"> Kaya I. Vogler et al., “Modular Open Systems Approach: Impacts on Program Management Metrics,” </w:t>
+      </w:r>
       <w:r>
         <w:rPr>
           <w:rFonts w:ascii="Times New Roman" w:hAnsi="Times New Roman" w:cs="Times New Roman"/>
@@ -8333,38 +7803,19 @@
           <w:sz w:val="16"/>
           <w:szCs w:val="16"/>
         </w:rPr>
-        <w:t>DefenseScoop</w:t>
-      </w:r>
-      <w:proofErr w:type="spellEnd"/>
-      <w:r>
-        <w:rPr>
-          <w:rFonts w:ascii="Times New Roman" w:hAnsi="Times New Roman" w:cs="Times New Roman"/>
-          <w:sz w:val="16"/>
-          <w:szCs w:val="16"/>
-        </w:rPr>
-        <w:t xml:space="preserve">, February 18, 2026, https://defensescoop.com/2026/02/18/military-power-begins-with-industrial-strength/, accessed July 18, 2026; Macdonald Amoah, Morgan Bazilian, Jahara Matisek, and Katrina Schweiker, “The Drone Supply Chain War: Identifying the Chokepoints to Making a Drone,” </w:t>
-      </w:r>
-      <w:proofErr w:type="spellStart"/>
-      <w:r>
-        <w:rPr>
-          <w:rFonts w:ascii="Times New Roman" w:hAnsi="Times New Roman" w:cs="Times New Roman"/>
-          <w:sz w:val="16"/>
-          <w:szCs w:val="16"/>
-        </w:rPr>
-        <w:t>Center</w:t>
-      </w:r>
-      <w:proofErr w:type="spellEnd"/>
-      <w:r>
-        <w:rPr>
-          <w:rFonts w:ascii="Times New Roman" w:hAnsi="Times New Roman" w:cs="Times New Roman"/>
-          <w:sz w:val="16"/>
-          <w:szCs w:val="16"/>
-        </w:rPr>
-        <w:t xml:space="preserve"> for Strategic and International Studies, December 9, 2025, https://www.csis.org/analysis/drone-supply-chain-war-identifying-chokepoints-making-drone, accessed July 19, 2026.</w:t>
+        <w:t>Defense Acquisition Research Journal</w:t>
+      </w:r>
+      <w:r>
+        <w:rPr>
+          <w:rFonts w:ascii="Times New Roman" w:hAnsi="Times New Roman" w:cs="Times New Roman"/>
+          <w:sz w:val="16"/>
+          <w:szCs w:val="16"/>
+        </w:rPr>
+        <w:t xml:space="preserve"> 33, no. 1 (Winter 2026): 2–28, https://doi.org/10.22594/dau.24-933.33.01, accessed July 18, 2026.</w:t>
       </w:r>
     </w:p>
   </w:footnote>
-  <w:footnote w:id="51">
+  <w:footnote w:id="55">
     <w:p>
       <w:pPr>
         <w:spacing w:after="0" w:line="240" w:lineRule="auto"/>
@@ -8389,15 +7840,7 @@
           <w:sz w:val="16"/>
           <w:szCs w:val="16"/>
         </w:rPr>
-        <w:t xml:space="preserve"> </w:t>
-      </w:r>
-      <w:r>
-        <w:rPr>
-          <w:rFonts w:ascii="Times New Roman" w:hAnsi="Times New Roman" w:cs="Times New Roman"/>
-          <w:sz w:val="16"/>
-          <w:szCs w:val="16"/>
-        </w:rPr>
-        <w:t xml:space="preserve">Conor Gallagher, “As Ireland Strengthens Its Military, One Country and Company Gain the Most,” </w:t>
+        <w:t xml:space="preserve"> Lou Crenshaw, “Military Power Begins with Industrial Strength,” </w:t>
       </w:r>
       <w:r>
         <w:rPr>
@@ -8407,34 +7850,34 @@
           <w:sz w:val="16"/>
           <w:szCs w:val="16"/>
         </w:rPr>
-        <w:t>The Irish Times</w:t>
-      </w:r>
-      <w:r>
-        <w:rPr>
-          <w:rFonts w:ascii="Times New Roman" w:hAnsi="Times New Roman" w:cs="Times New Roman"/>
-          <w:sz w:val="16"/>
-          <w:szCs w:val="16"/>
-        </w:rPr>
-        <w:t>, January 24, 2026, https://www.irishtimes.com/ireland/2026/01/24/as-ireland-strengthens-its-military-one-country-and-company-gain-the-most/, accessed July 19, 2026.</w:t>
+        <w:t>DefenseScoop</w:t>
+      </w:r>
+      <w:r>
+        <w:rPr>
+          <w:rFonts w:ascii="Times New Roman" w:hAnsi="Times New Roman" w:cs="Times New Roman"/>
+          <w:sz w:val="16"/>
+          <w:szCs w:val="16"/>
+        </w:rPr>
+        <w:t>, February 18, 2026, https://defensescoop.com/2026/02/18/military-power-begins-with-industrial-strength/, accessed July 18, 2026; Macdonald Amoah, Morgan Bazilian, Jahara Matisek, and Katrina Schweiker, “The Drone Supply Chain War: Identifying the Chokepoints to Making a Drone,” Center for Strategic and International Studies, December 9, 2025, https://www.csis.org/analysis/drone-supply-chain-war-identifying-chokepoints-making-drone, accessed July 19, 2026.</w:t>
       </w:r>
     </w:p>
   </w:footnote>
-  <w:footnote w:id="52">
-    <w:p>
-      <w:pPr>
-        <w:pStyle w:val="FootnoteText"/>
-        <w:rPr>
-          <w:rFonts w:ascii="Times New Roman" w:hAnsi="Times New Roman" w:cs="Times New Roman"/>
-          <w:sz w:val="16"/>
-          <w:szCs w:val="16"/>
-        </w:rPr>
-      </w:pPr>
-      <w:r>
-        <w:rPr>
-          <w:rStyle w:val="FootnoteReference"/>
-          <w:rFonts w:ascii="Times New Roman" w:hAnsi="Times New Roman" w:cs="Times New Roman"/>
-          <w:sz w:val="16"/>
-          <w:szCs w:val="16"/>
+  <w:footnote w:id="56">
+    <w:p>
+      <w:pPr>
+        <w:spacing w:after="0" w:line="240" w:lineRule="auto"/>
+        <w:rPr>
+          <w:rFonts w:ascii="Times New Roman" w:hAnsi="Times New Roman" w:cs="Times New Roman"/>
+          <w:sz w:val="16"/>
+          <w:szCs w:val="16"/>
+        </w:rPr>
+      </w:pPr>
+      <w:r>
+        <w:rPr>
+          <w:rFonts w:ascii="Times New Roman" w:hAnsi="Times New Roman" w:cs="Times New Roman"/>
+          <w:sz w:val="16"/>
+          <w:szCs w:val="16"/>
+          <w:vertAlign w:val="superscript"/>
         </w:rPr>
         <w:footnoteRef/>
       </w:r>
@@ -8452,81 +7895,7 @@
           <w:sz w:val="16"/>
           <w:szCs w:val="16"/>
         </w:rPr>
-        <w:t>Óglaigh na hÉireann, “National Maritime College of Ireland,” Military.ie, https://www.military.ie/en/who-we-are/naval-service/naval-service-college/national-maritime-college-of-ireland/, accessed July 21, 2026.</w:t>
-      </w:r>
-    </w:p>
-  </w:footnote>
-  <w:footnote w:id="53">
-    <w:p>
-      <w:pPr>
-        <w:spacing w:after="0" w:line="240" w:lineRule="auto"/>
-        <w:rPr>
-          <w:rFonts w:ascii="Times New Roman" w:hAnsi="Times New Roman" w:cs="Times New Roman"/>
-          <w:sz w:val="16"/>
-          <w:szCs w:val="16"/>
-        </w:rPr>
-      </w:pPr>
-      <w:r>
-        <w:rPr>
-          <w:rFonts w:ascii="Times New Roman" w:hAnsi="Times New Roman" w:cs="Times New Roman"/>
-          <w:sz w:val="16"/>
-          <w:szCs w:val="16"/>
-          <w:vertAlign w:val="superscript"/>
-        </w:rPr>
-        <w:footnoteRef/>
-      </w:r>
-      <w:r>
-        <w:rPr>
-          <w:rFonts w:ascii="Times New Roman" w:hAnsi="Times New Roman" w:cs="Times New Roman"/>
-          <w:sz w:val="16"/>
-          <w:szCs w:val="16"/>
-        </w:rPr>
-        <w:t xml:space="preserve"> </w:t>
-      </w:r>
-      <w:r>
-        <w:rPr>
-          <w:rFonts w:ascii="Times New Roman" w:hAnsi="Times New Roman" w:cs="Times New Roman"/>
-          <w:sz w:val="16"/>
-          <w:szCs w:val="16"/>
-        </w:rPr>
-        <w:t>European Defence Agency, “Hub for EU Defence Innovation (HEDI),” https://eda.europa.eu/what-we-do/research-technology/hedi, accessed July 19, 2026.</w:t>
-      </w:r>
-    </w:p>
-  </w:footnote>
-  <w:footnote w:id="54">
-    <w:p>
-      <w:pPr>
-        <w:spacing w:after="0" w:line="240" w:lineRule="auto"/>
-        <w:rPr>
-          <w:rFonts w:ascii="Times New Roman" w:hAnsi="Times New Roman" w:cs="Times New Roman"/>
-          <w:sz w:val="16"/>
-          <w:szCs w:val="16"/>
-        </w:rPr>
-      </w:pPr>
-      <w:r>
-        <w:rPr>
-          <w:rFonts w:ascii="Times New Roman" w:hAnsi="Times New Roman" w:cs="Times New Roman"/>
-          <w:sz w:val="16"/>
-          <w:szCs w:val="16"/>
-          <w:vertAlign w:val="superscript"/>
-        </w:rPr>
-        <w:footnoteRef/>
-      </w:r>
-      <w:r>
-        <w:rPr>
-          <w:rFonts w:ascii="Times New Roman" w:hAnsi="Times New Roman" w:cs="Times New Roman"/>
-          <w:sz w:val="16"/>
-          <w:szCs w:val="16"/>
-        </w:rPr>
-        <w:t xml:space="preserve"> </w:t>
-      </w:r>
-      <w:r>
-        <w:rPr>
-          <w:rFonts w:ascii="Times New Roman" w:hAnsi="Times New Roman" w:cs="Times New Roman"/>
-          <w:sz w:val="16"/>
-          <w:szCs w:val="16"/>
-        </w:rPr>
-        <w:t xml:space="preserve">Robert Tollast, </w:t>
+        <w:t xml:space="preserve">Conor Gallagher, “As Ireland Strengthens Its Military, One Country and Company Gain the Most,” </w:t>
       </w:r>
       <w:r>
         <w:rPr>
@@ -8536,19 +7905,56 @@
           <w:sz w:val="16"/>
           <w:szCs w:val="16"/>
         </w:rPr>
-        <w:t>Drones: Decoupling Supply Chains from China</w:t>
-      </w:r>
-      <w:r>
-        <w:rPr>
-          <w:rFonts w:ascii="Times New Roman" w:hAnsi="Times New Roman" w:cs="Times New Roman"/>
-          <w:sz w:val="16"/>
-          <w:szCs w:val="16"/>
-        </w:rPr>
-        <w:t>, RUSI Research Paper (London: Royal United Services Institute for Defence and Security Studies, November 18, 2025), 1–24, https://static.rusi.org/rp-drone-supply-chains-china-nov-2025_0.pdf, accessed March 17, 2026.</w:t>
+        <w:t>The Irish Times</w:t>
+      </w:r>
+      <w:r>
+        <w:rPr>
+          <w:rFonts w:ascii="Times New Roman" w:hAnsi="Times New Roman" w:cs="Times New Roman"/>
+          <w:sz w:val="16"/>
+          <w:szCs w:val="16"/>
+        </w:rPr>
+        <w:t>, January 24, 2026, https://www.irishtimes.com/ireland/2026/01/24/as-ireland-strengthens-its-military-one-country-and-company-gain-the-most/, accessed July 19, 2026.</w:t>
       </w:r>
     </w:p>
   </w:footnote>
-  <w:footnote w:id="55">
+  <w:footnote w:id="57">
+    <w:p>
+      <w:pPr>
+        <w:pStyle w:val="FootnoteText"/>
+        <w:rPr>
+          <w:rFonts w:ascii="Times New Roman" w:hAnsi="Times New Roman" w:cs="Times New Roman"/>
+          <w:sz w:val="16"/>
+          <w:szCs w:val="16"/>
+        </w:rPr>
+      </w:pPr>
+      <w:r>
+        <w:rPr>
+          <w:rStyle w:val="FootnoteReference"/>
+          <w:rFonts w:ascii="Times New Roman" w:hAnsi="Times New Roman" w:cs="Times New Roman"/>
+          <w:sz w:val="16"/>
+          <w:szCs w:val="16"/>
+        </w:rPr>
+        <w:footnoteRef/>
+      </w:r>
+      <w:r>
+        <w:rPr>
+          <w:rFonts w:ascii="Times New Roman" w:hAnsi="Times New Roman" w:cs="Times New Roman"/>
+          <w:sz w:val="16"/>
+          <w:szCs w:val="16"/>
+        </w:rPr>
+        <w:t xml:space="preserve"> </w:t>
+      </w:r>
+      <w:r>
+        <w:rPr>
+          <w:rFonts w:ascii="Times New Roman" w:hAnsi="Times New Roman" w:cs="Times New Roman"/>
+          <w:sz w:val="16"/>
+          <w:szCs w:val="16"/>
+        </w:rPr>
+        <w:t>Óglaigh na hÉireann, “National Maritime College of Ireland,” Military.ie, https://www.military.ie/en/who-we-are/naval-service/naval-service-college/national-maritime-college-of-ireland/, accessed July 21, 2026.</w:t>
+      </w:r>
+    </w:p>
+  </w:footnote>
+  <w:footnote w:id="58">
     <w:p>
       <w:pPr>
         <w:spacing w:after="0" w:line="240" w:lineRule="auto"/>
@@ -8573,7 +7979,52 @@
           <w:sz w:val="16"/>
           <w:szCs w:val="16"/>
         </w:rPr>
-        <w:t xml:space="preserve"> European Defence Agency, </w:t>
+        <w:t xml:space="preserve"> </w:t>
+      </w:r>
+      <w:r>
+        <w:rPr>
+          <w:rFonts w:ascii="Times New Roman" w:hAnsi="Times New Roman" w:cs="Times New Roman"/>
+          <w:sz w:val="16"/>
+          <w:szCs w:val="16"/>
+        </w:rPr>
+        <w:t>European Defence Agency, “Hub for EU Defence Innovation (HEDI),” https://eda.europa.eu/what-we-do/research-technology/hedi, accessed July 19, 2026.</w:t>
+      </w:r>
+    </w:p>
+  </w:footnote>
+  <w:footnote w:id="59">
+    <w:p>
+      <w:pPr>
+        <w:spacing w:after="0" w:line="240" w:lineRule="auto"/>
+        <w:rPr>
+          <w:rFonts w:ascii="Times New Roman" w:hAnsi="Times New Roman" w:cs="Times New Roman"/>
+          <w:sz w:val="16"/>
+          <w:szCs w:val="16"/>
+        </w:rPr>
+      </w:pPr>
+      <w:r>
+        <w:rPr>
+          <w:rFonts w:ascii="Times New Roman" w:hAnsi="Times New Roman" w:cs="Times New Roman"/>
+          <w:sz w:val="16"/>
+          <w:szCs w:val="16"/>
+          <w:vertAlign w:val="superscript"/>
+        </w:rPr>
+        <w:footnoteRef/>
+      </w:r>
+      <w:r>
+        <w:rPr>
+          <w:rFonts w:ascii="Times New Roman" w:hAnsi="Times New Roman" w:cs="Times New Roman"/>
+          <w:sz w:val="16"/>
+          <w:szCs w:val="16"/>
+        </w:rPr>
+        <w:t xml:space="preserve"> </w:t>
+      </w:r>
+      <w:r>
+        <w:rPr>
+          <w:rFonts w:ascii="Times New Roman" w:hAnsi="Times New Roman" w:cs="Times New Roman"/>
+          <w:sz w:val="16"/>
+          <w:szCs w:val="16"/>
+        </w:rPr>
+        <w:t xml:space="preserve">Robert Tollast, </w:t>
       </w:r>
       <w:r>
         <w:rPr>
@@ -8583,19 +8034,19 @@
           <w:sz w:val="16"/>
           <w:szCs w:val="16"/>
         </w:rPr>
-        <w:t>Annual Report 2024</w:t>
-      </w:r>
-      <w:r>
-        <w:rPr>
-          <w:rFonts w:ascii="Times New Roman" w:hAnsi="Times New Roman" w:cs="Times New Roman"/>
-          <w:sz w:val="16"/>
-          <w:szCs w:val="16"/>
-        </w:rPr>
-        <w:t xml:space="preserve"> (Brussels: EDA, 2025), 4, https://eda.europa.eu/docs/default-source/brochures/eda-annual-report-2024.pdf, accessed July 19, 2026.</w:t>
+        <w:t>Drones: Decoupling Supply Chains from China</w:t>
+      </w:r>
+      <w:r>
+        <w:rPr>
+          <w:rFonts w:ascii="Times New Roman" w:hAnsi="Times New Roman" w:cs="Times New Roman"/>
+          <w:sz w:val="16"/>
+          <w:szCs w:val="16"/>
+        </w:rPr>
+        <w:t>, RUSI Research Paper (London: Royal United Services Institute for Defence and Security Studies, November 18, 2025), 1–24, https://static.rusi.org/rp-drone-supply-chains-china-nov-2025_0.pdf, accessed March 17, 2026.</w:t>
       </w:r>
     </w:p>
   </w:footnote>
-  <w:footnote w:id="56">
+  <w:footnote w:id="60">
     <w:p>
       <w:pPr>
         <w:spacing w:after="0" w:line="240" w:lineRule="auto"/>
@@ -8620,25 +8071,7 @@
           <w:sz w:val="16"/>
           <w:szCs w:val="16"/>
         </w:rPr>
-        <w:t xml:space="preserve"> Nina Rakowsky, “Cheap Weapons, Expensive Consequences: How Ukraine Is Rewriting the Rules of Warfare Dominance,” </w:t>
-      </w:r>
-      <w:proofErr w:type="spellStart"/>
-      <w:r>
-        <w:rPr>
-          <w:rFonts w:ascii="Times New Roman" w:hAnsi="Times New Roman" w:cs="Times New Roman"/>
-          <w:sz w:val="16"/>
-          <w:szCs w:val="16"/>
-        </w:rPr>
-        <w:t>Center</w:t>
-      </w:r>
-      <w:proofErr w:type="spellEnd"/>
-      <w:r>
-        <w:rPr>
-          <w:rFonts w:ascii="Times New Roman" w:hAnsi="Times New Roman" w:cs="Times New Roman"/>
-          <w:sz w:val="16"/>
-          <w:szCs w:val="16"/>
-        </w:rPr>
-        <w:t xml:space="preserve"> for Slavic, East European and Eurasian Studies, Ohio State University, June 24, 2026, https://slaviccenter.osu.edu/news/cheap-weapons-expensive-consequences-how-ukraine-rewriting-rules-warfare-dominance, accessed July 18, 2026; Bronk and Watling, </w:t>
+        <w:t xml:space="preserve"> European Defence Agency, </w:t>
       </w:r>
       <w:r>
         <w:rPr>
@@ -8648,19 +8081,19 @@
           <w:sz w:val="16"/>
           <w:szCs w:val="16"/>
         </w:rPr>
-        <w:t>Mass Precision Strike</w:t>
-      </w:r>
-      <w:r>
-        <w:rPr>
-          <w:rFonts w:ascii="Times New Roman" w:hAnsi="Times New Roman" w:cs="Times New Roman"/>
-          <w:sz w:val="16"/>
-          <w:szCs w:val="16"/>
-        </w:rPr>
-        <w:t>.</w:t>
+        <w:t>Annual Report 2024</w:t>
+      </w:r>
+      <w:r>
+        <w:rPr>
+          <w:rFonts w:ascii="Times New Roman" w:hAnsi="Times New Roman" w:cs="Times New Roman"/>
+          <w:sz w:val="16"/>
+          <w:szCs w:val="16"/>
+        </w:rPr>
+        <w:t xml:space="preserve"> (Brussels: EDA, 2025), 4, https://eda.europa.eu/docs/default-source/brochures/eda-annual-report-2024.pdf, accessed July 19, 2026.</w:t>
       </w:r>
     </w:p>
   </w:footnote>
-  <w:footnote w:id="57">
+  <w:footnote w:id="61">
     <w:p>
       <w:pPr>
         <w:spacing w:after="0" w:line="240" w:lineRule="auto"/>
@@ -8685,36 +8118,7 @@
           <w:sz w:val="16"/>
           <w:szCs w:val="16"/>
         </w:rPr>
-        <w:t xml:space="preserve"> NATO, “Increasing Defence Industrial Production,” July 8, 2026, https://www.nato.int/en/what-we-do/deterrence-and-defence/natos-role-in-defence-industry-production, accessed July 18, 2026; NATO, “NATO Industrial Capacity Expansion Pledge,” July 10, 2024, https://www.nato.int/en/about-us/official-texts-and-resources/official-texts/2024/07/10/nato-industrial-capacity-expansion-pledge, accessed July 19, 2026.</w:t>
-      </w:r>
-    </w:p>
-  </w:footnote>
-  <w:footnote w:id="58">
-    <w:p>
-      <w:pPr>
-        <w:pStyle w:val="FootnoteText"/>
-        <w:rPr>
-          <w:rFonts w:ascii="Times New Roman" w:hAnsi="Times New Roman" w:cs="Times New Roman"/>
-          <w:sz w:val="16"/>
-          <w:szCs w:val="16"/>
-        </w:rPr>
-      </w:pPr>
-      <w:r>
-        <w:rPr>
-          <w:rStyle w:val="FootnoteReference"/>
-          <w:rFonts w:ascii="Times New Roman" w:hAnsi="Times New Roman" w:cs="Times New Roman"/>
-          <w:sz w:val="16"/>
-          <w:szCs w:val="16"/>
-        </w:rPr>
-        <w:footnoteRef/>
-      </w:r>
-      <w:r>
-        <w:rPr>
-          <w:rFonts w:ascii="Times New Roman" w:hAnsi="Times New Roman" w:cs="Times New Roman"/>
-          <w:sz w:val="16"/>
-          <w:szCs w:val="16"/>
-        </w:rPr>
-        <w:t xml:space="preserve"> Government of Ireland, </w:t>
+        <w:t xml:space="preserve"> Nina Rakowsky, “Cheap Weapons, Expensive Consequences: How Ukraine Is Rewriting the Rules of Warfare Dominance,” Center for Slavic, East European and Eurasian Studies, Ohio State University, June 24, 2026, https://slaviccenter.osu.edu/news/cheap-weapons-expensive-consequences-how-ukraine-rewriting-rules-warfare-dominance, accessed July 18, 2026; Bronk and Watling, </w:t>
       </w:r>
       <w:r>
         <w:rPr>
@@ -8724,19 +8128,48 @@
           <w:sz w:val="16"/>
           <w:szCs w:val="16"/>
         </w:rPr>
-        <w:t>Defence Policy Review 2024</w:t>
-      </w:r>
-      <w:r>
-        <w:rPr>
-          <w:rFonts w:ascii="Times New Roman" w:hAnsi="Times New Roman" w:cs="Times New Roman"/>
-          <w:sz w:val="16"/>
-          <w:szCs w:val="16"/>
-        </w:rPr>
-        <w:t>, 60.</w:t>
+        <w:t>Mass Precision Strike</w:t>
+      </w:r>
+      <w:r>
+        <w:rPr>
+          <w:rFonts w:ascii="Times New Roman" w:hAnsi="Times New Roman" w:cs="Times New Roman"/>
+          <w:sz w:val="16"/>
+          <w:szCs w:val="16"/>
+        </w:rPr>
+        <w:t>.</w:t>
       </w:r>
     </w:p>
   </w:footnote>
-  <w:footnote w:id="59">
+  <w:footnote w:id="62">
+    <w:p>
+      <w:pPr>
+        <w:spacing w:after="0" w:line="240" w:lineRule="auto"/>
+        <w:rPr>
+          <w:rFonts w:ascii="Times New Roman" w:hAnsi="Times New Roman" w:cs="Times New Roman"/>
+          <w:sz w:val="16"/>
+          <w:szCs w:val="16"/>
+        </w:rPr>
+      </w:pPr>
+      <w:r>
+        <w:rPr>
+          <w:rFonts w:ascii="Times New Roman" w:hAnsi="Times New Roman" w:cs="Times New Roman"/>
+          <w:sz w:val="16"/>
+          <w:szCs w:val="16"/>
+          <w:vertAlign w:val="superscript"/>
+        </w:rPr>
+        <w:footnoteRef/>
+      </w:r>
+      <w:r>
+        <w:rPr>
+          <w:rFonts w:ascii="Times New Roman" w:hAnsi="Times New Roman" w:cs="Times New Roman"/>
+          <w:sz w:val="16"/>
+          <w:szCs w:val="16"/>
+        </w:rPr>
+        <w:t xml:space="preserve"> NATO, “Increasing Defence Industrial Production,” July 8, 2026, https://www.nato.int/en/what-we-do/deterrence-and-defence/natos-role-in-defence-industry-production, accessed July 18, 2026; NATO, “NATO Industrial Capacity Expansion Pledge,” July 10, 2024, https://www.nato.int/en/about-us/official-texts-and-resources/official-texts/2024/07/10/nato-industrial-capacity-expansion-pledge, accessed July 19, 2026.</w:t>
+      </w:r>
+    </w:p>
+  </w:footnote>
+  <w:footnote w:id="63">
     <w:p>
       <w:pPr>
         <w:pStyle w:val="FootnoteText"/>
@@ -8761,15 +8194,7 @@
           <w:sz w:val="16"/>
           <w:szCs w:val="16"/>
         </w:rPr>
-        <w:t xml:space="preserve"> </w:t>
-      </w:r>
-      <w:r>
-        <w:rPr>
-          <w:rFonts w:ascii="Times New Roman" w:hAnsi="Times New Roman" w:cs="Times New Roman"/>
-          <w:sz w:val="16"/>
-          <w:szCs w:val="16"/>
-        </w:rPr>
-        <w:t xml:space="preserve">Regulation (EU) 2025/2643 of the European Parliament and of the Council of 16 December 2025 establishing the European Defence Industry Programme and a framework of measures to ensure the timely availability and supply of defence products, </w:t>
+        <w:t xml:space="preserve"> Government of Ireland, </w:t>
       </w:r>
       <w:r>
         <w:rPr>
@@ -8779,15 +8204,52 @@
           <w:sz w:val="16"/>
           <w:szCs w:val="16"/>
         </w:rPr>
-        <w:t>Official Journal of the European Union</w:t>
-      </w:r>
-      <w:r>
-        <w:rPr>
-          <w:rFonts w:ascii="Times New Roman" w:hAnsi="Times New Roman" w:cs="Times New Roman"/>
-          <w:sz w:val="16"/>
-          <w:szCs w:val="16"/>
-        </w:rPr>
-        <w:t xml:space="preserve">, December 29, 2025, recital 33, https://eur-lex.europa.eu/eli/reg/2025/2643/oj/eng, accessed July 20, 2026; European Defence Agency, </w:t>
+        <w:t>Defence Policy Review 2024</w:t>
+      </w:r>
+      <w:r>
+        <w:rPr>
+          <w:rFonts w:ascii="Times New Roman" w:hAnsi="Times New Roman" w:cs="Times New Roman"/>
+          <w:sz w:val="16"/>
+          <w:szCs w:val="16"/>
+        </w:rPr>
+        <w:t>, 60.</w:t>
+      </w:r>
+    </w:p>
+  </w:footnote>
+  <w:footnote w:id="64">
+    <w:p>
+      <w:pPr>
+        <w:pStyle w:val="FootnoteText"/>
+        <w:rPr>
+          <w:rFonts w:ascii="Times New Roman" w:hAnsi="Times New Roman" w:cs="Times New Roman"/>
+          <w:sz w:val="16"/>
+          <w:szCs w:val="16"/>
+        </w:rPr>
+      </w:pPr>
+      <w:r>
+        <w:rPr>
+          <w:rStyle w:val="FootnoteReference"/>
+          <w:rFonts w:ascii="Times New Roman" w:hAnsi="Times New Roman" w:cs="Times New Roman"/>
+          <w:sz w:val="16"/>
+          <w:szCs w:val="16"/>
+        </w:rPr>
+        <w:footnoteRef/>
+      </w:r>
+      <w:r>
+        <w:rPr>
+          <w:rFonts w:ascii="Times New Roman" w:hAnsi="Times New Roman" w:cs="Times New Roman"/>
+          <w:sz w:val="16"/>
+          <w:szCs w:val="16"/>
+        </w:rPr>
+        <w:t xml:space="preserve"> </w:t>
+      </w:r>
+      <w:r>
+        <w:rPr>
+          <w:rFonts w:ascii="Times New Roman" w:hAnsi="Times New Roman" w:cs="Times New Roman"/>
+          <w:sz w:val="16"/>
+          <w:szCs w:val="16"/>
+        </w:rPr>
+        <w:t xml:space="preserve">Regulation (EU) 2025/2643 of the European Parliament and of the Council of 16 December 2025 establishing the European Defence Industry Programme and a framework of measures to ensure the timely availability and supply of defence products, </w:t>
       </w:r>
       <w:r>
         <w:rPr>
@@ -8797,44 +8259,15 @@
           <w:sz w:val="16"/>
           <w:szCs w:val="16"/>
         </w:rPr>
-        <w:t>Defence Data 2024–2025</w:t>
-      </w:r>
-      <w:r>
-        <w:rPr>
-          <w:rFonts w:ascii="Times New Roman" w:hAnsi="Times New Roman" w:cs="Times New Roman"/>
-          <w:sz w:val="16"/>
-          <w:szCs w:val="16"/>
-        </w:rPr>
-        <w:t xml:space="preserve"> (Brussels: European Defence Agency, 2025), 10, https://eda.europa.eu/docs/default-source/brochures/2025-eda_defencedata_web.pdf, accessed July 20, 2026.</w:t>
-      </w:r>
-    </w:p>
-  </w:footnote>
-  <w:footnote w:id="60">
-    <w:p>
-      <w:pPr>
-        <w:pStyle w:val="FootnoteText"/>
-        <w:rPr>
-          <w:rFonts w:ascii="Times New Roman" w:hAnsi="Times New Roman" w:cs="Times New Roman"/>
-          <w:sz w:val="16"/>
-          <w:szCs w:val="16"/>
-        </w:rPr>
-      </w:pPr>
-      <w:r>
-        <w:rPr>
-          <w:rStyle w:val="FootnoteReference"/>
-          <w:rFonts w:ascii="Times New Roman" w:hAnsi="Times New Roman" w:cs="Times New Roman"/>
-          <w:sz w:val="16"/>
-          <w:szCs w:val="16"/>
-        </w:rPr>
-        <w:footnoteRef/>
-      </w:r>
-      <w:r>
-        <w:rPr>
-          <w:rFonts w:ascii="Times New Roman" w:hAnsi="Times New Roman" w:cs="Times New Roman"/>
-          <w:sz w:val="16"/>
-          <w:szCs w:val="16"/>
-        </w:rPr>
-        <w:t xml:space="preserve"> United Kingdom Ministry of Defence, </w:t>
+        <w:t>Official Journal of the European Union</w:t>
+      </w:r>
+      <w:r>
+        <w:rPr>
+          <w:rFonts w:ascii="Times New Roman" w:hAnsi="Times New Roman" w:cs="Times New Roman"/>
+          <w:sz w:val="16"/>
+          <w:szCs w:val="16"/>
+        </w:rPr>
+        <w:t xml:space="preserve">, December 29, 2025, recital 33, https://eur-lex.europa.eu/eli/reg/2025/2643/oj/eng, accessed July 20, 2026; European Defence Agency, </w:t>
       </w:r>
       <w:r>
         <w:rPr>
@@ -8844,38 +8277,19 @@
           <w:sz w:val="16"/>
           <w:szCs w:val="16"/>
         </w:rPr>
-        <w:t>Defence Industrial Strategy: Making Defence an Engine for Growth</w:t>
-      </w:r>
-      <w:r>
-        <w:rPr>
-          <w:rFonts w:ascii="Times New Roman" w:hAnsi="Times New Roman" w:cs="Times New Roman"/>
-          <w:sz w:val="16"/>
-          <w:szCs w:val="16"/>
-        </w:rPr>
-        <w:t xml:space="preserve"> (London: Ministry of Defence, September 2025), 21–22, 86–87, </w:t>
-      </w:r>
-      <w:r>
-        <w:rPr>
-          <w:rStyle w:val="Hyperlink1"/>
-          <w:rFonts w:ascii="Times New Roman" w:hAnsi="Times New Roman" w:cs="Times New Roman"/>
-          <w:color w:val="auto"/>
-          <w:sz w:val="16"/>
-          <w:szCs w:val="16"/>
-          <w:u w:val="none"/>
-        </w:rPr>
-        <w:t>https://assets.publishing.service.gov.uk/media/68bea3fc223d92d088f01d69/Defence_Industrial_Strategy_2025_-_Making_Defence_an_Engine_for_Growth.pdf</w:t>
-      </w:r>
-      <w:r>
-        <w:rPr>
-          <w:rFonts w:ascii="Times New Roman" w:hAnsi="Times New Roman" w:cs="Times New Roman"/>
-          <w:sz w:val="16"/>
-          <w:szCs w:val="16"/>
-        </w:rPr>
-        <w:t>, accessed July 20, 2026.</w:t>
+        <w:t>Defence Data 2024–2025</w:t>
+      </w:r>
+      <w:r>
+        <w:rPr>
+          <w:rFonts w:ascii="Times New Roman" w:hAnsi="Times New Roman" w:cs="Times New Roman"/>
+          <w:sz w:val="16"/>
+          <w:szCs w:val="16"/>
+        </w:rPr>
+        <w:t xml:space="preserve"> (Brussels: European Defence Agency, 2025), 10, https://eda.europa.eu/docs/default-source/brochures/2025-eda_defencedata_web.pdf, accessed July 20, 2026.</w:t>
       </w:r>
     </w:p>
   </w:footnote>
-  <w:footnote w:id="61">
+  <w:footnote w:id="65">
     <w:p>
       <w:pPr>
         <w:pStyle w:val="FootnoteText"/>
@@ -8900,31 +8314,7 @@
           <w:sz w:val="16"/>
           <w:szCs w:val="16"/>
         </w:rPr>
-        <w:t xml:space="preserve"> </w:t>
-      </w:r>
-      <w:r>
-        <w:rPr>
-          <w:rFonts w:ascii="Times New Roman" w:hAnsi="Times New Roman" w:cs="Times New Roman"/>
-          <w:sz w:val="16"/>
-          <w:szCs w:val="16"/>
-        </w:rPr>
-        <w:t>The Ordnance Corps has had three primary EOD</w:t>
-      </w:r>
-      <w:r>
-        <w:rPr>
-          <w:rFonts w:ascii="Times New Roman" w:hAnsi="Times New Roman" w:cs="Times New Roman"/>
-          <w:sz w:val="16"/>
-          <w:szCs w:val="16"/>
-        </w:rPr>
-        <w:t xml:space="preserve"> robots</w:t>
-      </w:r>
-      <w:r>
-        <w:rPr>
-          <w:rFonts w:ascii="Times New Roman" w:hAnsi="Times New Roman" w:cs="Times New Roman"/>
-          <w:sz w:val="16"/>
-          <w:szCs w:val="16"/>
-        </w:rPr>
-        <w:t xml:space="preserve"> in service: Patrick Boyle's </w:t>
+        <w:t xml:space="preserve"> United Kingdom Ministry of Defence, </w:t>
       </w:r>
       <w:r>
         <w:rPr>
@@ -8934,7 +8324,87 @@
           <w:sz w:val="16"/>
           <w:szCs w:val="16"/>
         </w:rPr>
-        <w:t>E</w:t>
+        <w:t>Defence Industrial Strategy: Making Defence an Engine for Growth</w:t>
+      </w:r>
+      <w:r>
+        <w:rPr>
+          <w:rFonts w:ascii="Times New Roman" w:hAnsi="Times New Roman" w:cs="Times New Roman"/>
+          <w:sz w:val="16"/>
+          <w:szCs w:val="16"/>
+        </w:rPr>
+        <w:t xml:space="preserve"> (London: Ministry of Defence, September 2025), 21–22, 86–87, </w:t>
+      </w:r>
+      <w:r>
+        <w:rPr>
+          <w:rStyle w:val="Hyperlink1"/>
+          <w:rFonts w:ascii="Times New Roman" w:hAnsi="Times New Roman" w:cs="Times New Roman"/>
+          <w:color w:val="auto"/>
+          <w:sz w:val="16"/>
+          <w:szCs w:val="16"/>
+          <w:u w:val="none"/>
+        </w:rPr>
+        <w:t>https://assets.publishing.service.gov.uk/media/68bea3fc223d92d088f01d69/Defence_Industrial_Strategy_2025_-_Making_Defence_an_Engine_for_Growth.pdf</w:t>
+      </w:r>
+      <w:r>
+        <w:rPr>
+          <w:rFonts w:ascii="Times New Roman" w:hAnsi="Times New Roman" w:cs="Times New Roman"/>
+          <w:sz w:val="16"/>
+          <w:szCs w:val="16"/>
+        </w:rPr>
+        <w:t>, accessed July 20, 2026.</w:t>
+      </w:r>
+    </w:p>
+  </w:footnote>
+  <w:footnote w:id="66">
+    <w:p>
+      <w:pPr>
+        <w:pStyle w:val="FootnoteText"/>
+        <w:rPr>
+          <w:rFonts w:ascii="Times New Roman" w:hAnsi="Times New Roman" w:cs="Times New Roman"/>
+          <w:sz w:val="16"/>
+          <w:szCs w:val="16"/>
+        </w:rPr>
+      </w:pPr>
+      <w:r>
+        <w:rPr>
+          <w:rStyle w:val="FootnoteReference"/>
+          <w:rFonts w:ascii="Times New Roman" w:hAnsi="Times New Roman" w:cs="Times New Roman"/>
+          <w:sz w:val="16"/>
+          <w:szCs w:val="16"/>
+        </w:rPr>
+        <w:footnoteRef/>
+      </w:r>
+      <w:r>
+        <w:rPr>
+          <w:rFonts w:ascii="Times New Roman" w:hAnsi="Times New Roman" w:cs="Times New Roman"/>
+          <w:sz w:val="16"/>
+          <w:szCs w:val="16"/>
+        </w:rPr>
+        <w:t xml:space="preserve"> </w:t>
+      </w:r>
+      <w:r>
+        <w:rPr>
+          <w:rFonts w:ascii="Times New Roman" w:hAnsi="Times New Roman" w:cs="Times New Roman"/>
+          <w:sz w:val="16"/>
+          <w:szCs w:val="16"/>
+        </w:rPr>
+        <w:t>The Ordnance Corps has had three primary EOD</w:t>
+      </w:r>
+      <w:r>
+        <w:rPr>
+          <w:rFonts w:ascii="Times New Roman" w:hAnsi="Times New Roman" w:cs="Times New Roman"/>
+          <w:sz w:val="16"/>
+          <w:szCs w:val="16"/>
+        </w:rPr>
+        <w:t xml:space="preserve"> robots</w:t>
+      </w:r>
+      <w:r>
+        <w:rPr>
+          <w:rFonts w:ascii="Times New Roman" w:hAnsi="Times New Roman" w:cs="Times New Roman"/>
+          <w:sz w:val="16"/>
+          <w:szCs w:val="16"/>
+        </w:rPr>
+        <w:t xml:space="preserve"> in service: Patrick Boyle's </w:t>
       </w:r>
       <w:r>
         <w:rPr>
@@ -8944,87 +8414,7 @@
           <w:sz w:val="16"/>
           <w:szCs w:val="16"/>
         </w:rPr>
-        <w:t>lvis</w:t>
-      </w:r>
-      <w:r>
-        <w:rPr>
-          <w:rFonts w:ascii="Times New Roman" w:hAnsi="Times New Roman" w:cs="Times New Roman"/>
-          <w:sz w:val="16"/>
-          <w:szCs w:val="16"/>
-        </w:rPr>
-        <w:t>, analogue H</w:t>
-      </w:r>
-      <w:r>
-        <w:rPr>
-          <w:rFonts w:ascii="Times New Roman" w:hAnsi="Times New Roman" w:cs="Times New Roman"/>
-          <w:sz w:val="16"/>
-          <w:szCs w:val="16"/>
-        </w:rPr>
-        <w:t>obo</w:t>
-      </w:r>
-      <w:r>
-        <w:rPr>
-          <w:rFonts w:ascii="Times New Roman" w:hAnsi="Times New Roman" w:cs="Times New Roman"/>
-          <w:sz w:val="16"/>
-          <w:szCs w:val="16"/>
-        </w:rPr>
-        <w:t xml:space="preserve"> (c</w:t>
-      </w:r>
-      <w:r>
-        <w:rPr>
-          <w:rFonts w:ascii="Times New Roman" w:hAnsi="Times New Roman" w:cs="Times New Roman"/>
-          <w:sz w:val="16"/>
-          <w:szCs w:val="16"/>
-        </w:rPr>
-        <w:t>irca</w:t>
-      </w:r>
-      <w:r>
-        <w:rPr>
-          <w:rFonts w:ascii="Times New Roman" w:hAnsi="Times New Roman" w:cs="Times New Roman"/>
-          <w:sz w:val="16"/>
-          <w:szCs w:val="16"/>
-        </w:rPr>
-        <w:t xml:space="preserve"> 1975–2006), digital H</w:t>
-      </w:r>
-      <w:r>
-        <w:rPr>
-          <w:rFonts w:ascii="Times New Roman" w:hAnsi="Times New Roman" w:cs="Times New Roman"/>
-          <w:sz w:val="16"/>
-          <w:szCs w:val="16"/>
-        </w:rPr>
-        <w:t>obo</w:t>
-      </w:r>
-      <w:r>
-        <w:rPr>
-          <w:rFonts w:ascii="Times New Roman" w:hAnsi="Times New Roman" w:cs="Times New Roman"/>
-          <w:sz w:val="16"/>
-          <w:szCs w:val="16"/>
-        </w:rPr>
-        <w:t xml:space="preserve"> (2006–2020) and R</w:t>
-      </w:r>
-      <w:r>
-        <w:rPr>
-          <w:rFonts w:ascii="Times New Roman" w:hAnsi="Times New Roman" w:cs="Times New Roman"/>
-          <w:sz w:val="16"/>
-          <w:szCs w:val="16"/>
-        </w:rPr>
-        <w:t>eacher</w:t>
-      </w:r>
-      <w:r>
-        <w:rPr>
-          <w:rFonts w:ascii="Times New Roman" w:hAnsi="Times New Roman" w:cs="Times New Roman"/>
-          <w:sz w:val="16"/>
-          <w:szCs w:val="16"/>
-        </w:rPr>
-        <w:t xml:space="preserve"> </w:t>
-      </w:r>
-      <w:r>
-        <w:rPr>
-          <w:rFonts w:ascii="Times New Roman" w:hAnsi="Times New Roman" w:cs="Times New Roman"/>
-          <w:sz w:val="16"/>
-          <w:szCs w:val="16"/>
-        </w:rPr>
-        <w:t xml:space="preserve">(2019–present). </w:t>
+        <w:t>E</w:t>
       </w:r>
       <w:r>
         <w:rPr>
@@ -9034,7 +8424,87 @@
           <w:sz w:val="16"/>
           <w:szCs w:val="16"/>
         </w:rPr>
-        <w:t>V</w:t>
+        <w:t>lvis</w:t>
+      </w:r>
+      <w:r>
+        <w:rPr>
+          <w:rFonts w:ascii="Times New Roman" w:hAnsi="Times New Roman" w:cs="Times New Roman"/>
+          <w:sz w:val="16"/>
+          <w:szCs w:val="16"/>
+        </w:rPr>
+        <w:t>, analogue H</w:t>
+      </w:r>
+      <w:r>
+        <w:rPr>
+          <w:rFonts w:ascii="Times New Roman" w:hAnsi="Times New Roman" w:cs="Times New Roman"/>
+          <w:sz w:val="16"/>
+          <w:szCs w:val="16"/>
+        </w:rPr>
+        <w:t>obo</w:t>
+      </w:r>
+      <w:r>
+        <w:rPr>
+          <w:rFonts w:ascii="Times New Roman" w:hAnsi="Times New Roman" w:cs="Times New Roman"/>
+          <w:sz w:val="16"/>
+          <w:szCs w:val="16"/>
+        </w:rPr>
+        <w:t xml:space="preserve"> (c</w:t>
+      </w:r>
+      <w:r>
+        <w:rPr>
+          <w:rFonts w:ascii="Times New Roman" w:hAnsi="Times New Roman" w:cs="Times New Roman"/>
+          <w:sz w:val="16"/>
+          <w:szCs w:val="16"/>
+        </w:rPr>
+        <w:t>irca</w:t>
+      </w:r>
+      <w:r>
+        <w:rPr>
+          <w:rFonts w:ascii="Times New Roman" w:hAnsi="Times New Roman" w:cs="Times New Roman"/>
+          <w:sz w:val="16"/>
+          <w:szCs w:val="16"/>
+        </w:rPr>
+        <w:t xml:space="preserve"> 1975–2006), digital H</w:t>
+      </w:r>
+      <w:r>
+        <w:rPr>
+          <w:rFonts w:ascii="Times New Roman" w:hAnsi="Times New Roman" w:cs="Times New Roman"/>
+          <w:sz w:val="16"/>
+          <w:szCs w:val="16"/>
+        </w:rPr>
+        <w:t>obo</w:t>
+      </w:r>
+      <w:r>
+        <w:rPr>
+          <w:rFonts w:ascii="Times New Roman" w:hAnsi="Times New Roman" w:cs="Times New Roman"/>
+          <w:sz w:val="16"/>
+          <w:szCs w:val="16"/>
+        </w:rPr>
+        <w:t xml:space="preserve"> (2006–2020) and R</w:t>
+      </w:r>
+      <w:r>
+        <w:rPr>
+          <w:rFonts w:ascii="Times New Roman" w:hAnsi="Times New Roman" w:cs="Times New Roman"/>
+          <w:sz w:val="16"/>
+          <w:szCs w:val="16"/>
+        </w:rPr>
+        <w:t>eacher</w:t>
+      </w:r>
+      <w:r>
+        <w:rPr>
+          <w:rFonts w:ascii="Times New Roman" w:hAnsi="Times New Roman" w:cs="Times New Roman"/>
+          <w:sz w:val="16"/>
+          <w:szCs w:val="16"/>
+        </w:rPr>
+        <w:t xml:space="preserve"> </w:t>
+      </w:r>
+      <w:r>
+        <w:rPr>
+          <w:rFonts w:ascii="Times New Roman" w:hAnsi="Times New Roman" w:cs="Times New Roman"/>
+          <w:sz w:val="16"/>
+          <w:szCs w:val="16"/>
+        </w:rPr>
+        <w:t xml:space="preserve">(2019–present). </w:t>
       </w:r>
       <w:r>
         <w:rPr>
@@ -9044,71 +8514,7 @@
           <w:sz w:val="16"/>
           <w:szCs w:val="16"/>
         </w:rPr>
-        <w:t>agabond</w:t>
-      </w:r>
-      <w:r>
-        <w:rPr>
-          <w:rFonts w:ascii="Times New Roman" w:hAnsi="Times New Roman" w:cs="Times New Roman"/>
-          <w:sz w:val="16"/>
-          <w:szCs w:val="16"/>
-        </w:rPr>
-        <w:t xml:space="preserve"> was an RC front-loading forklift telehandler intended </w:t>
-      </w:r>
-      <w:r>
-        <w:rPr>
-          <w:rFonts w:ascii="Times New Roman" w:hAnsi="Times New Roman" w:cs="Times New Roman"/>
-          <w:sz w:val="16"/>
-          <w:szCs w:val="16"/>
-        </w:rPr>
-        <w:t xml:space="preserve">for </w:t>
-      </w:r>
-      <w:r>
-        <w:rPr>
-          <w:rFonts w:ascii="Times New Roman" w:hAnsi="Times New Roman" w:cs="Times New Roman"/>
-          <w:sz w:val="16"/>
-          <w:szCs w:val="16"/>
-        </w:rPr>
-        <w:t xml:space="preserve">PIRA </w:t>
-      </w:r>
-      <w:r>
-        <w:rPr>
-          <w:rFonts w:ascii="Times New Roman" w:hAnsi="Times New Roman" w:cs="Times New Roman"/>
-          <w:sz w:val="16"/>
-          <w:szCs w:val="16"/>
-        </w:rPr>
-        <w:t>Mk 10 mortar</w:t>
-      </w:r>
-      <w:r>
-        <w:rPr>
-          <w:rFonts w:ascii="Times New Roman" w:hAnsi="Times New Roman" w:cs="Times New Roman"/>
-          <w:sz w:val="16"/>
-          <w:szCs w:val="16"/>
-        </w:rPr>
-        <w:t>s</w:t>
-      </w:r>
-      <w:r>
-        <w:rPr>
-          <w:rFonts w:ascii="Times New Roman" w:hAnsi="Times New Roman" w:cs="Times New Roman"/>
-          <w:sz w:val="16"/>
-          <w:szCs w:val="16"/>
-        </w:rPr>
-        <w:t xml:space="preserve"> </w:t>
-      </w:r>
-      <w:r>
-        <w:rPr>
-          <w:rFonts w:ascii="Times New Roman" w:hAnsi="Times New Roman" w:cs="Times New Roman"/>
-          <w:sz w:val="16"/>
-          <w:szCs w:val="16"/>
-        </w:rPr>
-        <w:t>—</w:t>
-      </w:r>
-      <w:r>
-        <w:rPr>
-          <w:rFonts w:ascii="Times New Roman" w:hAnsi="Times New Roman" w:cs="Times New Roman"/>
-          <w:sz w:val="16"/>
-          <w:szCs w:val="16"/>
-        </w:rPr>
-        <w:t xml:space="preserve"> though a maximum of two were built and it was never operationally deployed. Óglaigh na hÉireann, </w:t>
+        <w:t>V</w:t>
       </w:r>
       <w:r>
         <w:rPr>
@@ -9118,36 +8524,47 @@
           <w:sz w:val="16"/>
           <w:szCs w:val="16"/>
         </w:rPr>
-        <w:t>Explosive Ordnance Disposal Instructions</w:t>
-      </w:r>
-      <w:r>
-        <w:rPr>
-          <w:rFonts w:ascii="Times New Roman" w:hAnsi="Times New Roman" w:cs="Times New Roman"/>
-          <w:sz w:val="16"/>
-          <w:szCs w:val="16"/>
-        </w:rPr>
-        <w:t>, issued by the Director of Ordnance on the instruction of the Chief of Staff (Dublin: Defence Forces, April 2024), Procedure 2, internal document.</w:t>
-      </w:r>
-    </w:p>
-  </w:footnote>
-  <w:footnote w:id="62">
-    <w:p>
-      <w:pPr>
-        <w:pStyle w:val="FootnoteText"/>
-        <w:rPr>
-          <w:rFonts w:ascii="Times New Roman" w:hAnsi="Times New Roman" w:cs="Times New Roman"/>
-          <w:sz w:val="16"/>
-          <w:szCs w:val="16"/>
-        </w:rPr>
-      </w:pPr>
-      <w:r>
-        <w:rPr>
-          <w:rStyle w:val="FootnoteReference"/>
-          <w:rFonts w:ascii="Times New Roman" w:hAnsi="Times New Roman" w:cs="Times New Roman"/>
-          <w:sz w:val="16"/>
-          <w:szCs w:val="16"/>
-        </w:rPr>
-        <w:footnoteRef/>
+        <w:t>agabond</w:t>
+      </w:r>
+      <w:r>
+        <w:rPr>
+          <w:rFonts w:ascii="Times New Roman" w:hAnsi="Times New Roman" w:cs="Times New Roman"/>
+          <w:sz w:val="16"/>
+          <w:szCs w:val="16"/>
+        </w:rPr>
+        <w:t xml:space="preserve"> was an RC front-loading forklift telehandler intended </w:t>
+      </w:r>
+      <w:r>
+        <w:rPr>
+          <w:rFonts w:ascii="Times New Roman" w:hAnsi="Times New Roman" w:cs="Times New Roman"/>
+          <w:sz w:val="16"/>
+          <w:szCs w:val="16"/>
+        </w:rPr>
+        <w:t xml:space="preserve">for </w:t>
+      </w:r>
+      <w:r>
+        <w:rPr>
+          <w:rFonts w:ascii="Times New Roman" w:hAnsi="Times New Roman" w:cs="Times New Roman"/>
+          <w:sz w:val="16"/>
+          <w:szCs w:val="16"/>
+        </w:rPr>
+        <w:t xml:space="preserve">PIRA </w:t>
+      </w:r>
+      <w:r>
+        <w:rPr>
+          <w:rFonts w:ascii="Times New Roman" w:hAnsi="Times New Roman" w:cs="Times New Roman"/>
+          <w:sz w:val="16"/>
+          <w:szCs w:val="16"/>
+        </w:rPr>
+        <w:t>Mk 10 mortar</w:t>
+      </w:r>
+      <w:r>
+        <w:rPr>
+          <w:rFonts w:ascii="Times New Roman" w:hAnsi="Times New Roman" w:cs="Times New Roman"/>
+          <w:sz w:val="16"/>
+          <w:szCs w:val="16"/>
+        </w:rPr>
+        <w:t>s</w:t>
       </w:r>
       <w:r>
         <w:rPr>
@@ -9157,23 +8574,21 @@
         </w:rPr>
         <w:t xml:space="preserve"> </w:t>
       </w:r>
-      <w:proofErr w:type="spellStart"/>
-      <w:r>
-        <w:rPr>
-          <w:rFonts w:ascii="Times New Roman" w:hAnsi="Times New Roman" w:cs="Times New Roman"/>
-          <w:sz w:val="16"/>
-          <w:szCs w:val="16"/>
-        </w:rPr>
-        <w:t>Reamda</w:t>
-      </w:r>
-      <w:proofErr w:type="spellEnd"/>
-      <w:r>
-        <w:rPr>
-          <w:rFonts w:ascii="Times New Roman" w:hAnsi="Times New Roman" w:cs="Times New Roman"/>
-          <w:sz w:val="16"/>
-          <w:szCs w:val="16"/>
-        </w:rPr>
-        <w:t xml:space="preserve"> Ltd., “About,” https://reamda.com/about/, accessed July 20, 2026; Irish Defence Forces, “S2EP8 – REACHER,” </w:t>
+      <w:r>
+        <w:rPr>
+          <w:rFonts w:ascii="Times New Roman" w:hAnsi="Times New Roman" w:cs="Times New Roman"/>
+          <w:sz w:val="16"/>
+          <w:szCs w:val="16"/>
+        </w:rPr>
+        <w:t>—</w:t>
+      </w:r>
+      <w:r>
+        <w:rPr>
+          <w:rFonts w:ascii="Times New Roman" w:hAnsi="Times New Roman" w:cs="Times New Roman"/>
+          <w:sz w:val="16"/>
+          <w:szCs w:val="16"/>
+        </w:rPr>
+        <w:t xml:space="preserve"> though a maximum of two were built and it was never operationally deployed. Óglaigh na hÉireann, </w:t>
       </w:r>
       <w:r>
         <w:rPr>
@@ -9183,22 +8598,22 @@
           <w:sz w:val="16"/>
           <w:szCs w:val="16"/>
         </w:rPr>
-        <w:t>The Irish Defence Forces Podcast</w:t>
-      </w:r>
-      <w:r>
-        <w:rPr>
-          <w:rFonts w:ascii="Times New Roman" w:hAnsi="Times New Roman" w:cs="Times New Roman"/>
-          <w:sz w:val="16"/>
-          <w:szCs w:val="16"/>
-        </w:rPr>
-        <w:t>, podcast audio, October 9, 2020, https://www.military.ie/en/members-area/social-media-links/df-podcast/season-2/s2ep8-reacher/, accessed July 20, 2026; VRAI, “Our History,” https://www.vraisimulation.com/about/history, accessed July 20, 2026.</w:t>
+        <w:t>Explosive Ordnance Disposal Instructions</w:t>
+      </w:r>
+      <w:r>
+        <w:rPr>
+          <w:rFonts w:ascii="Times New Roman" w:hAnsi="Times New Roman" w:cs="Times New Roman"/>
+          <w:sz w:val="16"/>
+          <w:szCs w:val="16"/>
+        </w:rPr>
+        <w:t>, issued by the Director of Ordnance on the instruction of the Chief of Staff (Dublin: Defence Forces, April 2024), Procedure 2, internal document.</w:t>
       </w:r>
     </w:p>
   </w:footnote>
-  <w:footnote w:id="63">
-    <w:p>
-      <w:pPr>
-        <w:spacing w:after="0" w:line="240" w:lineRule="auto"/>
+  <w:footnote w:id="67">
+    <w:p>
+      <w:pPr>
+        <w:pStyle w:val="FootnoteText"/>
         <w:rPr>
           <w:rFonts w:ascii="Times New Roman" w:hAnsi="Times New Roman" w:cs="Times New Roman"/>
           <w:sz w:val="16"/>
@@ -9228,7 +8643,7 @@
           <w:sz w:val="16"/>
           <w:szCs w:val="16"/>
         </w:rPr>
-        <w:t xml:space="preserve">Ger Hynes, “Neutral, Neutered or Pacifist? Can Ireland’s Model of Neutrality Remain Aligned with Its Foreign Policy Ambitions Amidst the Re-emergence of Conflict in Europe,” </w:t>
+        <w:t xml:space="preserve">Reamda Ltd., “About,” https://reamda.com/about/, accessed July 20, 2026; Irish Defence Forces, “S2EP8 – REACHER,” </w:t>
       </w:r>
       <w:r>
         <w:rPr>
@@ -9238,19 +8653,19 @@
           <w:sz w:val="16"/>
           <w:szCs w:val="16"/>
         </w:rPr>
-        <w:t>Journal of Military History and Defence Studies</w:t>
-      </w:r>
-      <w:r>
-        <w:rPr>
-          <w:rFonts w:ascii="Times New Roman" w:hAnsi="Times New Roman" w:cs="Times New Roman"/>
-          <w:sz w:val="16"/>
-          <w:szCs w:val="16"/>
-        </w:rPr>
-        <w:t xml:space="preserve"> 5, no. 1 (2024): 164, https://doi.org/10.33232/JMHDS.5.1.95, accessed November 26, 2025.</w:t>
+        <w:t>The Irish Defence Forces Podcast</w:t>
+      </w:r>
+      <w:r>
+        <w:rPr>
+          <w:rFonts w:ascii="Times New Roman" w:hAnsi="Times New Roman" w:cs="Times New Roman"/>
+          <w:sz w:val="16"/>
+          <w:szCs w:val="16"/>
+        </w:rPr>
+        <w:t>, podcast audio, October 9, 2020, https://www.military.ie/en/members-area/social-media-links/df-podcast/season-2/s2ep8-reacher/, accessed July 20, 2026; VRAI, “Our History,” https://www.vraisimulation.com/about/history, accessed July 20, 2026.</w:t>
       </w:r>
     </w:p>
   </w:footnote>
-  <w:footnote w:id="64">
+  <w:footnote w:id="68">
     <w:p>
       <w:pPr>
         <w:spacing w:after="0" w:line="240" w:lineRule="auto"/>
@@ -9283,7 +8698,7 @@
           <w:sz w:val="16"/>
           <w:szCs w:val="16"/>
         </w:rPr>
-        <w:t xml:space="preserve">Ciaran Murphy, </w:t>
+        <w:t xml:space="preserve">Ger Hynes, “Neutral, Neutered or Pacifist? Can Ireland’s Model of Neutrality Remain Aligned with Its Foreign Policy Ambitions Amidst the Re-emergence of Conflict in Europe,” </w:t>
       </w:r>
       <w:r>
         <w:rPr>
@@ -9293,19 +8708,19 @@
           <w:sz w:val="16"/>
           <w:szCs w:val="16"/>
         </w:rPr>
-        <w:t>Ireland, the Triple Lock and Military Neutrality</w:t>
-      </w:r>
-      <w:r>
-        <w:rPr>
-          <w:rFonts w:ascii="Times New Roman" w:hAnsi="Times New Roman" w:cs="Times New Roman"/>
-          <w:sz w:val="16"/>
-          <w:szCs w:val="16"/>
-        </w:rPr>
-        <w:t xml:space="preserve"> (Dublin: Institute of International and European Affairs, June 11, 2025), 10, https://www.iiea.com/publications/ireland-the-triple-lock-and-military-neutrality, accessed December 5, 2025.</w:t>
+        <w:t>Journal of Military History and Defence Studies</w:t>
+      </w:r>
+      <w:r>
+        <w:rPr>
+          <w:rFonts w:ascii="Times New Roman" w:hAnsi="Times New Roman" w:cs="Times New Roman"/>
+          <w:sz w:val="16"/>
+          <w:szCs w:val="16"/>
+        </w:rPr>
+        <w:t xml:space="preserve"> 5, no. 1 (2024): 164, https://doi.org/10.33232/JMHDS.5.1.95, accessed November 26, 2025.</w:t>
       </w:r>
     </w:p>
   </w:footnote>
-  <w:footnote w:id="65">
+  <w:footnote w:id="69">
     <w:p>
       <w:pPr>
         <w:spacing w:after="0" w:line="240" w:lineRule="auto"/>
@@ -9338,43 +8753,7 @@
           <w:sz w:val="16"/>
           <w:szCs w:val="16"/>
         </w:rPr>
-        <w:t xml:space="preserve">Hynes, “Neutral, Neutered or </w:t>
-      </w:r>
-      <w:proofErr w:type="gramStart"/>
-      <w:r>
-        <w:rPr>
-          <w:rFonts w:ascii="Times New Roman" w:hAnsi="Times New Roman" w:cs="Times New Roman"/>
-          <w:sz w:val="16"/>
-          <w:szCs w:val="16"/>
-        </w:rPr>
-        <w:t>Pacifist?,</w:t>
-      </w:r>
-      <w:proofErr w:type="gramEnd"/>
-      <w:r>
-        <w:rPr>
-          <w:rFonts w:ascii="Times New Roman" w:hAnsi="Times New Roman" w:cs="Times New Roman"/>
-          <w:sz w:val="16"/>
-          <w:szCs w:val="16"/>
-        </w:rPr>
-        <w:t xml:space="preserve">” 185–86, citing J. J. C. </w:t>
-      </w:r>
-      <w:proofErr w:type="spellStart"/>
-      <w:r>
-        <w:rPr>
-          <w:rFonts w:ascii="Times New Roman" w:hAnsi="Times New Roman" w:cs="Times New Roman"/>
-          <w:sz w:val="16"/>
-          <w:szCs w:val="16"/>
-        </w:rPr>
-        <w:t>Voorhoeve</w:t>
-      </w:r>
-      <w:proofErr w:type="spellEnd"/>
-      <w:r>
-        <w:rPr>
-          <w:rFonts w:ascii="Times New Roman" w:hAnsi="Times New Roman" w:cs="Times New Roman"/>
-          <w:sz w:val="16"/>
-          <w:szCs w:val="16"/>
-        </w:rPr>
-        <w:t xml:space="preserve">, “Pacifist-Neutralism in Western Europe,” </w:t>
+        <w:t xml:space="preserve">Ciaran Murphy, </w:t>
       </w:r>
       <w:r>
         <w:rPr>
@@ -9384,19 +8763,19 @@
           <w:sz w:val="16"/>
           <w:szCs w:val="16"/>
         </w:rPr>
-        <w:t>Journal of Conflict Studies</w:t>
-      </w:r>
-      <w:r>
-        <w:rPr>
-          <w:rFonts w:ascii="Times New Roman" w:hAnsi="Times New Roman" w:cs="Times New Roman"/>
-          <w:sz w:val="16"/>
-          <w:szCs w:val="16"/>
-        </w:rPr>
-        <w:t xml:space="preserve"> 2, no. 4 (1982): 15.</w:t>
+        <w:t>Ireland, the Triple Lock and Military Neutrality</w:t>
+      </w:r>
+      <w:r>
+        <w:rPr>
+          <w:rFonts w:ascii="Times New Roman" w:hAnsi="Times New Roman" w:cs="Times New Roman"/>
+          <w:sz w:val="16"/>
+          <w:szCs w:val="16"/>
+        </w:rPr>
+        <w:t xml:space="preserve"> (Dublin: Institute of International and European Affairs, June 11, 2025), 10, https://www.iiea.com/publications/ireland-the-triple-lock-and-military-neutrality, accessed December 5, 2025.</w:t>
       </w:r>
     </w:p>
   </w:footnote>
-  <w:footnote w:id="66">
+  <w:footnote w:id="70">
     <w:p>
       <w:pPr>
         <w:spacing w:after="0" w:line="240" w:lineRule="auto"/>
@@ -9429,81 +8808,7 @@
           <w:sz w:val="16"/>
           <w:szCs w:val="16"/>
         </w:rPr>
-        <w:t>Convention on the Prohibition of the Use, Stockpiling, Production and Transfer of Anti-Personnel Mines and on Their Destruction, September 18, 1997, 2056 U.N.T.S. 211, arts. 1–2, https://treaties.un.org/Pages/showDetails.aspx?objid=0800000280006d60, accessed July 20, 2026; Cluster Munitions and Anti-Personnel Mines Act 2008, no. 20 of 2008, ss. 2, 9, and sch. 2, https://www.irishstatutebook.ie/eli/2008/act/20/enacted/en/html, accessed July 20, 2026.</w:t>
-      </w:r>
-    </w:p>
-  </w:footnote>
-  <w:footnote w:id="67">
-    <w:p>
-      <w:pPr>
-        <w:spacing w:after="0" w:line="240" w:lineRule="auto"/>
-        <w:rPr>
-          <w:rFonts w:ascii="Times New Roman" w:hAnsi="Times New Roman" w:cs="Times New Roman"/>
-          <w:sz w:val="16"/>
-          <w:szCs w:val="16"/>
-        </w:rPr>
-      </w:pPr>
-      <w:r>
-        <w:rPr>
-          <w:rStyle w:val="FootnoteReference"/>
-          <w:rFonts w:ascii="Times New Roman" w:hAnsi="Times New Roman" w:cs="Times New Roman"/>
-          <w:sz w:val="16"/>
-          <w:szCs w:val="16"/>
-        </w:rPr>
-        <w:footnoteRef/>
-      </w:r>
-      <w:r>
-        <w:rPr>
-          <w:rFonts w:ascii="Times New Roman" w:hAnsi="Times New Roman" w:cs="Times New Roman"/>
-          <w:sz w:val="16"/>
-          <w:szCs w:val="16"/>
-        </w:rPr>
-        <w:t xml:space="preserve"> </w:t>
-      </w:r>
-      <w:r>
-        <w:rPr>
-          <w:rFonts w:ascii="Times New Roman" w:hAnsi="Times New Roman" w:cs="Times New Roman"/>
-          <w:sz w:val="16"/>
-          <w:szCs w:val="16"/>
-        </w:rPr>
-        <w:t>Ireland, “National Submission of Ireland pursuant to United Nations General Assembly Resolution 78/241 on Lethal Autonomous Weapons Systems,” May 24, 2024, 2, https://docs-library.unoda.org/General_Assembly_First_Committee_-Seventy-Ninth_session_(2024)/78-241-Ireland-EN.pdf, accessed July 20, 2026.</w:t>
-      </w:r>
-    </w:p>
-  </w:footnote>
-  <w:footnote w:id="68">
-    <w:p>
-      <w:pPr>
-        <w:spacing w:after="0" w:line="240" w:lineRule="auto"/>
-        <w:rPr>
-          <w:rFonts w:ascii="Times New Roman" w:hAnsi="Times New Roman" w:cs="Times New Roman"/>
-          <w:sz w:val="16"/>
-          <w:szCs w:val="16"/>
-        </w:rPr>
-      </w:pPr>
-      <w:r>
-        <w:rPr>
-          <w:rStyle w:val="FootnoteReference"/>
-          <w:rFonts w:ascii="Times New Roman" w:hAnsi="Times New Roman" w:cs="Times New Roman"/>
-          <w:sz w:val="16"/>
-          <w:szCs w:val="16"/>
-        </w:rPr>
-        <w:footnoteRef/>
-      </w:r>
-      <w:r>
-        <w:rPr>
-          <w:rFonts w:ascii="Times New Roman" w:hAnsi="Times New Roman" w:cs="Times New Roman"/>
-          <w:sz w:val="16"/>
-          <w:szCs w:val="16"/>
-        </w:rPr>
-        <w:t xml:space="preserve"> </w:t>
-      </w:r>
-      <w:r>
-        <w:rPr>
-          <w:rFonts w:ascii="Times New Roman" w:hAnsi="Times New Roman" w:cs="Times New Roman"/>
-          <w:sz w:val="16"/>
-          <w:szCs w:val="16"/>
-        </w:rPr>
-        <w:t xml:space="preserve">Paul Scharre and Michael C. Horowitz, </w:t>
+        <w:t xml:space="preserve">Hynes, “Neutral, Neutered or Pacifist?,” 185–86, citing J. J. C. Voorhoeve, “Pacifist-Neutralism in Western Europe,” </w:t>
       </w:r>
       <w:r>
         <w:rPr>
@@ -9513,167 +8818,258 @@
           <w:sz w:val="16"/>
           <w:szCs w:val="16"/>
         </w:rPr>
-        <w:t>An Introduction to Autonomy in Weapon Systems</w:t>
-      </w:r>
-      <w:r>
-        <w:rPr>
-          <w:rFonts w:ascii="Times New Roman" w:hAnsi="Times New Roman" w:cs="Times New Roman"/>
-          <w:sz w:val="16"/>
-          <w:szCs w:val="16"/>
-        </w:rPr>
-        <w:t xml:space="preserve">, Ethical Autonomy Project Working Paper (Washington, DC: </w:t>
-      </w:r>
-      <w:proofErr w:type="spellStart"/>
-      <w:r>
-        <w:rPr>
-          <w:rFonts w:ascii="Times New Roman" w:hAnsi="Times New Roman" w:cs="Times New Roman"/>
-          <w:sz w:val="16"/>
-          <w:szCs w:val="16"/>
-        </w:rPr>
-        <w:t>Center</w:t>
-      </w:r>
-      <w:proofErr w:type="spellEnd"/>
-      <w:r>
-        <w:rPr>
-          <w:rFonts w:ascii="Times New Roman" w:hAnsi="Times New Roman" w:cs="Times New Roman"/>
-          <w:sz w:val="16"/>
-          <w:szCs w:val="16"/>
-        </w:rPr>
-        <w:t xml:space="preserve"> for a New American Security, February 13, 2015), 1, https://s3.us-east-1.amazonaws.com/files.cnas.org/backgrounds/documents/Ethical_Autonomy_Working_Paper_031315.pdf, accessed July 21, 2026.</w:t>
-      </w:r>
-    </w:p>
-  </w:footnote>
-  <w:footnote w:id="69">
-    <w:p>
-      <w:pPr>
-        <w:pStyle w:val="FootnoteText"/>
-        <w:rPr>
-          <w:rFonts w:ascii="Times New Roman" w:hAnsi="Times New Roman" w:cs="Times New Roman"/>
-          <w:sz w:val="16"/>
-          <w:szCs w:val="16"/>
-        </w:rPr>
-      </w:pPr>
-      <w:r>
-        <w:rPr>
-          <w:rStyle w:val="FootnoteReference"/>
-          <w:rFonts w:ascii="Times New Roman" w:hAnsi="Times New Roman" w:cs="Times New Roman"/>
-          <w:sz w:val="16"/>
-          <w:szCs w:val="16"/>
-        </w:rPr>
-        <w:footnoteRef/>
-      </w:r>
-      <w:r>
-        <w:rPr>
-          <w:rFonts w:ascii="Times New Roman" w:hAnsi="Times New Roman" w:cs="Times New Roman"/>
-          <w:sz w:val="16"/>
-          <w:szCs w:val="16"/>
-        </w:rPr>
-        <w:t xml:space="preserve"> </w:t>
-      </w:r>
-      <w:r>
-        <w:rPr>
-          <w:rFonts w:ascii="Times New Roman" w:hAnsi="Times New Roman" w:cs="Times New Roman"/>
-          <w:iCs/>
-          <w:sz w:val="16"/>
-          <w:szCs w:val="16"/>
-        </w:rPr>
-        <w:t xml:space="preserve">Protocol Additional to the Geneva Conventions of </w:t>
-      </w:r>
-      <w:proofErr w:type="gramStart"/>
-      <w:r>
-        <w:rPr>
-          <w:rFonts w:ascii="Times New Roman" w:hAnsi="Times New Roman" w:cs="Times New Roman"/>
-          <w:iCs/>
-          <w:sz w:val="16"/>
-          <w:szCs w:val="16"/>
-        </w:rPr>
-        <w:t>12 August 1949, and</w:t>
-      </w:r>
-      <w:proofErr w:type="gramEnd"/>
-      <w:r>
-        <w:rPr>
-          <w:rFonts w:ascii="Times New Roman" w:hAnsi="Times New Roman" w:cs="Times New Roman"/>
-          <w:iCs/>
-          <w:sz w:val="16"/>
-          <w:szCs w:val="16"/>
-        </w:rPr>
-        <w:t xml:space="preserve"> Relating to the Protection of Victims of International Armed Conflicts (Protocol I), June 8, 1977, 1125 U.N.T.S. 3, art. 36, https://ihl-databases.icrc.org/en/ihl-treaties/api-1977/article-36, accessed July 20, 2026.</w:t>
-      </w:r>
-    </w:p>
-  </w:footnote>
-  <w:footnote w:id="70">
-    <w:p>
-      <w:pPr>
-        <w:pStyle w:val="FootnoteText"/>
-      </w:pPr>
-      <w:r>
-        <w:rPr>
-          <w:rStyle w:val="FootnoteReference"/>
-        </w:rPr>
-        <w:footnoteRef/>
-      </w:r>
-      <w:r>
-        <w:t xml:space="preserve"> </w:t>
-      </w:r>
-      <w:r>
-        <w:rPr>
-          <w:rFonts w:ascii="Times New Roman" w:hAnsi="Times New Roman" w:cs="Times New Roman"/>
-          <w:sz w:val="16"/>
-          <w:szCs w:val="16"/>
-        </w:rPr>
-        <w:t xml:space="preserve">Seán Beatty, </w:t>
-      </w:r>
-      <w:r>
-        <w:rPr>
-          <w:rFonts w:ascii="Times New Roman" w:hAnsi="Times New Roman" w:cs="Times New Roman"/>
-          <w:sz w:val="16"/>
-          <w:szCs w:val="16"/>
-        </w:rPr>
-        <w:t>“</w:t>
-      </w:r>
-      <w:r>
-        <w:rPr>
-          <w:rFonts w:ascii="Times New Roman" w:hAnsi="Times New Roman" w:cs="Times New Roman"/>
-          <w:sz w:val="16"/>
-          <w:szCs w:val="16"/>
-        </w:rPr>
-        <w:t>Combat Zones and Targeting: A Heightened Threshold for Drone Strikes in Areas Removed from the Battlefield</w:t>
-      </w:r>
-      <w:r>
-        <w:rPr>
-          <w:rFonts w:ascii="Times New Roman" w:hAnsi="Times New Roman" w:cs="Times New Roman"/>
-          <w:sz w:val="16"/>
-          <w:szCs w:val="16"/>
-        </w:rPr>
-        <w:t>”</w:t>
-      </w:r>
-      <w:r>
-        <w:rPr>
-          <w:rFonts w:ascii="Times New Roman" w:hAnsi="Times New Roman" w:cs="Times New Roman"/>
-          <w:sz w:val="16"/>
-          <w:szCs w:val="16"/>
-        </w:rPr>
-        <w:t xml:space="preserve"> (LLM diss., University of Nottingham, </w:t>
-      </w:r>
-      <w:r>
-        <w:rPr>
-          <w:rFonts w:ascii="Times New Roman" w:hAnsi="Times New Roman" w:cs="Times New Roman"/>
-          <w:sz w:val="16"/>
-          <w:szCs w:val="16"/>
-        </w:rPr>
-        <w:t>2017</w:t>
-      </w:r>
-      <w:r>
-        <w:rPr>
-          <w:rFonts w:ascii="Times New Roman" w:hAnsi="Times New Roman" w:cs="Times New Roman"/>
-          <w:sz w:val="16"/>
-          <w:szCs w:val="16"/>
-        </w:rPr>
-        <w:t>), 43–45.</w:t>
+        <w:t>Journal of Conflict Studies</w:t>
+      </w:r>
+      <w:r>
+        <w:rPr>
+          <w:rFonts w:ascii="Times New Roman" w:hAnsi="Times New Roman" w:cs="Times New Roman"/>
+          <w:sz w:val="16"/>
+          <w:szCs w:val="16"/>
+        </w:rPr>
+        <w:t xml:space="preserve"> 2, no. 4 (1982): 15.</w:t>
       </w:r>
     </w:p>
   </w:footnote>
   <w:footnote w:id="71">
+    <w:p>
+      <w:pPr>
+        <w:spacing w:after="0" w:line="240" w:lineRule="auto"/>
+        <w:rPr>
+          <w:rFonts w:ascii="Times New Roman" w:hAnsi="Times New Roman" w:cs="Times New Roman"/>
+          <w:sz w:val="16"/>
+          <w:szCs w:val="16"/>
+        </w:rPr>
+      </w:pPr>
+      <w:r>
+        <w:rPr>
+          <w:rStyle w:val="FootnoteReference"/>
+          <w:rFonts w:ascii="Times New Roman" w:hAnsi="Times New Roman" w:cs="Times New Roman"/>
+          <w:sz w:val="16"/>
+          <w:szCs w:val="16"/>
+        </w:rPr>
+        <w:footnoteRef/>
+      </w:r>
+      <w:r>
+        <w:rPr>
+          <w:rFonts w:ascii="Times New Roman" w:hAnsi="Times New Roman" w:cs="Times New Roman"/>
+          <w:sz w:val="16"/>
+          <w:szCs w:val="16"/>
+        </w:rPr>
+        <w:t xml:space="preserve"> </w:t>
+      </w:r>
+      <w:r>
+        <w:rPr>
+          <w:rFonts w:ascii="Times New Roman" w:hAnsi="Times New Roman" w:cs="Times New Roman"/>
+          <w:sz w:val="16"/>
+          <w:szCs w:val="16"/>
+        </w:rPr>
+        <w:t>Convention on the Prohibition of the Use, Stockpiling, Production and Transfer of Anti-Personnel Mines and on Their Destruction, September 18, 1997, 2056 U.N.T.S. 211, arts. 1–2, https://treaties.un.org/Pages/showDetails.aspx?objid=0800000280006d60, accessed July 20, 2026; Cluster Munitions and Anti-Personnel Mines Act 2008, no. 20 of 2008, ss. 2, 9, and sch. 2, https://www.irishstatutebook.ie/eli/2008/act/20/enacted/en/html, accessed July 20, 2026.</w:t>
+      </w:r>
+    </w:p>
+  </w:footnote>
+  <w:footnote w:id="72">
+    <w:p>
+      <w:pPr>
+        <w:spacing w:after="0" w:line="240" w:lineRule="auto"/>
+        <w:rPr>
+          <w:rFonts w:ascii="Times New Roman" w:hAnsi="Times New Roman" w:cs="Times New Roman"/>
+          <w:sz w:val="16"/>
+          <w:szCs w:val="16"/>
+        </w:rPr>
+      </w:pPr>
+      <w:r>
+        <w:rPr>
+          <w:rStyle w:val="FootnoteReference"/>
+          <w:rFonts w:ascii="Times New Roman" w:hAnsi="Times New Roman" w:cs="Times New Roman"/>
+          <w:sz w:val="16"/>
+          <w:szCs w:val="16"/>
+        </w:rPr>
+        <w:footnoteRef/>
+      </w:r>
+      <w:r>
+        <w:rPr>
+          <w:rFonts w:ascii="Times New Roman" w:hAnsi="Times New Roman" w:cs="Times New Roman"/>
+          <w:sz w:val="16"/>
+          <w:szCs w:val="16"/>
+        </w:rPr>
+        <w:t xml:space="preserve"> </w:t>
+      </w:r>
+      <w:r>
+        <w:rPr>
+          <w:rFonts w:ascii="Times New Roman" w:hAnsi="Times New Roman" w:cs="Times New Roman"/>
+          <w:sz w:val="16"/>
+          <w:szCs w:val="16"/>
+        </w:rPr>
+        <w:t>Ireland, “National Submission of Ireland pursuant to United Nations General Assembly Resolution 78/241 on Lethal Autonomous Weapons Systems,” May 24, 2024, 2, https://docs-library.unoda.org/General_Assembly_First_Committee_-Seventy-Ninth_session_(2024)/78-241-Ireland-EN.pdf, accessed July 20, 2026.</w:t>
+      </w:r>
+    </w:p>
+  </w:footnote>
+  <w:footnote w:id="73">
+    <w:p>
+      <w:pPr>
+        <w:spacing w:after="0" w:line="240" w:lineRule="auto"/>
+        <w:rPr>
+          <w:rFonts w:ascii="Times New Roman" w:hAnsi="Times New Roman" w:cs="Times New Roman"/>
+          <w:sz w:val="16"/>
+          <w:szCs w:val="16"/>
+        </w:rPr>
+      </w:pPr>
+      <w:r>
+        <w:rPr>
+          <w:rStyle w:val="FootnoteReference"/>
+          <w:rFonts w:ascii="Times New Roman" w:hAnsi="Times New Roman" w:cs="Times New Roman"/>
+          <w:sz w:val="16"/>
+          <w:szCs w:val="16"/>
+        </w:rPr>
+        <w:footnoteRef/>
+      </w:r>
+      <w:r>
+        <w:rPr>
+          <w:rFonts w:ascii="Times New Roman" w:hAnsi="Times New Roman" w:cs="Times New Roman"/>
+          <w:sz w:val="16"/>
+          <w:szCs w:val="16"/>
+        </w:rPr>
+        <w:t xml:space="preserve"> </w:t>
+      </w:r>
+      <w:r>
+        <w:rPr>
+          <w:rFonts w:ascii="Times New Roman" w:hAnsi="Times New Roman" w:cs="Times New Roman"/>
+          <w:sz w:val="16"/>
+          <w:szCs w:val="16"/>
+        </w:rPr>
+        <w:t xml:space="preserve">Paul Scharre and Michael C. Horowitz, </w:t>
+      </w:r>
+      <w:r>
+        <w:rPr>
+          <w:rFonts w:ascii="Times New Roman" w:hAnsi="Times New Roman" w:cs="Times New Roman"/>
+          <w:i/>
+          <w:iCs/>
+          <w:sz w:val="16"/>
+          <w:szCs w:val="16"/>
+        </w:rPr>
+        <w:t>An Introduction to Autonomy in Weapon Systems</w:t>
+      </w:r>
+      <w:r>
+        <w:rPr>
+          <w:rFonts w:ascii="Times New Roman" w:hAnsi="Times New Roman" w:cs="Times New Roman"/>
+          <w:sz w:val="16"/>
+          <w:szCs w:val="16"/>
+        </w:rPr>
+        <w:t>, Ethical Autonomy Project Working Paper (Washington, DC: Center for a New American Security, February 13, 2015), 1, https://s3.us-east-1.amazonaws.com/files.cnas.org/backgrounds/documents/Ethical_Autonomy_Working_Paper_031315.pdf, accessed July 21, 2026.</w:t>
+      </w:r>
+    </w:p>
+  </w:footnote>
+  <w:footnote w:id="74">
+    <w:p>
+      <w:pPr>
+        <w:pStyle w:val="FootnoteText"/>
+        <w:rPr>
+          <w:rFonts w:ascii="Times New Roman" w:hAnsi="Times New Roman" w:cs="Times New Roman"/>
+          <w:sz w:val="16"/>
+          <w:szCs w:val="16"/>
+        </w:rPr>
+      </w:pPr>
+      <w:r>
+        <w:rPr>
+          <w:rStyle w:val="FootnoteReference"/>
+          <w:rFonts w:ascii="Times New Roman" w:hAnsi="Times New Roman" w:cs="Times New Roman"/>
+          <w:sz w:val="16"/>
+          <w:szCs w:val="16"/>
+        </w:rPr>
+        <w:footnoteRef/>
+      </w:r>
+      <w:r>
+        <w:rPr>
+          <w:rFonts w:ascii="Times New Roman" w:hAnsi="Times New Roman" w:cs="Times New Roman"/>
+          <w:sz w:val="16"/>
+          <w:szCs w:val="16"/>
+        </w:rPr>
+        <w:t xml:space="preserve"> </w:t>
+      </w:r>
+      <w:r>
+        <w:rPr>
+          <w:rFonts w:ascii="Times New Roman" w:hAnsi="Times New Roman" w:cs="Times New Roman"/>
+          <w:iCs/>
+          <w:sz w:val="16"/>
+          <w:szCs w:val="16"/>
+        </w:rPr>
+        <w:t>Protocol Additional to the Geneva Conventions of 12 August 1949, and Relating to the Protection of Victims of International Armed Conflicts (Protocol I), June 8, 1977, 1125 U.N.T.S. 3, art. 36, https://ihl-databases.icrc.org/en/ihl-treaties/api-1977/article-36, accessed July 20, 2026.</w:t>
+      </w:r>
+    </w:p>
+  </w:footnote>
+  <w:footnote w:id="75">
+    <w:p>
+      <w:pPr>
+        <w:pStyle w:val="FootnoteText"/>
+      </w:pPr>
+      <w:r>
+        <w:rPr>
+          <w:rStyle w:val="FootnoteReference"/>
+        </w:rPr>
+        <w:footnoteRef/>
+      </w:r>
+      <w:r>
+        <w:t xml:space="preserve"> </w:t>
+      </w:r>
+      <w:r>
+        <w:rPr>
+          <w:rFonts w:ascii="Times New Roman" w:hAnsi="Times New Roman" w:cs="Times New Roman"/>
+          <w:sz w:val="16"/>
+          <w:szCs w:val="16"/>
+        </w:rPr>
+        <w:t xml:space="preserve">Seán Beatty, </w:t>
+      </w:r>
+      <w:r>
+        <w:rPr>
+          <w:rFonts w:ascii="Times New Roman" w:hAnsi="Times New Roman" w:cs="Times New Roman"/>
+          <w:sz w:val="16"/>
+          <w:szCs w:val="16"/>
+        </w:rPr>
+        <w:t>“</w:t>
+      </w:r>
+      <w:r>
+        <w:rPr>
+          <w:rFonts w:ascii="Times New Roman" w:hAnsi="Times New Roman" w:cs="Times New Roman"/>
+          <w:sz w:val="16"/>
+          <w:szCs w:val="16"/>
+        </w:rPr>
+        <w:t>Combat Zones and Targeting: A Heightened Threshold for Drone Strikes in Areas Removed from the Battlefield</w:t>
+      </w:r>
+      <w:r>
+        <w:rPr>
+          <w:rFonts w:ascii="Times New Roman" w:hAnsi="Times New Roman" w:cs="Times New Roman"/>
+          <w:sz w:val="16"/>
+          <w:szCs w:val="16"/>
+        </w:rPr>
+        <w:t>”</w:t>
+      </w:r>
+      <w:r>
+        <w:rPr>
+          <w:rFonts w:ascii="Times New Roman" w:hAnsi="Times New Roman" w:cs="Times New Roman"/>
+          <w:sz w:val="16"/>
+          <w:szCs w:val="16"/>
+        </w:rPr>
+        <w:t xml:space="preserve"> (LLM diss., University of Nottingham, </w:t>
+      </w:r>
+      <w:r>
+        <w:rPr>
+          <w:rFonts w:ascii="Times New Roman" w:hAnsi="Times New Roman" w:cs="Times New Roman"/>
+          <w:sz w:val="16"/>
+          <w:szCs w:val="16"/>
+        </w:rPr>
+        <w:t>2017</w:t>
+      </w:r>
+      <w:r>
+        <w:rPr>
+          <w:rFonts w:ascii="Times New Roman" w:hAnsi="Times New Roman" w:cs="Times New Roman"/>
+          <w:sz w:val="16"/>
+          <w:szCs w:val="16"/>
+        </w:rPr>
+        <w:t>), 43–45.</w:t>
+      </w:r>
+    </w:p>
+  </w:footnote>
+  <w:footnote w:id="76">
     <w:p>
       <w:pPr>
         <w:spacing w:after="0" w:line="240" w:lineRule="auto"/>
@@ -9764,7 +9160,7 @@
 </file>
 
 <file path=word/numbering.xml><?xml version="1.0" encoding="utf-8"?>
-<w:numbering xmlns:wpc="http://schemas.microsoft.com/office/word/2010/wordprocessingCanvas" xmlns:cx="http://schemas.microsoft.com/office/drawing/2014/chartex" xmlns:cx1="http://schemas.microsoft.com/office/drawing/2015/9/8/chartex" xmlns:cx2="http://schemas.microsoft.com/office/drawing/2015/10/21/chartex" xmlns:cx3="http://schemas.microsoft.com/office/drawing/2016/5/9/chartex" xmlns:cx4="http://schemas.microsoft.com/office/drawing/2016/5/10/chartex" xmlns:cx5="http://schemas.microsoft.com/office/drawing/2016/5/11/chartex" xmlns:cx6="http://schemas.microsoft.com/office/drawing/2016/5/12/chartex" xmlns:cx7="http://schemas.microsoft.com/office/drawing/2016/5/13/chartex" xmlns:cx8="http://schemas.microsoft.com/office/drawing/2016/5/14/chartex" xmlns:mc="http://schemas.openxmlformats.org/markup-compatibility/2006" xmlns:aink="http://schemas.microsoft.com/office/drawing/2016/ink" xmlns:am3d="http://schemas.microsoft.com/office/drawing/2017/model3d" xmlns:o="urn:schemas-microsoft-com:office:office" xmlns:oel="http://schemas.microsoft.com/office/2019/extlst" xmlns:r="http://schemas.openxmlformats.org/officeDocument/2006/relationships" xmlns:m="http://schemas.openxmlformats.org/officeDocument/2006/math" xmlns:v="urn:schemas-microsoft-com:vml" xmlns:wp14="http://schemas.microsoft.com/office/word/2010/wordprocessingDrawing" xmlns:wp="http://schemas.openxmlformats.org/drawingml/2006/wordprocessingDrawing" xmlns:w10="urn:schemas-microsoft-com:office:word" xmlns:w="http://schemas.openxmlformats.org/wordprocessingml/2006/main" xmlns:w14="http://schemas.microsoft.com/office/word/2010/wordml" xmlns:w15="http://schemas.microsoft.com/office/word/2012/wordml" xmlns:w16cex="http://schemas.microsoft.com/office/word/2018/wordml/cex" xmlns:w16cid="http://schemas.microsoft.com/office/word/2016/wordml/cid" xmlns:w16="http://schemas.microsoft.com/office/word/2018/wordml" xmlns:w16du="http://schemas.microsoft.com/office/word/2023/wordml/word16du" xmlns:w16sdtdh="http://schemas.microsoft.com/office/word/2020/wordml/sdtdatahash" xmlns:w16sdtfl="http://schemas.microsoft.com/office/word/2024/wordml/sdtformatlock" xmlns:w16se="http://schemas.microsoft.com/office/word/2015/wordml/symex" xmlns:wpg="http://schemas.microsoft.com/office/word/2010/wordprocessingGroup" xmlns:wpi="http://schemas.microsoft.com/office/word/2010/wordprocessingInk" xmlns:wne="http://schemas.microsoft.com/office/word/2006/wordml" xmlns:wps="http://schemas.microsoft.com/office/word/2010/wordprocessingShape" mc:Ignorable="w14 w15 w16se w16cid w16 w16cex w16sdtdh w16sdtfl w16du wp14">
+<w:numbering xmlns:wpc="http://schemas.microsoft.com/office/word/2010/wordprocessingCanvas" xmlns:cx="http://schemas.microsoft.com/office/drawing/2014/chartex" xmlns:cx1="http://schemas.microsoft.com/office/drawing/2015/9/8/chartex" xmlns:cx2="http://schemas.microsoft.com/office/drawing/2015/10/21/chartex" xmlns:cx3="http://schemas.microsoft.com/office/drawing/2016/5/9/chartex" xmlns:cx4="http://schemas.microsoft.com/office/drawing/2016/5/10/chartex" xmlns:cx5="http://schemas.microsoft.com/office/drawing/2016/5/11/chartex" xmlns:cx6="http://schemas.microsoft.com/office/drawing/2016/5/12/chartex" xmlns:cx7="http://schemas.microsoft.com/office/drawing/2016/5/13/chartex" xmlns:cx8="http://schemas.microsoft.com/office/drawing/2016/5/14/chartex" xmlns:mc="http://schemas.openxmlformats.org/markup-compatibility/2006" xmlns:aink="http://schemas.microsoft.com/office/drawing/2016/ink" xmlns:am3d="http://schemas.microsoft.com/office/drawing/2017/model3d" xmlns:o="urn:schemas-microsoft-com:office:office" xmlns:oel="http://schemas.microsoft.com/office/2019/extlst" xmlns:r="http://schemas.openxmlformats.org/officeDocument/2006/relationships" xmlns:m="http://schemas.openxmlformats.org/officeDocument/2006/math" xmlns:v="urn:schemas-microsoft-com:vml" xmlns:wp14="http://schemas.microsoft.com/office/word/2010/wordprocessingDrawing" xmlns:wp="http://schemas.openxmlformats.org/drawingml/2006/wordprocessingDrawing" xmlns:w10="urn:schemas-microsoft-com:office:word" xmlns:w="http://schemas.openxmlformats.org/wordprocessingml/2006/main" xmlns:w14="http://schemas.microsoft.com/office/word/2010/wordml" xmlns:w15="http://schemas.microsoft.com/office/word/2012/wordml" xmlns:w16cei="http://schemas.microsoft.com/office/word/2026/wordml/cei" xmlns:w16cex="http://schemas.microsoft.com/office/word/2018/wordml/cex" xmlns:w16cid="http://schemas.microsoft.com/office/word/2016/wordml/cid" xmlns:w16="http://schemas.microsoft.com/office/word/2018/wordml" xmlns:w16du="http://schemas.microsoft.com/office/word/2023/wordml/word16du" xmlns:w16sdtdh="http://schemas.microsoft.com/office/word/2020/wordml/sdtdatahash" xmlns:w16sdtfl="http://schemas.microsoft.com/office/word/2024/wordml/sdtformatlock" xmlns:w16se="http://schemas.microsoft.com/office/word/2015/wordml/symex" xmlns:wpg="http://schemas.microsoft.com/office/word/2010/wordprocessingGroup" xmlns:wpi="http://schemas.microsoft.com/office/word/2010/wordprocessingInk" xmlns:wne="http://schemas.microsoft.com/office/word/2006/wordml" xmlns:wps="http://schemas.microsoft.com/office/word/2010/wordprocessingShape" mc:Ignorable="w14 w15 w16se w16cid w16 w16cex w16sdtdh w16sdtfl w16du wp14">
   <w:abstractNum w:abstractNumId="0" w15:restartNumberingAfterBreak="0">
     <w:nsid w:val="01280A27"/>
     <w:multiLevelType w:val="hybridMultilevel"/>
@@ -11715,7 +11111,6 @@
   <w:style w:type="character" w:default="1" w:styleId="DefaultParagraphFont">
     <w:name w:val="Default Paragraph Font"/>
     <w:uiPriority w:val="1"/>
-    <w:semiHidden/>
     <w:unhideWhenUsed/>
   </w:style>
   <w:style w:type="table" w:default="1" w:styleId="TableNormal">

--- a/Essays/Opportunity_is_not_capability.docx
+++ b/Essays/Opportunity_is_not_capability.docx
@@ -66,7 +66,19 @@
         <w:rPr>
           <w:rFonts w:ascii="Times New Roman" w:hAnsi="Times New Roman" w:cs="Times New Roman"/>
         </w:rPr>
-        <w:t xml:space="preserve">3,085 </w:t>
+        <w:t>3,0</w:t>
+      </w:r>
+      <w:r>
+        <w:rPr>
+          <w:rFonts w:ascii="Times New Roman" w:hAnsi="Times New Roman" w:cs="Times New Roman"/>
+        </w:rPr>
+        <w:t>96</w:t>
+      </w:r>
+      <w:r>
+        <w:rPr>
+          <w:rFonts w:ascii="Times New Roman" w:hAnsi="Times New Roman" w:cs="Times New Roman"/>
+        </w:rPr>
+        <w:t xml:space="preserve"> </w:t>
       </w:r>
       <w:r>
         <w:rPr>
@@ -609,6 +621,7 @@
         <w:rPr>
           <w:rFonts w:ascii="Times New Roman" w:hAnsi="Times New Roman" w:cs="Times New Roman"/>
         </w:rPr>
+        <w:lastRenderedPageBreak/>
         <w:t>US pressure over</w:t>
       </w:r>
       <w:r>
@@ -671,32 +684,575 @@
         <w:rPr>
           <w:rFonts w:ascii="Times New Roman" w:hAnsi="Times New Roman" w:cs="Times New Roman"/>
         </w:rPr>
-        <w:t xml:space="preserve">Without </w:t>
-      </w:r>
+        <w:t xml:space="preserve">Without adapting to uncrewed systems (UxS, with x denoting the operating domain), </w:t>
+      </w:r>
+      <w:r>
+        <w:rPr>
+          <w:rFonts w:ascii="Times New Roman" w:hAnsi="Times New Roman" w:cs="Times New Roman"/>
+        </w:rPr>
+        <w:t xml:space="preserve">Ireland risks preserving yesterday’s force without a credible theory of victory for future conflict. Any force arriving by sea or air must be contested on land; that task falls primarily to light infantry. That makes the section </w:t>
+      </w:r>
+      <w:r>
+        <w:rPr>
+          <w:rFonts w:ascii="Times New Roman" w:hAnsi="Times New Roman" w:cs="Times New Roman"/>
+        </w:rPr>
+        <w:t>a</w:t>
+      </w:r>
+      <w:r>
+        <w:rPr>
+          <w:rFonts w:ascii="Times New Roman" w:hAnsi="Times New Roman" w:cs="Times New Roman"/>
+        </w:rPr>
+        <w:t xml:space="preserve"> critical unit of analysis. </w:t>
+      </w:r>
+    </w:p>
+    <w:p>
+      <w:pPr>
+        <w:spacing w:line="360" w:lineRule="auto"/>
+        <w:rPr>
+          <w:rFonts w:ascii="Times New Roman" w:hAnsi="Times New Roman" w:cs="Times New Roman"/>
+        </w:rPr>
+      </w:pPr>
+      <w:r>
+        <w:rPr>
+          <w:rFonts w:ascii="Times New Roman" w:hAnsi="Times New Roman" w:cs="Times New Roman"/>
+        </w:rPr>
+        <w:t xml:space="preserve">A force design problem exists because structure is being overtaken by the threat. Capability is sometimes reduced to equipment. It is better understood </w:t>
+      </w:r>
+      <w:r>
+        <w:rPr>
+          <w:rFonts w:ascii="Times New Roman" w:hAnsi="Times New Roman" w:cs="Times New Roman"/>
+        </w:rPr>
+        <w:t>as the integration of doctrine, organisation, training, materiel, leadership, personnel, facilities and interoperability (DOTMLPF-I)</w:t>
+      </w:r>
+      <w:r>
+        <w:rPr>
+          <w:rFonts w:ascii="Times New Roman" w:hAnsi="Times New Roman" w:cs="Times New Roman"/>
+        </w:rPr>
+        <w:t>.</w:t>
+      </w:r>
+      <w:r>
+        <w:rPr>
+          <w:rStyle w:val="EndnoteReference"/>
+          <w:rFonts w:ascii="Times New Roman" w:hAnsi="Times New Roman" w:cs="Times New Roman"/>
+        </w:rPr>
+        <w:footnoteReference w:id="12"/>
+      </w:r>
+      <w:r>
+        <w:rPr>
+          <w:rFonts w:ascii="Times New Roman" w:hAnsi="Times New Roman" w:cs="Times New Roman"/>
+        </w:rPr>
+        <w:t xml:space="preserve"> </w:t>
+      </w:r>
+      <w:r>
+        <w:rPr>
+          <w:rFonts w:ascii="Times New Roman" w:hAnsi="Times New Roman" w:cs="Times New Roman"/>
+        </w:rPr>
+        <w:t>Against that standard</w:t>
+      </w:r>
+      <w:r>
+        <w:rPr>
+          <w:rFonts w:ascii="Times New Roman" w:hAnsi="Times New Roman" w:cs="Times New Roman"/>
+        </w:rPr>
+        <w:t xml:space="preserve">, the section </w:t>
+      </w:r>
+      <w:r>
+        <w:rPr>
+          <w:rFonts w:ascii="Times New Roman" w:hAnsi="Times New Roman" w:cs="Times New Roman"/>
+        </w:rPr>
+        <w:t>fares poorly</w:t>
+      </w:r>
+      <w:r>
+        <w:rPr>
+          <w:rFonts w:ascii="Times New Roman" w:hAnsi="Times New Roman" w:cs="Times New Roman"/>
+        </w:rPr>
+        <w:t xml:space="preserve">. Its doctrine remains that of a foot-mobile light </w:t>
+      </w:r>
+      <w:r>
+        <w:rPr>
+          <w:rFonts w:ascii="Times New Roman" w:hAnsi="Times New Roman" w:cs="Times New Roman"/>
+        </w:rPr>
+        <w:t>infantry section</w:t>
+      </w:r>
+      <w:r>
+        <w:rPr>
+          <w:rFonts w:ascii="Times New Roman" w:hAnsi="Times New Roman" w:cs="Times New Roman"/>
+        </w:rPr>
+        <w:t xml:space="preserve"> — with tactics </w:t>
+      </w:r>
+      <w:r>
+        <w:rPr>
+          <w:rFonts w:ascii="Times New Roman" w:hAnsi="Times New Roman" w:cs="Times New Roman"/>
+        </w:rPr>
+        <w:t xml:space="preserve">never reconciled with </w:t>
+      </w:r>
+      <w:r>
+        <w:rPr>
+          <w:rFonts w:ascii="Times New Roman" w:hAnsi="Times New Roman" w:cs="Times New Roman"/>
+        </w:rPr>
+        <w:t>APCs</w:t>
+      </w:r>
+      <w:r>
+        <w:rPr>
+          <w:rFonts w:ascii="Times New Roman" w:hAnsi="Times New Roman" w:cs="Times New Roman"/>
+        </w:rPr>
+        <w:t>.</w:t>
+      </w:r>
+      <w:r>
+        <w:rPr>
+          <w:rStyle w:val="EndnoteReference"/>
+          <w:rFonts w:ascii="Times New Roman" w:hAnsi="Times New Roman" w:cs="Times New Roman"/>
+        </w:rPr>
+        <w:footnoteReference w:id="13"/>
+      </w:r>
+      <w:r>
+        <w:rPr>
+          <w:rFonts w:ascii="Times New Roman" w:hAnsi="Times New Roman" w:cs="Times New Roman"/>
+        </w:rPr>
+        <w:t xml:space="preserve"> Its organisation </w:t>
+      </w:r>
+      <w:r>
+        <w:rPr>
+          <w:rFonts w:ascii="Times New Roman" w:hAnsi="Times New Roman" w:cs="Times New Roman"/>
+        </w:rPr>
+        <w:t>has increasingly</w:t>
+      </w:r>
+      <w:r>
+        <w:rPr>
+          <w:rFonts w:ascii="Times New Roman" w:hAnsi="Times New Roman" w:cs="Times New Roman"/>
+        </w:rPr>
+        <w:t xml:space="preserve"> been shaped</w:t>
+      </w:r>
+      <w:r>
+        <w:rPr>
+          <w:rFonts w:ascii="Times New Roman" w:hAnsi="Times New Roman" w:cs="Times New Roman"/>
+        </w:rPr>
+        <w:t xml:space="preserve"> around vehicle capacity,</w:t>
+      </w:r>
+      <w:r>
+        <w:rPr>
+          <w:rStyle w:val="EndnoteReference"/>
+          <w:rFonts w:ascii="Times New Roman" w:hAnsi="Times New Roman" w:cs="Times New Roman"/>
+        </w:rPr>
+        <w:footnoteReference w:id="14"/>
+      </w:r>
+      <w:r>
+        <w:rPr>
+          <w:rStyle w:val="FootnoteReference"/>
+          <w:rFonts w:ascii="Times New Roman" w:hAnsi="Times New Roman" w:cs="Times New Roman"/>
+        </w:rPr>
+        <w:t xml:space="preserve"> </w:t>
+      </w:r>
+      <w:r>
+        <w:rPr>
+          <w:rFonts w:ascii="Times New Roman" w:hAnsi="Times New Roman" w:cs="Times New Roman"/>
+        </w:rPr>
+        <w:t>by</w:t>
+      </w:r>
+      <w:r>
+        <w:rPr>
+          <w:rFonts w:ascii="Times New Roman" w:hAnsi="Times New Roman" w:cs="Times New Roman"/>
+        </w:rPr>
+        <w:t xml:space="preserve"> the constraint that one section must fit one </w:t>
+      </w:r>
+      <w:r>
+        <w:rPr>
+          <w:rFonts w:ascii="Times New Roman" w:hAnsi="Times New Roman" w:cs="Times New Roman"/>
+        </w:rPr>
+        <w:t>carrier</w:t>
+      </w:r>
+      <w:r>
+        <w:rPr>
+          <w:rFonts w:ascii="Times New Roman" w:hAnsi="Times New Roman" w:cs="Times New Roman"/>
+        </w:rPr>
+        <w:t xml:space="preserve">. </w:t>
+      </w:r>
+      <w:r>
+        <w:rPr>
+          <w:rFonts w:ascii="Times New Roman" w:hAnsi="Times New Roman" w:cs="Times New Roman"/>
+        </w:rPr>
+        <w:t>That vehicle-imposed constraint should not dictate the organisation of light infantry</w:t>
+      </w:r>
+      <w:r>
+        <w:rPr>
+          <w:rFonts w:ascii="Times New Roman" w:hAnsi="Times New Roman" w:cs="Times New Roman"/>
+        </w:rPr>
+        <w:t xml:space="preserve"> —</w:t>
+      </w:r>
+      <w:r>
+        <w:rPr>
+          <w:rFonts w:ascii="Times New Roman" w:hAnsi="Times New Roman" w:cs="Times New Roman"/>
+        </w:rPr>
+        <w:t xml:space="preserve"> which can move</w:t>
+      </w:r>
+      <w:r>
+        <w:rPr>
+          <w:rFonts w:ascii="Times New Roman" w:hAnsi="Times New Roman" w:cs="Times New Roman"/>
+        </w:rPr>
+        <w:t xml:space="preserve"> in light-armour</w:t>
+      </w:r>
+      <w:r>
+        <w:rPr>
+          <w:rFonts w:ascii="Times New Roman" w:hAnsi="Times New Roman" w:cs="Times New Roman"/>
+        </w:rPr>
+        <w:t>ed vehicles, soft-skin vehicles or</w:t>
+      </w:r>
+      <w:r>
+        <w:rPr>
+          <w:rFonts w:ascii="Times New Roman" w:hAnsi="Times New Roman" w:cs="Times New Roman"/>
+        </w:rPr>
+        <w:t xml:space="preserve"> on foot</w:t>
+      </w:r>
+      <w:r>
+        <w:rPr>
+          <w:rFonts w:ascii="Times New Roman" w:hAnsi="Times New Roman" w:cs="Times New Roman"/>
+        </w:rPr>
+        <w:t xml:space="preserve">. Ultimately, </w:t>
+      </w:r>
+      <w:r>
+        <w:rPr>
+          <w:rFonts w:ascii="Times New Roman" w:hAnsi="Times New Roman" w:cs="Times New Roman"/>
+        </w:rPr>
+        <w:t xml:space="preserve">all </w:t>
+      </w:r>
+      <w:r>
+        <w:rPr>
+          <w:rFonts w:ascii="Times New Roman" w:hAnsi="Times New Roman" w:cs="Times New Roman"/>
+        </w:rPr>
+        <w:t>personnel</w:t>
+      </w:r>
+      <w:r>
+        <w:rPr>
+          <w:rFonts w:ascii="Times New Roman" w:hAnsi="Times New Roman" w:cs="Times New Roman"/>
+        </w:rPr>
+        <w:t xml:space="preserve"> are dismounted.</w:t>
+      </w:r>
+      <w:r>
+        <w:rPr>
+          <w:rFonts w:ascii="Times New Roman" w:hAnsi="Times New Roman" w:cs="Times New Roman"/>
+        </w:rPr>
+        <w:t xml:space="preserve"> </w:t>
+      </w:r>
+    </w:p>
+    <w:p>
+      <w:pPr>
+        <w:spacing w:line="360" w:lineRule="auto"/>
+        <w:rPr>
+          <w:rFonts w:ascii="Times New Roman" w:hAnsi="Times New Roman" w:cs="Times New Roman"/>
+        </w:rPr>
+      </w:pPr>
+      <w:r>
+        <w:rPr>
+          <w:rFonts w:ascii="Times New Roman" w:hAnsi="Times New Roman" w:cs="Times New Roman"/>
+        </w:rPr>
+        <w:t xml:space="preserve">Light infantry need not be organised around a single vehicle type. </w:t>
+      </w:r>
+      <w:r>
+        <w:rPr>
+          <w:rFonts w:ascii="Times New Roman" w:hAnsi="Times New Roman" w:cs="Times New Roman"/>
+        </w:rPr>
+        <w:t>Light-armoured, soft-skin and all-terrain vehicles (such as the</w:t>
+      </w:r>
+      <w:r>
+        <w:rPr>
+          <w:rFonts w:ascii="Times New Roman" w:hAnsi="Times New Roman" w:cs="Times New Roman"/>
+        </w:rPr>
+        <w:t xml:space="preserve"> ULTV</w:t>
+      </w:r>
+      <w:r>
+        <w:rPr>
+          <w:rStyle w:val="EndnoteReference"/>
+          <w:rFonts w:ascii="Times New Roman" w:hAnsi="Times New Roman" w:cs="Times New Roman"/>
+        </w:rPr>
+        <w:footnoteReference w:id="15"/>
+      </w:r>
+      <w:r>
+        <w:rPr>
+          <w:rFonts w:ascii="Times New Roman" w:hAnsi="Times New Roman" w:cs="Times New Roman"/>
+        </w:rPr>
+        <w:t>)</w:t>
+      </w:r>
+      <w:r>
+        <w:rPr>
+          <w:rFonts w:ascii="Times New Roman" w:hAnsi="Times New Roman" w:cs="Times New Roman"/>
+        </w:rPr>
+        <w:t xml:space="preserve"> </w:t>
+      </w:r>
+      <w:r>
+        <w:rPr>
+          <w:rFonts w:ascii="Times New Roman" w:hAnsi="Times New Roman" w:cs="Times New Roman"/>
+        </w:rPr>
+        <w:t>alongside electric bicycles offer different balances of protection, signature, endurance and mobility.</w:t>
+      </w:r>
+      <w:r>
+        <w:rPr>
+          <w:rFonts w:ascii="Times New Roman" w:hAnsi="Times New Roman" w:cs="Times New Roman"/>
+        </w:rPr>
+        <w:t xml:space="preserve"> </w:t>
+      </w:r>
+      <w:r>
+        <w:rPr>
+          <w:rFonts w:ascii="Times New Roman" w:hAnsi="Times New Roman" w:cs="Times New Roman"/>
+        </w:rPr>
+        <w:t xml:space="preserve">Organisation should therefore follow battlefield function. </w:t>
+      </w:r>
+      <w:r>
+        <w:rPr>
+          <w:rFonts w:ascii="Times New Roman" w:hAnsi="Times New Roman" w:cs="Times New Roman"/>
+        </w:rPr>
+        <w:t>Armoured vehicles remain essential for mobility, protected movement, casualty evacuation and s</w:t>
+      </w:r>
+      <w:r>
+        <w:rPr>
+          <w:rFonts w:ascii="Times New Roman" w:hAnsi="Times New Roman" w:cs="Times New Roman"/>
+        </w:rPr>
+        <w:t xml:space="preserve">ustainment. </w:t>
+      </w:r>
+      <w:r>
+        <w:rPr>
+          <w:rFonts w:ascii="Times New Roman" w:hAnsi="Times New Roman" w:cs="Times New Roman"/>
+        </w:rPr>
+        <w:t>Interview Participant 04 observed that</w:t>
+      </w:r>
+      <w:r>
+        <w:rPr>
+          <w:rFonts w:ascii="Times New Roman" w:hAnsi="Times New Roman" w:cs="Times New Roman"/>
+        </w:rPr>
+        <w:t xml:space="preserve"> APCs remain </w:t>
+      </w:r>
+      <w:r>
+        <w:rPr>
+          <w:rFonts w:ascii="Times New Roman" w:hAnsi="Times New Roman" w:cs="Times New Roman"/>
+        </w:rPr>
+        <w:t>“</w:t>
+      </w:r>
+      <w:r>
+        <w:rPr>
+          <w:rFonts w:ascii="Times New Roman" w:hAnsi="Times New Roman" w:cs="Times New Roman"/>
+        </w:rPr>
+        <w:t>brilliant for extracting casualties quickly</w:t>
+      </w:r>
+      <w:r>
+        <w:rPr>
+          <w:rFonts w:ascii="Times New Roman" w:hAnsi="Times New Roman" w:cs="Times New Roman"/>
+        </w:rPr>
+        <w:t>”</w:t>
+      </w:r>
+      <w:r>
+        <w:rPr>
+          <w:rFonts w:ascii="Times New Roman" w:hAnsi="Times New Roman" w:cs="Times New Roman"/>
+        </w:rPr>
+        <w:t xml:space="preserve"> and moving under protection, while tanks continue to provide direct fire and psychological effect on the battlefield.</w:t>
+      </w:r>
+      <w:r>
+        <w:rPr>
+          <w:rStyle w:val="FootnoteReference"/>
+          <w:rFonts w:ascii="Times New Roman" w:hAnsi="Times New Roman" w:cs="Times New Roman"/>
+        </w:rPr>
+        <w:footnoteReference w:id="16"/>
+      </w:r>
+      <w:r>
+        <w:rPr>
+          <w:rFonts w:ascii="Times New Roman" w:hAnsi="Times New Roman" w:cs="Times New Roman"/>
+        </w:rPr>
+        <w:t xml:space="preserve"> The argument is </w:t>
+      </w:r>
+      <w:r>
+        <w:rPr>
+          <w:rFonts w:ascii="Times New Roman" w:hAnsi="Times New Roman" w:cs="Times New Roman"/>
+        </w:rPr>
+        <w:t>that</w:t>
+      </w:r>
+      <w:r>
+        <w:rPr>
+          <w:rFonts w:ascii="Times New Roman" w:hAnsi="Times New Roman" w:cs="Times New Roman"/>
+        </w:rPr>
+        <w:t xml:space="preserve"> vehicle design is not the </w:t>
+      </w:r>
+      <w:r>
+        <w:rPr>
+          <w:rFonts w:ascii="Times New Roman" w:hAnsi="Times New Roman" w:cs="Times New Roman"/>
+        </w:rPr>
+        <w:t>organising</w:t>
+      </w:r>
+      <w:r>
+        <w:rPr>
+          <w:rFonts w:ascii="Times New Roman" w:hAnsi="Times New Roman" w:cs="Times New Roman"/>
+        </w:rPr>
+        <w:t xml:space="preserve"> constraint for all infantry forces.</w:t>
+      </w:r>
+    </w:p>
+    <w:p>
+      <w:pPr>
+        <w:spacing w:line="360" w:lineRule="auto"/>
+        <w:rPr>
+          <w:rFonts w:ascii="Times New Roman" w:hAnsi="Times New Roman" w:cs="Times New Roman"/>
+        </w:rPr>
+      </w:pPr>
       <w:r>
         <w:rPr>
           <w:rFonts w:ascii="Times New Roman" w:hAnsi="Times New Roman" w:cs="Times New Roman"/>
         </w:rPr>
         <w:lastRenderedPageBreak/>
-        <w:t xml:space="preserve">adapting to uncrewed systems (UxS, with x denoting the operating domain), </w:t>
-      </w:r>
-      <w:r>
-        <w:rPr>
-          <w:rFonts w:ascii="Times New Roman" w:hAnsi="Times New Roman" w:cs="Times New Roman"/>
-        </w:rPr>
-        <w:t xml:space="preserve">Ireland risks preserving yesterday’s force without a credible theory of victory for future conflict. Any force arriving by sea or air must be contested on land; that task falls primarily to light infantry. That makes the section </w:t>
-      </w:r>
-      <w:r>
-        <w:rPr>
-          <w:rFonts w:ascii="Times New Roman" w:hAnsi="Times New Roman" w:cs="Times New Roman"/>
-        </w:rPr>
-        <w:t>a</w:t>
-      </w:r>
-      <w:r>
-        <w:rPr>
-          <w:rFonts w:ascii="Times New Roman" w:hAnsi="Times New Roman" w:cs="Times New Roman"/>
-        </w:rPr>
-        <w:t xml:space="preserve"> critical unit of analysis. </w:t>
+        <w:t xml:space="preserve">Ireland </w:t>
+      </w:r>
+      <w:r>
+        <w:rPr>
+          <w:rFonts w:ascii="Times New Roman" w:hAnsi="Times New Roman" w:cs="Times New Roman"/>
+        </w:rPr>
+        <w:t>chiefly</w:t>
+      </w:r>
+      <w:r>
+        <w:rPr>
+          <w:rFonts w:ascii="Times New Roman" w:hAnsi="Times New Roman" w:cs="Times New Roman"/>
+        </w:rPr>
+        <w:t xml:space="preserve"> </w:t>
+      </w:r>
+      <w:r>
+        <w:rPr>
+          <w:rFonts w:ascii="Times New Roman" w:hAnsi="Times New Roman" w:cs="Times New Roman"/>
+        </w:rPr>
+        <w:t xml:space="preserve">trains for 20th-century conventional warfare and the </w:t>
+      </w:r>
+      <w:r>
+        <w:rPr>
+          <w:rFonts w:ascii="Times New Roman" w:hAnsi="Times New Roman" w:cs="Times New Roman"/>
+        </w:rPr>
+        <w:t>peacekeeping</w:t>
+      </w:r>
+      <w:r>
+        <w:rPr>
+          <w:rFonts w:ascii="Times New Roman" w:hAnsi="Times New Roman" w:cs="Times New Roman"/>
+        </w:rPr>
+        <w:t xml:space="preserve"> </w:t>
+      </w:r>
+      <w:r>
+        <w:rPr>
+          <w:rFonts w:ascii="Times New Roman" w:hAnsi="Times New Roman" w:cs="Times New Roman"/>
+        </w:rPr>
+        <w:t>of the decades since</w:t>
+      </w:r>
+      <w:r>
+        <w:rPr>
+          <w:rFonts w:ascii="Times New Roman" w:hAnsi="Times New Roman" w:cs="Times New Roman"/>
+        </w:rPr>
+        <w:t xml:space="preserve">. It </w:t>
+      </w:r>
+      <w:r>
+        <w:rPr>
+          <w:rFonts w:ascii="Times New Roman" w:hAnsi="Times New Roman" w:cs="Times New Roman"/>
+        </w:rPr>
+        <w:t>un</w:t>
+      </w:r>
+      <w:r>
+        <w:rPr>
+          <w:rFonts w:ascii="Times New Roman" w:hAnsi="Times New Roman" w:cs="Times New Roman"/>
+        </w:rPr>
+        <w:t>d</w:t>
+      </w:r>
+      <w:r>
+        <w:rPr>
+          <w:rFonts w:ascii="Times New Roman" w:hAnsi="Times New Roman" w:cs="Times New Roman"/>
+        </w:rPr>
+        <w:t>ervalues</w:t>
+      </w:r>
+      <w:r>
+        <w:rPr>
+          <w:rFonts w:ascii="Times New Roman" w:hAnsi="Times New Roman" w:cs="Times New Roman"/>
+        </w:rPr>
+        <w:t xml:space="preserve"> dispersion, “infobesity”</w:t>
+      </w:r>
+      <w:r>
+        <w:rPr>
+          <w:rStyle w:val="EndnoteReference"/>
+          <w:rFonts w:ascii="Times New Roman" w:hAnsi="Times New Roman" w:cs="Times New Roman"/>
+        </w:rPr>
+        <w:footnoteReference w:id="17"/>
+      </w:r>
+      <w:r>
+        <w:rPr>
+          <w:rFonts w:ascii="Times New Roman" w:hAnsi="Times New Roman" w:cs="Times New Roman"/>
+        </w:rPr>
+        <w:t xml:space="preserve"> — the cognitive burden of sensor-rich combat — and the exposure of a section </w:t>
+      </w:r>
+      <w:r>
+        <w:rPr>
+          <w:rFonts w:ascii="Times New Roman" w:hAnsi="Times New Roman" w:cs="Times New Roman"/>
+        </w:rPr>
+        <w:t>which</w:t>
+      </w:r>
+      <w:r>
+        <w:rPr>
+          <w:rFonts w:ascii="Times New Roman" w:hAnsi="Times New Roman" w:cs="Times New Roman"/>
+        </w:rPr>
+        <w:t xml:space="preserve"> can be found and struck on a checkpoint or logistics convoy as readily as in battle. </w:t>
+      </w:r>
+      <w:r>
+        <w:rPr>
+          <w:rFonts w:ascii="Times New Roman" w:hAnsi="Times New Roman" w:cs="Times New Roman"/>
+        </w:rPr>
+        <w:t xml:space="preserve">Recent procurement largely </w:t>
+      </w:r>
+      <w:r>
+        <w:rPr>
+          <w:rFonts w:ascii="Times New Roman" w:hAnsi="Times New Roman" w:cs="Times New Roman"/>
+        </w:rPr>
+        <w:t>modernises the inherited infantry model instead</w:t>
+      </w:r>
+      <w:r>
+        <w:rPr>
+          <w:rFonts w:ascii="Times New Roman" w:hAnsi="Times New Roman" w:cs="Times New Roman"/>
+        </w:rPr>
+        <w:t xml:space="preserve"> </w:t>
+      </w:r>
+      <w:r>
+        <w:rPr>
+          <w:rFonts w:ascii="Times New Roman" w:hAnsi="Times New Roman" w:cs="Times New Roman"/>
+        </w:rPr>
+        <w:t xml:space="preserve">of </w:t>
+      </w:r>
+      <w:r>
+        <w:rPr>
+          <w:rFonts w:ascii="Times New Roman" w:hAnsi="Times New Roman" w:cs="Times New Roman"/>
+        </w:rPr>
+        <w:t>encouraging</w:t>
+      </w:r>
+      <w:r>
+        <w:rPr>
+          <w:rFonts w:ascii="Times New Roman" w:hAnsi="Times New Roman" w:cs="Times New Roman"/>
+        </w:rPr>
+        <w:t xml:space="preserve"> change</w:t>
+      </w:r>
+      <w:r>
+        <w:rPr>
+          <w:rFonts w:ascii="Times New Roman" w:hAnsi="Times New Roman" w:cs="Times New Roman"/>
+        </w:rPr>
+        <w:t>.</w:t>
+      </w:r>
+      <w:r>
+        <w:rPr>
+          <w:rStyle w:val="FootnoteReference"/>
+          <w:rFonts w:ascii="Times New Roman" w:hAnsi="Times New Roman" w:cs="Times New Roman"/>
+        </w:rPr>
+        <w:footnoteReference w:id="18"/>
+      </w:r>
+      <w:r>
+        <w:rPr>
+          <w:rFonts w:ascii="Times New Roman" w:hAnsi="Times New Roman" w:cs="Times New Roman"/>
+        </w:rPr>
+        <w:t xml:space="preserve"> Its leadership is not configured for mission command under persistent observation.</w:t>
+      </w:r>
+      <w:r>
+        <w:rPr>
+          <w:rStyle w:val="FootnoteReference"/>
+          <w:rFonts w:ascii="Times New Roman" w:hAnsi="Times New Roman" w:cs="Times New Roman"/>
+        </w:rPr>
+        <w:footnoteReference w:id="19"/>
+      </w:r>
+      <w:r>
+        <w:rPr>
+          <w:rFonts w:ascii="Times New Roman" w:hAnsi="Times New Roman" w:cs="Times New Roman"/>
+        </w:rPr>
+        <w:t xml:space="preserve"> It fields too few soldiers to carry the cognitive load, operate the new systems and remain cohesive once dispersed. Adding drones changes none of that. </w:t>
       </w:r>
     </w:p>
     <w:p>
@@ -710,581 +1266,25 @@
         <w:rPr>
           <w:rFonts w:ascii="Times New Roman" w:hAnsi="Times New Roman" w:cs="Times New Roman"/>
         </w:rPr>
-        <w:t xml:space="preserve">A force design problem exists because structure is being overtaken by the threat. Capability is sometimes reduced to equipment. It is better understood </w:t>
-      </w:r>
-      <w:r>
-        <w:rPr>
-          <w:rFonts w:ascii="Times New Roman" w:hAnsi="Times New Roman" w:cs="Times New Roman"/>
-        </w:rPr>
-        <w:t>as the integration of doctrine, organisation, training, materiel, leadership, personnel, facilities and interoperability (DOTMLPF-I)</w:t>
-      </w:r>
-      <w:r>
-        <w:rPr>
-          <w:rFonts w:ascii="Times New Roman" w:hAnsi="Times New Roman" w:cs="Times New Roman"/>
-        </w:rPr>
-        <w:t>.</w:t>
+        <w:t>These are not uniquely Irish problems and are being reconsidered elsewhere. French reform shows one solution: the vehicle acts as a mission-configurable “weapons store”, UAS is held at the platoon, anti-armour is decentralised while heavier UAS, EW and robotic</w:t>
+      </w:r>
+      <w:r>
+        <w:rPr>
+          <w:rFonts w:ascii="Times New Roman" w:hAnsi="Times New Roman" w:cs="Times New Roman"/>
+        </w:rPr>
+        <w:t>s</w:t>
+      </w:r>
+      <w:r>
+        <w:rPr>
+          <w:rFonts w:ascii="Times New Roman" w:hAnsi="Times New Roman" w:cs="Times New Roman"/>
+        </w:rPr>
+        <w:t xml:space="preserve"> remain separate.</w:t>
       </w:r>
       <w:r>
         <w:rPr>
           <w:rStyle w:val="EndnoteReference"/>
           <w:rFonts w:ascii="Times New Roman" w:hAnsi="Times New Roman" w:cs="Times New Roman"/>
         </w:rPr>
-        <w:footnoteReference w:id="12"/>
-      </w:r>
-      <w:r>
-        <w:rPr>
-          <w:rFonts w:ascii="Times New Roman" w:hAnsi="Times New Roman" w:cs="Times New Roman"/>
-        </w:rPr>
-        <w:t xml:space="preserve"> </w:t>
-      </w:r>
-      <w:r>
-        <w:rPr>
-          <w:rFonts w:ascii="Times New Roman" w:hAnsi="Times New Roman" w:cs="Times New Roman"/>
-        </w:rPr>
-        <w:t>Against that standard</w:t>
-      </w:r>
-      <w:r>
-        <w:rPr>
-          <w:rFonts w:ascii="Times New Roman" w:hAnsi="Times New Roman" w:cs="Times New Roman"/>
-        </w:rPr>
-        <w:t xml:space="preserve">, the section </w:t>
-      </w:r>
-      <w:r>
-        <w:rPr>
-          <w:rFonts w:ascii="Times New Roman" w:hAnsi="Times New Roman" w:cs="Times New Roman"/>
-        </w:rPr>
-        <w:t>fares poorly</w:t>
-      </w:r>
-      <w:r>
-        <w:rPr>
-          <w:rFonts w:ascii="Times New Roman" w:hAnsi="Times New Roman" w:cs="Times New Roman"/>
-        </w:rPr>
-        <w:t xml:space="preserve">. Its doctrine remains that of a foot-mobile light </w:t>
-      </w:r>
-      <w:r>
-        <w:rPr>
-          <w:rFonts w:ascii="Times New Roman" w:hAnsi="Times New Roman" w:cs="Times New Roman"/>
-        </w:rPr>
-        <w:t>infantry section</w:t>
-      </w:r>
-      <w:r>
-        <w:rPr>
-          <w:rFonts w:ascii="Times New Roman" w:hAnsi="Times New Roman" w:cs="Times New Roman"/>
-        </w:rPr>
-        <w:t xml:space="preserve"> — with tactics </w:t>
-      </w:r>
-      <w:r>
-        <w:rPr>
-          <w:rFonts w:ascii="Times New Roman" w:hAnsi="Times New Roman" w:cs="Times New Roman"/>
-        </w:rPr>
-        <w:t xml:space="preserve">never reconciled with </w:t>
-      </w:r>
-      <w:r>
-        <w:rPr>
-          <w:rFonts w:ascii="Times New Roman" w:hAnsi="Times New Roman" w:cs="Times New Roman"/>
-        </w:rPr>
-        <w:t>APCs</w:t>
-      </w:r>
-      <w:r>
-        <w:rPr>
-          <w:rFonts w:ascii="Times New Roman" w:hAnsi="Times New Roman" w:cs="Times New Roman"/>
-        </w:rPr>
-        <w:t>.</w:t>
-      </w:r>
-      <w:r>
-        <w:rPr>
-          <w:rStyle w:val="EndnoteReference"/>
-          <w:rFonts w:ascii="Times New Roman" w:hAnsi="Times New Roman" w:cs="Times New Roman"/>
-        </w:rPr>
-        <w:footnoteReference w:id="13"/>
-      </w:r>
-      <w:r>
-        <w:rPr>
-          <w:rFonts w:ascii="Times New Roman" w:hAnsi="Times New Roman" w:cs="Times New Roman"/>
-        </w:rPr>
-        <w:t xml:space="preserve"> Its organisation </w:t>
-      </w:r>
-      <w:r>
-        <w:rPr>
-          <w:rFonts w:ascii="Times New Roman" w:hAnsi="Times New Roman" w:cs="Times New Roman"/>
-        </w:rPr>
-        <w:t>has increasingly</w:t>
-      </w:r>
-      <w:r>
-        <w:rPr>
-          <w:rFonts w:ascii="Times New Roman" w:hAnsi="Times New Roman" w:cs="Times New Roman"/>
-        </w:rPr>
-        <w:t xml:space="preserve"> been shaped</w:t>
-      </w:r>
-      <w:r>
-        <w:rPr>
-          <w:rFonts w:ascii="Times New Roman" w:hAnsi="Times New Roman" w:cs="Times New Roman"/>
-        </w:rPr>
-        <w:t xml:space="preserve"> around vehicle capacity,</w:t>
-      </w:r>
-      <w:r>
-        <w:rPr>
-          <w:rStyle w:val="EndnoteReference"/>
-          <w:rFonts w:ascii="Times New Roman" w:hAnsi="Times New Roman" w:cs="Times New Roman"/>
-        </w:rPr>
-        <w:footnoteReference w:id="14"/>
-      </w:r>
-      <w:r>
-        <w:rPr>
-          <w:rStyle w:val="FootnoteReference"/>
-          <w:rFonts w:ascii="Times New Roman" w:hAnsi="Times New Roman" w:cs="Times New Roman"/>
-        </w:rPr>
-        <w:t xml:space="preserve"> </w:t>
-      </w:r>
-      <w:r>
-        <w:rPr>
-          <w:rFonts w:ascii="Times New Roman" w:hAnsi="Times New Roman" w:cs="Times New Roman"/>
-        </w:rPr>
-        <w:t>by</w:t>
-      </w:r>
-      <w:r>
-        <w:rPr>
-          <w:rFonts w:ascii="Times New Roman" w:hAnsi="Times New Roman" w:cs="Times New Roman"/>
-        </w:rPr>
-        <w:t xml:space="preserve"> the constraint that one section must fit one </w:t>
-      </w:r>
-      <w:r>
-        <w:rPr>
-          <w:rFonts w:ascii="Times New Roman" w:hAnsi="Times New Roman" w:cs="Times New Roman"/>
-        </w:rPr>
-        <w:t>carrier</w:t>
-      </w:r>
-      <w:r>
-        <w:rPr>
-          <w:rFonts w:ascii="Times New Roman" w:hAnsi="Times New Roman" w:cs="Times New Roman"/>
-        </w:rPr>
-        <w:t xml:space="preserve">. </w:t>
-      </w:r>
-      <w:r>
-        <w:rPr>
-          <w:rFonts w:ascii="Times New Roman" w:hAnsi="Times New Roman" w:cs="Times New Roman"/>
-        </w:rPr>
-        <w:t>That vehicle-imposed constraint should not dictate the organisation of light infantry</w:t>
-      </w:r>
-      <w:r>
-        <w:rPr>
-          <w:rFonts w:ascii="Times New Roman" w:hAnsi="Times New Roman" w:cs="Times New Roman"/>
-        </w:rPr>
-        <w:t xml:space="preserve"> —</w:t>
-      </w:r>
-      <w:r>
-        <w:rPr>
-          <w:rFonts w:ascii="Times New Roman" w:hAnsi="Times New Roman" w:cs="Times New Roman"/>
-        </w:rPr>
-        <w:t xml:space="preserve"> which can move</w:t>
-      </w:r>
-      <w:r>
-        <w:rPr>
-          <w:rFonts w:ascii="Times New Roman" w:hAnsi="Times New Roman" w:cs="Times New Roman"/>
-        </w:rPr>
-        <w:t xml:space="preserve"> in light-armour</w:t>
-      </w:r>
-      <w:r>
-        <w:rPr>
-          <w:rFonts w:ascii="Times New Roman" w:hAnsi="Times New Roman" w:cs="Times New Roman"/>
-        </w:rPr>
-        <w:t>ed vehicles, soft-skin vehicles or</w:t>
-      </w:r>
-      <w:r>
-        <w:rPr>
-          <w:rFonts w:ascii="Times New Roman" w:hAnsi="Times New Roman" w:cs="Times New Roman"/>
-        </w:rPr>
-        <w:t xml:space="preserve"> on foot</w:t>
-      </w:r>
-      <w:r>
-        <w:rPr>
-          <w:rFonts w:ascii="Times New Roman" w:hAnsi="Times New Roman" w:cs="Times New Roman"/>
-        </w:rPr>
-        <w:t xml:space="preserve">. Ultimately, </w:t>
-      </w:r>
-      <w:r>
-        <w:rPr>
-          <w:rFonts w:ascii="Times New Roman" w:hAnsi="Times New Roman" w:cs="Times New Roman"/>
-        </w:rPr>
-        <w:t xml:space="preserve">all </w:t>
-      </w:r>
-      <w:r>
-        <w:rPr>
-          <w:rFonts w:ascii="Times New Roman" w:hAnsi="Times New Roman" w:cs="Times New Roman"/>
-        </w:rPr>
-        <w:t>personnel</w:t>
-      </w:r>
-      <w:r>
-        <w:rPr>
-          <w:rFonts w:ascii="Times New Roman" w:hAnsi="Times New Roman" w:cs="Times New Roman"/>
-        </w:rPr>
-        <w:t xml:space="preserve"> are dismounted.</w:t>
-      </w:r>
-      <w:r>
-        <w:rPr>
-          <w:rFonts w:ascii="Times New Roman" w:hAnsi="Times New Roman" w:cs="Times New Roman"/>
-        </w:rPr>
-        <w:t xml:space="preserve"> </w:t>
-      </w:r>
-    </w:p>
-    <w:p>
-      <w:pPr>
-        <w:spacing w:line="360" w:lineRule="auto"/>
-        <w:rPr>
-          <w:rFonts w:ascii="Times New Roman" w:hAnsi="Times New Roman" w:cs="Times New Roman"/>
-        </w:rPr>
-      </w:pPr>
-      <w:r>
-        <w:rPr>
-          <w:rFonts w:ascii="Times New Roman" w:hAnsi="Times New Roman" w:cs="Times New Roman"/>
-        </w:rPr>
-        <w:t xml:space="preserve">Light infantry need not be organised around a single vehicle type. </w:t>
-      </w:r>
-      <w:r>
-        <w:rPr>
-          <w:rFonts w:ascii="Times New Roman" w:hAnsi="Times New Roman" w:cs="Times New Roman"/>
-        </w:rPr>
-        <w:t>Light-armoured, soft-skin and all-terrain vehicles (such as the</w:t>
-      </w:r>
-      <w:r>
-        <w:rPr>
-          <w:rFonts w:ascii="Times New Roman" w:hAnsi="Times New Roman" w:cs="Times New Roman"/>
-        </w:rPr>
-        <w:t xml:space="preserve"> ULTV</w:t>
-      </w:r>
-      <w:r>
-        <w:rPr>
-          <w:rStyle w:val="EndnoteReference"/>
-          <w:rFonts w:ascii="Times New Roman" w:hAnsi="Times New Roman" w:cs="Times New Roman"/>
-        </w:rPr>
-        <w:footnoteReference w:id="15"/>
-      </w:r>
-      <w:r>
-        <w:rPr>
-          <w:rFonts w:ascii="Times New Roman" w:hAnsi="Times New Roman" w:cs="Times New Roman"/>
-        </w:rPr>
-        <w:t>)</w:t>
-      </w:r>
-      <w:r>
-        <w:rPr>
-          <w:rFonts w:ascii="Times New Roman" w:hAnsi="Times New Roman" w:cs="Times New Roman"/>
-        </w:rPr>
-        <w:t xml:space="preserve"> </w:t>
-      </w:r>
-      <w:r>
-        <w:rPr>
-          <w:rFonts w:ascii="Times New Roman" w:hAnsi="Times New Roman" w:cs="Times New Roman"/>
-        </w:rPr>
-        <w:t>alongside electric bicycles offer different balances of protection, signature, endurance and mobility.</w:t>
-      </w:r>
-      <w:r>
-        <w:rPr>
-          <w:rFonts w:ascii="Times New Roman" w:hAnsi="Times New Roman" w:cs="Times New Roman"/>
-        </w:rPr>
-        <w:t xml:space="preserve"> </w:t>
-      </w:r>
-      <w:r>
-        <w:rPr>
-          <w:rFonts w:ascii="Times New Roman" w:hAnsi="Times New Roman" w:cs="Times New Roman"/>
-        </w:rPr>
-        <w:t xml:space="preserve">Organisation should therefore follow battlefield function. </w:t>
-      </w:r>
-      <w:r>
-        <w:rPr>
-          <w:rFonts w:ascii="Times New Roman" w:hAnsi="Times New Roman" w:cs="Times New Roman"/>
-        </w:rPr>
-        <w:t>Armoured vehicles remain essential for mobility, protected movement, casualty evacuation and s</w:t>
-      </w:r>
-      <w:r>
-        <w:rPr>
-          <w:rFonts w:ascii="Times New Roman" w:hAnsi="Times New Roman" w:cs="Times New Roman"/>
-        </w:rPr>
-        <w:t xml:space="preserve">ustainment. </w:t>
-      </w:r>
-      <w:r>
-        <w:rPr>
-          <w:rFonts w:ascii="Times New Roman" w:hAnsi="Times New Roman" w:cs="Times New Roman"/>
-        </w:rPr>
-        <w:t>Interview Participant 04 observed that</w:t>
-      </w:r>
-      <w:r>
-        <w:rPr>
-          <w:rFonts w:ascii="Times New Roman" w:hAnsi="Times New Roman" w:cs="Times New Roman"/>
-        </w:rPr>
-        <w:t xml:space="preserve"> APCs remain </w:t>
-      </w:r>
-      <w:r>
-        <w:rPr>
-          <w:rFonts w:ascii="Times New Roman" w:hAnsi="Times New Roman" w:cs="Times New Roman"/>
-        </w:rPr>
-        <w:t>“</w:t>
-      </w:r>
-      <w:r>
-        <w:rPr>
-          <w:rFonts w:ascii="Times New Roman" w:hAnsi="Times New Roman" w:cs="Times New Roman"/>
-        </w:rPr>
-        <w:t>brilliant for extracting casualties quickly</w:t>
-      </w:r>
-      <w:r>
-        <w:rPr>
-          <w:rFonts w:ascii="Times New Roman" w:hAnsi="Times New Roman" w:cs="Times New Roman"/>
-        </w:rPr>
-        <w:t>”</w:t>
-      </w:r>
-      <w:r>
-        <w:rPr>
-          <w:rFonts w:ascii="Times New Roman" w:hAnsi="Times New Roman" w:cs="Times New Roman"/>
-        </w:rPr>
-        <w:t xml:space="preserve"> and moving under protection, while tanks continue to provide direct fire and psychological effect on the battlefield.</w:t>
-      </w:r>
-      <w:r>
-        <w:rPr>
-          <w:rStyle w:val="FootnoteReference"/>
-          <w:rFonts w:ascii="Times New Roman" w:hAnsi="Times New Roman" w:cs="Times New Roman"/>
-        </w:rPr>
-        <w:footnoteReference w:id="16"/>
-      </w:r>
-      <w:r>
-        <w:rPr>
-          <w:rFonts w:ascii="Times New Roman" w:hAnsi="Times New Roman" w:cs="Times New Roman"/>
-        </w:rPr>
-        <w:t xml:space="preserve"> The argument is </w:t>
-      </w:r>
-      <w:r>
-        <w:rPr>
-          <w:rFonts w:ascii="Times New Roman" w:hAnsi="Times New Roman" w:cs="Times New Roman"/>
-        </w:rPr>
-        <w:t>that</w:t>
-      </w:r>
-      <w:r>
-        <w:rPr>
-          <w:rFonts w:ascii="Times New Roman" w:hAnsi="Times New Roman" w:cs="Times New Roman"/>
-        </w:rPr>
-        <w:t xml:space="preserve"> vehicle design is not the </w:t>
-      </w:r>
-      <w:r>
-        <w:rPr>
-          <w:rFonts w:ascii="Times New Roman" w:hAnsi="Times New Roman" w:cs="Times New Roman"/>
-        </w:rPr>
-        <w:t>organising</w:t>
-      </w:r>
-      <w:r>
-        <w:rPr>
-          <w:rFonts w:ascii="Times New Roman" w:hAnsi="Times New Roman" w:cs="Times New Roman"/>
-        </w:rPr>
-        <w:t xml:space="preserve"> constraint for all infantry forces.</w:t>
-      </w:r>
-    </w:p>
-    <w:p>
-      <w:pPr>
-        <w:spacing w:line="360" w:lineRule="auto"/>
-        <w:rPr>
-          <w:rFonts w:ascii="Times New Roman" w:hAnsi="Times New Roman" w:cs="Times New Roman"/>
-        </w:rPr>
-      </w:pPr>
-      <w:r>
-        <w:rPr>
-          <w:rFonts w:ascii="Times New Roman" w:hAnsi="Times New Roman" w:cs="Times New Roman"/>
-        </w:rPr>
-        <w:t xml:space="preserve">Ireland </w:t>
-      </w:r>
-      <w:r>
-        <w:rPr>
-          <w:rFonts w:ascii="Times New Roman" w:hAnsi="Times New Roman" w:cs="Times New Roman"/>
-        </w:rPr>
-        <w:t>chiefly</w:t>
-      </w:r>
-      <w:r>
-        <w:rPr>
-          <w:rFonts w:ascii="Times New Roman" w:hAnsi="Times New Roman" w:cs="Times New Roman"/>
-        </w:rPr>
-        <w:t xml:space="preserve"> </w:t>
-      </w:r>
-      <w:r>
-        <w:rPr>
-          <w:rFonts w:ascii="Times New Roman" w:hAnsi="Times New Roman" w:cs="Times New Roman"/>
-        </w:rPr>
-        <w:t xml:space="preserve">trains for 20th-century conventional warfare and the </w:t>
-      </w:r>
-      <w:r>
-        <w:rPr>
-          <w:rFonts w:ascii="Times New Roman" w:hAnsi="Times New Roman" w:cs="Times New Roman"/>
-        </w:rPr>
-        <w:t>peacekeeping</w:t>
-      </w:r>
-      <w:r>
-        <w:rPr>
-          <w:rFonts w:ascii="Times New Roman" w:hAnsi="Times New Roman" w:cs="Times New Roman"/>
-        </w:rPr>
-        <w:t xml:space="preserve"> </w:t>
-      </w:r>
-      <w:r>
-        <w:rPr>
-          <w:rFonts w:ascii="Times New Roman" w:hAnsi="Times New Roman" w:cs="Times New Roman"/>
-        </w:rPr>
-        <w:t>of the decades since</w:t>
-      </w:r>
-      <w:r>
-        <w:rPr>
-          <w:rFonts w:ascii="Times New Roman" w:hAnsi="Times New Roman" w:cs="Times New Roman"/>
-        </w:rPr>
-        <w:t xml:space="preserve">. It </w:t>
-      </w:r>
-      <w:r>
-        <w:rPr>
-          <w:rFonts w:ascii="Times New Roman" w:hAnsi="Times New Roman" w:cs="Times New Roman"/>
-        </w:rPr>
-        <w:t>un</w:t>
-      </w:r>
-      <w:r>
-        <w:rPr>
-          <w:rFonts w:ascii="Times New Roman" w:hAnsi="Times New Roman" w:cs="Times New Roman"/>
-        </w:rPr>
-        <w:t>d</w:t>
-      </w:r>
-      <w:r>
-        <w:rPr>
-          <w:rFonts w:ascii="Times New Roman" w:hAnsi="Times New Roman" w:cs="Times New Roman"/>
-        </w:rPr>
-        <w:t>ervalues</w:t>
-      </w:r>
-      <w:r>
-        <w:rPr>
-          <w:rFonts w:ascii="Times New Roman" w:hAnsi="Times New Roman" w:cs="Times New Roman"/>
-        </w:rPr>
-        <w:t xml:space="preserve"> dispersion, “infobesity”</w:t>
-      </w:r>
-      <w:r>
-        <w:rPr>
-          <w:rStyle w:val="EndnoteReference"/>
-          <w:rFonts w:ascii="Times New Roman" w:hAnsi="Times New Roman" w:cs="Times New Roman"/>
-        </w:rPr>
-        <w:footnoteReference w:id="17"/>
-      </w:r>
-      <w:r>
-        <w:rPr>
-          <w:rFonts w:ascii="Times New Roman" w:hAnsi="Times New Roman" w:cs="Times New Roman"/>
-        </w:rPr>
-        <w:t xml:space="preserve"> — the cognitive burden of sensor-rich combat — and the exposure of a section </w:t>
-      </w:r>
-      <w:r>
-        <w:rPr>
-          <w:rFonts w:ascii="Times New Roman" w:hAnsi="Times New Roman" w:cs="Times New Roman"/>
-        </w:rPr>
-        <w:t>which</w:t>
-      </w:r>
-      <w:r>
-        <w:rPr>
-          <w:rFonts w:ascii="Times New Roman" w:hAnsi="Times New Roman" w:cs="Times New Roman"/>
-        </w:rPr>
-        <w:t xml:space="preserve"> can be found and struck on a checkpoint or logistics convoy as readily as in battle. </w:t>
-      </w:r>
-      <w:r>
-        <w:rPr>
-          <w:rFonts w:ascii="Times New Roman" w:hAnsi="Times New Roman" w:cs="Times New Roman"/>
-        </w:rPr>
-        <w:t xml:space="preserve">Recent procurement largely </w:t>
-      </w:r>
-      <w:r>
-        <w:rPr>
-          <w:rFonts w:ascii="Times New Roman" w:hAnsi="Times New Roman" w:cs="Times New Roman"/>
-        </w:rPr>
-        <w:t xml:space="preserve">modernises the inherited </w:t>
-      </w:r>
-      <w:r>
-        <w:rPr>
-          <w:rFonts w:ascii="Times New Roman" w:hAnsi="Times New Roman" w:cs="Times New Roman"/>
-        </w:rPr>
-        <w:lastRenderedPageBreak/>
-        <w:t>infantry model instead</w:t>
-      </w:r>
-      <w:r>
-        <w:rPr>
-          <w:rFonts w:ascii="Times New Roman" w:hAnsi="Times New Roman" w:cs="Times New Roman"/>
-        </w:rPr>
-        <w:t xml:space="preserve"> </w:t>
-      </w:r>
-      <w:r>
-        <w:rPr>
-          <w:rFonts w:ascii="Times New Roman" w:hAnsi="Times New Roman" w:cs="Times New Roman"/>
-        </w:rPr>
-        <w:t xml:space="preserve">of </w:t>
-      </w:r>
-      <w:r>
-        <w:rPr>
-          <w:rFonts w:ascii="Times New Roman" w:hAnsi="Times New Roman" w:cs="Times New Roman"/>
-        </w:rPr>
-        <w:t>encouraging</w:t>
-      </w:r>
-      <w:r>
-        <w:rPr>
-          <w:rFonts w:ascii="Times New Roman" w:hAnsi="Times New Roman" w:cs="Times New Roman"/>
-        </w:rPr>
-        <w:t xml:space="preserve"> change</w:t>
-      </w:r>
-      <w:r>
-        <w:rPr>
-          <w:rFonts w:ascii="Times New Roman" w:hAnsi="Times New Roman" w:cs="Times New Roman"/>
-        </w:rPr>
-        <w:t>.</w:t>
-      </w:r>
-      <w:r>
-        <w:rPr>
-          <w:rStyle w:val="FootnoteReference"/>
-          <w:rFonts w:ascii="Times New Roman" w:hAnsi="Times New Roman" w:cs="Times New Roman"/>
-        </w:rPr>
-        <w:footnoteReference w:id="18"/>
-      </w:r>
-      <w:r>
-        <w:rPr>
-          <w:rFonts w:ascii="Times New Roman" w:hAnsi="Times New Roman" w:cs="Times New Roman"/>
-        </w:rPr>
-        <w:t xml:space="preserve"> Its leadership is not configured for mission command under persistent observation.</w:t>
-      </w:r>
-      <w:r>
-        <w:rPr>
-          <w:rStyle w:val="FootnoteReference"/>
-          <w:rFonts w:ascii="Times New Roman" w:hAnsi="Times New Roman" w:cs="Times New Roman"/>
-        </w:rPr>
-        <w:footnoteReference w:id="19"/>
-      </w:r>
-      <w:r>
-        <w:rPr>
-          <w:rFonts w:ascii="Times New Roman" w:hAnsi="Times New Roman" w:cs="Times New Roman"/>
-        </w:rPr>
-        <w:t xml:space="preserve"> It fields too few soldiers to carry the cognitive load, operate the new systems and remain cohesive once dispersed. Adding drones changes none of that. </w:t>
-      </w:r>
-    </w:p>
-    <w:p>
-      <w:pPr>
-        <w:spacing w:line="360" w:lineRule="auto"/>
-        <w:rPr>
-          <w:rFonts w:ascii="Times New Roman" w:hAnsi="Times New Roman" w:cs="Times New Roman"/>
-        </w:rPr>
-      </w:pPr>
-      <w:r>
-        <w:rPr>
-          <w:rFonts w:ascii="Times New Roman" w:hAnsi="Times New Roman" w:cs="Times New Roman"/>
-        </w:rPr>
-        <w:t>These are not uniquely Irish problems and are being reconsidered elsewhere. French reform shows one solution: the vehicle acts as a mission-configurable “weapons store”, UAS is held at the platoon, anti-armour is decentralised while heavier UAS, EW and robotic</w:t>
-      </w:r>
-      <w:r>
-        <w:rPr>
-          <w:rFonts w:ascii="Times New Roman" w:hAnsi="Times New Roman" w:cs="Times New Roman"/>
-        </w:rPr>
-        <w:t>s</w:t>
-      </w:r>
-      <w:r>
-        <w:rPr>
-          <w:rFonts w:ascii="Times New Roman" w:hAnsi="Times New Roman" w:cs="Times New Roman"/>
-        </w:rPr>
-        <w:t xml:space="preserve"> remain separate.</w:t>
-      </w:r>
-      <w:r>
-        <w:rPr>
-          <w:rStyle w:val="EndnoteReference"/>
-          <w:rFonts w:ascii="Times New Roman" w:hAnsi="Times New Roman" w:cs="Times New Roman"/>
-        </w:rPr>
         <w:footnoteReference w:id="20"/>
       </w:r>
       <w:r>
@@ -1297,7 +1297,13 @@
         <w:rPr>
           <w:rFonts w:ascii="Times New Roman" w:hAnsi="Times New Roman" w:cs="Times New Roman"/>
         </w:rPr>
-        <w:t>an armoured</w:t>
+        <w:t xml:space="preserve">an </w:t>
+      </w:r>
+      <w:r>
+        <w:rPr>
+          <w:rFonts w:ascii="Times New Roman" w:hAnsi="Times New Roman" w:cs="Times New Roman"/>
+        </w:rPr>
+        <w:t>armoured</w:t>
       </w:r>
       <w:r>
         <w:rPr>
@@ -1383,7 +1389,6 @@
       <w:r>
         <w:rPr>
           <w:rFonts w:ascii="Times New Roman" w:hAnsi="Times New Roman" w:cs="Times New Roman"/>
-          <w:highlight w:val="yellow"/>
         </w:rPr>
         <w:t xml:space="preserve">Poland's </w:t>
       </w:r>
@@ -1392,36 +1397,55 @@
           <w:rFonts w:ascii="Times New Roman" w:hAnsi="Times New Roman" w:cs="Times New Roman"/>
           <w:i/>
           <w:iCs/>
-          <w:highlight w:val="yellow"/>
         </w:rPr>
         <w:t>Model 44</w:t>
       </w:r>
       <w:r>
         <w:rPr>
           <w:rFonts w:ascii="Times New Roman" w:hAnsi="Times New Roman" w:cs="Times New Roman"/>
-          <w:highlight w:val="yellow"/>
         </w:rPr>
         <w:t xml:space="preserve"> goes further, replacing one of four manoeuvre companies with a dedicated </w:t>
       </w:r>
       <w:r>
         <w:rPr>
           <w:rFonts w:ascii="Times New Roman" w:hAnsi="Times New Roman" w:cs="Times New Roman"/>
-          <w:highlight w:val="yellow"/>
         </w:rPr>
         <w:t>UxS</w:t>
       </w:r>
       <w:r>
         <w:rPr>
           <w:rFonts w:ascii="Times New Roman" w:hAnsi="Times New Roman" w:cs="Times New Roman"/>
-          <w:highlight w:val="yellow"/>
-        </w:rPr>
-        <w:t xml:space="preserve"> company while reducing Rosomak APCs from 58 to 44.</w:t>
+        </w:rPr>
+        <w:t xml:space="preserve"> company </w:t>
+      </w:r>
+      <w:r>
+        <w:rPr>
+          <w:rFonts w:ascii="Times New Roman" w:hAnsi="Times New Roman" w:cs="Times New Roman"/>
+        </w:rPr>
+        <w:t xml:space="preserve">and reducing the battalion’s Rosomak </w:t>
+      </w:r>
+      <w:r>
+        <w:rPr>
+          <w:rFonts w:ascii="Times New Roman" w:hAnsi="Times New Roman" w:cs="Times New Roman"/>
+        </w:rPr>
+        <w:t>APCs</w:t>
+      </w:r>
+      <w:r>
+        <w:rPr>
+          <w:rFonts w:ascii="Times New Roman" w:hAnsi="Times New Roman" w:cs="Times New Roman"/>
+        </w:rPr>
+        <w:t xml:space="preserve"> from 58 to 44</w:t>
+      </w:r>
+      <w:r>
+        <w:rPr>
+          <w:rFonts w:ascii="Times New Roman" w:hAnsi="Times New Roman" w:cs="Times New Roman"/>
+        </w:rPr>
+        <w:t>.</w:t>
       </w:r>
       <w:r>
         <w:rPr>
           <w:rStyle w:val="FootnoteReference"/>
           <w:rFonts w:ascii="Times New Roman" w:hAnsi="Times New Roman" w:cs="Times New Roman"/>
-          <w:highlight w:val="yellow"/>
         </w:rPr>
         <w:footnoteReference w:id="22"/>
       </w:r>
@@ -1441,7 +1465,13 @@
         <w:rPr>
           <w:rFonts w:ascii="Times New Roman" w:hAnsi="Times New Roman" w:cs="Times New Roman"/>
         </w:rPr>
-        <w:t xml:space="preserve">adaptation remains uneven. </w:t>
+        <w:t>adaptation remains uneven</w:t>
+      </w:r>
+      <w:r>
+        <w:rPr>
+          <w:rFonts w:ascii="Times New Roman" w:hAnsi="Times New Roman" w:cs="Times New Roman"/>
+        </w:rPr>
+        <w:t xml:space="preserve">. </w:t>
       </w:r>
       <w:r>
         <w:rPr>
@@ -1514,7 +1544,14 @@
         <w:rPr>
           <w:rFonts w:ascii="Times New Roman" w:hAnsi="Times New Roman" w:cs="Times New Roman"/>
         </w:rPr>
-        <w:t xml:space="preserve"> that integrating drones is easier than adapting to the implications of persistent observation. The challenge is to redesign the infantry section around the modern battlespace.</w:t>
+        <w:t xml:space="preserve"> that integrating drones is easier than </w:t>
+      </w:r>
+      <w:r>
+        <w:rPr>
+          <w:rFonts w:ascii="Times New Roman" w:hAnsi="Times New Roman" w:cs="Times New Roman"/>
+        </w:rPr>
+        <w:lastRenderedPageBreak/>
+        <w:t>adapting to the implications of persistent observation. The challenge is to redesign the infantry section around the modern battlespace.</w:t>
       </w:r>
       <w:r>
         <w:rPr>
@@ -1541,7 +1578,6 @@
         <w:rPr>
           <w:rFonts w:ascii="Times New Roman" w:hAnsi="Times New Roman" w:cs="Times New Roman"/>
         </w:rPr>
-        <w:lastRenderedPageBreak/>
         <w:t xml:space="preserve">Low-cost </w:t>
       </w:r>
       <w:r>
@@ -2599,7 +2635,14 @@
           <w:rFonts w:ascii="Times New Roman" w:eastAsia="Aptos" w:hAnsi="Times New Roman" w:cs="Times New Roman"/>
           <w:lang w:val="en-US"/>
         </w:rPr>
-        <w:t xml:space="preserve"> Militaries have repeatedly mistaken new technology for additive equipment, adapting existing structures rather than reconsidering them.</w:t>
+        <w:t xml:space="preserve"> Militaries have repeatedly mistaken new </w:t>
+      </w:r>
+      <w:r>
+        <w:rPr>
+          <w:rFonts w:ascii="Times New Roman" w:eastAsia="Aptos" w:hAnsi="Times New Roman" w:cs="Times New Roman"/>
+          <w:lang w:val="en-US"/>
+        </w:rPr>
+        <w:t>technology for additive equipment, adapting existing structures rather than reconsidering them.</w:t>
       </w:r>
       <w:r>
         <w:rPr>
@@ -2619,71 +2662,8 @@
       <w:r>
         <w:rPr>
           <w:rFonts w:ascii="Times New Roman" w:eastAsia="Aptos" w:hAnsi="Times New Roman" w:cs="Times New Roman"/>
-          <w:highlight w:val="yellow"/>
-        </w:rPr>
-        <w:t>This</w:t>
-      </w:r>
-      <w:r>
-        <w:rPr>
-          <w:rFonts w:ascii="Times New Roman" w:eastAsia="Aptos" w:hAnsi="Times New Roman" w:cs="Times New Roman"/>
-          <w:highlight w:val="yellow"/>
-        </w:rPr>
-        <w:t xml:space="preserve"> is not unprecedented. </w:t>
-      </w:r>
-      <w:r>
-        <w:rPr>
-          <w:rFonts w:ascii="Times New Roman" w:eastAsia="Aptos" w:hAnsi="Times New Roman" w:cs="Times New Roman"/>
-          <w:highlight w:val="yellow"/>
-        </w:rPr>
-        <w:t>Prior to Operation Overlord</w:t>
-      </w:r>
-      <w:r>
-        <w:rPr>
-          <w:rFonts w:ascii="Times New Roman" w:eastAsia="Aptos" w:hAnsi="Times New Roman" w:cs="Times New Roman"/>
-          <w:highlight w:val="yellow"/>
-        </w:rPr>
-        <w:t>, Allied planners recognised that bocage terrain would frustrate conventional manoeuvre</w:t>
-      </w:r>
-      <w:r>
-        <w:rPr>
-          <w:rFonts w:ascii="Times New Roman" w:eastAsia="Aptos" w:hAnsi="Times New Roman" w:cs="Times New Roman"/>
-          <w:highlight w:val="yellow"/>
-        </w:rPr>
-        <w:t>. However,</w:t>
-      </w:r>
-      <w:r>
-        <w:rPr>
-          <w:rFonts w:ascii="Times New Roman" w:eastAsia="Aptos" w:hAnsi="Times New Roman" w:cs="Times New Roman"/>
-          <w:highlight w:val="yellow"/>
-        </w:rPr>
-        <w:t xml:space="preserve"> many formations entered the campaign with rigid, centrally directed tactics and imperfect infantry–armour integration. </w:t>
-      </w:r>
-      <w:r>
-        <w:rPr>
-          <w:rFonts w:ascii="Times New Roman" w:eastAsia="Aptos" w:hAnsi="Times New Roman" w:cs="Times New Roman"/>
-          <w:highlight w:val="yellow"/>
-        </w:rPr>
-        <w:t xml:space="preserve">German success rested </w:t>
-      </w:r>
-      <w:r>
-        <w:rPr>
-          <w:rFonts w:ascii="Times New Roman" w:eastAsia="Aptos" w:hAnsi="Times New Roman" w:cs="Times New Roman"/>
-          <w:highlight w:val="yellow"/>
-        </w:rPr>
-        <w:t>largely</w:t>
-      </w:r>
-      <w:r>
-        <w:rPr>
-          <w:rFonts w:ascii="Times New Roman" w:eastAsia="Aptos" w:hAnsi="Times New Roman" w:cs="Times New Roman"/>
-          <w:highlight w:val="yellow"/>
-        </w:rPr>
-        <w:t xml:space="preserve"> on decentralised initiative, infiltration and habitual combined-arms cooperation</w:t>
-      </w:r>
-      <w:r>
-        <w:rPr>
-          <w:rFonts w:ascii="Times New Roman" w:eastAsia="Aptos" w:hAnsi="Times New Roman" w:cs="Times New Roman"/>
-        </w:rPr>
-        <w:t>.</w:t>
+        </w:rPr>
+        <w:t>The failure is not new. Before Operation Overlord, Allied planners recognised that the bocage would frustrate conventional manoeuvre. Many formations nevertheless entered the campaign with rigid, centrally directed tactics and weak infantry–armour integration. German tactical effectiveness owed much to decentralised initiative, infiltration and habitual combined-arms cooperation.</w:t>
       </w:r>
       <w:r>
         <w:rPr>
@@ -2723,7 +2703,14 @@
           <w:rFonts w:ascii="Times New Roman" w:eastAsia="Aptos" w:hAnsi="Times New Roman" w:cs="Times New Roman"/>
           <w:lang w:val="en-US"/>
         </w:rPr>
-        <w:t xml:space="preserve"> Ireland’s forces are already personnel- and resource-constrained.</w:t>
+        <w:t xml:space="preserve"> Ireland’s</w:t>
+      </w:r>
+      <w:r>
+        <w:rPr>
+          <w:rFonts w:ascii="Times New Roman" w:eastAsia="Aptos" w:hAnsi="Times New Roman" w:cs="Times New Roman"/>
+          <w:lang w:val="en-US"/>
+        </w:rPr>
+        <w:t xml:space="preserve"> forces are already personnel- and resource-constrained.</w:t>
       </w:r>
       <w:r>
         <w:rPr>
@@ -2951,17 +2938,15 @@
         <w:rPr>
           <w:rFonts w:ascii="Times New Roman" w:eastAsia="Times New Roman" w:hAnsi="Times New Roman" w:cs="Times New Roman"/>
           <w:kern w:val="0"/>
-          <w:highlight w:val="yellow"/>
-          <w14:ligatures w14:val="none"/>
-        </w:rPr>
-        <w:t>Poland has coupled UxS procurement with a dedicated inspectorate, military-wide operator training, unit-level manufacture and modification, and formal links between units, research institutions and industry.</w:t>
+          <w14:ligatures w14:val="none"/>
+        </w:rPr>
+        <w:t>Poland has coupled UxS procurement with a dedicated inspectorate, military-wide operator training, unit-level production and modification, and formal links among units, research institutions and industry.</w:t>
       </w:r>
       <w:r>
         <w:rPr>
           <w:rStyle w:val="FootnoteReference"/>
           <w:rFonts w:ascii="Times New Roman" w:eastAsia="Times New Roman" w:hAnsi="Times New Roman" w:cs="Times New Roman"/>
           <w:kern w:val="0"/>
-          <w:highlight w:val="yellow"/>
           <w14:ligatures w14:val="none"/>
         </w:rPr>
         <w:footnoteReference w:id="45"/>
@@ -4587,7 +4572,47 @@
           <w:sz w:val="16"/>
           <w:szCs w:val="16"/>
         </w:rPr>
-        <w:t>, YouTube video, 2025, 13:17–17:50, https://www.youtube.com/watch?v=-KSk4eAuYMM, accessed March 8, 2026.</w:t>
+        <w:t>, YouTube video, 2025, 13:17–17:50, https://www.youtube.com/watch?v=-KSk4eAuYMM, accessed March 8, 2026</w:t>
+      </w:r>
+      <w:r>
+        <w:rPr>
+          <w:rFonts w:ascii="Times New Roman" w:hAnsi="Times New Roman" w:cs="Times New Roman"/>
+          <w:sz w:val="16"/>
+          <w:szCs w:val="16"/>
+        </w:rPr>
+        <w:t xml:space="preserve">; </w:t>
+      </w:r>
+      <w:r>
+        <w:rPr>
+          <w:rFonts w:ascii="Times New Roman" w:hAnsi="Times New Roman" w:cs="Times New Roman"/>
+          <w:sz w:val="16"/>
+          <w:szCs w:val="16"/>
+        </w:rPr>
+        <w:t>Russian Ministry of Defence, “The Yuzhnaya Group’s Drones Aimed Artillery at Hostile Positions and Ensured Fire Adjustment,” Telegram, 2026, https://t.me/mod_russia_en/26204, accessed March 25, 2026.</w:t>
+      </w:r>
+      <w:r>
+        <w:rPr>
+          <w:rFonts w:ascii="Times New Roman" w:hAnsi="Times New Roman" w:cs="Times New Roman"/>
+          <w:sz w:val="16"/>
+          <w:szCs w:val="16"/>
+        </w:rPr>
+        <w:t xml:space="preserve"> </w:t>
+      </w:r>
+      <w:r>
+        <w:rPr>
+          <w:rFonts w:ascii="Times New Roman" w:hAnsi="Times New Roman" w:cs="Times New Roman"/>
+          <w:sz w:val="16"/>
+          <w:szCs w:val="16"/>
+        </w:rPr>
+        <w:t>All belligerent-produced combat footage and social-media material cited in this article is treated as partial and success-biased. It is used to demonstrate the occurrence of the tactical behaviour depicted, not to establish its prevalence or overall effectiveness</w:t>
+      </w:r>
+      <w:r>
+        <w:rPr>
+          <w:rFonts w:ascii="Times New Roman" w:hAnsi="Times New Roman" w:cs="Times New Roman"/>
+          <w:sz w:val="16"/>
+          <w:szCs w:val="16"/>
+        </w:rPr>
+        <w:t>.</w:t>
       </w:r>
     </w:p>
   </w:footnote>
@@ -4617,6 +4642,22 @@
           <w:szCs w:val="16"/>
         </w:rPr>
         <w:t xml:space="preserve"> </w:t>
+      </w:r>
+      <w:r>
+        <w:rPr>
+          <w:rFonts w:ascii="Times New Roman" w:hAnsi="Times New Roman" w:cs="Times New Roman"/>
+          <w:sz w:val="16"/>
+          <w:szCs w:val="16"/>
+        </w:rPr>
+        <w:t>National Guard of Russia, “Операторы БПЛА ‘Стальной’ бригады Росгвардии уничтожили боевиков ВСУ в Харьковской области” (“UAV Operators of Rosgvardiya’s ‘Steel’ Brigade Destroyed Ukrainian Fighters in Kharkiv Oblast”), Telegram, 2025, https://t.me/RosgvardOfficial/11013, accessed March 9, 2026</w:t>
+      </w:r>
+      <w:r>
+        <w:rPr>
+          <w:rFonts w:ascii="Times New Roman" w:hAnsi="Times New Roman" w:cs="Times New Roman"/>
+          <w:sz w:val="16"/>
+          <w:szCs w:val="16"/>
+        </w:rPr>
+        <w:t xml:space="preserve">; </w:t>
       </w:r>
       <w:r>
         <w:rPr>

--- a/Essays/Opportunity_is_not_capability.docx
+++ b/Essays/Opportunity_is_not_capability.docx
@@ -1422,19 +1422,7 @@
         <w:rPr>
           <w:rFonts w:ascii="Times New Roman" w:hAnsi="Times New Roman" w:cs="Times New Roman"/>
         </w:rPr>
-        <w:t xml:space="preserve">and reducing the battalion’s Rosomak </w:t>
-      </w:r>
-      <w:r>
-        <w:rPr>
-          <w:rFonts w:ascii="Times New Roman" w:hAnsi="Times New Roman" w:cs="Times New Roman"/>
-        </w:rPr>
-        <w:t>APCs</w:t>
-      </w:r>
-      <w:r>
-        <w:rPr>
-          <w:rFonts w:ascii="Times New Roman" w:hAnsi="Times New Roman" w:cs="Times New Roman"/>
-        </w:rPr>
-        <w:t xml:space="preserve"> from 58 to 44</w:t>
+        <w:t>and reducing the battalion’s Rosomak APCs from 58 to 44</w:t>
       </w:r>
       <w:r>
         <w:rPr>
@@ -1807,6 +1795,30 @@
         </w:rPr>
         <w:t xml:space="preserve">he attacker must still mass to break through, yet massing is exactly what persistent observation punishes most. </w:t>
       </w:r>
+      <w:r>
+        <w:rPr>
+          <w:rFonts w:ascii="Times New Roman" w:hAnsi="Times New Roman" w:cs="Times New Roman"/>
+        </w:rPr>
+        <w:t xml:space="preserve">The following thesis-derived </w:t>
+      </w:r>
+      <w:r>
+        <w:rPr>
+          <w:rFonts w:ascii="Times New Roman" w:hAnsi="Times New Roman" w:cs="Times New Roman"/>
+        </w:rPr>
+        <w:t>analysis</w:t>
+      </w:r>
+      <w:r>
+        <w:rPr>
+          <w:rFonts w:ascii="Times New Roman" w:hAnsi="Times New Roman" w:cs="Times New Roman"/>
+        </w:rPr>
+        <w:t xml:space="preserve"> illustrates t</w:t>
+      </w:r>
+      <w:r>
+        <w:rPr>
+          <w:rFonts w:ascii="Times New Roman" w:hAnsi="Times New Roman" w:cs="Times New Roman"/>
+        </w:rPr>
+        <w:t>hat cost asymmetry.</w:t>
+      </w:r>
     </w:p>
     <w:p>
       <w:pPr>
@@ -1886,7 +1898,19 @@
         <w:rPr>
           <w:rFonts w:ascii="Times New Roman" w:hAnsi="Times New Roman" w:cs="Times New Roman"/>
         </w:rPr>
-        <w:t xml:space="preserve">Javelin kills with higher confidence; FPV-OWADs need </w:t>
+        <w:t xml:space="preserve">Javelin kills with higher confidence; </w:t>
+      </w:r>
+      <w:r>
+        <w:rPr>
+          <w:rFonts w:ascii="Times New Roman" w:hAnsi="Times New Roman" w:cs="Times New Roman"/>
+        </w:rPr>
+        <w:t xml:space="preserve">depending on their payload size, </w:t>
+      </w:r>
+      <w:r>
+        <w:rPr>
+          <w:rFonts w:ascii="Times New Roman" w:hAnsi="Times New Roman" w:cs="Times New Roman"/>
+        </w:rPr>
+        <w:t xml:space="preserve">FPV-OWADs need </w:t>
       </w:r>
       <w:r>
         <w:rPr>
@@ -1916,7 +1940,13 @@
         <w:rPr>
           <w:rFonts w:ascii="Times New Roman" w:hAnsi="Times New Roman" w:cs="Times New Roman"/>
         </w:rPr>
-        <w:t>but can immobilise</w:t>
+        <w:t>to</w:t>
+      </w:r>
+      <w:r>
+        <w:rPr>
+          <w:rFonts w:ascii="Times New Roman" w:hAnsi="Times New Roman" w:cs="Times New Roman"/>
+        </w:rPr>
+        <w:t xml:space="preserve"> immobilise</w:t>
       </w:r>
       <w:r>
         <w:rPr>
@@ -1934,13 +1964,67 @@
         <w:rPr>
           <w:rFonts w:ascii="Times New Roman" w:hAnsi="Times New Roman" w:cs="Times New Roman"/>
         </w:rPr>
-        <w:t xml:space="preserve"> for follow-on fires at far greater range. </w:t>
-      </w:r>
-      <w:r>
-        <w:rPr>
-          <w:rFonts w:ascii="Times New Roman" w:hAnsi="Times New Roman" w:cs="Times New Roman"/>
-        </w:rPr>
-        <w:t xml:space="preserve">The direction is unambiguous: FPV-OWADs can no longer be ignored. </w:t>
+        <w:t xml:space="preserve"> for follow-on fires </w:t>
+      </w:r>
+      <w:r>
+        <w:rPr>
+          <w:rFonts w:ascii="Times New Roman" w:hAnsi="Times New Roman" w:cs="Times New Roman"/>
+        </w:rPr>
+        <w:t xml:space="preserve">— </w:t>
+      </w:r>
+      <w:r>
+        <w:rPr>
+          <w:rFonts w:ascii="Times New Roman" w:hAnsi="Times New Roman" w:cs="Times New Roman"/>
+        </w:rPr>
+        <w:t>delivering e</w:t>
+      </w:r>
+      <w:r>
+        <w:rPr>
+          <w:rFonts w:ascii="Times New Roman" w:hAnsi="Times New Roman" w:cs="Times New Roman"/>
+        </w:rPr>
+        <w:t xml:space="preserve">ffect </w:t>
+      </w:r>
+      <w:r>
+        <w:rPr>
+          <w:rFonts w:ascii="Times New Roman" w:hAnsi="Times New Roman" w:cs="Times New Roman"/>
+        </w:rPr>
+        <w:t>at far greater range</w:t>
+      </w:r>
+      <w:r>
+        <w:rPr>
+          <w:rFonts w:ascii="Times New Roman" w:hAnsi="Times New Roman" w:cs="Times New Roman"/>
+        </w:rPr>
+        <w:t>s</w:t>
+      </w:r>
+      <w:r>
+        <w:rPr>
+          <w:rFonts w:ascii="Times New Roman" w:hAnsi="Times New Roman" w:cs="Times New Roman"/>
+        </w:rPr>
+        <w:t xml:space="preserve"> than Javelin</w:t>
+      </w:r>
+      <w:r>
+        <w:rPr>
+          <w:rFonts w:ascii="Times New Roman" w:hAnsi="Times New Roman" w:cs="Times New Roman"/>
+        </w:rPr>
+        <w:t xml:space="preserve">. </w:t>
+      </w:r>
+      <w:r>
+        <w:rPr>
+          <w:rFonts w:ascii="Times New Roman" w:hAnsi="Times New Roman" w:cs="Times New Roman"/>
+        </w:rPr>
+        <w:t xml:space="preserve">The direction is </w:t>
+      </w:r>
+      <w:r>
+        <w:rPr>
+          <w:rFonts w:ascii="Times New Roman" w:hAnsi="Times New Roman" w:cs="Times New Roman"/>
+        </w:rPr>
+        <w:t>unmistakable</w:t>
+      </w:r>
+      <w:r>
+        <w:rPr>
+          <w:rFonts w:ascii="Times New Roman" w:hAnsi="Times New Roman" w:cs="Times New Roman"/>
+        </w:rPr>
+        <w:t xml:space="preserve">: FPV-OWADs can no longer be ignored. </w:t>
       </w:r>
     </w:p>
     <w:p>
@@ -2422,6 +2506,30 @@
         </w:rPr>
         <w:t>.</w:t>
       </w:r>
+      <w:r>
+        <w:rPr>
+          <w:rFonts w:ascii="Times New Roman" w:hAnsi="Times New Roman" w:cs="Times New Roman"/>
+        </w:rPr>
+        <w:t xml:space="preserve"> </w:t>
+      </w:r>
+      <w:r>
+        <w:rPr>
+          <w:rFonts w:ascii="Times New Roman" w:hAnsi="Times New Roman" w:cs="Times New Roman"/>
+        </w:rPr>
+        <w:t>The detailed tactical case is developed in the underlying thesis and companion An Cósantóir article</w:t>
+      </w:r>
+      <w:r>
+        <w:rPr>
+          <w:rFonts w:ascii="Times New Roman" w:hAnsi="Times New Roman" w:cs="Times New Roman"/>
+        </w:rPr>
+        <w:t>s</w:t>
+      </w:r>
+      <w:r>
+        <w:rPr>
+          <w:rFonts w:ascii="Times New Roman" w:hAnsi="Times New Roman" w:cs="Times New Roman"/>
+        </w:rPr>
+        <w:t>.</w:t>
+      </w:r>
     </w:p>
     <w:p>
       <w:pPr>
@@ -3858,6 +3966,7 @@
           <w:lang w:val="en-US"/>
           <w14:ligatures w14:val="none"/>
         </w:rPr>
+        <w:lastRenderedPageBreak/>
         <w:t xml:space="preserve">This leads to the next potential constraint, </w:t>
       </w:r>
       <w:r>
@@ -3885,17 +3994,7 @@
           <w:lang w:val="en-US"/>
           <w14:ligatures w14:val="none"/>
         </w:rPr>
-        <w:t xml:space="preserve">This is properly understood as a feature of specific functions rather than of a platform as a whole. Ireland's own working definition — </w:t>
-      </w:r>
-      <w:r>
-        <w:rPr>
-          <w:rFonts w:ascii="Times New Roman" w:eastAsia="Times New Roman" w:hAnsi="Times New Roman" w:cs="Times New Roman"/>
-          <w:kern w:val="0"/>
-          <w:lang w:val="en-US"/>
-          <w14:ligatures w14:val="none"/>
-        </w:rPr>
-        <w:lastRenderedPageBreak/>
-        <w:t>that an autonomous weapon system selects and engages targets without human intervention after activation — makes the point: UxS are not autonomous weapons merely because no pilot is on board.</w:t>
+        <w:t>This is properly understood as a feature of specific functions rather than of a platform as a whole. Ireland's own working definition — that an autonomous weapon system selects and engages targets without human intervention after activation — makes the point: UxS are not autonomous weapons merely because no pilot is on board.</w:t>
       </w:r>
       <w:r>
         <w:rPr>
@@ -4098,7 +4197,17 @@
           <w:lang w:val="en-US"/>
           <w14:ligatures w14:val="none"/>
         </w:rPr>
-        <w:t xml:space="preserve"> Systems which preserve demonstrable human control over target selection and engagement sit within Ireland's stated position. Building trust through legal review, ethical assessment and public explanation must therefore run through capability development from requirement-setting to fielding.</w:t>
+        <w:t xml:space="preserve"> Systems which preserve demonstrable human control over target selection and engagement sit within Ireland's stated position. Building trust through legal </w:t>
+      </w:r>
+      <w:r>
+        <w:rPr>
+          <w:rFonts w:ascii="Times New Roman" w:eastAsia="Times New Roman" w:hAnsi="Times New Roman" w:cs="Times New Roman"/>
+          <w:kern w:val="0"/>
+          <w:lang w:val="en-US"/>
+          <w14:ligatures w14:val="none"/>
+        </w:rPr>
+        <w:lastRenderedPageBreak/>
+        <w:t>review, ethical assessment and public explanation must therefore run through capability development from requirement-setting to fielding.</w:t>
       </w:r>
     </w:p>
     <w:p>
@@ -4119,7 +4228,6 @@
           <w:lang w:val="en-US"/>
           <w14:ligatures w14:val="none"/>
         </w:rPr>
-        <w:lastRenderedPageBreak/>
         <w:t xml:space="preserve">Success is evaluated using the same DOTMLPF-I framework applied earlier. A materiel-heavy profile — equipment acquired without corresponding doctrine, organisation, training, personnel, leadership and sustainment — would show that Ireland had purchased technology without building </w:t>
       </w:r>
       <w:r>
@@ -4360,6 +4468,7 @@
         <w:rPr>
           <w:rFonts w:ascii="Times New Roman" w:hAnsi="Times New Roman" w:cs="Times New Roman"/>
         </w:rPr>
+        <w:lastRenderedPageBreak/>
         <w:t xml:space="preserve">If </w:t>
       </w:r>
       <w:r>
@@ -4840,15 +4949,7 @@
           <w:sz w:val="16"/>
           <w:szCs w:val="16"/>
         </w:rPr>
-        <w:t xml:space="preserve"> </w:t>
-      </w:r>
-      <w:r>
-        <w:rPr>
-          <w:rFonts w:ascii="Times New Roman" w:hAnsi="Times New Roman" w:cs="Times New Roman"/>
-          <w:sz w:val="16"/>
-          <w:szCs w:val="16"/>
-        </w:rPr>
-        <w:t>Azov Media, “Там вже немає кого добивати” (“There Is No One Left to Finish Off There”), Telegram, 2024, https://t.me/azov_media/5863, accessed March 9, 2026</w:t>
+        <w:t xml:space="preserve"> Azov Media, “Там вже немає кого добивати” (“There Is No One Left to Finish Off There”), Telegram, 2024, https://t.me/azov_media/5863, accessed March 9, 2026</w:t>
       </w:r>
       <w:r>
         <w:rPr>
@@ -5724,15 +5825,7 @@
           <w:sz w:val="16"/>
           <w:szCs w:val="16"/>
         </w:rPr>
-        <w:t>;</w:t>
-      </w:r>
-      <w:r>
-        <w:rPr>
-          <w:rFonts w:ascii="Times New Roman" w:hAnsi="Times New Roman" w:cs="Times New Roman"/>
-          <w:sz w:val="16"/>
-          <w:szCs w:val="16"/>
-        </w:rPr>
-        <w:t xml:space="preserve"> </w:t>
+        <w:t xml:space="preserve">; </w:t>
       </w:r>
       <w:r>
         <w:rPr>
@@ -5995,15 +6088,7 @@
           <w:sz w:val="16"/>
           <w:szCs w:val="16"/>
         </w:rPr>
-        <w:t xml:space="preserve"> </w:t>
-      </w:r>
-      <w:r>
-        <w:rPr>
-          <w:rFonts w:ascii="Times New Roman" w:hAnsi="Times New Roman" w:cs="Times New Roman"/>
-          <w:sz w:val="16"/>
-          <w:szCs w:val="16"/>
-        </w:rPr>
-        <w:t xml:space="preserve">Marcin Ogdowski, "Model 44. Batalion przyszłości już na poligonie," </w:t>
+        <w:t xml:space="preserve"> Marcin Ogdowski, "Model 44. Batalion przyszłości już na poligonie," </w:t>
       </w:r>
       <w:r>
         <w:rPr>
@@ -6267,14 +6352,83 @@
     <w:p>
       <w:pPr>
         <w:pStyle w:val="FootnoteText"/>
+        <w:rPr>
+          <w:rFonts w:ascii="Times New Roman" w:hAnsi="Times New Roman" w:cs="Times New Roman"/>
+          <w:sz w:val="16"/>
+          <w:szCs w:val="16"/>
+        </w:rPr>
       </w:pPr>
       <w:r>
         <w:rPr>
           <w:rStyle w:val="FootnoteReference"/>
+          <w:rFonts w:ascii="Times New Roman" w:hAnsi="Times New Roman" w:cs="Times New Roman"/>
+          <w:sz w:val="16"/>
+          <w:szCs w:val="16"/>
         </w:rPr>
         <w:footnoteRef/>
       </w:r>
       <w:r>
+        <w:rPr>
+          <w:rFonts w:ascii="Times New Roman" w:hAnsi="Times New Roman" w:cs="Times New Roman"/>
+          <w:sz w:val="16"/>
+          <w:szCs w:val="16"/>
+        </w:rPr>
+        <w:t xml:space="preserve"> </w:t>
+      </w:r>
+      <w:r>
+        <w:rPr>
+          <w:rFonts w:ascii="Times New Roman" w:hAnsi="Times New Roman" w:cs="Times New Roman"/>
+          <w:sz w:val="16"/>
+          <w:szCs w:val="16"/>
+        </w:rPr>
+        <w:t xml:space="preserve">For an illustration </w:t>
+      </w:r>
+      <w:r>
+        <w:rPr>
+          <w:rFonts w:ascii="Times New Roman" w:hAnsi="Times New Roman" w:cs="Times New Roman"/>
+          <w:sz w:val="16"/>
+          <w:szCs w:val="16"/>
+        </w:rPr>
+        <w:t>evolving</w:t>
+      </w:r>
+      <w:r>
+        <w:rPr>
+          <w:rFonts w:ascii="Times New Roman" w:hAnsi="Times New Roman" w:cs="Times New Roman"/>
+          <w:sz w:val="16"/>
+          <w:szCs w:val="16"/>
+        </w:rPr>
+        <w:t xml:space="preserve"> </w:t>
+      </w:r>
+      <w:r>
+        <w:rPr>
+          <w:rFonts w:ascii="Times New Roman" w:hAnsi="Times New Roman" w:cs="Times New Roman"/>
+          <w:sz w:val="16"/>
+          <w:szCs w:val="16"/>
+        </w:rPr>
+        <w:t>tactical</w:t>
+      </w:r>
+      <w:r>
+        <w:rPr>
+          <w:rFonts w:ascii="Times New Roman" w:hAnsi="Times New Roman" w:cs="Times New Roman"/>
+          <w:sz w:val="16"/>
+          <w:szCs w:val="16"/>
+        </w:rPr>
+        <w:t xml:space="preserve"> sustainment</w:t>
+      </w:r>
+      <w:r>
+        <w:rPr>
+          <w:rFonts w:ascii="Times New Roman" w:hAnsi="Times New Roman" w:cs="Times New Roman"/>
+          <w:sz w:val="16"/>
+          <w:szCs w:val="16"/>
+        </w:rPr>
+        <w:t>, see</w:t>
+      </w:r>
+      <w:r>
+        <w:rPr>
+          <w:rFonts w:ascii="Times New Roman" w:hAnsi="Times New Roman" w:cs="Times New Roman"/>
+          <w:sz w:val="16"/>
+          <w:szCs w:val="16"/>
+        </w:rPr>
         <w:t xml:space="preserve"> </w:t>
       </w:r>
       <w:r>
@@ -6309,15 +6463,7 @@
           <w:sz w:val="16"/>
           <w:szCs w:val="16"/>
         </w:rPr>
-        <w:t>https://www.instagram.com/reel/DbF27BtCt_k/</w:t>
-      </w:r>
-      <w:r>
-        <w:rPr>
-          <w:rFonts w:ascii="Times New Roman" w:hAnsi="Times New Roman" w:cs="Times New Roman"/>
-          <w:sz w:val="16"/>
-          <w:szCs w:val="16"/>
-        </w:rPr>
-        <w:t>, a</w:t>
+        <w:t>https://www.instagram.com/reel/DbF27BtCt_k/, a</w:t>
       </w:r>
       <w:r>
         <w:rPr>
@@ -6428,7 +6574,71 @@
           <w:sz w:val="16"/>
           <w:szCs w:val="16"/>
         </w:rPr>
-        <w:t>For primary-source examples of combined-arms destruction of armoured vehicles cued by and involving drones, see Hunter UA, “Russia’s Most Advanced T-90M Tank vs. a Ukrainian FPV Drone,” X, 2023, https://x.com/UaCoins/status/1739554252912029746, accessed February 23, 2026; Ministry of Defense of Ukraine, “Bullseye! An FPV Drone Destroyed a Russian Tank, Flying Right into the Driver’s Hatch—Presidential Brigade,” X, 2024, https://x.com/DefenceU/status/1814351999875555459, accessed February 23, 2026; Sternenko, “Знищено заховану російську БМП” (“Destroyed a Concealed Russian BMP”), Telegram, 2024, https://t.me/ssternenko/24368, accessed February 23, 2026; Sternenko, “Продовження історії про відбиття дронами російського штурму під Бахмутом” (“Continuation of the Story about Repelling a Russian Assault near Bakhmut Using Drones”), Telegram, 2024, https://t.me/ssternenko/24425, accessed February 23, 2026.</w:t>
+        <w:t>For primary-source examples of drone-enabled attacks on armoured vehicles, see Ministry of Defense of Ukraine, “A Tank Was Completely Destroyed by UA Drones</w:t>
+      </w:r>
+      <w:r>
+        <w:rPr>
+          <w:rFonts w:ascii="Times New Roman" w:hAnsi="Times New Roman" w:cs="Times New Roman"/>
+          <w:sz w:val="16"/>
+          <w:szCs w:val="16"/>
+        </w:rPr>
+        <w:t xml:space="preserve"> </w:t>
+      </w:r>
+      <w:r>
+        <w:rPr>
+          <w:rFonts w:ascii="Times New Roman" w:hAnsi="Times New Roman" w:cs="Times New Roman"/>
+          <w:sz w:val="16"/>
+          <w:szCs w:val="16"/>
+        </w:rPr>
+        <w:t>—</w:t>
+      </w:r>
+      <w:r>
+        <w:rPr>
+          <w:rFonts w:ascii="Times New Roman" w:hAnsi="Times New Roman" w:cs="Times New Roman"/>
+          <w:sz w:val="16"/>
+          <w:szCs w:val="16"/>
+        </w:rPr>
+        <w:t xml:space="preserve"> </w:t>
+      </w:r>
+      <w:r>
+        <w:rPr>
+          <w:rFonts w:ascii="Times New Roman" w:hAnsi="Times New Roman" w:cs="Times New Roman"/>
+          <w:sz w:val="16"/>
+          <w:szCs w:val="16"/>
+        </w:rPr>
+        <w:t xml:space="preserve">414th UAS Brigade,” X, 2025, </w:t>
+      </w:r>
+      <w:r>
+        <w:rPr>
+          <w:rFonts w:ascii="Times New Roman" w:hAnsi="Times New Roman" w:cs="Times New Roman"/>
+          <w:sz w:val="16"/>
+          <w:szCs w:val="16"/>
+        </w:rPr>
+        <w:t>https://x.com/DefenceU/status/1887539249404064246</w:t>
+      </w:r>
+      <w:r>
+        <w:rPr>
+          <w:rFonts w:ascii="Times New Roman" w:hAnsi="Times New Roman" w:cs="Times New Roman"/>
+          <w:sz w:val="16"/>
+          <w:szCs w:val="16"/>
+        </w:rPr>
+        <w:t xml:space="preserve">; Sternenko, “Drones Repel a Russian Assault near Bakhmut,” Telegram, 2024, </w:t>
+      </w:r>
+      <w:r>
+        <w:rPr>
+          <w:rFonts w:ascii="Times New Roman" w:hAnsi="Times New Roman" w:cs="Times New Roman"/>
+          <w:sz w:val="16"/>
+          <w:szCs w:val="16"/>
+        </w:rPr>
+        <w:t>https://t.me/ssternenko/24425</w:t>
+      </w:r>
+      <w:r>
+        <w:rPr>
+          <w:rFonts w:ascii="Times New Roman" w:hAnsi="Times New Roman" w:cs="Times New Roman"/>
+          <w:sz w:val="16"/>
+          <w:szCs w:val="16"/>
+        </w:rPr>
+        <w:t>. Both accessed February 23, 2026.</w:t>
       </w:r>
     </w:p>
   </w:footnote>
@@ -6625,7 +6835,15 @@
           <w:sz w:val="16"/>
           <w:szCs w:val="16"/>
         </w:rPr>
-        <w:t>For primary-source evidence of armed UxS presenting IED and render-safe hazards, see Magyar, “Мобілізація міньйонів-посіпак ранкова, звичайна” (“Morning Mobilisation of Minion-Henchmen, Routine”), Telegram, 2022, https://t.me/robert_magyar/116, accessed March 7, 2026; Civ Division, “FPV Engineering in Late 2024,” YouTube video, 2024, https://www.youtube.com/watch?v=FVSS8Osnk_Q, accessed February 26, 2026; Civ Division, “One Full Day as a Ukrainian Drone Operator,” YouTube video, 2026, https://www.youtube.com/watch?v=KbnoxCPNTsI, accessed February 21, 2026; Civ Division, “Why War Tunnels Are the Answer Against Drones,” YouTube video, 2026, 7:30–7:37, https://www.youtube.com/watch?v=PfgZMmwrwTI, accessed February 26, 2026.</w:t>
+        <w:t>For primary-source evidence of armed UxS presenting IED and render-safe hazards, see Magyar, “Мобілізація міньйонів-посіпак ранкова, звичайна” (“Morning Mobilisation of Minion-Henchmen, Routine”), Telegram, 2022, https://t.me/robert_magyar/116, accessed March 7, 2026; Civ Division, “FPV Engineering in Late 2024,” YouTube video, 2024, https://www.youtube.com/watch?v=FVSS8Osnk_Q, accessed February 26, 2026</w:t>
+      </w:r>
+      <w:r>
+        <w:rPr>
+          <w:rFonts w:ascii="Times New Roman" w:hAnsi="Times New Roman" w:cs="Times New Roman"/>
+          <w:sz w:val="16"/>
+          <w:szCs w:val="16"/>
+        </w:rPr>
+        <w:t>.</w:t>
       </w:r>
     </w:p>
   </w:footnote>
@@ -6863,15 +7081,7 @@
           <w:sz w:val="16"/>
           <w:szCs w:val="16"/>
         </w:rPr>
-        <w:t xml:space="preserve"> </w:t>
-      </w:r>
-      <w:r>
-        <w:rPr>
-          <w:rFonts w:ascii="Times New Roman" w:hAnsi="Times New Roman" w:cs="Times New Roman"/>
-          <w:sz w:val="16"/>
-          <w:szCs w:val="16"/>
-        </w:rPr>
-        <w:t xml:space="preserve">Max Hastings, </w:t>
+        <w:t xml:space="preserve"> Max Hastings, </w:t>
       </w:r>
       <w:r>
         <w:rPr>
@@ -6889,7 +7099,47 @@
           <w:sz w:val="16"/>
           <w:szCs w:val="16"/>
         </w:rPr>
-        <w:t xml:space="preserve"> (London: Michael Joseph, 1984), chaps. 2 and 4.</w:t>
+        <w:t xml:space="preserve"> (</w:t>
+      </w:r>
+      <w:r>
+        <w:rPr>
+          <w:rFonts w:ascii="Times New Roman" w:hAnsi="Times New Roman" w:cs="Times New Roman"/>
+          <w:sz w:val="16"/>
+          <w:szCs w:val="16"/>
+        </w:rPr>
+        <w:t>New York</w:t>
+      </w:r>
+      <w:r>
+        <w:rPr>
+          <w:rFonts w:ascii="Times New Roman" w:hAnsi="Times New Roman" w:cs="Times New Roman"/>
+          <w:sz w:val="16"/>
+          <w:szCs w:val="16"/>
+        </w:rPr>
+        <w:t xml:space="preserve">: </w:t>
+      </w:r>
+      <w:r>
+        <w:rPr>
+          <w:rFonts w:ascii="Times New Roman" w:hAnsi="Times New Roman" w:cs="Times New Roman"/>
+          <w:sz w:val="16"/>
+          <w:szCs w:val="16"/>
+        </w:rPr>
+        <w:t>Simon &amp; Schuster</w:t>
+      </w:r>
+      <w:r>
+        <w:rPr>
+          <w:rFonts w:ascii="Times New Roman" w:hAnsi="Times New Roman" w:cs="Times New Roman"/>
+          <w:sz w:val="16"/>
+          <w:szCs w:val="16"/>
+        </w:rPr>
+        <w:t>, 2019</w:t>
+      </w:r>
+      <w:r>
+        <w:rPr>
+          <w:rFonts w:ascii="Times New Roman" w:hAnsi="Times New Roman" w:cs="Times New Roman"/>
+          <w:sz w:val="16"/>
+          <w:szCs w:val="16"/>
+        </w:rPr>
+        <w:t>), chaps. 2 and 4.</w:t>
       </w:r>
     </w:p>
   </w:footnote>
@@ -8649,6 +8899,37 @@
         </w:rPr>
         <w:t>, issued by the Director of Ordnance on the instruction of the Chief of Staff (Dublin: Defence Forces, April 2024), Procedure 2, internal document.</w:t>
       </w:r>
+      <w:r>
+        <w:rPr>
+          <w:sz w:val="24"/>
+          <w:szCs w:val="24"/>
+        </w:rPr>
+        <w:t xml:space="preserve"> </w:t>
+      </w:r>
+      <w:r>
+        <w:rPr>
+          <w:rFonts w:ascii="Times New Roman" w:hAnsi="Times New Roman" w:cs="Times New Roman"/>
+          <w:sz w:val="16"/>
+          <w:szCs w:val="16"/>
+        </w:rPr>
+        <w:t>For contemporary footage of R</w:t>
+      </w:r>
+      <w:r>
+        <w:rPr>
+          <w:rFonts w:ascii="Times New Roman" w:hAnsi="Times New Roman" w:cs="Times New Roman"/>
+          <w:sz w:val="16"/>
+          <w:szCs w:val="16"/>
+        </w:rPr>
+        <w:t xml:space="preserve">eacher </w:t>
+      </w:r>
+      <w:r>
+        <w:rPr>
+          <w:rFonts w:ascii="Times New Roman" w:hAnsi="Times New Roman" w:cs="Times New Roman"/>
+          <w:sz w:val="16"/>
+          <w:szCs w:val="16"/>
+        </w:rPr>
+        <w:t>see Janes, “DSEI 2015: The Irish Army’s New EOD Robot,” YouTube video, September 25, 2015, https://www.youtube.com/watch?v=HkTIPpq-zuQ, accessed August 3, 2026.</w:t>
+      </w:r>
     </w:p>
   </w:footnote>
   <w:footnote w:id="67">
@@ -8684,7 +8965,23 @@
           <w:sz w:val="16"/>
           <w:szCs w:val="16"/>
         </w:rPr>
-        <w:t xml:space="preserve">Reamda Ltd., “About,” https://reamda.com/about/, accessed July 20, 2026; Irish Defence Forces, “S2EP8 – REACHER,” </w:t>
+        <w:t>Reamda Ltd., “About,” https://reamda.com/about/, accessed July 20, 2026; Irish Defence Forces, “S2EP8 – R</w:t>
+      </w:r>
+      <w:r>
+        <w:rPr>
+          <w:rFonts w:ascii="Times New Roman" w:hAnsi="Times New Roman" w:cs="Times New Roman"/>
+          <w:sz w:val="16"/>
+          <w:szCs w:val="16"/>
+        </w:rPr>
+        <w:t>eacher</w:t>
+      </w:r>
+      <w:r>
+        <w:rPr>
+          <w:rFonts w:ascii="Times New Roman" w:hAnsi="Times New Roman" w:cs="Times New Roman"/>
+          <w:sz w:val="16"/>
+          <w:szCs w:val="16"/>
+        </w:rPr>
+        <w:t xml:space="preserve">,” </w:t>
       </w:r>
       <w:r>
         <w:rPr>
